--- a/dossier-deets-apprentissage/word/18_Emplois_du_temps_previsionnels.docx
+++ b/dossier-deets-apprentissage/word/18_Emplois_du_temps_previsionnels.docx
@@ -75,7 +75,7 @@
           <w:sz w:val="32"/>
           <w:szCs w:val="32"/>
         </w:rPr>
-        <w:t xml:space="preserve">Emplois du temps prévisionnels par certification préparée</w:t>
+        <w:t xml:space="preserve">Emplois du temps prévisionnels — Titre professionnel Manager d’établissement marchand</w:t>
       </w:r>
     </w:p>
     <w:tbl>
@@ -113,6 +113,7 @@
           <w:p>
             <w:pPr>
               <w:spacing w:after="40"/>
+              <w:jc w:val="left"/>
             </w:pPr>
             <w:r>
               <w:rPr>
@@ -139,6 +140,7 @@
           <w:p>
             <w:pPr>
               <w:spacing w:after="40"/>
+              <w:jc w:val="left"/>
             </w:pPr>
             <w:r>
               <w:rPr>
@@ -169,6 +171,7 @@
           <w:p>
             <w:pPr>
               <w:spacing w:after="40"/>
+              <w:jc w:val="left"/>
             </w:pPr>
             <w:r>
               <w:rPr>
@@ -191,6 +194,7 @@
           <w:p>
             <w:pPr>
               <w:spacing w:after="40"/>
+              <w:jc w:val="left"/>
             </w:pPr>
             <w:r>
               <w:rPr>
@@ -219,6 +223,7 @@
           <w:p>
             <w:pPr>
               <w:spacing w:after="40"/>
+              <w:jc w:val="left"/>
             </w:pPr>
             <w:r>
               <w:rPr>
@@ -242,6 +247,7 @@
           <w:p>
             <w:pPr>
               <w:spacing w:after="40"/>
+              <w:jc w:val="left"/>
             </w:pPr>
             <w:r>
               <w:rPr>
@@ -269,6 +275,7 @@
           <w:p>
             <w:pPr>
               <w:spacing w:after="40"/>
+              <w:jc w:val="left"/>
             </w:pPr>
             <w:r>
               <w:rPr>
@@ -291,12 +298,13 @@
           <w:p>
             <w:pPr>
               <w:spacing w:after="40"/>
-            </w:pPr>
-            <w:r>
-              <w:rPr>
-                <w:rFonts w:ascii="Inter" w:cs="Inter" w:eastAsia="Inter" w:hAnsi="Inter"/>
-              </w:rPr>
-              <w:t xml:space="preserve">Rythme d’alternance, calendrier de la première promotion (mars 2027 – février 2028), répartition des heures et semaines types pour chaque certification préparée.</w:t>
+              <w:jc w:val="left"/>
+            </w:pPr>
+            <w:r>
+              <w:rPr>
+                <w:rFonts w:ascii="Inter" w:cs="Inter" w:eastAsia="Inter" w:hAnsi="Inter"/>
+              </w:rPr>
+              <w:t xml:space="preserve">Rythme d’alternance, calendrier de la promotion MEM 2027-2028 (mars 2027 – février 2028), répartition des heures et semaines types.</w:t>
             </w:r>
           </w:p>
         </w:tc>
@@ -319,6 +327,7 @@
           <w:p>
             <w:pPr>
               <w:spacing w:after="40"/>
+              <w:jc w:val="left"/>
             </w:pPr>
             <w:r>
               <w:rPr>
@@ -342,6 +351,7 @@
           <w:p>
             <w:pPr>
               <w:spacing w:after="40"/>
+              <w:jc w:val="left"/>
             </w:pPr>
             <w:r>
               <w:rPr>
@@ -369,6 +379,7 @@
           <w:p>
             <w:pPr>
               <w:spacing w:after="40"/>
+              <w:jc w:val="left"/>
             </w:pPr>
             <w:r>
               <w:rPr>
@@ -391,6 +402,7 @@
           <w:p>
             <w:pPr>
               <w:spacing w:after="40"/>
+              <w:jc w:val="left"/>
             </w:pPr>
             <w:r>
               <w:rPr>
@@ -419,6 +431,7 @@
           <w:p>
             <w:pPr>
               <w:spacing w:after="40"/>
+              <w:jc w:val="left"/>
             </w:pPr>
             <w:r>
               <w:rPr>
@@ -442,6 +455,7 @@
           <w:p>
             <w:pPr>
               <w:spacing w:after="40"/>
+              <w:jc w:val="both"/>
             </w:pPr>
             <w:r>
               <w:rPr>
@@ -469,6 +483,7 @@
           <w:p>
             <w:pPr>
               <w:spacing w:after="40"/>
+              <w:jc w:val="left"/>
             </w:pPr>
             <w:r>
               <w:rPr>
@@ -491,6 +506,7 @@
           <w:p>
             <w:pPr>
               <w:spacing w:after="40"/>
+              <w:jc w:val="left"/>
             </w:pPr>
             <w:r>
               <w:rPr>
@@ -519,6 +535,7 @@
           <w:p>
             <w:pPr>
               <w:spacing w:after="40"/>
+              <w:jc w:val="left"/>
             </w:pPr>
             <w:r>
               <w:rPr>
@@ -542,6 +559,7 @@
           <w:p>
             <w:pPr>
               <w:spacing w:after="40"/>
+              <w:jc w:val="left"/>
             </w:pPr>
             <w:r>
               <w:rPr>
@@ -568,7 +586,7 @@
         <w:rPr>
           <w:rFonts w:ascii="Montserrat" w:cs="Montserrat" w:eastAsia="Montserrat" w:hAnsi="Montserrat"/>
         </w:rPr>
-        <w:t xml:space="preserve">1. Certifications préparées</w:t>
+        <w:t xml:space="preserve">1. Certification préparée</w:t>
       </w:r>
     </w:p>
     <w:tbl>
@@ -609,6 +627,7 @@
           <w:p>
             <w:pPr>
               <w:spacing w:after="40"/>
+              <w:jc w:val="left"/>
             </w:pPr>
             <w:r>
               <w:rPr>
@@ -635,6 +654,7 @@
           <w:p>
             <w:pPr>
               <w:spacing w:after="40"/>
+              <w:jc w:val="left"/>
             </w:pPr>
             <w:r>
               <w:rPr>
@@ -661,6 +681,7 @@
           <w:p>
             <w:pPr>
               <w:spacing w:after="40"/>
+              <w:jc w:val="left"/>
             </w:pPr>
             <w:r>
               <w:rPr>
@@ -687,6 +708,7 @@
           <w:p>
             <w:pPr>
               <w:spacing w:after="40"/>
+              <w:jc w:val="left"/>
             </w:pPr>
             <w:r>
               <w:rPr>
@@ -713,6 +735,7 @@
           <w:p>
             <w:pPr>
               <w:spacing w:after="40"/>
+              <w:jc w:val="left"/>
             </w:pPr>
             <w:r>
               <w:rPr>
@@ -743,6 +766,7 @@
           <w:p>
             <w:pPr>
               <w:spacing w:after="40"/>
+              <w:jc w:val="left"/>
             </w:pPr>
             <w:r>
               <w:rPr>
@@ -765,6 +789,7 @@
           <w:p>
             <w:pPr>
               <w:spacing w:after="40"/>
+              <w:jc w:val="left"/>
             </w:pPr>
             <w:r>
               <w:rPr>
@@ -787,6 +812,7 @@
           <w:p>
             <w:pPr>
               <w:spacing w:after="40"/>
+              <w:jc w:val="left"/>
             </w:pPr>
             <w:r>
               <w:rPr>
@@ -809,6 +835,7 @@
           <w:p>
             <w:pPr>
               <w:spacing w:after="40"/>
+              <w:jc w:val="left"/>
             </w:pPr>
             <w:r>
               <w:rPr>
@@ -831,384 +858,13 @@
           <w:p>
             <w:pPr>
               <w:spacing w:after="40"/>
+              <w:jc w:val="left"/>
             </w:pPr>
             <w:r>
               <w:rPr>
                 <w:rFonts w:ascii="Inter" w:cs="Inter" w:eastAsia="Inter" w:hAnsi="Inter"/>
               </w:rPr>
               <w:t xml:space="preserve">Session de validation organisée par YEBA FORMATIONS après agrément de la DEETS La Réunion</w:t>
-            </w:r>
-          </w:p>
-        </w:tc>
-      </w:tr>
-      <w:tr>
-        <w:trPr>
-          <w:cantSplit/>
-        </w:trPr>
-        <w:tc>
-          <w:tcPr>
-            <w:tcW w:type="dxa" w:w="2500"/>
-            <w:shd w:fill="EEF1F6" w:color="auto" w:val="clear"/>
-            <w:tcMar>
-              <w:top w:type="dxa" w:w="60"/>
-              <w:left w:type="dxa" w:w="90"/>
-              <w:bottom w:type="dxa" w:w="60"/>
-              <w:right w:type="dxa" w:w="90"/>
-            </w:tcMar>
-          </w:tcPr>
-          <w:p>
-            <w:pPr>
-              <w:spacing w:after="40"/>
-            </w:pPr>
-            <w:r>
-              <w:rPr>
-                <w:rFonts w:ascii="Inter" w:cs="Inter" w:eastAsia="Inter" w:hAnsi="Inter"/>
-              </w:rPr>
-              <w:t xml:space="preserve">Product Builder No-Code</w:t>
-            </w:r>
-          </w:p>
-        </w:tc>
-        <w:tc>
-          <w:tcPr>
-            <w:tcW w:type="dxa" w:w="1300"/>
-            <w:shd w:fill="EEF1F6" w:color="auto" w:val="clear"/>
-            <w:tcMar>
-              <w:top w:type="dxa" w:w="60"/>
-              <w:left w:type="dxa" w:w="90"/>
-              <w:bottom w:type="dxa" w:w="60"/>
-              <w:right w:type="dxa" w:w="90"/>
-            </w:tcMar>
-          </w:tcPr>
-          <w:p>
-            <w:pPr>
-              <w:spacing w:after="40"/>
-            </w:pPr>
-            <w:r>
-              <w:rPr>
-                <w:rFonts w:ascii="Inter" w:cs="Inter" w:eastAsia="Inter" w:hAnsi="Inter"/>
-              </w:rPr>
-              <w:t xml:space="preserve">RNCP 39108</w:t>
-            </w:r>
-          </w:p>
-        </w:tc>
-        <w:tc>
-          <w:tcPr>
-            <w:tcW w:type="dxa" w:w="1150"/>
-            <w:shd w:fill="EEF1F6" w:color="auto" w:val="clear"/>
-            <w:tcMar>
-              <w:top w:type="dxa" w:w="60"/>
-              <w:left w:type="dxa" w:w="90"/>
-              <w:bottom w:type="dxa" w:w="60"/>
-              <w:right w:type="dxa" w:w="90"/>
-            </w:tcMar>
-          </w:tcPr>
-          <w:p>
-            <w:pPr>
-              <w:spacing w:after="40"/>
-            </w:pPr>
-            <w:r>
-              <w:rPr>
-                <w:rFonts w:ascii="Inter" w:cs="Inter" w:eastAsia="Inter" w:hAnsi="Inter"/>
-              </w:rPr>
-              <w:t xml:space="preserve">6</w:t>
-            </w:r>
-          </w:p>
-        </w:tc>
-        <w:tc>
-          <w:tcPr>
-            <w:tcW w:type="dxa" w:w="2050"/>
-            <w:shd w:fill="EEF1F6" w:color="auto" w:val="clear"/>
-            <w:tcMar>
-              <w:top w:type="dxa" w:w="60"/>
-              <w:left w:type="dxa" w:w="90"/>
-              <w:bottom w:type="dxa" w:w="60"/>
-              <w:right w:type="dxa" w:w="90"/>
-            </w:tcMar>
-          </w:tcPr>
-          <w:p>
-            <w:pPr>
-              <w:spacing w:after="40"/>
-            </w:pPr>
-            <w:r>
-              <w:rPr>
-                <w:rFonts w:ascii="Inter" w:cs="Inter" w:eastAsia="Inter" w:hAnsi="Inter"/>
-              </w:rPr>
-              <w:t xml:space="preserve">L’École pour tous (École Cube)</w:t>
-            </w:r>
-          </w:p>
-        </w:tc>
-        <w:tc>
-          <w:tcPr>
-            <w:tcW w:type="dxa" w:w="2638"/>
-            <w:shd w:fill="EEF1F6" w:color="auto" w:val="clear"/>
-            <w:tcMar>
-              <w:top w:type="dxa" w:w="60"/>
-              <w:left w:type="dxa" w:w="90"/>
-              <w:bottom w:type="dxa" w:w="60"/>
-              <w:right w:type="dxa" w:w="90"/>
-            </w:tcMar>
-          </w:tcPr>
-          <w:p>
-            <w:pPr>
-              <w:spacing w:after="40"/>
-            </w:pPr>
-            <w:r>
-              <w:rPr>
-                <w:rFonts w:ascii="Inter" w:cs="Inter" w:eastAsia="Inter" w:hAnsi="Inter"/>
-              </w:rPr>
-              <w:t xml:space="preserve">Selon la convention de partenariat avec le certificateur </w:t>
-            </w:r>
-            <w:r>
-              <w:rPr>
-                <w:rFonts w:ascii="Inter" w:cs="Inter" w:eastAsia="Inter" w:hAnsi="Inter"/>
-                <w:b/>
-                <w:bCs/>
-                <w:highlight w:val="yellow"/>
-                <w:highlightCs w:val="yellow"/>
-              </w:rPr>
-              <w:t xml:space="preserve">[à signer]</w:t>
-            </w:r>
-          </w:p>
-        </w:tc>
-      </w:tr>
-      <w:tr>
-        <w:trPr>
-          <w:cantSplit/>
-        </w:trPr>
-        <w:tc>
-          <w:tcPr>
-            <w:tcW w:type="dxa" w:w="2500"/>
-            <w:tcMar>
-              <w:top w:type="dxa" w:w="60"/>
-              <w:left w:type="dxa" w:w="90"/>
-              <w:bottom w:type="dxa" w:w="60"/>
-              <w:right w:type="dxa" w:w="90"/>
-            </w:tcMar>
-          </w:tcPr>
-          <w:p>
-            <w:pPr>
-              <w:spacing w:after="40"/>
-            </w:pPr>
-            <w:r>
-              <w:rPr>
-                <w:rFonts w:ascii="Inter" w:cs="Inter" w:eastAsia="Inter" w:hAnsi="Inter"/>
-              </w:rPr>
-              <w:t xml:space="preserve">Responsable ressources humaines</w:t>
-            </w:r>
-          </w:p>
-        </w:tc>
-        <w:tc>
-          <w:tcPr>
-            <w:tcW w:type="dxa" w:w="1300"/>
-            <w:tcMar>
-              <w:top w:type="dxa" w:w="60"/>
-              <w:left w:type="dxa" w:w="90"/>
-              <w:bottom w:type="dxa" w:w="60"/>
-              <w:right w:type="dxa" w:w="90"/>
-            </w:tcMar>
-          </w:tcPr>
-          <w:p>
-            <w:pPr>
-              <w:spacing w:after="40"/>
-            </w:pPr>
-            <w:r>
-              <w:rPr>
-                <w:rFonts w:ascii="Inter" w:cs="Inter" w:eastAsia="Inter" w:hAnsi="Inter"/>
-              </w:rPr>
-              <w:t xml:space="preserve">RNCP 38442</w:t>
-            </w:r>
-          </w:p>
-        </w:tc>
-        <w:tc>
-          <w:tcPr>
-            <w:tcW w:type="dxa" w:w="1150"/>
-            <w:tcMar>
-              <w:top w:type="dxa" w:w="60"/>
-              <w:left w:type="dxa" w:w="90"/>
-              <w:bottom w:type="dxa" w:w="60"/>
-              <w:right w:type="dxa" w:w="90"/>
-            </w:tcMar>
-          </w:tcPr>
-          <w:p>
-            <w:pPr>
-              <w:spacing w:after="40"/>
-            </w:pPr>
-            <w:r>
-              <w:rPr>
-                <w:rFonts w:ascii="Inter" w:cs="Inter" w:eastAsia="Inter" w:hAnsi="Inter"/>
-              </w:rPr>
-              <w:t xml:space="preserve">6</w:t>
-            </w:r>
-          </w:p>
-        </w:tc>
-        <w:tc>
-          <w:tcPr>
-            <w:tcW w:type="dxa" w:w="2050"/>
-            <w:tcMar>
-              <w:top w:type="dxa" w:w="60"/>
-              <w:left w:type="dxa" w:w="90"/>
-              <w:bottom w:type="dxa" w:w="60"/>
-              <w:right w:type="dxa" w:w="90"/>
-            </w:tcMar>
-          </w:tcPr>
-          <w:p>
-            <w:pPr>
-              <w:spacing w:after="40"/>
-            </w:pPr>
-            <w:r>
-              <w:rPr>
-                <w:rFonts w:ascii="Inter" w:cs="Inter" w:eastAsia="Inter" w:hAnsi="Inter"/>
-              </w:rPr>
-              <w:t xml:space="preserve">Conservatoire national des arts et métiers (Cnam)</w:t>
-            </w:r>
-          </w:p>
-        </w:tc>
-        <w:tc>
-          <w:tcPr>
-            <w:tcW w:type="dxa" w:w="2638"/>
-            <w:tcMar>
-              <w:top w:type="dxa" w:w="60"/>
-              <w:left w:type="dxa" w:w="90"/>
-              <w:bottom w:type="dxa" w:w="60"/>
-              <w:right w:type="dxa" w:w="90"/>
-            </w:tcMar>
-          </w:tcPr>
-          <w:p>
-            <w:pPr>
-              <w:spacing w:after="40"/>
-            </w:pPr>
-            <w:r>
-              <w:rPr>
-                <w:rFonts w:ascii="Inter" w:cs="Inter" w:eastAsia="Inter" w:hAnsi="Inter"/>
-              </w:rPr>
-              <w:t xml:space="preserve">Selon la convention de partenariat avec le certificateur </w:t>
-            </w:r>
-            <w:r>
-              <w:rPr>
-                <w:rFonts w:ascii="Inter" w:cs="Inter" w:eastAsia="Inter" w:hAnsi="Inter"/>
-                <w:b/>
-                <w:bCs/>
-                <w:highlight w:val="yellow"/>
-                <w:highlightCs w:val="yellow"/>
-              </w:rPr>
-              <w:t xml:space="preserve">[à signer]</w:t>
-            </w:r>
-          </w:p>
-        </w:tc>
-      </w:tr>
-    </w:tbl>
-    <w:p>
-      <w:pPr>
-        <w:spacing w:after="80"/>
-      </w:pPr>
-    </w:p>
-    <w:tbl>
-      <w:tblPr>
-        <w:tblW w:type="dxa" w:w="9638"/>
-        <w:tblBorders>
-          <w:top w:val="none" w:color="FFFFFF" w:sz="0"/>
-          <w:left w:val="single" w:color="C9AB4C" w:sz="12"/>
-          <w:bottom w:val="none" w:color="FFFFFF" w:sz="0"/>
-          <w:right w:val="none" w:color="FFFFFF" w:sz="0"/>
-          <w:insideH w:val="none" w:color="FFFFFF" w:sz="0"/>
-          <w:insideV w:val="none" w:color="FFFFFF" w:sz="0"/>
-        </w:tblBorders>
-      </w:tblPr>
-      <w:tblGrid>
-        <w:gridCol w:w="9638"/>
-      </w:tblGrid>
-      <w:tr>
-        <w:tc>
-          <w:tcPr>
-            <w:tcW w:type="dxa" w:w="9638"/>
-            <w:shd w:fill="F7F1DF" w:color="auto" w:val="clear"/>
-            <w:tcMar>
-              <w:top w:type="dxa" w:w="100"/>
-              <w:left w:type="dxa" w:w="160"/>
-              <w:bottom w:type="dxa" w:w="100"/>
-              <w:right w:type="dxa" w:w="120"/>
-            </w:tcMar>
-          </w:tcPr>
-          <w:p>
-            <w:pPr>
-              <w:spacing w:after="60"/>
-            </w:pPr>
-            <w:r>
-              <w:rPr>
-                <w:rFonts w:ascii="Montserrat" w:cs="Montserrat" w:eastAsia="Montserrat" w:hAnsi="Montserrat"/>
-                <w:b/>
-                <w:bCs/>
-                <w:color w:val="1B3A6B"/>
-              </w:rPr>
-              <w:t xml:space="preserve">Points à confirmer avant envoi</w:t>
-            </w:r>
-          </w:p>
-          <w:p>
-            <w:pPr>
-              <w:spacing w:after="50"/>
-            </w:pPr>
-            <w:r>
-              <w:rPr>
-                <w:rFonts w:ascii="Inter" w:cs="Inter" w:eastAsia="Inter" w:hAnsi="Inter"/>
-              </w:rPr>
-              <w:t xml:space="preserve">Volumes horaires et intitulés des blocs du Product Builder et du Responsable RH : </w:t>
-            </w:r>
-            <w:r>
-              <w:rPr>
-                <w:rFonts w:ascii="Inter" w:cs="Inter" w:eastAsia="Inter" w:hAnsi="Inter"/>
-                <w:b/>
-                <w:bCs/>
-                <w:highlight w:val="yellow"/>
-                <w:highlightCs w:val="yellow"/>
-              </w:rPr>
-              <w:t xml:space="preserve">[à aligner sur les référentiels transmis par chaque certificateur]</w:t>
-            </w:r>
-            <w:r>
-              <w:rPr>
-                <w:rFonts w:ascii="Inter" w:cs="Inter" w:eastAsia="Inter" w:hAnsi="Inter"/>
-              </w:rPr>
-              <w:t xml:space="preserve">.</w:t>
-            </w:r>
-          </w:p>
-          <w:p>
-            <w:pPr>
-              <w:spacing w:after="50"/>
-            </w:pPr>
-            <w:r>
-              <w:rPr>
-                <w:rFonts w:ascii="Inter" w:cs="Inter" w:eastAsia="Inter" w:hAnsi="Inter"/>
-              </w:rPr>
-              <w:t xml:space="preserve">Product Builder : l’enregistrement de la fiche RNCP 39108 arrive à échéance le </w:t>
-            </w:r>
-            <w:r>
-              <w:rPr>
-                <w:rFonts w:ascii="Inter" w:cs="Inter" w:eastAsia="Inter" w:hAnsi="Inter"/>
-                <w:b/>
-                <w:bCs/>
-              </w:rPr>
-              <w:t xml:space="preserve">31/05/2027</w:t>
-            </w:r>
-            <w:r>
-              <w:rPr>
-                <w:rFonts w:ascii="Inter" w:cs="Inter" w:eastAsia="Inter" w:hAnsi="Inter"/>
-              </w:rPr>
-              <w:t xml:space="preserve">, avant la fin des contrats. </w:t>
-            </w:r>
-            <w:r>
-              <w:rPr>
-                <w:rFonts w:ascii="Inter" w:cs="Inter" w:eastAsia="Inter" w:hAnsi="Inter"/>
-                <w:b/>
-                <w:bCs/>
-                <w:highlight w:val="yellow"/>
-                <w:highlightCs w:val="yellow"/>
-              </w:rPr>
-              <w:t xml:space="preserve">[Confirmation écrite du renouvellement ou des conditions de certification des candidats déjà inscrits, à obtenir de l’École Cube]</w:t>
-            </w:r>
-            <w:r>
-              <w:rPr>
-                <w:rFonts w:ascii="Inter" w:cs="Inter" w:eastAsia="Inter" w:hAnsi="Inter"/>
-              </w:rPr>
-              <w:t xml:space="preserve">.</w:t>
             </w:r>
           </w:p>
         </w:tc>
@@ -1240,12 +896,27 @@
           <w:numId w:val="2"/>
         </w:numPr>
         <w:spacing w:after="60" w:line="276"/>
+        <w:jc w:val="both"/>
       </w:pPr>
       <w:r>
         <w:rPr>
           <w:rFonts w:ascii="Inter" w:cs="Inter" w:eastAsia="Inter" w:hAnsi="Inter"/>
         </w:rPr>
-        <w:t xml:space="preserve">Durée des contrats : </w:t>
+        <w:t xml:space="preserve">Promotion unique de </w:t>
+      </w:r>
+      <w:r>
+        <w:rPr>
+          <w:rFonts w:ascii="Inter" w:cs="Inter" w:eastAsia="Inter" w:hAnsi="Inter"/>
+          <w:b/>
+          <w:bCs/>
+        </w:rPr>
+        <w:t xml:space="preserve">8 à 10 apprentis</w:t>
+      </w:r>
+      <w:r>
+        <w:rPr>
+          <w:rFonts w:ascii="Inter" w:cs="Inter" w:eastAsia="Inter" w:hAnsi="Inter"/>
+        </w:rPr>
+        <w:t xml:space="preserve"> ; contrats de </w:t>
       </w:r>
       <w:r>
         <w:rPr>
@@ -1284,6 +955,7 @@
           <w:numId w:val="2"/>
         </w:numPr>
         <w:spacing w:after="60" w:line="276"/>
+        <w:jc w:val="both"/>
       </w:pPr>
       <w:r>
         <w:rPr>
@@ -1303,7 +975,7 @@
         <w:rPr>
           <w:rFonts w:ascii="Inter" w:cs="Inter" w:eastAsia="Inter" w:hAnsi="Inter"/>
         </w:rPr>
-        <w:t xml:space="preserve"> (art. L.6211-2 du Code du travail). La durée légale annuelle de 1 607 heures conduit à un minimum d’environ 402 heures ; nous retenons </w:t>
+        <w:t xml:space="preserve"> (art. L.6211-2 du Code du travail). La durée légale annuelle de 1 607 heures conduit à un minimum d’environ 402 heures. Nous retenons </w:t>
       </w:r>
       <w:r>
         <w:rPr>
@@ -1311,7 +983,7 @@
           <w:b/>
           <w:bCs/>
         </w:rPr>
-        <w:t xml:space="preserve">420 heures par certification</w:t>
+        <w:t xml:space="preserve">420 heures d’enseignement</w:t>
       </w:r>
       <w:r>
         <w:rPr>
@@ -1331,6 +1003,34 @@
         <w:rPr>
           <w:rFonts w:ascii="Inter" w:cs="Inter" w:eastAsia="Inter" w:hAnsi="Inter"/>
         </w:rPr>
+        <w:t xml:space="preserve">, auxquelles s’ajoutent </w:t>
+      </w:r>
+      <w:r>
+        <w:rPr>
+          <w:rFonts w:ascii="Inter" w:cs="Inter" w:eastAsia="Inter" w:hAnsi="Inter"/>
+          <w:b/>
+          <w:bCs/>
+        </w:rPr>
+        <w:t xml:space="preserve">12 Rendez-vous du mois de 4 heures (48 heures)</w:t>
+      </w:r>
+      <w:r>
+        <w:rPr>
+          <w:rFonts w:ascii="Inter" w:cs="Inter" w:eastAsia="Inter" w:hAnsi="Inter"/>
+        </w:rPr>
+        <w:t xml:space="preserve"> : au total, </w:t>
+      </w:r>
+      <w:r>
+        <w:rPr>
+          <w:rFonts w:ascii="Inter" w:cs="Inter" w:eastAsia="Inter" w:hAnsi="Inter"/>
+          <w:b/>
+          <w:bCs/>
+        </w:rPr>
+        <w:t xml:space="preserve">468 heures de formation</w:t>
+      </w:r>
+      <w:r>
+        <w:rPr>
+          <w:rFonts w:ascii="Inter" w:cs="Inter" w:eastAsia="Inter" w:hAnsi="Inter"/>
+        </w:rPr>
         <w:t xml:space="preserve">.</w:t>
       </w:r>
     </w:p>
@@ -1342,6 +1042,7 @@
           <w:numId w:val="2"/>
         </w:numPr>
         <w:spacing w:after="60" w:line="276"/>
+        <w:jc w:val="both"/>
       </w:pPr>
       <w:r>
         <w:rPr>
@@ -1372,26 +1073,21 @@
           <w:numId w:val="2"/>
         </w:numPr>
         <w:spacing w:after="60" w:line="276"/>
+        <w:jc w:val="both"/>
       </w:pPr>
-      <w:r>
-        <w:rPr>
-          <w:rFonts w:ascii="Inter" w:cs="Inter" w:eastAsia="Inter" w:hAnsi="Inter"/>
-        </w:rPr>
-        <w:t xml:space="preserve">Les trois groupes viennent au CFA </w:t>
-      </w:r>
       <w:r>
         <w:rPr>
           <w:rFonts w:ascii="Inter" w:cs="Inter" w:eastAsia="Inter" w:hAnsi="Inter"/>
           <w:b/>
           <w:bCs/>
         </w:rPr>
-        <w:t xml:space="preserve">des semaines différentes</w:t>
+        <w:t xml:space="preserve">Rendez-vous du mois</w:t>
       </w:r>
       <w:r>
         <w:rPr>
           <w:rFonts w:ascii="Inter" w:cs="Inter" w:eastAsia="Inter" w:hAnsi="Inter"/>
         </w:rPr>
-        <w:t xml:space="preserve">. Le formateur permanent peut ainsi suivre chaque groupe, et la quatrième semaine du mois est réservée aux visites en entreprise.</w:t>
+        <w:t xml:space="preserve"> : un jeudi par mois, de 13 h à 17 h, pendant une semaine en entreprise (rencontres, visites, défis collectifs ; pièce n° 19). Ils figurent au calendrier annexé à la convention de formation ; l’employeur organise la journée de l’apprenti de manière à respecter les durées maximales de travail, notamment pour les mineurs.</w:t>
       </w:r>
     </w:p>
     <w:p>
@@ -1402,36 +1098,7 @@
           <w:numId w:val="2"/>
         </w:numPr>
         <w:spacing w:after="60" w:line="276"/>
-      </w:pPr>
-      <w:r>
-        <w:rPr>
-          <w:rFonts w:ascii="Inter" w:cs="Inter" w:eastAsia="Inter" w:hAnsi="Inter"/>
-        </w:rPr>
-        <w:t xml:space="preserve">Effectif : </w:t>
-      </w:r>
-      <w:r>
-        <w:rPr>
-          <w:rFonts w:ascii="Inter" w:cs="Inter" w:eastAsia="Inter" w:hAnsi="Inter"/>
-          <w:b/>
-          <w:bCs/>
-        </w:rPr>
-        <w:t xml:space="preserve">8 à 10 apprentis par groupe</w:t>
-      </w:r>
-      <w:r>
-        <w:rPr>
-          <w:rFonts w:ascii="Inter" w:cs="Inter" w:eastAsia="Inter" w:hAnsi="Inter"/>
-        </w:rPr>
-        <w:t xml:space="preserve">.</w:t>
-      </w:r>
-    </w:p>
-    <w:p>
-      <w:pPr>
-        <w:pStyle w:val="ListParagraph"/>
-        <w:numPr>
-          <w:ilvl w:val="0"/>
-          <w:numId w:val="2"/>
-        </w:numPr>
-        <w:spacing w:after="60" w:line="276"/>
+        <w:jc w:val="both"/>
       </w:pPr>
       <w:r>
         <w:rPr>
@@ -1448,28 +1115,13 @@
           <w:numId w:val="2"/>
         </w:numPr>
         <w:spacing w:after="60" w:line="276"/>
+        <w:jc w:val="both"/>
       </w:pPr>
       <w:r>
         <w:rPr>
           <w:rFonts w:ascii="Inter" w:cs="Inter" w:eastAsia="Inter" w:hAnsi="Inter"/>
         </w:rPr>
-        <w:t xml:space="preserve">Horaires : 8 h 00 – 12 h 00 et 13 h 00 – 16 h 00, soit 7 heures par jour, pauses de 15 minutes le matin et l’après-midi incluses </w:t>
-      </w:r>
-      <w:r>
-        <w:rPr>
-          <w:rFonts w:ascii="Inter" w:cs="Inter" w:eastAsia="Inter" w:hAnsi="Inter"/>
-          <w:b/>
-          <w:bCs/>
-          <w:highlight w:val="yellow"/>
-          <w:highlightCs w:val="yellow"/>
-        </w:rPr>
-        <w:t xml:space="preserve">[à confirmer]</w:t>
-      </w:r>
-      <w:r>
-        <w:rPr>
-          <w:rFonts w:ascii="Inter" w:cs="Inter" w:eastAsia="Inter" w:hAnsi="Inter"/>
-        </w:rPr>
-        <w:t xml:space="preserve">.</w:t>
+        <w:t xml:space="preserve">Horaires des semaines au CFA : 8 h 00 – 12 h 00 et 13 h 00 – 16 h 00, soit 7 heures par jour, pauses de 15 minutes le matin et l’après-midi incluses.</w:t>
       </w:r>
     </w:p>
     <w:p>
@@ -1480,12 +1132,13 @@
           <w:numId w:val="2"/>
         </w:numPr>
         <w:spacing w:after="60" w:line="276"/>
+        <w:jc w:val="both"/>
       </w:pPr>
       <w:r>
         <w:rPr>
           <w:rFonts w:ascii="Inter" w:cs="Inter" w:eastAsia="Inter" w:hAnsi="Inter"/>
         </w:rPr>
-        <w:t xml:space="preserve">Les semaines retenues ne comprennent aucun jour férié applicable à La Réunion (lundi de Pâques, Ascension, lundi de Pentecôte, 14 juillet, Toussaint, 11 novembre, </w:t>
+        <w:t xml:space="preserve">Les semaines au CFA et les Rendez-vous du mois ne comprennent aucun jour férié applicable à La Réunion (lundi de Pâques, Ascension, lundi de Pentecôte, 14 juillet, Toussaint, 11 novembre, </w:t>
       </w:r>
       <w:r>
         <w:rPr>
@@ -1499,7 +1152,7 @@
         <w:rPr>
           <w:rFonts w:ascii="Inter" w:cs="Inter" w:eastAsia="Inter" w:hAnsi="Inter"/>
         </w:rPr>
-        <w:t xml:space="preserve">).</w:t>
+        <w:t xml:space="preserve">). Les employeurs sont invités à fixer les congés payés des apprentis en dehors de ces dates.</w:t>
       </w:r>
     </w:p>
     <w:p>
@@ -1512,19 +1165,7 @@
         <w:rPr>
           <w:rFonts w:ascii="Montserrat" w:cs="Montserrat" w:eastAsia="Montserrat" w:hAnsi="Montserrat"/>
         </w:rPr>
-        <w:t xml:space="preserve">3. Calendrier de la première promotion</w:t>
-      </w:r>
-    </w:p>
-    <w:p>
-      <w:pPr>
-        <w:spacing w:after="120" w:line="288"/>
-        <w:jc w:val="both"/>
-      </w:pPr>
-      <w:r>
-        <w:rPr>
-          <w:rFonts w:ascii="Inter" w:cs="Inter" w:eastAsia="Inter" w:hAnsi="Inter"/>
-        </w:rPr>
-        <w:t xml:space="preserve">Semaine au CFA indiquée par la date de son lundi (du lundi au vendredi).</w:t>
+        <w:t xml:space="preserve">3. Calendrier des semaines au CFA</w:t>
       </w:r>
     </w:p>
     <w:tbl>
@@ -1541,10 +1182,9 @@
         <w:tblLayout w:type="fixed"/>
       </w:tblPr>
       <w:tblGrid>
+        <w:gridCol w:w="700"/>
         <w:gridCol w:w="2600"/>
-        <w:gridCol w:w="2346"/>
-        <w:gridCol w:w="2346"/>
-        <w:gridCol w:w="2346"/>
+        <w:gridCol w:w="6338"/>
       </w:tblGrid>
       <w:tr>
         <w:trPr>
@@ -1552,7 +1192,7 @@
         </w:trPr>
         <w:tc>
           <w:tcPr>
-            <w:tcW w:type="dxa" w:w="2600"/>
+            <w:tcW w:type="dxa" w:w="700"/>
             <w:shd w:fill="1B3A6B" w:color="auto" w:val="clear"/>
             <w:tcMar>
               <w:top w:type="dxa" w:w="60"/>
@@ -1564,6 +1204,7 @@
           <w:p>
             <w:pPr>
               <w:spacing w:after="40"/>
+              <w:jc w:val="left"/>
             </w:pPr>
             <w:r>
               <w:rPr>
@@ -1572,13 +1213,13 @@
                 <w:bCs/>
                 <w:color w:val="FFFFFF"/>
               </w:rPr>
-              <w:t xml:space="preserve">Mois</w:t>
-            </w:r>
-          </w:p>
-        </w:tc>
-        <w:tc>
-          <w:tcPr>
-            <w:tcW w:type="dxa" w:w="2346"/>
+              <w:t xml:space="preserve">N°</w:t>
+            </w:r>
+          </w:p>
+        </w:tc>
+        <w:tc>
+          <w:tcPr>
+            <w:tcW w:type="dxa" w:w="2600"/>
             <w:shd w:fill="1B3A6B" w:color="auto" w:val="clear"/>
             <w:tcMar>
               <w:top w:type="dxa" w:w="60"/>
@@ -1590,6 +1231,7 @@
           <w:p>
             <w:pPr>
               <w:spacing w:after="40"/>
+              <w:jc w:val="left"/>
             </w:pPr>
             <w:r>
               <w:rPr>
@@ -1598,13 +1240,13 @@
                 <w:bCs/>
                 <w:color w:val="FFFFFF"/>
               </w:rPr>
-              <w:t xml:space="preserve">MEM</w:t>
-            </w:r>
-          </w:p>
-        </w:tc>
-        <w:tc>
-          <w:tcPr>
-            <w:tcW w:type="dxa" w:w="2346"/>
+              <w:t xml:space="preserve">Semaine</w:t>
+            </w:r>
+          </w:p>
+        </w:tc>
+        <w:tc>
+          <w:tcPr>
+            <w:tcW w:type="dxa" w:w="6338"/>
             <w:shd w:fill="1B3A6B" w:color="auto" w:val="clear"/>
             <w:tcMar>
               <w:top w:type="dxa" w:w="60"/>
@@ -1616,6 +1258,7 @@
           <w:p>
             <w:pPr>
               <w:spacing w:after="40"/>
+              <w:jc w:val="left"/>
             </w:pPr>
             <w:r>
               <w:rPr>
@@ -1624,33 +1267,323 @@
                 <w:bCs/>
                 <w:color w:val="FFFFFF"/>
               </w:rPr>
-              <w:t xml:space="preserve">Product Builder</w:t>
-            </w:r>
-          </w:p>
-        </w:tc>
-        <w:tc>
-          <w:tcPr>
-            <w:tcW w:type="dxa" w:w="2346"/>
-            <w:shd w:fill="1B3A6B" w:color="auto" w:val="clear"/>
-            <w:tcMar>
-              <w:top w:type="dxa" w:w="60"/>
-              <w:left w:type="dxa" w:w="90"/>
-              <w:bottom w:type="dxa" w:w="60"/>
-              <w:right w:type="dxa" w:w="90"/>
-            </w:tcMar>
-          </w:tcPr>
-          <w:p>
-            <w:pPr>
-              <w:spacing w:after="40"/>
-            </w:pPr>
+              <w:t xml:space="preserve">Dominante pédagogique et temps forts</w:t>
+            </w:r>
+          </w:p>
+        </w:tc>
+      </w:tr>
+      <w:tr>
+        <w:trPr>
+          <w:cantSplit/>
+        </w:trPr>
+        <w:tc>
+          <w:tcPr>
+            <w:tcW w:type="dxa" w:w="700"/>
+            <w:tcMar>
+              <w:top w:type="dxa" w:w="60"/>
+              <w:left w:type="dxa" w:w="90"/>
+              <w:bottom w:type="dxa" w:w="60"/>
+              <w:right w:type="dxa" w:w="90"/>
+            </w:tcMar>
+          </w:tcPr>
+          <w:p>
+            <w:pPr>
+              <w:spacing w:after="40"/>
+              <w:jc w:val="left"/>
+            </w:pPr>
+            <w:r>
+              <w:rPr>
+                <w:rFonts w:ascii="Inter" w:cs="Inter" w:eastAsia="Inter" w:hAnsi="Inter"/>
+              </w:rPr>
+              <w:t xml:space="preserve">1</w:t>
+            </w:r>
+          </w:p>
+        </w:tc>
+        <w:tc>
+          <w:tcPr>
+            <w:tcW w:type="dxa" w:w="2600"/>
+            <w:tcMar>
+              <w:top w:type="dxa" w:w="60"/>
+              <w:left w:type="dxa" w:w="90"/>
+              <w:bottom w:type="dxa" w:w="60"/>
+              <w:right w:type="dxa" w:w="90"/>
+            </w:tcMar>
+          </w:tcPr>
+          <w:p>
+            <w:pPr>
+              <w:spacing w:after="40"/>
+              <w:jc w:val="left"/>
+            </w:pPr>
+            <w:r>
+              <w:rPr>
+                <w:rFonts w:ascii="Inter" w:cs="Inter" w:eastAsia="Inter" w:hAnsi="Inter"/>
+              </w:rPr>
+              <w:t xml:space="preserve">1er – 5 mars 2027</w:t>
+            </w:r>
+          </w:p>
+        </w:tc>
+        <w:tc>
+          <w:tcPr>
+            <w:tcW w:type="dxa" w:w="6338"/>
+            <w:tcMar>
+              <w:top w:type="dxa" w:w="60"/>
+              <w:left w:type="dxa" w:w="90"/>
+              <w:bottom w:type="dxa" w:w="60"/>
+              <w:right w:type="dxa" w:w="90"/>
+            </w:tcMar>
+          </w:tcPr>
+          <w:p>
+            <w:pPr>
+              <w:spacing w:after="40"/>
+              <w:jc w:val="left"/>
+            </w:pPr>
+            <w:r>
+              <w:rPr>
+                <w:rFonts w:ascii="Inter" w:cs="Inter" w:eastAsia="Inter" w:hAnsi="Inter"/>
+              </w:rPr>
+              <w:t xml:space="preserve">Intégration (statut d’apprenti, droits, santé-sécurité, égalité), positionnement ; démarrage du CCP 1</w:t>
+            </w:r>
+          </w:p>
+        </w:tc>
+      </w:tr>
+      <w:tr>
+        <w:trPr>
+          <w:cantSplit/>
+        </w:trPr>
+        <w:tc>
+          <w:tcPr>
+            <w:tcW w:type="dxa" w:w="700"/>
+            <w:shd w:fill="EEF1F6" w:color="auto" w:val="clear"/>
+            <w:tcMar>
+              <w:top w:type="dxa" w:w="60"/>
+              <w:left w:type="dxa" w:w="90"/>
+              <w:bottom w:type="dxa" w:w="60"/>
+              <w:right w:type="dxa" w:w="90"/>
+            </w:tcMar>
+          </w:tcPr>
+          <w:p>
+            <w:pPr>
+              <w:spacing w:after="40"/>
+              <w:jc w:val="left"/>
+            </w:pPr>
+            <w:r>
+              <w:rPr>
+                <w:rFonts w:ascii="Inter" w:cs="Inter" w:eastAsia="Inter" w:hAnsi="Inter"/>
+              </w:rPr>
+              <w:t xml:space="preserve">2</w:t>
+            </w:r>
+          </w:p>
+        </w:tc>
+        <w:tc>
+          <w:tcPr>
+            <w:tcW w:type="dxa" w:w="2600"/>
+            <w:shd w:fill="EEF1F6" w:color="auto" w:val="clear"/>
+            <w:tcMar>
+              <w:top w:type="dxa" w:w="60"/>
+              <w:left w:type="dxa" w:w="90"/>
+              <w:bottom w:type="dxa" w:w="60"/>
+              <w:right w:type="dxa" w:w="90"/>
+            </w:tcMar>
+          </w:tcPr>
+          <w:p>
+            <w:pPr>
+              <w:spacing w:after="40"/>
+              <w:jc w:val="left"/>
+            </w:pPr>
+            <w:r>
+              <w:rPr>
+                <w:rFonts w:ascii="Inter" w:cs="Inter" w:eastAsia="Inter" w:hAnsi="Inter"/>
+              </w:rPr>
+              <w:t xml:space="preserve">5 – 9 avril 2027</w:t>
+            </w:r>
+          </w:p>
+        </w:tc>
+        <w:tc>
+          <w:tcPr>
+            <w:tcW w:type="dxa" w:w="6338"/>
+            <w:shd w:fill="EEF1F6" w:color="auto" w:val="clear"/>
+            <w:tcMar>
+              <w:top w:type="dxa" w:w="60"/>
+              <w:left w:type="dxa" w:w="90"/>
+              <w:bottom w:type="dxa" w:w="60"/>
+              <w:right w:type="dxa" w:w="90"/>
+            </w:tcMar>
+          </w:tcPr>
+          <w:p>
+            <w:pPr>
+              <w:spacing w:after="40"/>
+              <w:jc w:val="left"/>
+            </w:pPr>
+            <w:r>
+              <w:rPr>
+                <w:rFonts w:ascii="Inter" w:cs="Inter" w:eastAsia="Inter" w:hAnsi="Inter"/>
+              </w:rPr>
+              <w:t xml:space="preserve">CCP 1 ; présentation du dossier professionnel ; élection des délégués (vendredi 9 avril)</w:t>
+            </w:r>
+          </w:p>
+        </w:tc>
+      </w:tr>
+      <w:tr>
+        <w:trPr>
+          <w:cantSplit/>
+        </w:trPr>
+        <w:tc>
+          <w:tcPr>
+            <w:tcW w:type="dxa" w:w="700"/>
+            <w:tcMar>
+              <w:top w:type="dxa" w:w="60"/>
+              <w:left w:type="dxa" w:w="90"/>
+              <w:bottom w:type="dxa" w:w="60"/>
+              <w:right w:type="dxa" w:w="90"/>
+            </w:tcMar>
+          </w:tcPr>
+          <w:p>
+            <w:pPr>
+              <w:spacing w:after="40"/>
+              <w:jc w:val="left"/>
+            </w:pPr>
+            <w:r>
+              <w:rPr>
+                <w:rFonts w:ascii="Inter" w:cs="Inter" w:eastAsia="Inter" w:hAnsi="Inter"/>
+              </w:rPr>
+              <w:t xml:space="preserve">3</w:t>
+            </w:r>
+          </w:p>
+        </w:tc>
+        <w:tc>
+          <w:tcPr>
+            <w:tcW w:type="dxa" w:w="2600"/>
+            <w:tcMar>
+              <w:top w:type="dxa" w:w="60"/>
+              <w:left w:type="dxa" w:w="90"/>
+              <w:bottom w:type="dxa" w:w="60"/>
+              <w:right w:type="dxa" w:w="90"/>
+            </w:tcMar>
+          </w:tcPr>
+          <w:p>
+            <w:pPr>
+              <w:spacing w:after="40"/>
+              <w:jc w:val="left"/>
+            </w:pPr>
+            <w:r>
+              <w:rPr>
+                <w:rFonts w:ascii="Inter" w:cs="Inter" w:eastAsia="Inter" w:hAnsi="Inter"/>
+              </w:rPr>
+              <w:t xml:space="preserve">10 – 14 mai 2027</w:t>
+            </w:r>
+          </w:p>
+        </w:tc>
+        <w:tc>
+          <w:tcPr>
+            <w:tcW w:type="dxa" w:w="6338"/>
+            <w:tcMar>
+              <w:top w:type="dxa" w:w="60"/>
+              <w:left w:type="dxa" w:w="90"/>
+              <w:bottom w:type="dxa" w:w="60"/>
+              <w:right w:type="dxa" w:w="90"/>
+            </w:tcMar>
+          </w:tcPr>
+          <w:p>
+            <w:pPr>
+              <w:spacing w:after="40"/>
+              <w:jc w:val="left"/>
+            </w:pPr>
+            <w:r>
+              <w:rPr>
+                <w:rFonts w:ascii="Inter" w:cs="Inter" w:eastAsia="Inter" w:hAnsi="Inter"/>
+              </w:rPr>
+              <w:t xml:space="preserve">CCP 1</w:t>
+            </w:r>
+          </w:p>
+        </w:tc>
+      </w:tr>
+      <w:tr>
+        <w:trPr>
+          <w:cantSplit/>
+        </w:trPr>
+        <w:tc>
+          <w:tcPr>
+            <w:tcW w:type="dxa" w:w="700"/>
+            <w:shd w:fill="EEF1F6" w:color="auto" w:val="clear"/>
+            <w:tcMar>
+              <w:top w:type="dxa" w:w="60"/>
+              <w:left w:type="dxa" w:w="90"/>
+              <w:bottom w:type="dxa" w:w="60"/>
+              <w:right w:type="dxa" w:w="90"/>
+            </w:tcMar>
+          </w:tcPr>
+          <w:p>
+            <w:pPr>
+              <w:spacing w:after="40"/>
+              <w:jc w:val="left"/>
+            </w:pPr>
+            <w:r>
+              <w:rPr>
+                <w:rFonts w:ascii="Inter" w:cs="Inter" w:eastAsia="Inter" w:hAnsi="Inter"/>
+              </w:rPr>
+              <w:t xml:space="preserve">4</w:t>
+            </w:r>
+          </w:p>
+        </w:tc>
+        <w:tc>
+          <w:tcPr>
+            <w:tcW w:type="dxa" w:w="2600"/>
+            <w:shd w:fill="EEF1F6" w:color="auto" w:val="clear"/>
+            <w:tcMar>
+              <w:top w:type="dxa" w:w="60"/>
+              <w:left w:type="dxa" w:w="90"/>
+              <w:bottom w:type="dxa" w:w="60"/>
+              <w:right w:type="dxa" w:w="90"/>
+            </w:tcMar>
+          </w:tcPr>
+          <w:p>
+            <w:pPr>
+              <w:spacing w:after="40"/>
+              <w:jc w:val="left"/>
+            </w:pPr>
+            <w:r>
+              <w:rPr>
+                <w:rFonts w:ascii="Inter" w:cs="Inter" w:eastAsia="Inter" w:hAnsi="Inter"/>
+              </w:rPr>
+              <w:t xml:space="preserve">7 – 11 juin 2027</w:t>
+            </w:r>
+          </w:p>
+        </w:tc>
+        <w:tc>
+          <w:tcPr>
+            <w:tcW w:type="dxa" w:w="6338"/>
+            <w:shd w:fill="EEF1F6" w:color="auto" w:val="clear"/>
+            <w:tcMar>
+              <w:top w:type="dxa" w:w="60"/>
+              <w:left w:type="dxa" w:w="90"/>
+              <w:bottom w:type="dxa" w:w="60"/>
+              <w:right w:type="dxa" w:w="90"/>
+            </w:tcMar>
+          </w:tcPr>
+          <w:p>
+            <w:pPr>
+              <w:spacing w:after="40"/>
+              <w:jc w:val="left"/>
+            </w:pPr>
+            <w:r>
+              <w:rPr>
+                <w:rFonts w:ascii="Inter" w:cs="Inter" w:eastAsia="Inter" w:hAnsi="Inter"/>
+              </w:rPr>
+              <w:t xml:space="preserve">CCP 1 ; </w:t>
+            </w:r>
             <w:r>
               <w:rPr>
                 <w:rFonts w:ascii="Inter" w:cs="Inter" w:eastAsia="Inter" w:hAnsi="Inter"/>
                 <w:b/>
                 <w:bCs/>
-                <w:color w:val="FFFFFF"/>
-              </w:rPr>
-              <w:t xml:space="preserve">Responsable RH</w:t>
+              </w:rPr>
+              <w:t xml:space="preserve">ECF du CCP 1</w:t>
+            </w:r>
+            <w:r>
+              <w:rPr>
+                <w:rFonts w:ascii="Inter" w:cs="Inter" w:eastAsia="Inter" w:hAnsi="Inter"/>
+              </w:rPr>
+              <w:t xml:space="preserve"> (vendredi 11 juin)</w:t>
             </w:r>
           </w:p>
         </w:tc>
@@ -1661,6 +1594,29 @@
         </w:trPr>
         <w:tc>
           <w:tcPr>
+            <w:tcW w:type="dxa" w:w="700"/>
+            <w:tcMar>
+              <w:top w:type="dxa" w:w="60"/>
+              <w:left w:type="dxa" w:w="90"/>
+              <w:bottom w:type="dxa" w:w="60"/>
+              <w:right w:type="dxa" w:w="90"/>
+            </w:tcMar>
+          </w:tcPr>
+          <w:p>
+            <w:pPr>
+              <w:spacing w:after="40"/>
+              <w:jc w:val="left"/>
+            </w:pPr>
+            <w:r>
+              <w:rPr>
+                <w:rFonts w:ascii="Inter" w:cs="Inter" w:eastAsia="Inter" w:hAnsi="Inter"/>
+              </w:rPr>
+              <w:t xml:space="preserve">5</w:t>
+            </w:r>
+          </w:p>
+        </w:tc>
+        <w:tc>
+          <w:tcPr>
             <w:tcW w:type="dxa" w:w="2600"/>
             <w:tcMar>
               <w:top w:type="dxa" w:w="60"/>
@@ -1672,78 +1628,36 @@
           <w:p>
             <w:pPr>
               <w:spacing w:after="40"/>
-            </w:pPr>
-            <w:r>
-              <w:rPr>
-                <w:rFonts w:ascii="Inter" w:cs="Inter" w:eastAsia="Inter" w:hAnsi="Inter"/>
-              </w:rPr>
-              <w:t xml:space="preserve">Mars 2027</w:t>
-            </w:r>
-          </w:p>
-        </w:tc>
-        <w:tc>
-          <w:tcPr>
-            <w:tcW w:type="dxa" w:w="2346"/>
-            <w:tcMar>
-              <w:top w:type="dxa" w:w="60"/>
-              <w:left w:type="dxa" w:w="90"/>
-              <w:bottom w:type="dxa" w:w="60"/>
-              <w:right w:type="dxa" w:w="90"/>
-            </w:tcMar>
-          </w:tcPr>
-          <w:p>
-            <w:pPr>
-              <w:spacing w:after="40"/>
-            </w:pPr>
-            <w:r>
-              <w:rPr>
-                <w:rFonts w:ascii="Inter" w:cs="Inter" w:eastAsia="Inter" w:hAnsi="Inter"/>
-              </w:rPr>
-              <w:t xml:space="preserve">01/03</w:t>
-            </w:r>
-          </w:p>
-        </w:tc>
-        <w:tc>
-          <w:tcPr>
-            <w:tcW w:type="dxa" w:w="2346"/>
-            <w:tcMar>
-              <w:top w:type="dxa" w:w="60"/>
-              <w:left w:type="dxa" w:w="90"/>
-              <w:bottom w:type="dxa" w:w="60"/>
-              <w:right w:type="dxa" w:w="90"/>
-            </w:tcMar>
-          </w:tcPr>
-          <w:p>
-            <w:pPr>
-              <w:spacing w:after="40"/>
-            </w:pPr>
-            <w:r>
-              <w:rPr>
-                <w:rFonts w:ascii="Inter" w:cs="Inter" w:eastAsia="Inter" w:hAnsi="Inter"/>
-              </w:rPr>
-              <w:t xml:space="preserve">08/03</w:t>
-            </w:r>
-          </w:p>
-        </w:tc>
-        <w:tc>
-          <w:tcPr>
-            <w:tcW w:type="dxa" w:w="2346"/>
-            <w:tcMar>
-              <w:top w:type="dxa" w:w="60"/>
-              <w:left w:type="dxa" w:w="90"/>
-              <w:bottom w:type="dxa" w:w="60"/>
-              <w:right w:type="dxa" w:w="90"/>
-            </w:tcMar>
-          </w:tcPr>
-          <w:p>
-            <w:pPr>
-              <w:spacing w:after="40"/>
-            </w:pPr>
-            <w:r>
-              <w:rPr>
-                <w:rFonts w:ascii="Inter" w:cs="Inter" w:eastAsia="Inter" w:hAnsi="Inter"/>
-              </w:rPr>
-              <w:t xml:space="preserve">15/03</w:t>
+              <w:jc w:val="left"/>
+            </w:pPr>
+            <w:r>
+              <w:rPr>
+                <w:rFonts w:ascii="Inter" w:cs="Inter" w:eastAsia="Inter" w:hAnsi="Inter"/>
+              </w:rPr>
+              <w:t xml:space="preserve">5 – 9 juillet 2027</w:t>
+            </w:r>
+          </w:p>
+        </w:tc>
+        <w:tc>
+          <w:tcPr>
+            <w:tcW w:type="dxa" w:w="6338"/>
+            <w:tcMar>
+              <w:top w:type="dxa" w:w="60"/>
+              <w:left w:type="dxa" w:w="90"/>
+              <w:bottom w:type="dxa" w:w="60"/>
+              <w:right w:type="dxa" w:w="90"/>
+            </w:tcMar>
+          </w:tcPr>
+          <w:p>
+            <w:pPr>
+              <w:spacing w:after="40"/>
+              <w:jc w:val="left"/>
+            </w:pPr>
+            <w:r>
+              <w:rPr>
+                <w:rFonts w:ascii="Inter" w:cs="Inter" w:eastAsia="Inter" w:hAnsi="Inter"/>
+              </w:rPr>
+              <w:t xml:space="preserve">CCP 2</w:t>
             </w:r>
           </w:p>
         </w:tc>
@@ -1754,6 +1668,30 @@
         </w:trPr>
         <w:tc>
           <w:tcPr>
+            <w:tcW w:type="dxa" w:w="700"/>
+            <w:shd w:fill="EEF1F6" w:color="auto" w:val="clear"/>
+            <w:tcMar>
+              <w:top w:type="dxa" w:w="60"/>
+              <w:left w:type="dxa" w:w="90"/>
+              <w:bottom w:type="dxa" w:w="60"/>
+              <w:right w:type="dxa" w:w="90"/>
+            </w:tcMar>
+          </w:tcPr>
+          <w:p>
+            <w:pPr>
+              <w:spacing w:after="40"/>
+              <w:jc w:val="left"/>
+            </w:pPr>
+            <w:r>
+              <w:rPr>
+                <w:rFonts w:ascii="Inter" w:cs="Inter" w:eastAsia="Inter" w:hAnsi="Inter"/>
+              </w:rPr>
+              <w:t xml:space="preserve">6</w:t>
+            </w:r>
+          </w:p>
+        </w:tc>
+        <w:tc>
+          <w:tcPr>
             <w:tcW w:type="dxa" w:w="2600"/>
             <w:shd w:fill="EEF1F6" w:color="auto" w:val="clear"/>
             <w:tcMar>
@@ -1766,81 +1704,37 @@
           <w:p>
             <w:pPr>
               <w:spacing w:after="40"/>
-            </w:pPr>
-            <w:r>
-              <w:rPr>
-                <w:rFonts w:ascii="Inter" w:cs="Inter" w:eastAsia="Inter" w:hAnsi="Inter"/>
-              </w:rPr>
-              <w:t xml:space="preserve">Avril 2027</w:t>
-            </w:r>
-          </w:p>
-        </w:tc>
-        <w:tc>
-          <w:tcPr>
-            <w:tcW w:type="dxa" w:w="2346"/>
-            <w:shd w:fill="EEF1F6" w:color="auto" w:val="clear"/>
-            <w:tcMar>
-              <w:top w:type="dxa" w:w="60"/>
-              <w:left w:type="dxa" w:w="90"/>
-              <w:bottom w:type="dxa" w:w="60"/>
-              <w:right w:type="dxa" w:w="90"/>
-            </w:tcMar>
-          </w:tcPr>
-          <w:p>
-            <w:pPr>
-              <w:spacing w:after="40"/>
-            </w:pPr>
-            <w:r>
-              <w:rPr>
-                <w:rFonts w:ascii="Inter" w:cs="Inter" w:eastAsia="Inter" w:hAnsi="Inter"/>
-              </w:rPr>
-              <w:t xml:space="preserve">05/04</w:t>
-            </w:r>
-          </w:p>
-        </w:tc>
-        <w:tc>
-          <w:tcPr>
-            <w:tcW w:type="dxa" w:w="2346"/>
-            <w:shd w:fill="EEF1F6" w:color="auto" w:val="clear"/>
-            <w:tcMar>
-              <w:top w:type="dxa" w:w="60"/>
-              <w:left w:type="dxa" w:w="90"/>
-              <w:bottom w:type="dxa" w:w="60"/>
-              <w:right w:type="dxa" w:w="90"/>
-            </w:tcMar>
-          </w:tcPr>
-          <w:p>
-            <w:pPr>
-              <w:spacing w:after="40"/>
-            </w:pPr>
-            <w:r>
-              <w:rPr>
-                <w:rFonts w:ascii="Inter" w:cs="Inter" w:eastAsia="Inter" w:hAnsi="Inter"/>
-              </w:rPr>
-              <w:t xml:space="preserve">12/04</w:t>
-            </w:r>
-          </w:p>
-        </w:tc>
-        <w:tc>
-          <w:tcPr>
-            <w:tcW w:type="dxa" w:w="2346"/>
-            <w:shd w:fill="EEF1F6" w:color="auto" w:val="clear"/>
-            <w:tcMar>
-              <w:top w:type="dxa" w:w="60"/>
-              <w:left w:type="dxa" w:w="90"/>
-              <w:bottom w:type="dxa" w:w="60"/>
-              <w:right w:type="dxa" w:w="90"/>
-            </w:tcMar>
-          </w:tcPr>
-          <w:p>
-            <w:pPr>
-              <w:spacing w:after="40"/>
-            </w:pPr>
-            <w:r>
-              <w:rPr>
-                <w:rFonts w:ascii="Inter" w:cs="Inter" w:eastAsia="Inter" w:hAnsi="Inter"/>
-              </w:rPr>
-              <w:t xml:space="preserve">19/04</w:t>
+              <w:jc w:val="left"/>
+            </w:pPr>
+            <w:r>
+              <w:rPr>
+                <w:rFonts w:ascii="Inter" w:cs="Inter" w:eastAsia="Inter" w:hAnsi="Inter"/>
+              </w:rPr>
+              <w:t xml:space="preserve">2 – 6 août 2027</w:t>
+            </w:r>
+          </w:p>
+        </w:tc>
+        <w:tc>
+          <w:tcPr>
+            <w:tcW w:type="dxa" w:w="6338"/>
+            <w:shd w:fill="EEF1F6" w:color="auto" w:val="clear"/>
+            <w:tcMar>
+              <w:top w:type="dxa" w:w="60"/>
+              <w:left w:type="dxa" w:w="90"/>
+              <w:bottom w:type="dxa" w:w="60"/>
+              <w:right w:type="dxa" w:w="90"/>
+            </w:tcMar>
+          </w:tcPr>
+          <w:p>
+            <w:pPr>
+              <w:spacing w:after="40"/>
+              <w:jc w:val="left"/>
+            </w:pPr>
+            <w:r>
+              <w:rPr>
+                <w:rFonts w:ascii="Inter" w:cs="Inter" w:eastAsia="Inter" w:hAnsi="Inter"/>
+              </w:rPr>
+              <w:t xml:space="preserve">CCP 2 ; bilan collectif de mi-parcours</w:t>
             </w:r>
           </w:p>
         </w:tc>
@@ -1851,6 +1745,29 @@
         </w:trPr>
         <w:tc>
           <w:tcPr>
+            <w:tcW w:type="dxa" w:w="700"/>
+            <w:tcMar>
+              <w:top w:type="dxa" w:w="60"/>
+              <w:left w:type="dxa" w:w="90"/>
+              <w:bottom w:type="dxa" w:w="60"/>
+              <w:right w:type="dxa" w:w="90"/>
+            </w:tcMar>
+          </w:tcPr>
+          <w:p>
+            <w:pPr>
+              <w:spacing w:after="40"/>
+              <w:jc w:val="left"/>
+            </w:pPr>
+            <w:r>
+              <w:rPr>
+                <w:rFonts w:ascii="Inter" w:cs="Inter" w:eastAsia="Inter" w:hAnsi="Inter"/>
+              </w:rPr>
+              <w:t xml:space="preserve">7</w:t>
+            </w:r>
+          </w:p>
+        </w:tc>
+        <w:tc>
+          <w:tcPr>
             <w:tcW w:type="dxa" w:w="2600"/>
             <w:tcMar>
               <w:top w:type="dxa" w:w="60"/>
@@ -1862,78 +1779,36 @@
           <w:p>
             <w:pPr>
               <w:spacing w:after="40"/>
-            </w:pPr>
-            <w:r>
-              <w:rPr>
-                <w:rFonts w:ascii="Inter" w:cs="Inter" w:eastAsia="Inter" w:hAnsi="Inter"/>
-              </w:rPr>
-              <w:t xml:space="preserve">Mai 2027</w:t>
-            </w:r>
-          </w:p>
-        </w:tc>
-        <w:tc>
-          <w:tcPr>
-            <w:tcW w:type="dxa" w:w="2346"/>
-            <w:tcMar>
-              <w:top w:type="dxa" w:w="60"/>
-              <w:left w:type="dxa" w:w="90"/>
-              <w:bottom w:type="dxa" w:w="60"/>
-              <w:right w:type="dxa" w:w="90"/>
-            </w:tcMar>
-          </w:tcPr>
-          <w:p>
-            <w:pPr>
-              <w:spacing w:after="40"/>
-            </w:pPr>
-            <w:r>
-              <w:rPr>
-                <w:rFonts w:ascii="Inter" w:cs="Inter" w:eastAsia="Inter" w:hAnsi="Inter"/>
-              </w:rPr>
-              <w:t xml:space="preserve">10/05</w:t>
-            </w:r>
-          </w:p>
-        </w:tc>
-        <w:tc>
-          <w:tcPr>
-            <w:tcW w:type="dxa" w:w="2346"/>
-            <w:tcMar>
-              <w:top w:type="dxa" w:w="60"/>
-              <w:left w:type="dxa" w:w="90"/>
-              <w:bottom w:type="dxa" w:w="60"/>
-              <w:right w:type="dxa" w:w="90"/>
-            </w:tcMar>
-          </w:tcPr>
-          <w:p>
-            <w:pPr>
-              <w:spacing w:after="40"/>
-            </w:pPr>
-            <w:r>
-              <w:rPr>
-                <w:rFonts w:ascii="Inter" w:cs="Inter" w:eastAsia="Inter" w:hAnsi="Inter"/>
-              </w:rPr>
-              <w:t xml:space="preserve">24/05</w:t>
-            </w:r>
-          </w:p>
-        </w:tc>
-        <w:tc>
-          <w:tcPr>
-            <w:tcW w:type="dxa" w:w="2346"/>
-            <w:tcMar>
-              <w:top w:type="dxa" w:w="60"/>
-              <w:left w:type="dxa" w:w="90"/>
-              <w:bottom w:type="dxa" w:w="60"/>
-              <w:right w:type="dxa" w:w="90"/>
-            </w:tcMar>
-          </w:tcPr>
-          <w:p>
-            <w:pPr>
-              <w:spacing w:after="40"/>
-            </w:pPr>
-            <w:r>
-              <w:rPr>
-                <w:rFonts w:ascii="Inter" w:cs="Inter" w:eastAsia="Inter" w:hAnsi="Inter"/>
-              </w:rPr>
-              <w:t xml:space="preserve">31/05</w:t>
+              <w:jc w:val="left"/>
+            </w:pPr>
+            <w:r>
+              <w:rPr>
+                <w:rFonts w:ascii="Inter" w:cs="Inter" w:eastAsia="Inter" w:hAnsi="Inter"/>
+              </w:rPr>
+              <w:t xml:space="preserve">6 – 10 septembre 2027</w:t>
+            </w:r>
+          </w:p>
+        </w:tc>
+        <w:tc>
+          <w:tcPr>
+            <w:tcW w:type="dxa" w:w="6338"/>
+            <w:tcMar>
+              <w:top w:type="dxa" w:w="60"/>
+              <w:left w:type="dxa" w:w="90"/>
+              <w:bottom w:type="dxa" w:w="60"/>
+              <w:right w:type="dxa" w:w="90"/>
+            </w:tcMar>
+          </w:tcPr>
+          <w:p>
+            <w:pPr>
+              <w:spacing w:after="40"/>
+              <w:jc w:val="left"/>
+            </w:pPr>
+            <w:r>
+              <w:rPr>
+                <w:rFonts w:ascii="Inter" w:cs="Inter" w:eastAsia="Inter" w:hAnsi="Inter"/>
+              </w:rPr>
+              <w:t xml:space="preserve">CCP 2</w:t>
             </w:r>
           </w:p>
         </w:tc>
@@ -1944,6 +1819,30 @@
         </w:trPr>
         <w:tc>
           <w:tcPr>
+            <w:tcW w:type="dxa" w:w="700"/>
+            <w:shd w:fill="EEF1F6" w:color="auto" w:val="clear"/>
+            <w:tcMar>
+              <w:top w:type="dxa" w:w="60"/>
+              <w:left w:type="dxa" w:w="90"/>
+              <w:bottom w:type="dxa" w:w="60"/>
+              <w:right w:type="dxa" w:w="90"/>
+            </w:tcMar>
+          </w:tcPr>
+          <w:p>
+            <w:pPr>
+              <w:spacing w:after="40"/>
+              <w:jc w:val="left"/>
+            </w:pPr>
+            <w:r>
+              <w:rPr>
+                <w:rFonts w:ascii="Inter" w:cs="Inter" w:eastAsia="Inter" w:hAnsi="Inter"/>
+              </w:rPr>
+              <w:t xml:space="preserve">8</w:t>
+            </w:r>
+          </w:p>
+        </w:tc>
+        <w:tc>
+          <w:tcPr>
             <w:tcW w:type="dxa" w:w="2600"/>
             <w:shd w:fill="EEF1F6" w:color="auto" w:val="clear"/>
             <w:tcMar>
@@ -1956,81 +1855,51 @@
           <w:p>
             <w:pPr>
               <w:spacing w:after="40"/>
-            </w:pPr>
-            <w:r>
-              <w:rPr>
-                <w:rFonts w:ascii="Inter" w:cs="Inter" w:eastAsia="Inter" w:hAnsi="Inter"/>
-              </w:rPr>
-              <w:t xml:space="preserve">Juin 2027</w:t>
-            </w:r>
-          </w:p>
-        </w:tc>
-        <w:tc>
-          <w:tcPr>
-            <w:tcW w:type="dxa" w:w="2346"/>
-            <w:shd w:fill="EEF1F6" w:color="auto" w:val="clear"/>
-            <w:tcMar>
-              <w:top w:type="dxa" w:w="60"/>
-              <w:left w:type="dxa" w:w="90"/>
-              <w:bottom w:type="dxa" w:w="60"/>
-              <w:right w:type="dxa" w:w="90"/>
-            </w:tcMar>
-          </w:tcPr>
-          <w:p>
-            <w:pPr>
-              <w:spacing w:after="40"/>
-            </w:pPr>
-            <w:r>
-              <w:rPr>
-                <w:rFonts w:ascii="Inter" w:cs="Inter" w:eastAsia="Inter" w:hAnsi="Inter"/>
-              </w:rPr>
-              <w:t xml:space="preserve">07/06</w:t>
-            </w:r>
-          </w:p>
-        </w:tc>
-        <w:tc>
-          <w:tcPr>
-            <w:tcW w:type="dxa" w:w="2346"/>
-            <w:shd w:fill="EEF1F6" w:color="auto" w:val="clear"/>
-            <w:tcMar>
-              <w:top w:type="dxa" w:w="60"/>
-              <w:left w:type="dxa" w:w="90"/>
-              <w:bottom w:type="dxa" w:w="60"/>
-              <w:right w:type="dxa" w:w="90"/>
-            </w:tcMar>
-          </w:tcPr>
-          <w:p>
-            <w:pPr>
-              <w:spacing w:after="40"/>
-            </w:pPr>
-            <w:r>
-              <w:rPr>
-                <w:rFonts w:ascii="Inter" w:cs="Inter" w:eastAsia="Inter" w:hAnsi="Inter"/>
-              </w:rPr>
-              <w:t xml:space="preserve">14/06</w:t>
-            </w:r>
-          </w:p>
-        </w:tc>
-        <w:tc>
-          <w:tcPr>
-            <w:tcW w:type="dxa" w:w="2346"/>
-            <w:shd w:fill="EEF1F6" w:color="auto" w:val="clear"/>
-            <w:tcMar>
-              <w:top w:type="dxa" w:w="60"/>
-              <w:left w:type="dxa" w:w="90"/>
-              <w:bottom w:type="dxa" w:w="60"/>
-              <w:right w:type="dxa" w:w="90"/>
-            </w:tcMar>
-          </w:tcPr>
-          <w:p>
-            <w:pPr>
-              <w:spacing w:after="40"/>
-            </w:pPr>
-            <w:r>
-              <w:rPr>
-                <w:rFonts w:ascii="Inter" w:cs="Inter" w:eastAsia="Inter" w:hAnsi="Inter"/>
-              </w:rPr>
-              <w:t xml:space="preserve">21/06</w:t>
+              <w:jc w:val="left"/>
+            </w:pPr>
+            <w:r>
+              <w:rPr>
+                <w:rFonts w:ascii="Inter" w:cs="Inter" w:eastAsia="Inter" w:hAnsi="Inter"/>
+              </w:rPr>
+              <w:t xml:space="preserve">4 – 8 octobre 2027</w:t>
+            </w:r>
+          </w:p>
+        </w:tc>
+        <w:tc>
+          <w:tcPr>
+            <w:tcW w:type="dxa" w:w="6338"/>
+            <w:shd w:fill="EEF1F6" w:color="auto" w:val="clear"/>
+            <w:tcMar>
+              <w:top w:type="dxa" w:w="60"/>
+              <w:left w:type="dxa" w:w="90"/>
+              <w:bottom w:type="dxa" w:w="60"/>
+              <w:right w:type="dxa" w:w="90"/>
+            </w:tcMar>
+          </w:tcPr>
+          <w:p>
+            <w:pPr>
+              <w:spacing w:after="40"/>
+              <w:jc w:val="left"/>
+            </w:pPr>
+            <w:r>
+              <w:rPr>
+                <w:rFonts w:ascii="Inter" w:cs="Inter" w:eastAsia="Inter" w:hAnsi="Inter"/>
+              </w:rPr>
+              <w:t xml:space="preserve">CCP 2 ; </w:t>
+            </w:r>
+            <w:r>
+              <w:rPr>
+                <w:rFonts w:ascii="Inter" w:cs="Inter" w:eastAsia="Inter" w:hAnsi="Inter"/>
+                <w:b/>
+                <w:bCs/>
+              </w:rPr>
+              <w:t xml:space="preserve">ECF du CCP 2</w:t>
+            </w:r>
+            <w:r>
+              <w:rPr>
+                <w:rFonts w:ascii="Inter" w:cs="Inter" w:eastAsia="Inter" w:hAnsi="Inter"/>
+              </w:rPr>
+              <w:t xml:space="preserve"> (vendredi 8 octobre)</w:t>
             </w:r>
           </w:p>
         </w:tc>
@@ -2041,6 +1910,29 @@
         </w:trPr>
         <w:tc>
           <w:tcPr>
+            <w:tcW w:type="dxa" w:w="700"/>
+            <w:tcMar>
+              <w:top w:type="dxa" w:w="60"/>
+              <w:left w:type="dxa" w:w="90"/>
+              <w:bottom w:type="dxa" w:w="60"/>
+              <w:right w:type="dxa" w:w="90"/>
+            </w:tcMar>
+          </w:tcPr>
+          <w:p>
+            <w:pPr>
+              <w:spacing w:after="40"/>
+              <w:jc w:val="left"/>
+            </w:pPr>
+            <w:r>
+              <w:rPr>
+                <w:rFonts w:ascii="Inter" w:cs="Inter" w:eastAsia="Inter" w:hAnsi="Inter"/>
+              </w:rPr>
+              <w:t xml:space="preserve">9</w:t>
+            </w:r>
+          </w:p>
+        </w:tc>
+        <w:tc>
+          <w:tcPr>
             <w:tcW w:type="dxa" w:w="2600"/>
             <w:tcMar>
               <w:top w:type="dxa" w:w="60"/>
@@ -2052,78 +1944,36 @@
           <w:p>
             <w:pPr>
               <w:spacing w:after="40"/>
-            </w:pPr>
-            <w:r>
-              <w:rPr>
-                <w:rFonts w:ascii="Inter" w:cs="Inter" w:eastAsia="Inter" w:hAnsi="Inter"/>
-              </w:rPr>
-              <w:t xml:space="preserve">Juillet 2027</w:t>
-            </w:r>
-          </w:p>
-        </w:tc>
-        <w:tc>
-          <w:tcPr>
-            <w:tcW w:type="dxa" w:w="2346"/>
-            <w:tcMar>
-              <w:top w:type="dxa" w:w="60"/>
-              <w:left w:type="dxa" w:w="90"/>
-              <w:bottom w:type="dxa" w:w="60"/>
-              <w:right w:type="dxa" w:w="90"/>
-            </w:tcMar>
-          </w:tcPr>
-          <w:p>
-            <w:pPr>
-              <w:spacing w:after="40"/>
-            </w:pPr>
-            <w:r>
-              <w:rPr>
-                <w:rFonts w:ascii="Inter" w:cs="Inter" w:eastAsia="Inter" w:hAnsi="Inter"/>
-              </w:rPr>
-              <w:t xml:space="preserve">05/07</w:t>
-            </w:r>
-          </w:p>
-        </w:tc>
-        <w:tc>
-          <w:tcPr>
-            <w:tcW w:type="dxa" w:w="2346"/>
-            <w:tcMar>
-              <w:top w:type="dxa" w:w="60"/>
-              <w:left w:type="dxa" w:w="90"/>
-              <w:bottom w:type="dxa" w:w="60"/>
-              <w:right w:type="dxa" w:w="90"/>
-            </w:tcMar>
-          </w:tcPr>
-          <w:p>
-            <w:pPr>
-              <w:spacing w:after="40"/>
-            </w:pPr>
-            <w:r>
-              <w:rPr>
-                <w:rFonts w:ascii="Inter" w:cs="Inter" w:eastAsia="Inter" w:hAnsi="Inter"/>
-              </w:rPr>
-              <w:t xml:space="preserve">19/07</w:t>
-            </w:r>
-          </w:p>
-        </w:tc>
-        <w:tc>
-          <w:tcPr>
-            <w:tcW w:type="dxa" w:w="2346"/>
-            <w:tcMar>
-              <w:top w:type="dxa" w:w="60"/>
-              <w:left w:type="dxa" w:w="90"/>
-              <w:bottom w:type="dxa" w:w="60"/>
-              <w:right w:type="dxa" w:w="90"/>
-            </w:tcMar>
-          </w:tcPr>
-          <w:p>
-            <w:pPr>
-              <w:spacing w:after="40"/>
-            </w:pPr>
-            <w:r>
-              <w:rPr>
-                <w:rFonts w:ascii="Inter" w:cs="Inter" w:eastAsia="Inter" w:hAnsi="Inter"/>
-              </w:rPr>
-              <w:t xml:space="preserve">26/07</w:t>
+              <w:jc w:val="left"/>
+            </w:pPr>
+            <w:r>
+              <w:rPr>
+                <w:rFonts w:ascii="Inter" w:cs="Inter" w:eastAsia="Inter" w:hAnsi="Inter"/>
+              </w:rPr>
+              <w:t xml:space="preserve">15 – 19 novembre 2027</w:t>
+            </w:r>
+          </w:p>
+        </w:tc>
+        <w:tc>
+          <w:tcPr>
+            <w:tcW w:type="dxa" w:w="6338"/>
+            <w:tcMar>
+              <w:top w:type="dxa" w:w="60"/>
+              <w:left w:type="dxa" w:w="90"/>
+              <w:bottom w:type="dxa" w:w="60"/>
+              <w:right w:type="dxa" w:w="90"/>
+            </w:tcMar>
+          </w:tcPr>
+          <w:p>
+            <w:pPr>
+              <w:spacing w:after="40"/>
+              <w:jc w:val="left"/>
+            </w:pPr>
+            <w:r>
+              <w:rPr>
+                <w:rFonts w:ascii="Inter" w:cs="Inter" w:eastAsia="Inter" w:hAnsi="Inter"/>
+              </w:rPr>
+              <w:t xml:space="preserve">CCP 3 ; module « Esprit d’entreprendre »</w:t>
             </w:r>
           </w:p>
         </w:tc>
@@ -2134,6 +1984,30 @@
         </w:trPr>
         <w:tc>
           <w:tcPr>
+            <w:tcW w:type="dxa" w:w="700"/>
+            <w:shd w:fill="EEF1F6" w:color="auto" w:val="clear"/>
+            <w:tcMar>
+              <w:top w:type="dxa" w:w="60"/>
+              <w:left w:type="dxa" w:w="90"/>
+              <w:bottom w:type="dxa" w:w="60"/>
+              <w:right w:type="dxa" w:w="90"/>
+            </w:tcMar>
+          </w:tcPr>
+          <w:p>
+            <w:pPr>
+              <w:spacing w:after="40"/>
+              <w:jc w:val="left"/>
+            </w:pPr>
+            <w:r>
+              <w:rPr>
+                <w:rFonts w:ascii="Inter" w:cs="Inter" w:eastAsia="Inter" w:hAnsi="Inter"/>
+              </w:rPr>
+              <w:t xml:space="preserve">10</w:t>
+            </w:r>
+          </w:p>
+        </w:tc>
+        <w:tc>
+          <w:tcPr>
             <w:tcW w:type="dxa" w:w="2600"/>
             <w:shd w:fill="EEF1F6" w:color="auto" w:val="clear"/>
             <w:tcMar>
@@ -2146,81 +2020,37 @@
           <w:p>
             <w:pPr>
               <w:spacing w:after="40"/>
-            </w:pPr>
-            <w:r>
-              <w:rPr>
-                <w:rFonts w:ascii="Inter" w:cs="Inter" w:eastAsia="Inter" w:hAnsi="Inter"/>
-              </w:rPr>
-              <w:t xml:space="preserve">Août 2027</w:t>
-            </w:r>
-          </w:p>
-        </w:tc>
-        <w:tc>
-          <w:tcPr>
-            <w:tcW w:type="dxa" w:w="2346"/>
-            <w:shd w:fill="EEF1F6" w:color="auto" w:val="clear"/>
-            <w:tcMar>
-              <w:top w:type="dxa" w:w="60"/>
-              <w:left w:type="dxa" w:w="90"/>
-              <w:bottom w:type="dxa" w:w="60"/>
-              <w:right w:type="dxa" w:w="90"/>
-            </w:tcMar>
-          </w:tcPr>
-          <w:p>
-            <w:pPr>
-              <w:spacing w:after="40"/>
-            </w:pPr>
-            <w:r>
-              <w:rPr>
-                <w:rFonts w:ascii="Inter" w:cs="Inter" w:eastAsia="Inter" w:hAnsi="Inter"/>
-              </w:rPr>
-              <w:t xml:space="preserve">02/08</w:t>
-            </w:r>
-          </w:p>
-        </w:tc>
-        <w:tc>
-          <w:tcPr>
-            <w:tcW w:type="dxa" w:w="2346"/>
-            <w:shd w:fill="EEF1F6" w:color="auto" w:val="clear"/>
-            <w:tcMar>
-              <w:top w:type="dxa" w:w="60"/>
-              <w:left w:type="dxa" w:w="90"/>
-              <w:bottom w:type="dxa" w:w="60"/>
-              <w:right w:type="dxa" w:w="90"/>
-            </w:tcMar>
-          </w:tcPr>
-          <w:p>
-            <w:pPr>
-              <w:spacing w:after="40"/>
-            </w:pPr>
-            <w:r>
-              <w:rPr>
-                <w:rFonts w:ascii="Inter" w:cs="Inter" w:eastAsia="Inter" w:hAnsi="Inter"/>
-              </w:rPr>
-              <w:t xml:space="preserve">09/08</w:t>
-            </w:r>
-          </w:p>
-        </w:tc>
-        <w:tc>
-          <w:tcPr>
-            <w:tcW w:type="dxa" w:w="2346"/>
-            <w:shd w:fill="EEF1F6" w:color="auto" w:val="clear"/>
-            <w:tcMar>
-              <w:top w:type="dxa" w:w="60"/>
-              <w:left w:type="dxa" w:w="90"/>
-              <w:bottom w:type="dxa" w:w="60"/>
-              <w:right w:type="dxa" w:w="90"/>
-            </w:tcMar>
-          </w:tcPr>
-          <w:p>
-            <w:pPr>
-              <w:spacing w:after="40"/>
-            </w:pPr>
-            <w:r>
-              <w:rPr>
-                <w:rFonts w:ascii="Inter" w:cs="Inter" w:eastAsia="Inter" w:hAnsi="Inter"/>
-              </w:rPr>
-              <w:t xml:space="preserve">16/08</w:t>
+              <w:jc w:val="left"/>
+            </w:pPr>
+            <w:r>
+              <w:rPr>
+                <w:rFonts w:ascii="Inter" w:cs="Inter" w:eastAsia="Inter" w:hAnsi="Inter"/>
+              </w:rPr>
+              <w:t xml:space="preserve">6 – 10 décembre 2027</w:t>
+            </w:r>
+          </w:p>
+        </w:tc>
+        <w:tc>
+          <w:tcPr>
+            <w:tcW w:type="dxa" w:w="6338"/>
+            <w:shd w:fill="EEF1F6" w:color="auto" w:val="clear"/>
+            <w:tcMar>
+              <w:top w:type="dxa" w:w="60"/>
+              <w:left w:type="dxa" w:w="90"/>
+              <w:bottom w:type="dxa" w:w="60"/>
+              <w:right w:type="dxa" w:w="90"/>
+            </w:tcMar>
+          </w:tcPr>
+          <w:p>
+            <w:pPr>
+              <w:spacing w:after="40"/>
+              <w:jc w:val="left"/>
+            </w:pPr>
+            <w:r>
+              <w:rPr>
+                <w:rFonts w:ascii="Inter" w:cs="Inter" w:eastAsia="Inter" w:hAnsi="Inter"/>
+              </w:rPr>
+              <w:t xml:space="preserve">CCP 3</w:t>
             </w:r>
           </w:p>
         </w:tc>
@@ -2231,6 +2061,29 @@
         </w:trPr>
         <w:tc>
           <w:tcPr>
+            <w:tcW w:type="dxa" w:w="700"/>
+            <w:tcMar>
+              <w:top w:type="dxa" w:w="60"/>
+              <w:left w:type="dxa" w:w="90"/>
+              <w:bottom w:type="dxa" w:w="60"/>
+              <w:right w:type="dxa" w:w="90"/>
+            </w:tcMar>
+          </w:tcPr>
+          <w:p>
+            <w:pPr>
+              <w:spacing w:after="40"/>
+              <w:jc w:val="left"/>
+            </w:pPr>
+            <w:r>
+              <w:rPr>
+                <w:rFonts w:ascii="Inter" w:cs="Inter" w:eastAsia="Inter" w:hAnsi="Inter"/>
+              </w:rPr>
+              <w:t xml:space="preserve">11</w:t>
+            </w:r>
+          </w:p>
+        </w:tc>
+        <w:tc>
+          <w:tcPr>
             <w:tcW w:type="dxa" w:w="2600"/>
             <w:tcMar>
               <w:top w:type="dxa" w:w="60"/>
@@ -2242,78 +2095,64 @@
           <w:p>
             <w:pPr>
               <w:spacing w:after="40"/>
-            </w:pPr>
-            <w:r>
-              <w:rPr>
-                <w:rFonts w:ascii="Inter" w:cs="Inter" w:eastAsia="Inter" w:hAnsi="Inter"/>
-              </w:rPr>
-              <w:t xml:space="preserve">Septembre 2027</w:t>
-            </w:r>
-          </w:p>
-        </w:tc>
-        <w:tc>
-          <w:tcPr>
-            <w:tcW w:type="dxa" w:w="2346"/>
-            <w:tcMar>
-              <w:top w:type="dxa" w:w="60"/>
-              <w:left w:type="dxa" w:w="90"/>
-              <w:bottom w:type="dxa" w:w="60"/>
-              <w:right w:type="dxa" w:w="90"/>
-            </w:tcMar>
-          </w:tcPr>
-          <w:p>
-            <w:pPr>
-              <w:spacing w:after="40"/>
-            </w:pPr>
-            <w:r>
-              <w:rPr>
-                <w:rFonts w:ascii="Inter" w:cs="Inter" w:eastAsia="Inter" w:hAnsi="Inter"/>
-              </w:rPr>
-              <w:t xml:space="preserve">06/09</w:t>
-            </w:r>
-          </w:p>
-        </w:tc>
-        <w:tc>
-          <w:tcPr>
-            <w:tcW w:type="dxa" w:w="2346"/>
-            <w:tcMar>
-              <w:top w:type="dxa" w:w="60"/>
-              <w:left w:type="dxa" w:w="90"/>
-              <w:bottom w:type="dxa" w:w="60"/>
-              <w:right w:type="dxa" w:w="90"/>
-            </w:tcMar>
-          </w:tcPr>
-          <w:p>
-            <w:pPr>
-              <w:spacing w:after="40"/>
-            </w:pPr>
-            <w:r>
-              <w:rPr>
-                <w:rFonts w:ascii="Inter" w:cs="Inter" w:eastAsia="Inter" w:hAnsi="Inter"/>
-              </w:rPr>
-              <w:t xml:space="preserve">13/09</w:t>
-            </w:r>
-          </w:p>
-        </w:tc>
-        <w:tc>
-          <w:tcPr>
-            <w:tcW w:type="dxa" w:w="2346"/>
-            <w:tcMar>
-              <w:top w:type="dxa" w:w="60"/>
-              <w:left w:type="dxa" w:w="90"/>
-              <w:bottom w:type="dxa" w:w="60"/>
-              <w:right w:type="dxa" w:w="90"/>
-            </w:tcMar>
-          </w:tcPr>
-          <w:p>
-            <w:pPr>
-              <w:spacing w:after="40"/>
-            </w:pPr>
-            <w:r>
-              <w:rPr>
-                <w:rFonts w:ascii="Inter" w:cs="Inter" w:eastAsia="Inter" w:hAnsi="Inter"/>
-              </w:rPr>
-              <w:t xml:space="preserve">20/09</w:t>
+              <w:jc w:val="left"/>
+            </w:pPr>
+            <w:r>
+              <w:rPr>
+                <w:rFonts w:ascii="Inter" w:cs="Inter" w:eastAsia="Inter" w:hAnsi="Inter"/>
+              </w:rPr>
+              <w:t xml:space="preserve">10 – 14 janvier 2028</w:t>
+            </w:r>
+          </w:p>
+        </w:tc>
+        <w:tc>
+          <w:tcPr>
+            <w:tcW w:type="dxa" w:w="6338"/>
+            <w:tcMar>
+              <w:top w:type="dxa" w:w="60"/>
+              <w:left w:type="dxa" w:w="90"/>
+              <w:bottom w:type="dxa" w:w="60"/>
+              <w:right w:type="dxa" w:w="90"/>
+            </w:tcMar>
+          </w:tcPr>
+          <w:p>
+            <w:pPr>
+              <w:spacing w:after="40"/>
+              <w:jc w:val="left"/>
+            </w:pPr>
+            <w:r>
+              <w:rPr>
+                <w:rFonts w:ascii="Inter" w:cs="Inter" w:eastAsia="Inter" w:hAnsi="Inter"/>
+              </w:rPr>
+              <w:t xml:space="preserve">CCP 3 ; </w:t>
+            </w:r>
+            <w:r>
+              <w:rPr>
+                <w:rFonts w:ascii="Inter" w:cs="Inter" w:eastAsia="Inter" w:hAnsi="Inter"/>
+                <w:b/>
+                <w:bCs/>
+              </w:rPr>
+              <w:t xml:space="preserve">ECF du CCP 3</w:t>
+            </w:r>
+            <w:r>
+              <w:rPr>
+                <w:rFonts w:ascii="Inter" w:cs="Inter" w:eastAsia="Inter" w:hAnsi="Inter"/>
+              </w:rPr>
+              <w:t xml:space="preserve"> (jeudi 13 janvier) ; </w:t>
+            </w:r>
+            <w:r>
+              <w:rPr>
+                <w:rFonts w:ascii="Inter" w:cs="Inter" w:eastAsia="Inter" w:hAnsi="Inter"/>
+                <w:b/>
+                <w:bCs/>
+              </w:rPr>
+              <w:t xml:space="preserve">examen blanc</w:t>
+            </w:r>
+            <w:r>
+              <w:rPr>
+                <w:rFonts w:ascii="Inter" w:cs="Inter" w:eastAsia="Inter" w:hAnsi="Inter"/>
+              </w:rPr>
+              <w:t xml:space="preserve"> (vendredi 14 janvier)</w:t>
             </w:r>
           </w:p>
         </w:tc>
@@ -2324,6 +2163,30 @@
         </w:trPr>
         <w:tc>
           <w:tcPr>
+            <w:tcW w:type="dxa" w:w="700"/>
+            <w:shd w:fill="EEF1F6" w:color="auto" w:val="clear"/>
+            <w:tcMar>
+              <w:top w:type="dxa" w:w="60"/>
+              <w:left w:type="dxa" w:w="90"/>
+              <w:bottom w:type="dxa" w:w="60"/>
+              <w:right w:type="dxa" w:w="90"/>
+            </w:tcMar>
+          </w:tcPr>
+          <w:p>
+            <w:pPr>
+              <w:spacing w:after="40"/>
+              <w:jc w:val="left"/>
+            </w:pPr>
+            <w:r>
+              <w:rPr>
+                <w:rFonts w:ascii="Inter" w:cs="Inter" w:eastAsia="Inter" w:hAnsi="Inter"/>
+              </w:rPr>
+              <w:t xml:space="preserve">12</w:t>
+            </w:r>
+          </w:p>
+        </w:tc>
+        <w:tc>
+          <w:tcPr>
             <w:tcW w:type="dxa" w:w="2600"/>
             <w:shd w:fill="EEF1F6" w:color="auto" w:val="clear"/>
             <w:tcMar>
@@ -2336,461 +2199,37 @@
           <w:p>
             <w:pPr>
               <w:spacing w:after="40"/>
-            </w:pPr>
-            <w:r>
-              <w:rPr>
-                <w:rFonts w:ascii="Inter" w:cs="Inter" w:eastAsia="Inter" w:hAnsi="Inter"/>
-              </w:rPr>
-              <w:t xml:space="preserve">Octobre 2027</w:t>
-            </w:r>
-          </w:p>
-        </w:tc>
-        <w:tc>
-          <w:tcPr>
-            <w:tcW w:type="dxa" w:w="2346"/>
-            <w:shd w:fill="EEF1F6" w:color="auto" w:val="clear"/>
-            <w:tcMar>
-              <w:top w:type="dxa" w:w="60"/>
-              <w:left w:type="dxa" w:w="90"/>
-              <w:bottom w:type="dxa" w:w="60"/>
-              <w:right w:type="dxa" w:w="90"/>
-            </w:tcMar>
-          </w:tcPr>
-          <w:p>
-            <w:pPr>
-              <w:spacing w:after="40"/>
-            </w:pPr>
-            <w:r>
-              <w:rPr>
-                <w:rFonts w:ascii="Inter" w:cs="Inter" w:eastAsia="Inter" w:hAnsi="Inter"/>
-              </w:rPr>
-              <w:t xml:space="preserve">04/10</w:t>
-            </w:r>
-          </w:p>
-        </w:tc>
-        <w:tc>
-          <w:tcPr>
-            <w:tcW w:type="dxa" w:w="2346"/>
-            <w:shd w:fill="EEF1F6" w:color="auto" w:val="clear"/>
-            <w:tcMar>
-              <w:top w:type="dxa" w:w="60"/>
-              <w:left w:type="dxa" w:w="90"/>
-              <w:bottom w:type="dxa" w:w="60"/>
-              <w:right w:type="dxa" w:w="90"/>
-            </w:tcMar>
-          </w:tcPr>
-          <w:p>
-            <w:pPr>
-              <w:spacing w:after="40"/>
-            </w:pPr>
-            <w:r>
-              <w:rPr>
-                <w:rFonts w:ascii="Inter" w:cs="Inter" w:eastAsia="Inter" w:hAnsi="Inter"/>
-              </w:rPr>
-              <w:t xml:space="preserve">11/10</w:t>
-            </w:r>
-          </w:p>
-        </w:tc>
-        <w:tc>
-          <w:tcPr>
-            <w:tcW w:type="dxa" w:w="2346"/>
-            <w:shd w:fill="EEF1F6" w:color="auto" w:val="clear"/>
-            <w:tcMar>
-              <w:top w:type="dxa" w:w="60"/>
-              <w:left w:type="dxa" w:w="90"/>
-              <w:bottom w:type="dxa" w:w="60"/>
-              <w:right w:type="dxa" w:w="90"/>
-            </w:tcMar>
-          </w:tcPr>
-          <w:p>
-            <w:pPr>
-              <w:spacing w:after="40"/>
-            </w:pPr>
-            <w:r>
-              <w:rPr>
-                <w:rFonts w:ascii="Inter" w:cs="Inter" w:eastAsia="Inter" w:hAnsi="Inter"/>
-              </w:rPr>
-              <w:t xml:space="preserve">18/10</w:t>
-            </w:r>
-          </w:p>
-        </w:tc>
-      </w:tr>
-      <w:tr>
-        <w:trPr>
-          <w:cantSplit/>
-        </w:trPr>
-        <w:tc>
-          <w:tcPr>
-            <w:tcW w:type="dxa" w:w="2600"/>
-            <w:tcMar>
-              <w:top w:type="dxa" w:w="60"/>
-              <w:left w:type="dxa" w:w="90"/>
-              <w:bottom w:type="dxa" w:w="60"/>
-              <w:right w:type="dxa" w:w="90"/>
-            </w:tcMar>
-          </w:tcPr>
-          <w:p>
-            <w:pPr>
-              <w:spacing w:after="40"/>
-            </w:pPr>
-            <w:r>
-              <w:rPr>
-                <w:rFonts w:ascii="Inter" w:cs="Inter" w:eastAsia="Inter" w:hAnsi="Inter"/>
-              </w:rPr>
-              <w:t xml:space="preserve">Novembre 2027</w:t>
-            </w:r>
-          </w:p>
-        </w:tc>
-        <w:tc>
-          <w:tcPr>
-            <w:tcW w:type="dxa" w:w="2346"/>
-            <w:tcMar>
-              <w:top w:type="dxa" w:w="60"/>
-              <w:left w:type="dxa" w:w="90"/>
-              <w:bottom w:type="dxa" w:w="60"/>
-              <w:right w:type="dxa" w:w="90"/>
-            </w:tcMar>
-          </w:tcPr>
-          <w:p>
-            <w:pPr>
-              <w:spacing w:after="40"/>
-            </w:pPr>
-            <w:r>
-              <w:rPr>
-                <w:rFonts w:ascii="Inter" w:cs="Inter" w:eastAsia="Inter" w:hAnsi="Inter"/>
-              </w:rPr>
-              <w:t xml:space="preserve">15/11</w:t>
-            </w:r>
-          </w:p>
-        </w:tc>
-        <w:tc>
-          <w:tcPr>
-            <w:tcW w:type="dxa" w:w="2346"/>
-            <w:tcMar>
-              <w:top w:type="dxa" w:w="60"/>
-              <w:left w:type="dxa" w:w="90"/>
-              <w:bottom w:type="dxa" w:w="60"/>
-              <w:right w:type="dxa" w:w="90"/>
-            </w:tcMar>
-          </w:tcPr>
-          <w:p>
-            <w:pPr>
-              <w:spacing w:after="40"/>
-            </w:pPr>
-            <w:r>
-              <w:rPr>
-                <w:rFonts w:ascii="Inter" w:cs="Inter" w:eastAsia="Inter" w:hAnsi="Inter"/>
-              </w:rPr>
-              <w:t xml:space="preserve">22/11</w:t>
-            </w:r>
-          </w:p>
-        </w:tc>
-        <w:tc>
-          <w:tcPr>
-            <w:tcW w:type="dxa" w:w="2346"/>
-            <w:tcMar>
-              <w:top w:type="dxa" w:w="60"/>
-              <w:left w:type="dxa" w:w="90"/>
-              <w:bottom w:type="dxa" w:w="60"/>
-              <w:right w:type="dxa" w:w="90"/>
-            </w:tcMar>
-          </w:tcPr>
-          <w:p>
-            <w:pPr>
-              <w:spacing w:after="40"/>
-            </w:pPr>
-            <w:r>
-              <w:rPr>
-                <w:rFonts w:ascii="Inter" w:cs="Inter" w:eastAsia="Inter" w:hAnsi="Inter"/>
-              </w:rPr>
-              <w:t xml:space="preserve">29/11</w:t>
-            </w:r>
-          </w:p>
-        </w:tc>
-      </w:tr>
-      <w:tr>
-        <w:trPr>
-          <w:cantSplit/>
-        </w:trPr>
-        <w:tc>
-          <w:tcPr>
-            <w:tcW w:type="dxa" w:w="2600"/>
-            <w:shd w:fill="EEF1F6" w:color="auto" w:val="clear"/>
-            <w:tcMar>
-              <w:top w:type="dxa" w:w="60"/>
-              <w:left w:type="dxa" w:w="90"/>
-              <w:bottom w:type="dxa" w:w="60"/>
-              <w:right w:type="dxa" w:w="90"/>
-            </w:tcMar>
-          </w:tcPr>
-          <w:p>
-            <w:pPr>
-              <w:spacing w:after="40"/>
-            </w:pPr>
-            <w:r>
-              <w:rPr>
-                <w:rFonts w:ascii="Inter" w:cs="Inter" w:eastAsia="Inter" w:hAnsi="Inter"/>
-              </w:rPr>
-              <w:t xml:space="preserve">Décembre 2027</w:t>
-            </w:r>
-          </w:p>
-        </w:tc>
-        <w:tc>
-          <w:tcPr>
-            <w:tcW w:type="dxa" w:w="2346"/>
-            <w:shd w:fill="EEF1F6" w:color="auto" w:val="clear"/>
-            <w:tcMar>
-              <w:top w:type="dxa" w:w="60"/>
-              <w:left w:type="dxa" w:w="90"/>
-              <w:bottom w:type="dxa" w:w="60"/>
-              <w:right w:type="dxa" w:w="90"/>
-            </w:tcMar>
-          </w:tcPr>
-          <w:p>
-            <w:pPr>
-              <w:spacing w:after="40"/>
-            </w:pPr>
-            <w:r>
-              <w:rPr>
-                <w:rFonts w:ascii="Inter" w:cs="Inter" w:eastAsia="Inter" w:hAnsi="Inter"/>
-              </w:rPr>
-              <w:t xml:space="preserve">06/12</w:t>
-            </w:r>
-          </w:p>
-        </w:tc>
-        <w:tc>
-          <w:tcPr>
-            <w:tcW w:type="dxa" w:w="2346"/>
-            <w:shd w:fill="EEF1F6" w:color="auto" w:val="clear"/>
-            <w:tcMar>
-              <w:top w:type="dxa" w:w="60"/>
-              <w:left w:type="dxa" w:w="90"/>
-              <w:bottom w:type="dxa" w:w="60"/>
-              <w:right w:type="dxa" w:w="90"/>
-            </w:tcMar>
-          </w:tcPr>
-          <w:p>
-            <w:pPr>
-              <w:spacing w:after="40"/>
-            </w:pPr>
-            <w:r>
-              <w:rPr>
-                <w:rFonts w:ascii="Inter" w:cs="Inter" w:eastAsia="Inter" w:hAnsi="Inter"/>
-              </w:rPr>
-              <w:t xml:space="preserve">13/12</w:t>
-            </w:r>
-          </w:p>
-        </w:tc>
-        <w:tc>
-          <w:tcPr>
-            <w:tcW w:type="dxa" w:w="2346"/>
-            <w:shd w:fill="EEF1F6" w:color="auto" w:val="clear"/>
-            <w:tcMar>
-              <w:top w:type="dxa" w:w="60"/>
-              <w:left w:type="dxa" w:w="90"/>
-              <w:bottom w:type="dxa" w:w="60"/>
-              <w:right w:type="dxa" w:w="90"/>
-            </w:tcMar>
-          </w:tcPr>
-          <w:p>
-            <w:pPr>
-              <w:spacing w:after="40"/>
-            </w:pPr>
-            <w:r>
-              <w:rPr>
-                <w:rFonts w:ascii="Inter" w:cs="Inter" w:eastAsia="Inter" w:hAnsi="Inter"/>
-              </w:rPr>
-              <w:t xml:space="preserve">27/12</w:t>
-            </w:r>
-          </w:p>
-        </w:tc>
-      </w:tr>
-      <w:tr>
-        <w:trPr>
-          <w:cantSplit/>
-        </w:trPr>
-        <w:tc>
-          <w:tcPr>
-            <w:tcW w:type="dxa" w:w="2600"/>
-            <w:tcMar>
-              <w:top w:type="dxa" w:w="60"/>
-              <w:left w:type="dxa" w:w="90"/>
-              <w:bottom w:type="dxa" w:w="60"/>
-              <w:right w:type="dxa" w:w="90"/>
-            </w:tcMar>
-          </w:tcPr>
-          <w:p>
-            <w:pPr>
-              <w:spacing w:after="40"/>
-            </w:pPr>
-            <w:r>
-              <w:rPr>
-                <w:rFonts w:ascii="Inter" w:cs="Inter" w:eastAsia="Inter" w:hAnsi="Inter"/>
-              </w:rPr>
-              <w:t xml:space="preserve">Janvier 2028</w:t>
-            </w:r>
-          </w:p>
-        </w:tc>
-        <w:tc>
-          <w:tcPr>
-            <w:tcW w:type="dxa" w:w="2346"/>
-            <w:tcMar>
-              <w:top w:type="dxa" w:w="60"/>
-              <w:left w:type="dxa" w:w="90"/>
-              <w:bottom w:type="dxa" w:w="60"/>
-              <w:right w:type="dxa" w:w="90"/>
-            </w:tcMar>
-          </w:tcPr>
-          <w:p>
-            <w:pPr>
-              <w:spacing w:after="40"/>
-            </w:pPr>
-            <w:r>
-              <w:rPr>
-                <w:rFonts w:ascii="Inter" w:cs="Inter" w:eastAsia="Inter" w:hAnsi="Inter"/>
-              </w:rPr>
-              <w:t xml:space="preserve">10/01</w:t>
-            </w:r>
-          </w:p>
-        </w:tc>
-        <w:tc>
-          <w:tcPr>
-            <w:tcW w:type="dxa" w:w="2346"/>
-            <w:tcMar>
-              <w:top w:type="dxa" w:w="60"/>
-              <w:left w:type="dxa" w:w="90"/>
-              <w:bottom w:type="dxa" w:w="60"/>
-              <w:right w:type="dxa" w:w="90"/>
-            </w:tcMar>
-          </w:tcPr>
-          <w:p>
-            <w:pPr>
-              <w:spacing w:after="40"/>
-            </w:pPr>
-            <w:r>
-              <w:rPr>
-                <w:rFonts w:ascii="Inter" w:cs="Inter" w:eastAsia="Inter" w:hAnsi="Inter"/>
-              </w:rPr>
-              <w:t xml:space="preserve">17/01</w:t>
-            </w:r>
-          </w:p>
-        </w:tc>
-        <w:tc>
-          <w:tcPr>
-            <w:tcW w:type="dxa" w:w="2346"/>
-            <w:tcMar>
-              <w:top w:type="dxa" w:w="60"/>
-              <w:left w:type="dxa" w:w="90"/>
-              <w:bottom w:type="dxa" w:w="60"/>
-              <w:right w:type="dxa" w:w="90"/>
-            </w:tcMar>
-          </w:tcPr>
-          <w:p>
-            <w:pPr>
-              <w:spacing w:after="40"/>
-            </w:pPr>
-            <w:r>
-              <w:rPr>
-                <w:rFonts w:ascii="Inter" w:cs="Inter" w:eastAsia="Inter" w:hAnsi="Inter"/>
-              </w:rPr>
-              <w:t xml:space="preserve">24/01</w:t>
-            </w:r>
-          </w:p>
-        </w:tc>
-      </w:tr>
-      <w:tr>
-        <w:trPr>
-          <w:cantSplit/>
-        </w:trPr>
-        <w:tc>
-          <w:tcPr>
-            <w:tcW w:type="dxa" w:w="2600"/>
-            <w:shd w:fill="EEF1F6" w:color="auto" w:val="clear"/>
-            <w:tcMar>
-              <w:top w:type="dxa" w:w="60"/>
-              <w:left w:type="dxa" w:w="90"/>
-              <w:bottom w:type="dxa" w:w="60"/>
-              <w:right w:type="dxa" w:w="90"/>
-            </w:tcMar>
-          </w:tcPr>
-          <w:p>
-            <w:pPr>
-              <w:spacing w:after="40"/>
-            </w:pPr>
-            <w:r>
-              <w:rPr>
-                <w:rFonts w:ascii="Inter" w:cs="Inter" w:eastAsia="Inter" w:hAnsi="Inter"/>
-              </w:rPr>
-              <w:t xml:space="preserve">Février 2028</w:t>
-            </w:r>
-          </w:p>
-        </w:tc>
-        <w:tc>
-          <w:tcPr>
-            <w:tcW w:type="dxa" w:w="2346"/>
-            <w:shd w:fill="EEF1F6" w:color="auto" w:val="clear"/>
-            <w:tcMar>
-              <w:top w:type="dxa" w:w="60"/>
-              <w:left w:type="dxa" w:w="90"/>
-              <w:bottom w:type="dxa" w:w="60"/>
-              <w:right w:type="dxa" w:w="90"/>
-            </w:tcMar>
-          </w:tcPr>
-          <w:p>
-            <w:pPr>
-              <w:spacing w:after="40"/>
-            </w:pPr>
-            <w:r>
-              <w:rPr>
-                <w:rFonts w:ascii="Inter" w:cs="Inter" w:eastAsia="Inter" w:hAnsi="Inter"/>
-              </w:rPr>
-              <w:t xml:space="preserve">07/02</w:t>
-            </w:r>
-          </w:p>
-        </w:tc>
-        <w:tc>
-          <w:tcPr>
-            <w:tcW w:type="dxa" w:w="2346"/>
-            <w:shd w:fill="EEF1F6" w:color="auto" w:val="clear"/>
-            <w:tcMar>
-              <w:top w:type="dxa" w:w="60"/>
-              <w:left w:type="dxa" w:w="90"/>
-              <w:bottom w:type="dxa" w:w="60"/>
-              <w:right w:type="dxa" w:w="90"/>
-            </w:tcMar>
-          </w:tcPr>
-          <w:p>
-            <w:pPr>
-              <w:spacing w:after="40"/>
-            </w:pPr>
-            <w:r>
-              <w:rPr>
-                <w:rFonts w:ascii="Inter" w:cs="Inter" w:eastAsia="Inter" w:hAnsi="Inter"/>
-              </w:rPr>
-              <w:t xml:space="preserve">14/02</w:t>
-            </w:r>
-          </w:p>
-        </w:tc>
-        <w:tc>
-          <w:tcPr>
-            <w:tcW w:type="dxa" w:w="2346"/>
-            <w:shd w:fill="EEF1F6" w:color="auto" w:val="clear"/>
-            <w:tcMar>
-              <w:top w:type="dxa" w:w="60"/>
-              <w:left w:type="dxa" w:w="90"/>
-              <w:bottom w:type="dxa" w:w="60"/>
-              <w:right w:type="dxa" w:w="90"/>
-            </w:tcMar>
-          </w:tcPr>
-          <w:p>
-            <w:pPr>
-              <w:spacing w:after="40"/>
-            </w:pPr>
-            <w:r>
-              <w:rPr>
-                <w:rFonts w:ascii="Inter" w:cs="Inter" w:eastAsia="Inter" w:hAnsi="Inter"/>
-              </w:rPr>
-              <w:t xml:space="preserve">21/02</w:t>
+              <w:jc w:val="left"/>
+            </w:pPr>
+            <w:r>
+              <w:rPr>
+                <w:rFonts w:ascii="Inter" w:cs="Inter" w:eastAsia="Inter" w:hAnsi="Inter"/>
+              </w:rPr>
+              <w:t xml:space="preserve">7 – 11 février 2028</w:t>
+            </w:r>
+          </w:p>
+        </w:tc>
+        <w:tc>
+          <w:tcPr>
+            <w:tcW w:type="dxa" w:w="6338"/>
+            <w:shd w:fill="EEF1F6" w:color="auto" w:val="clear"/>
+            <w:tcMar>
+              <w:top w:type="dxa" w:w="60"/>
+              <w:left w:type="dxa" w:w="90"/>
+              <w:bottom w:type="dxa" w:w="60"/>
+              <w:right w:type="dxa" w:w="90"/>
+            </w:tcMar>
+          </w:tcPr>
+          <w:p>
+            <w:pPr>
+              <w:spacing w:after="40"/>
+              <w:jc w:val="both"/>
+            </w:pPr>
+            <w:r>
+              <w:rPr>
+                <w:rFonts w:ascii="Inter" w:cs="Inter" w:eastAsia="Inter" w:hAnsi="Inter"/>
+              </w:rPr>
+              <w:t xml:space="preserve">Révisions ; finalisation et remise du dossier professionnel (vendredi 11 février) ; préparation à l’entretien avec le jury ; insertion professionnelle</w:t>
             </w:r>
           </w:p>
         </w:tc>
@@ -2810,7 +2249,21 @@
         <w:rPr>
           <w:rFonts w:ascii="Inter" w:cs="Inter" w:eastAsia="Inter" w:hAnsi="Inter"/>
         </w:rPr>
-        <w:t xml:space="preserve">Les sessions de certification ont lieu en février 2028, au cours de la dernière semaine au CFA ou juste après : </w:t>
+        <w:t xml:space="preserve">La </w:t>
+      </w:r>
+      <w:r>
+        <w:rPr>
+          <w:rFonts w:ascii="Inter" w:cs="Inter" w:eastAsia="Inter" w:hAnsi="Inter"/>
+          <w:b/>
+          <w:bCs/>
+        </w:rPr>
+        <w:t xml:space="preserve">session de validation</w:t>
+      </w:r>
+      <w:r>
+        <w:rPr>
+          <w:rFonts w:ascii="Inter" w:cs="Inter" w:eastAsia="Inter" w:hAnsi="Inter"/>
+        </w:rPr>
+        <w:t xml:space="preserve"> du titre a lieu la semaine du 21 février 2028 </w:t>
       </w:r>
       <w:r>
         <w:rPr>
@@ -2820,7 +2273,7 @@
           <w:highlight w:val="yellow"/>
           <w:highlightCs w:val="yellow"/>
         </w:rPr>
-        <w:t xml:space="preserve">[dates fixées avec chaque certificateur ; pour le MEM, la demande d’agrément est déposée auprès de la DEETS au moins 6 mois avant la session]</w:t>
+        <w:t xml:space="preserve">[date fixée après agrément de la DEETS]</w:t>
       </w:r>
       <w:r>
         <w:rPr>
@@ -2839,19 +2292,1046 @@
         <w:rPr>
           <w:rFonts w:ascii="Montserrat" w:cs="Montserrat" w:eastAsia="Montserrat" w:hAnsi="Montserrat"/>
         </w:rPr>
-        <w:t xml:space="preserve">4. Titre professionnel Manager d’établissement marchand (niveau 5)</w:t>
+        <w:t xml:space="preserve">4. Calendrier des Rendez-vous du mois</w:t>
       </w:r>
+    </w:p>
+    <w:tbl>
+      <w:tblPr>
+        <w:tblW w:type="dxa" w:w="9638"/>
+        <w:tblBorders>
+          <w:top w:val="single" w:color="A6A6A6" w:sz="4"/>
+          <w:left w:val="single" w:color="A6A6A6" w:sz="4"/>
+          <w:bottom w:val="single" w:color="A6A6A6" w:sz="4"/>
+          <w:right w:val="single" w:color="A6A6A6" w:sz="4"/>
+          <w:insideH w:val="single" w:color="A6A6A6" w:sz="4"/>
+          <w:insideV w:val="single" w:color="A6A6A6" w:sz="4"/>
+        </w:tblBorders>
+        <w:tblLayout w:type="fixed"/>
+      </w:tblPr>
+      <w:tblGrid>
+        <w:gridCol w:w="3400"/>
+        <w:gridCol w:w="3800"/>
+        <w:gridCol w:w="2438"/>
+      </w:tblGrid>
+      <w:tr>
+        <w:trPr>
+          <w:tblHeader/>
+        </w:trPr>
+        <w:tc>
+          <w:tcPr>
+            <w:tcW w:type="dxa" w:w="3400"/>
+            <w:shd w:fill="1B3A6B" w:color="auto" w:val="clear"/>
+            <w:tcMar>
+              <w:top w:type="dxa" w:w="60"/>
+              <w:left w:type="dxa" w:w="90"/>
+              <w:bottom w:type="dxa" w:w="60"/>
+              <w:right w:type="dxa" w:w="90"/>
+            </w:tcMar>
+          </w:tcPr>
+          <w:p>
+            <w:pPr>
+              <w:spacing w:after="40"/>
+              <w:jc w:val="left"/>
+            </w:pPr>
+            <w:r>
+              <w:rPr>
+                <w:rFonts w:ascii="Inter" w:cs="Inter" w:eastAsia="Inter" w:hAnsi="Inter"/>
+                <w:b/>
+                <w:bCs/>
+                <w:color w:val="FFFFFF"/>
+              </w:rPr>
+              <w:t xml:space="preserve">Date (13 h – 17 h)</w:t>
+            </w:r>
+          </w:p>
+        </w:tc>
+        <w:tc>
+          <w:tcPr>
+            <w:tcW w:type="dxa" w:w="3800"/>
+            <w:shd w:fill="1B3A6B" w:color="auto" w:val="clear"/>
+            <w:tcMar>
+              <w:top w:type="dxa" w:w="60"/>
+              <w:left w:type="dxa" w:w="90"/>
+              <w:bottom w:type="dxa" w:w="60"/>
+              <w:right w:type="dxa" w:w="90"/>
+            </w:tcMar>
+          </w:tcPr>
+          <w:p>
+            <w:pPr>
+              <w:spacing w:after="40"/>
+              <w:jc w:val="left"/>
+            </w:pPr>
+            <w:r>
+              <w:rPr>
+                <w:rFonts w:ascii="Inter" w:cs="Inter" w:eastAsia="Inter" w:hAnsi="Inter"/>
+                <w:b/>
+                <w:bCs/>
+                <w:color w:val="FFFFFF"/>
+              </w:rPr>
+              <w:t xml:space="preserve">Rendez-vous</w:t>
+            </w:r>
+          </w:p>
+        </w:tc>
+        <w:tc>
+          <w:tcPr>
+            <w:tcW w:type="dxa" w:w="2438"/>
+            <w:shd w:fill="1B3A6B" w:color="auto" w:val="clear"/>
+            <w:tcMar>
+              <w:top w:type="dxa" w:w="60"/>
+              <w:left w:type="dxa" w:w="90"/>
+              <w:bottom w:type="dxa" w:w="60"/>
+              <w:right w:type="dxa" w:w="90"/>
+            </w:tcMar>
+          </w:tcPr>
+          <w:p>
+            <w:pPr>
+              <w:spacing w:after="40"/>
+              <w:jc w:val="left"/>
+            </w:pPr>
+            <w:r>
+              <w:rPr>
+                <w:rFonts w:ascii="Inter" w:cs="Inter" w:eastAsia="Inter" w:hAnsi="Inter"/>
+                <w:b/>
+                <w:bCs/>
+                <w:color w:val="FFFFFF"/>
+              </w:rPr>
+              <w:t xml:space="preserve">Nature</w:t>
+            </w:r>
+          </w:p>
+        </w:tc>
+      </w:tr>
+      <w:tr>
+        <w:trPr>
+          <w:cantSplit/>
+        </w:trPr>
+        <w:tc>
+          <w:tcPr>
+            <w:tcW w:type="dxa" w:w="3400"/>
+            <w:tcMar>
+              <w:top w:type="dxa" w:w="60"/>
+              <w:left w:type="dxa" w:w="90"/>
+              <w:bottom w:type="dxa" w:w="60"/>
+              <w:right w:type="dxa" w:w="90"/>
+            </w:tcMar>
+          </w:tcPr>
+          <w:p>
+            <w:pPr>
+              <w:spacing w:after="40"/>
+              <w:jc w:val="left"/>
+            </w:pPr>
+            <w:r>
+              <w:rPr>
+                <w:rFonts w:ascii="Inter" w:cs="Inter" w:eastAsia="Inter" w:hAnsi="Inter"/>
+              </w:rPr>
+              <w:t xml:space="preserve">Jeudi 18 mars 2027</w:t>
+            </w:r>
+          </w:p>
+        </w:tc>
+        <w:tc>
+          <w:tcPr>
+            <w:tcW w:type="dxa" w:w="3800"/>
+            <w:tcMar>
+              <w:top w:type="dxa" w:w="60"/>
+              <w:left w:type="dxa" w:w="90"/>
+              <w:bottom w:type="dxa" w:w="60"/>
+              <w:right w:type="dxa" w:w="90"/>
+            </w:tcMar>
+          </w:tcPr>
+          <w:p>
+            <w:pPr>
+              <w:spacing w:after="40"/>
+              <w:jc w:val="left"/>
+            </w:pPr>
+            <w:r>
+              <w:rPr>
+                <w:rFonts w:ascii="Inter" w:cs="Inter" w:eastAsia="Inter" w:hAnsi="Inter"/>
+              </w:rPr>
+              <w:t xml:space="preserve">Une équipe, un magasin</w:t>
+            </w:r>
+          </w:p>
+        </w:tc>
+        <w:tc>
+          <w:tcPr>
+            <w:tcW w:type="dxa" w:w="2438"/>
+            <w:tcMar>
+              <w:top w:type="dxa" w:w="60"/>
+              <w:left w:type="dxa" w:w="90"/>
+              <w:bottom w:type="dxa" w:w="60"/>
+              <w:right w:type="dxa" w:w="90"/>
+            </w:tcMar>
+          </w:tcPr>
+          <w:p>
+            <w:pPr>
+              <w:spacing w:after="40"/>
+              <w:jc w:val="left"/>
+            </w:pPr>
+            <w:r>
+              <w:rPr>
+                <w:rFonts w:ascii="Inter" w:cs="Inter" w:eastAsia="Inter" w:hAnsi="Inter"/>
+              </w:rPr>
+              <w:t xml:space="preserve">Team building</w:t>
+            </w:r>
+          </w:p>
+        </w:tc>
+      </w:tr>
+      <w:tr>
+        <w:trPr>
+          <w:cantSplit/>
+        </w:trPr>
+        <w:tc>
+          <w:tcPr>
+            <w:tcW w:type="dxa" w:w="3400"/>
+            <w:shd w:fill="EEF1F6" w:color="auto" w:val="clear"/>
+            <w:tcMar>
+              <w:top w:type="dxa" w:w="60"/>
+              <w:left w:type="dxa" w:w="90"/>
+              <w:bottom w:type="dxa" w:w="60"/>
+              <w:right w:type="dxa" w:w="90"/>
+            </w:tcMar>
+          </w:tcPr>
+          <w:p>
+            <w:pPr>
+              <w:spacing w:after="40"/>
+              <w:jc w:val="left"/>
+            </w:pPr>
+            <w:r>
+              <w:rPr>
+                <w:rFonts w:ascii="Inter" w:cs="Inter" w:eastAsia="Inter" w:hAnsi="Inter"/>
+              </w:rPr>
+              <w:t xml:space="preserve">Jeudi 22 avril 2027</w:t>
+            </w:r>
+          </w:p>
+        </w:tc>
+        <w:tc>
+          <w:tcPr>
+            <w:tcW w:type="dxa" w:w="3800"/>
+            <w:shd w:fill="EEF1F6" w:color="auto" w:val="clear"/>
+            <w:tcMar>
+              <w:top w:type="dxa" w:w="60"/>
+              <w:left w:type="dxa" w:w="90"/>
+              <w:bottom w:type="dxa" w:w="60"/>
+              <w:right w:type="dxa" w:w="90"/>
+            </w:tcMar>
+          </w:tcPr>
+          <w:p>
+            <w:pPr>
+              <w:spacing w:after="40"/>
+              <w:jc w:val="left"/>
+            </w:pPr>
+            <w:r>
+              <w:rPr>
+                <w:rFonts w:ascii="Inter" w:cs="Inter" w:eastAsia="Inter" w:hAnsi="Inter"/>
+              </w:rPr>
+              <w:t xml:space="preserve">IA et cybersécurité au service du magasin</w:t>
+            </w:r>
+          </w:p>
+        </w:tc>
+        <w:tc>
+          <w:tcPr>
+            <w:tcW w:type="dxa" w:w="2438"/>
+            <w:shd w:fill="EEF1F6" w:color="auto" w:val="clear"/>
+            <w:tcMar>
+              <w:top w:type="dxa" w:w="60"/>
+              <w:left w:type="dxa" w:w="90"/>
+              <w:bottom w:type="dxa" w:w="60"/>
+              <w:right w:type="dxa" w:w="90"/>
+            </w:tcMar>
+          </w:tcPr>
+          <w:p>
+            <w:pPr>
+              <w:spacing w:after="40"/>
+              <w:jc w:val="left"/>
+            </w:pPr>
+            <w:r>
+              <w:rPr>
+                <w:rFonts w:ascii="Inter" w:cs="Inter" w:eastAsia="Inter" w:hAnsi="Inter"/>
+              </w:rPr>
+              <w:t xml:space="preserve">Rencontre métier</w:t>
+            </w:r>
+          </w:p>
+        </w:tc>
+      </w:tr>
+      <w:tr>
+        <w:trPr>
+          <w:cantSplit/>
+        </w:trPr>
+        <w:tc>
+          <w:tcPr>
+            <w:tcW w:type="dxa" w:w="3400"/>
+            <w:tcMar>
+              <w:top w:type="dxa" w:w="60"/>
+              <w:left w:type="dxa" w:w="90"/>
+              <w:bottom w:type="dxa" w:w="60"/>
+              <w:right w:type="dxa" w:w="90"/>
+            </w:tcMar>
+          </w:tcPr>
+          <w:p>
+            <w:pPr>
+              <w:spacing w:after="40"/>
+              <w:jc w:val="left"/>
+            </w:pPr>
+            <w:r>
+              <w:rPr>
+                <w:rFonts w:ascii="Inter" w:cs="Inter" w:eastAsia="Inter" w:hAnsi="Inter"/>
+              </w:rPr>
+              <w:t xml:space="preserve">Jeudi 27 mai 2027</w:t>
+            </w:r>
+          </w:p>
+        </w:tc>
+        <w:tc>
+          <w:tcPr>
+            <w:tcW w:type="dxa" w:w="3800"/>
+            <w:tcMar>
+              <w:top w:type="dxa" w:w="60"/>
+              <w:left w:type="dxa" w:w="90"/>
+              <w:bottom w:type="dxa" w:w="60"/>
+              <w:right w:type="dxa" w:w="90"/>
+            </w:tcMar>
+          </w:tcPr>
+          <w:p>
+            <w:pPr>
+              <w:spacing w:after="40"/>
+              <w:jc w:val="left"/>
+            </w:pPr>
+            <w:r>
+              <w:rPr>
+                <w:rFonts w:ascii="Inter" w:cs="Inter" w:eastAsia="Inter" w:hAnsi="Inter"/>
+              </w:rPr>
+              <w:t xml:space="preserve">Le commerce réunionnais, d’hier à aujourd’hui</w:t>
+            </w:r>
+          </w:p>
+        </w:tc>
+        <w:tc>
+          <w:tcPr>
+            <w:tcW w:type="dxa" w:w="2438"/>
+            <w:tcMar>
+              <w:top w:type="dxa" w:w="60"/>
+              <w:left w:type="dxa" w:w="90"/>
+              <w:bottom w:type="dxa" w:w="60"/>
+              <w:right w:type="dxa" w:w="90"/>
+            </w:tcMar>
+          </w:tcPr>
+          <w:p>
+            <w:pPr>
+              <w:spacing w:after="40"/>
+              <w:jc w:val="left"/>
+            </w:pPr>
+            <w:r>
+              <w:rPr>
+                <w:rFonts w:ascii="Inter" w:cs="Inter" w:eastAsia="Inter" w:hAnsi="Inter"/>
+              </w:rPr>
+              <w:t xml:space="preserve">Rencontre culturelle</w:t>
+            </w:r>
+          </w:p>
+        </w:tc>
+      </w:tr>
+      <w:tr>
+        <w:trPr>
+          <w:cantSplit/>
+        </w:trPr>
+        <w:tc>
+          <w:tcPr>
+            <w:tcW w:type="dxa" w:w="3400"/>
+            <w:shd w:fill="EEF1F6" w:color="auto" w:val="clear"/>
+            <w:tcMar>
+              <w:top w:type="dxa" w:w="60"/>
+              <w:left w:type="dxa" w:w="90"/>
+              <w:bottom w:type="dxa" w:w="60"/>
+              <w:right w:type="dxa" w:w="90"/>
+            </w:tcMar>
+          </w:tcPr>
+          <w:p>
+            <w:pPr>
+              <w:spacing w:after="40"/>
+              <w:jc w:val="left"/>
+            </w:pPr>
+            <w:r>
+              <w:rPr>
+                <w:rFonts w:ascii="Inter" w:cs="Inter" w:eastAsia="Inter" w:hAnsi="Inter"/>
+              </w:rPr>
+              <w:t xml:space="preserve">Jeudi 24 juin 2027</w:t>
+            </w:r>
+          </w:p>
+        </w:tc>
+        <w:tc>
+          <w:tcPr>
+            <w:tcW w:type="dxa" w:w="3800"/>
+            <w:shd w:fill="EEF1F6" w:color="auto" w:val="clear"/>
+            <w:tcMar>
+              <w:top w:type="dxa" w:w="60"/>
+              <w:left w:type="dxa" w:w="90"/>
+              <w:bottom w:type="dxa" w:w="60"/>
+              <w:right w:type="dxa" w:w="90"/>
+            </w:tcMar>
+          </w:tcPr>
+          <w:p>
+            <w:pPr>
+              <w:spacing w:after="40"/>
+              <w:jc w:val="left"/>
+            </w:pPr>
+            <w:r>
+              <w:rPr>
+                <w:rFonts w:ascii="Inter" w:cs="Inter" w:eastAsia="Inter" w:hAnsi="Inter"/>
+              </w:rPr>
+              <w:t xml:space="preserve">Les acteurs qui font naître les entreprises</w:t>
+            </w:r>
+          </w:p>
+        </w:tc>
+        <w:tc>
+          <w:tcPr>
+            <w:tcW w:type="dxa" w:w="2438"/>
+            <w:shd w:fill="EEF1F6" w:color="auto" w:val="clear"/>
+            <w:tcMar>
+              <w:top w:type="dxa" w:w="60"/>
+              <w:left w:type="dxa" w:w="90"/>
+              <w:bottom w:type="dxa" w:w="60"/>
+              <w:right w:type="dxa" w:w="90"/>
+            </w:tcMar>
+          </w:tcPr>
+          <w:p>
+            <w:pPr>
+              <w:spacing w:after="40"/>
+              <w:jc w:val="left"/>
+            </w:pPr>
+            <w:r>
+              <w:rPr>
+                <w:rFonts w:ascii="Inter" w:cs="Inter" w:eastAsia="Inter" w:hAnsi="Inter"/>
+              </w:rPr>
+              <w:t xml:space="preserve">Rencontre entrepreneuriat</w:t>
+            </w:r>
+          </w:p>
+        </w:tc>
+      </w:tr>
+      <w:tr>
+        <w:trPr>
+          <w:cantSplit/>
+        </w:trPr>
+        <w:tc>
+          <w:tcPr>
+            <w:tcW w:type="dxa" w:w="3400"/>
+            <w:tcMar>
+              <w:top w:type="dxa" w:w="60"/>
+              <w:left w:type="dxa" w:w="90"/>
+              <w:bottom w:type="dxa" w:w="60"/>
+              <w:right w:type="dxa" w:w="90"/>
+            </w:tcMar>
+          </w:tcPr>
+          <w:p>
+            <w:pPr>
+              <w:spacing w:after="40"/>
+              <w:jc w:val="left"/>
+            </w:pPr>
+            <w:r>
+              <w:rPr>
+                <w:rFonts w:ascii="Inter" w:cs="Inter" w:eastAsia="Inter" w:hAnsi="Inter"/>
+              </w:rPr>
+              <w:t xml:space="preserve">Jeudi 22 juillet 2027</w:t>
+            </w:r>
+          </w:p>
+        </w:tc>
+        <w:tc>
+          <w:tcPr>
+            <w:tcW w:type="dxa" w:w="3800"/>
+            <w:tcMar>
+              <w:top w:type="dxa" w:w="60"/>
+              <w:left w:type="dxa" w:w="90"/>
+              <w:bottom w:type="dxa" w:w="60"/>
+              <w:right w:type="dxa" w:w="90"/>
+            </w:tcMar>
+          </w:tcPr>
+          <w:p>
+            <w:pPr>
+              <w:spacing w:after="40"/>
+              <w:jc w:val="left"/>
+            </w:pPr>
+            <w:r>
+              <w:rPr>
+                <w:rFonts w:ascii="Inter" w:cs="Inter" w:eastAsia="Inter" w:hAnsi="Inter"/>
+              </w:rPr>
+              <w:t xml:space="preserve">Artiste et entrepreneur</w:t>
+            </w:r>
+          </w:p>
+        </w:tc>
+        <w:tc>
+          <w:tcPr>
+            <w:tcW w:type="dxa" w:w="2438"/>
+            <w:tcMar>
+              <w:top w:type="dxa" w:w="60"/>
+              <w:left w:type="dxa" w:w="90"/>
+              <w:bottom w:type="dxa" w:w="60"/>
+              <w:right w:type="dxa" w:w="90"/>
+            </w:tcMar>
+          </w:tcPr>
+          <w:p>
+            <w:pPr>
+              <w:spacing w:after="40"/>
+              <w:jc w:val="left"/>
+            </w:pPr>
+            <w:r>
+              <w:rPr>
+                <w:rFonts w:ascii="Inter" w:cs="Inter" w:eastAsia="Inter" w:hAnsi="Inter"/>
+              </w:rPr>
+              <w:t xml:space="preserve">Rencontre artistique</w:t>
+            </w:r>
+          </w:p>
+        </w:tc>
+      </w:tr>
+      <w:tr>
+        <w:trPr>
+          <w:cantSplit/>
+        </w:trPr>
+        <w:tc>
+          <w:tcPr>
+            <w:tcW w:type="dxa" w:w="3400"/>
+            <w:shd w:fill="EEF1F6" w:color="auto" w:val="clear"/>
+            <w:tcMar>
+              <w:top w:type="dxa" w:w="60"/>
+              <w:left w:type="dxa" w:w="90"/>
+              <w:bottom w:type="dxa" w:w="60"/>
+              <w:right w:type="dxa" w:w="90"/>
+            </w:tcMar>
+          </w:tcPr>
+          <w:p>
+            <w:pPr>
+              <w:spacing w:after="40"/>
+              <w:jc w:val="left"/>
+            </w:pPr>
+            <w:r>
+              <w:rPr>
+                <w:rFonts w:ascii="Inter" w:cs="Inter" w:eastAsia="Inter" w:hAnsi="Inter"/>
+              </w:rPr>
+              <w:t xml:space="preserve">Jeudi 26 août 2027</w:t>
+            </w:r>
+          </w:p>
+        </w:tc>
+        <w:tc>
+          <w:tcPr>
+            <w:tcW w:type="dxa" w:w="3800"/>
+            <w:shd w:fill="EEF1F6" w:color="auto" w:val="clear"/>
+            <w:tcMar>
+              <w:top w:type="dxa" w:w="60"/>
+              <w:left w:type="dxa" w:w="90"/>
+              <w:bottom w:type="dxa" w:w="60"/>
+              <w:right w:type="dxa" w:w="90"/>
+            </w:tcMar>
+          </w:tcPr>
+          <w:p>
+            <w:pPr>
+              <w:spacing w:after="40"/>
+              <w:jc w:val="left"/>
+            </w:pPr>
+            <w:r>
+              <w:rPr>
+                <w:rFonts w:ascii="Inter" w:cs="Inter" w:eastAsia="Inter" w:hAnsi="Inter"/>
+              </w:rPr>
+              <w:t xml:space="preserve">Le tournoi solidaire de la promo</w:t>
+            </w:r>
+          </w:p>
+        </w:tc>
+        <w:tc>
+          <w:tcPr>
+            <w:tcW w:type="dxa" w:w="2438"/>
+            <w:shd w:fill="EEF1F6" w:color="auto" w:val="clear"/>
+            <w:tcMar>
+              <w:top w:type="dxa" w:w="60"/>
+              <w:left w:type="dxa" w:w="90"/>
+              <w:bottom w:type="dxa" w:w="60"/>
+              <w:right w:type="dxa" w:w="90"/>
+            </w:tcMar>
+          </w:tcPr>
+          <w:p>
+            <w:pPr>
+              <w:spacing w:after="40"/>
+              <w:jc w:val="left"/>
+            </w:pPr>
+            <w:r>
+              <w:rPr>
+                <w:rFonts w:ascii="Inter" w:cs="Inter" w:eastAsia="Inter" w:hAnsi="Inter"/>
+              </w:rPr>
+              <w:t xml:space="preserve">Sport et solidarité</w:t>
+            </w:r>
+          </w:p>
+        </w:tc>
+      </w:tr>
+      <w:tr>
+        <w:trPr>
+          <w:cantSplit/>
+        </w:trPr>
+        <w:tc>
+          <w:tcPr>
+            <w:tcW w:type="dxa" w:w="3400"/>
+            <w:tcMar>
+              <w:top w:type="dxa" w:w="60"/>
+              <w:left w:type="dxa" w:w="90"/>
+              <w:bottom w:type="dxa" w:w="60"/>
+              <w:right w:type="dxa" w:w="90"/>
+            </w:tcMar>
+          </w:tcPr>
+          <w:p>
+            <w:pPr>
+              <w:spacing w:after="40"/>
+              <w:jc w:val="left"/>
+            </w:pPr>
+            <w:r>
+              <w:rPr>
+                <w:rFonts w:ascii="Inter" w:cs="Inter" w:eastAsia="Inter" w:hAnsi="Inter"/>
+              </w:rPr>
+              <w:t xml:space="preserve">Jeudi 23 septembre 2027</w:t>
+            </w:r>
+          </w:p>
+        </w:tc>
+        <w:tc>
+          <w:tcPr>
+            <w:tcW w:type="dxa" w:w="3800"/>
+            <w:tcMar>
+              <w:top w:type="dxa" w:w="60"/>
+              <w:left w:type="dxa" w:w="90"/>
+              <w:bottom w:type="dxa" w:w="60"/>
+              <w:right w:type="dxa" w:w="90"/>
+            </w:tcMar>
+          </w:tcPr>
+          <w:p>
+            <w:pPr>
+              <w:spacing w:after="40"/>
+              <w:jc w:val="left"/>
+            </w:pPr>
+            <w:r>
+              <w:rPr>
+                <w:rFonts w:ascii="Inter" w:cs="Inter" w:eastAsia="Inter" w:hAnsi="Inter"/>
+              </w:rPr>
+              <w:t xml:space="preserve">Financer et lancer son projet</w:t>
+            </w:r>
+          </w:p>
+        </w:tc>
+        <w:tc>
+          <w:tcPr>
+            <w:tcW w:type="dxa" w:w="2438"/>
+            <w:tcMar>
+              <w:top w:type="dxa" w:w="60"/>
+              <w:left w:type="dxa" w:w="90"/>
+              <w:bottom w:type="dxa" w:w="60"/>
+              <w:right w:type="dxa" w:w="90"/>
+            </w:tcMar>
+          </w:tcPr>
+          <w:p>
+            <w:pPr>
+              <w:spacing w:after="40"/>
+              <w:jc w:val="left"/>
+            </w:pPr>
+            <w:r>
+              <w:rPr>
+                <w:rFonts w:ascii="Inter" w:cs="Inter" w:eastAsia="Inter" w:hAnsi="Inter"/>
+              </w:rPr>
+              <w:t xml:space="preserve">Rencontre entrepreneuriat</w:t>
+            </w:r>
+          </w:p>
+        </w:tc>
+      </w:tr>
+      <w:tr>
+        <w:trPr>
+          <w:cantSplit/>
+        </w:trPr>
+        <w:tc>
+          <w:tcPr>
+            <w:tcW w:type="dxa" w:w="3400"/>
+            <w:shd w:fill="EEF1F6" w:color="auto" w:val="clear"/>
+            <w:tcMar>
+              <w:top w:type="dxa" w:w="60"/>
+              <w:left w:type="dxa" w:w="90"/>
+              <w:bottom w:type="dxa" w:w="60"/>
+              <w:right w:type="dxa" w:w="90"/>
+            </w:tcMar>
+          </w:tcPr>
+          <w:p>
+            <w:pPr>
+              <w:spacing w:after="40"/>
+              <w:jc w:val="left"/>
+            </w:pPr>
+            <w:r>
+              <w:rPr>
+                <w:rFonts w:ascii="Inter" w:cs="Inter" w:eastAsia="Inter" w:hAnsi="Inter"/>
+              </w:rPr>
+              <w:t xml:space="preserve">Jeudi 21 octobre 2027</w:t>
+            </w:r>
+          </w:p>
+        </w:tc>
+        <w:tc>
+          <w:tcPr>
+            <w:tcW w:type="dxa" w:w="3800"/>
+            <w:shd w:fill="EEF1F6" w:color="auto" w:val="clear"/>
+            <w:tcMar>
+              <w:top w:type="dxa" w:w="60"/>
+              <w:left w:type="dxa" w:w="90"/>
+              <w:bottom w:type="dxa" w:w="60"/>
+              <w:right w:type="dxa" w:w="90"/>
+            </w:tcMar>
+          </w:tcPr>
+          <w:p>
+            <w:pPr>
+              <w:spacing w:after="40"/>
+              <w:jc w:val="left"/>
+            </w:pPr>
+            <w:r>
+              <w:rPr>
+                <w:rFonts w:ascii="Inter" w:cs="Inter" w:eastAsia="Inter" w:hAnsi="Inter"/>
+              </w:rPr>
+              <w:t xml:space="preserve">Les fondations d’une entreprise solide</w:t>
+            </w:r>
+          </w:p>
+        </w:tc>
+        <w:tc>
+          <w:tcPr>
+            <w:tcW w:type="dxa" w:w="2438"/>
+            <w:shd w:fill="EEF1F6" w:color="auto" w:val="clear"/>
+            <w:tcMar>
+              <w:top w:type="dxa" w:w="60"/>
+              <w:left w:type="dxa" w:w="90"/>
+              <w:bottom w:type="dxa" w:w="60"/>
+              <w:right w:type="dxa" w:w="90"/>
+            </w:tcMar>
+          </w:tcPr>
+          <w:p>
+            <w:pPr>
+              <w:spacing w:after="40"/>
+              <w:jc w:val="left"/>
+            </w:pPr>
+            <w:r>
+              <w:rPr>
+                <w:rFonts w:ascii="Inter" w:cs="Inter" w:eastAsia="Inter" w:hAnsi="Inter"/>
+              </w:rPr>
+              <w:t xml:space="preserve">Rencontre entrepreneuriat</w:t>
+            </w:r>
+          </w:p>
+        </w:tc>
+      </w:tr>
+      <w:tr>
+        <w:trPr>
+          <w:cantSplit/>
+        </w:trPr>
+        <w:tc>
+          <w:tcPr>
+            <w:tcW w:type="dxa" w:w="3400"/>
+            <w:tcMar>
+              <w:top w:type="dxa" w:w="60"/>
+              <w:left w:type="dxa" w:w="90"/>
+              <w:bottom w:type="dxa" w:w="60"/>
+              <w:right w:type="dxa" w:w="90"/>
+            </w:tcMar>
+          </w:tcPr>
+          <w:p>
+            <w:pPr>
+              <w:spacing w:after="40"/>
+              <w:jc w:val="left"/>
+            </w:pPr>
+            <w:r>
+              <w:rPr>
+                <w:rFonts w:ascii="Inter" w:cs="Inter" w:eastAsia="Inter" w:hAnsi="Inter"/>
+              </w:rPr>
+              <w:t xml:space="preserve">Jeudi 25 novembre 2027</w:t>
+            </w:r>
+          </w:p>
+        </w:tc>
+        <w:tc>
+          <w:tcPr>
+            <w:tcW w:type="dxa" w:w="3800"/>
+            <w:tcMar>
+              <w:top w:type="dxa" w:w="60"/>
+              <w:left w:type="dxa" w:w="90"/>
+              <w:bottom w:type="dxa" w:w="60"/>
+              <w:right w:type="dxa" w:w="90"/>
+            </w:tcMar>
+          </w:tcPr>
+          <w:p>
+            <w:pPr>
+              <w:spacing w:after="40"/>
+              <w:jc w:val="left"/>
+            </w:pPr>
+            <w:r>
+              <w:rPr>
+                <w:rFonts w:ascii="Inter" w:cs="Inter" w:eastAsia="Inter" w:hAnsi="Inter"/>
+              </w:rPr>
+              <w:t xml:space="preserve">Cap sur l’emploi</w:t>
+            </w:r>
+          </w:p>
+        </w:tc>
+        <w:tc>
+          <w:tcPr>
+            <w:tcW w:type="dxa" w:w="2438"/>
+            <w:tcMar>
+              <w:top w:type="dxa" w:w="60"/>
+              <w:left w:type="dxa" w:w="90"/>
+              <w:bottom w:type="dxa" w:w="60"/>
+              <w:right w:type="dxa" w:w="90"/>
+            </w:tcMar>
+          </w:tcPr>
+          <w:p>
+            <w:pPr>
+              <w:spacing w:after="40"/>
+              <w:jc w:val="left"/>
+            </w:pPr>
+            <w:r>
+              <w:rPr>
+                <w:rFonts w:ascii="Inter" w:cs="Inter" w:eastAsia="Inter" w:hAnsi="Inter"/>
+              </w:rPr>
+              <w:t xml:space="preserve">Insertion professionnelle</w:t>
+            </w:r>
+          </w:p>
+        </w:tc>
+      </w:tr>
+      <w:tr>
+        <w:trPr>
+          <w:cantSplit/>
+        </w:trPr>
+        <w:tc>
+          <w:tcPr>
+            <w:tcW w:type="dxa" w:w="3400"/>
+            <w:shd w:fill="EEF1F6" w:color="auto" w:val="clear"/>
+            <w:tcMar>
+              <w:top w:type="dxa" w:w="60"/>
+              <w:left w:type="dxa" w:w="90"/>
+              <w:bottom w:type="dxa" w:w="60"/>
+              <w:right w:type="dxa" w:w="90"/>
+            </w:tcMar>
+          </w:tcPr>
+          <w:p>
+            <w:pPr>
+              <w:spacing w:after="40"/>
+              <w:jc w:val="left"/>
+            </w:pPr>
+            <w:r>
+              <w:rPr>
+                <w:rFonts w:ascii="Inter" w:cs="Inter" w:eastAsia="Inter" w:hAnsi="Inter"/>
+              </w:rPr>
+              <w:t xml:space="preserve">Jeudi 16 décembre 2027</w:t>
+            </w:r>
+          </w:p>
+        </w:tc>
+        <w:tc>
+          <w:tcPr>
+            <w:tcW w:type="dxa" w:w="3800"/>
+            <w:shd w:fill="EEF1F6" w:color="auto" w:val="clear"/>
+            <w:tcMar>
+              <w:top w:type="dxa" w:w="60"/>
+              <w:left w:type="dxa" w:w="90"/>
+              <w:bottom w:type="dxa" w:w="60"/>
+              <w:right w:type="dxa" w:w="90"/>
+            </w:tcMar>
+          </w:tcPr>
+          <w:p>
+            <w:pPr>
+              <w:spacing w:after="40"/>
+              <w:jc w:val="left"/>
+            </w:pPr>
+            <w:r>
+              <w:rPr>
+                <w:rFonts w:ascii="Inter" w:cs="Inter" w:eastAsia="Inter" w:hAnsi="Inter"/>
+              </w:rPr>
+              <w:t xml:space="preserve">Noël solidaire</w:t>
+            </w:r>
+          </w:p>
+        </w:tc>
+        <w:tc>
+          <w:tcPr>
+            <w:tcW w:type="dxa" w:w="2438"/>
+            <w:shd w:fill="EEF1F6" w:color="auto" w:val="clear"/>
+            <w:tcMar>
+              <w:top w:type="dxa" w:w="60"/>
+              <w:left w:type="dxa" w:w="90"/>
+              <w:bottom w:type="dxa" w:w="60"/>
+              <w:right w:type="dxa" w:w="90"/>
+            </w:tcMar>
+          </w:tcPr>
+          <w:p>
+            <w:pPr>
+              <w:spacing w:after="40"/>
+              <w:jc w:val="left"/>
+            </w:pPr>
+            <w:r>
+              <w:rPr>
+                <w:rFonts w:ascii="Inter" w:cs="Inter" w:eastAsia="Inter" w:hAnsi="Inter"/>
+              </w:rPr>
+              <w:t xml:space="preserve">Solidarité et culture</w:t>
+            </w:r>
+          </w:p>
+        </w:tc>
+      </w:tr>
+      <w:tr>
+        <w:trPr>
+          <w:cantSplit/>
+        </w:trPr>
+        <w:tc>
+          <w:tcPr>
+            <w:tcW w:type="dxa" w:w="3400"/>
+            <w:tcMar>
+              <w:top w:type="dxa" w:w="60"/>
+              <w:left w:type="dxa" w:w="90"/>
+              <w:bottom w:type="dxa" w:w="60"/>
+              <w:right w:type="dxa" w:w="90"/>
+            </w:tcMar>
+          </w:tcPr>
+          <w:p>
+            <w:pPr>
+              <w:spacing w:after="40"/>
+              <w:jc w:val="left"/>
+            </w:pPr>
+            <w:r>
+              <w:rPr>
+                <w:rFonts w:ascii="Inter" w:cs="Inter" w:eastAsia="Inter" w:hAnsi="Inter"/>
+              </w:rPr>
+              <w:t xml:space="preserve">Jeudi 20 janvier 2028</w:t>
+            </w:r>
+          </w:p>
+        </w:tc>
+        <w:tc>
+          <w:tcPr>
+            <w:tcW w:type="dxa" w:w="3800"/>
+            <w:tcMar>
+              <w:top w:type="dxa" w:w="60"/>
+              <w:left w:type="dxa" w:w="90"/>
+              <w:bottom w:type="dxa" w:w="60"/>
+              <w:right w:type="dxa" w:w="90"/>
+            </w:tcMar>
+          </w:tcPr>
+          <w:p>
+            <w:pPr>
+              <w:spacing w:after="40"/>
+              <w:jc w:val="left"/>
+            </w:pPr>
+            <w:r>
+              <w:rPr>
+                <w:rFonts w:ascii="Inter" w:cs="Inter" w:eastAsia="Inter" w:hAnsi="Inter"/>
+              </w:rPr>
+              <w:t xml:space="preserve">Vis ma vie de directeur</w:t>
+            </w:r>
+          </w:p>
+        </w:tc>
+        <w:tc>
+          <w:tcPr>
+            <w:tcW w:type="dxa" w:w="2438"/>
+            <w:tcMar>
+              <w:top w:type="dxa" w:w="60"/>
+              <w:left w:type="dxa" w:w="90"/>
+              <w:bottom w:type="dxa" w:w="60"/>
+              <w:right w:type="dxa" w:w="90"/>
+            </w:tcMar>
+          </w:tcPr>
+          <w:p>
+            <w:pPr>
+              <w:spacing w:after="40"/>
+              <w:jc w:val="left"/>
+            </w:pPr>
+            <w:r>
+              <w:rPr>
+                <w:rFonts w:ascii="Inter" w:cs="Inter" w:eastAsia="Inter" w:hAnsi="Inter"/>
+              </w:rPr>
+              <w:t xml:space="preserve">Visite d’entreprise</w:t>
+            </w:r>
+          </w:p>
+        </w:tc>
+      </w:tr>
+      <w:tr>
+        <w:trPr>
+          <w:cantSplit/>
+        </w:trPr>
+        <w:tc>
+          <w:tcPr>
+            <w:tcW w:type="dxa" w:w="3400"/>
+            <w:shd w:fill="EEF1F6" w:color="auto" w:val="clear"/>
+            <w:tcMar>
+              <w:top w:type="dxa" w:w="60"/>
+              <w:left w:type="dxa" w:w="90"/>
+              <w:bottom w:type="dxa" w:w="60"/>
+              <w:right w:type="dxa" w:w="90"/>
+            </w:tcMar>
+          </w:tcPr>
+          <w:p>
+            <w:pPr>
+              <w:spacing w:after="40"/>
+              <w:jc w:val="left"/>
+            </w:pPr>
+            <w:r>
+              <w:rPr>
+                <w:rFonts w:ascii="Inter" w:cs="Inter" w:eastAsia="Inter" w:hAnsi="Inter"/>
+              </w:rPr>
+              <w:t xml:space="preserve">Jeudi 24 février 2028 </w:t>
+            </w:r>
+            <w:r>
+              <w:rPr>
+                <w:rFonts w:ascii="Inter" w:cs="Inter" w:eastAsia="Inter" w:hAnsi="Inter"/>
+                <w:b/>
+                <w:bCs/>
+                <w:highlight w:val="yellow"/>
+                <w:highlightCs w:val="yellow"/>
+              </w:rPr>
+              <w:t xml:space="preserve">[à caler après la session de validation]</w:t>
+            </w:r>
+          </w:p>
+        </w:tc>
+        <w:tc>
+          <w:tcPr>
+            <w:tcW w:type="dxa" w:w="3800"/>
+            <w:shd w:fill="EEF1F6" w:color="auto" w:val="clear"/>
+            <w:tcMar>
+              <w:top w:type="dxa" w:w="60"/>
+              <w:left w:type="dxa" w:w="90"/>
+              <w:bottom w:type="dxa" w:w="60"/>
+              <w:right w:type="dxa" w:w="90"/>
+            </w:tcMar>
+          </w:tcPr>
+          <w:p>
+            <w:pPr>
+              <w:spacing w:after="40"/>
+              <w:jc w:val="left"/>
+            </w:pPr>
+            <w:r>
+              <w:rPr>
+                <w:rFonts w:ascii="Inter" w:cs="Inter" w:eastAsia="Inter" w:hAnsi="Inter"/>
+              </w:rPr>
+              <w:t xml:space="preserve">Les talents MEM 2027-2028</w:t>
+            </w:r>
+          </w:p>
+        </w:tc>
+        <w:tc>
+          <w:tcPr>
+            <w:tcW w:type="dxa" w:w="2438"/>
+            <w:shd w:fill="EEF1F6" w:color="auto" w:val="clear"/>
+            <w:tcMar>
+              <w:top w:type="dxa" w:w="60"/>
+              <w:left w:type="dxa" w:w="90"/>
+              <w:bottom w:type="dxa" w:w="60"/>
+              <w:right w:type="dxa" w:w="90"/>
+            </w:tcMar>
+          </w:tcPr>
+          <w:p>
+            <w:pPr>
+              <w:spacing w:after="40"/>
+              <w:jc w:val="left"/>
+            </w:pPr>
+            <w:r>
+              <w:rPr>
+                <w:rFonts w:ascii="Inter" w:cs="Inter" w:eastAsia="Inter" w:hAnsi="Inter"/>
+              </w:rPr>
+              <w:t xml:space="preserve">Cérémonie de clôture</w:t>
+            </w:r>
+          </w:p>
+        </w:tc>
+      </w:tr>
+    </w:tbl>
+    <w:p>
+      <w:pPr>
+        <w:spacing w:after="80"/>
+      </w:pPr>
     </w:p>
     <w:p>
       <w:pPr>
-        <w:spacing w:after="120" w:line="288"/>
-        <w:jc w:val="both"/>
+        <w:pStyle w:val="Heading1"/>
+        <w:keepNext/>
+        <w:spacing w:after="140" w:before="300"/>
       </w:pPr>
       <w:r>
         <w:rPr>
-          <w:rFonts w:ascii="Inter" w:cs="Inter" w:eastAsia="Inter" w:hAnsi="Inter"/>
+          <w:rFonts w:ascii="Montserrat" w:cs="Montserrat" w:eastAsia="Montserrat" w:hAnsi="Montserrat"/>
         </w:rPr>
-        <w:t xml:space="preserve">RNCP 41853 — Certificateur : ministère du Travail — Volume au CFA : 420 heures.</w:t>
+        <w:t xml:space="preserve">5. Répartition des heures</w:t>
       </w:r>
     </w:p>
     <w:tbl>
@@ -2889,6 +3369,7 @@
           <w:p>
             <w:pPr>
               <w:spacing w:after="40"/>
+              <w:jc w:val="left"/>
             </w:pPr>
             <w:r>
               <w:rPr>
@@ -2915,6 +3396,7 @@
           <w:p>
             <w:pPr>
               <w:spacing w:after="40"/>
+              <w:jc w:val="left"/>
             </w:pPr>
             <w:r>
               <w:rPr>
@@ -2945,6 +3427,7 @@
           <w:p>
             <w:pPr>
               <w:spacing w:after="40"/>
+              <w:jc w:val="left"/>
             </w:pPr>
             <w:r>
               <w:rPr>
@@ -2967,6 +3450,7 @@
           <w:p>
             <w:pPr>
               <w:spacing w:after="40"/>
+              <w:jc w:val="left"/>
             </w:pPr>
             <w:r>
               <w:rPr>
@@ -2995,6 +3479,7 @@
           <w:p>
             <w:pPr>
               <w:spacing w:after="40"/>
+              <w:jc w:val="left"/>
             </w:pPr>
             <w:r>
               <w:rPr>
@@ -3018,6 +3503,7 @@
           <w:p>
             <w:pPr>
               <w:spacing w:after="40"/>
+              <w:jc w:val="left"/>
             </w:pPr>
             <w:r>
               <w:rPr>
@@ -3045,6 +3531,7 @@
           <w:p>
             <w:pPr>
               <w:spacing w:after="40"/>
+              <w:jc w:val="left"/>
             </w:pPr>
             <w:r>
               <w:rPr>
@@ -3067,6 +3554,7 @@
           <w:p>
             <w:pPr>
               <w:spacing w:after="40"/>
+              <w:jc w:val="left"/>
             </w:pPr>
             <w:r>
               <w:rPr>
@@ -3095,6 +3583,7 @@
           <w:p>
             <w:pPr>
               <w:spacing w:after="40"/>
+              <w:jc w:val="left"/>
             </w:pPr>
             <w:r>
               <w:rPr>
@@ -3118,6 +3607,7 @@
           <w:p>
             <w:pPr>
               <w:spacing w:after="40"/>
+              <w:jc w:val="left"/>
             </w:pPr>
             <w:r>
               <w:rPr>
@@ -3145,6 +3635,7 @@
           <w:p>
             <w:pPr>
               <w:spacing w:after="40"/>
+              <w:jc w:val="left"/>
             </w:pPr>
             <w:r>
               <w:rPr>
@@ -3167,6 +3658,7 @@
           <w:p>
             <w:pPr>
               <w:spacing w:after="40"/>
+              <w:jc w:val="left"/>
             </w:pPr>
             <w:r>
               <w:rPr>
@@ -3195,6 +3687,7 @@
           <w:p>
             <w:pPr>
               <w:spacing w:after="40"/>
+              <w:jc w:val="left"/>
             </w:pPr>
             <w:r>
               <w:rPr>
@@ -3218,6 +3711,7 @@
           <w:p>
             <w:pPr>
               <w:spacing w:after="40"/>
+              <w:jc w:val="left"/>
             </w:pPr>
             <w:r>
               <w:rPr>
@@ -3245,6 +3739,7 @@
           <w:p>
             <w:pPr>
               <w:spacing w:after="40"/>
+              <w:jc w:val="left"/>
             </w:pPr>
             <w:r>
               <w:rPr>
@@ -3267,6 +3762,7 @@
           <w:p>
             <w:pPr>
               <w:spacing w:after="40"/>
+              <w:jc w:val="left"/>
             </w:pPr>
             <w:r>
               <w:rPr>
@@ -3295,12 +3791,13 @@
           <w:p>
             <w:pPr>
               <w:spacing w:after="40"/>
-            </w:pPr>
-            <w:r>
-              <w:rPr>
-                <w:rFonts w:ascii="Inter" w:cs="Inter" w:eastAsia="Inter" w:hAnsi="Inter"/>
-              </w:rPr>
-              <w:t xml:space="preserve">Évaluations en cours de formation, dossier professionnel, examen blanc</w:t>
+              <w:jc w:val="left"/>
+            </w:pPr>
+            <w:r>
+              <w:rPr>
+                <w:rFonts w:ascii="Inter" w:cs="Inter" w:eastAsia="Inter" w:hAnsi="Inter"/>
+              </w:rPr>
+              <w:t xml:space="preserve">Évaluations passées en cours de formation (3 ECF) et examen blanc</w:t>
             </w:r>
           </w:p>
         </w:tc>
@@ -3318,6 +3815,7 @@
           <w:p>
             <w:pPr>
               <w:spacing w:after="40"/>
+              <w:jc w:val="left"/>
             </w:pPr>
             <w:r>
               <w:rPr>
@@ -3345,12 +3843,13 @@
           <w:p>
             <w:pPr>
               <w:spacing w:after="40"/>
-            </w:pPr>
-            <w:r>
-              <w:rPr>
-                <w:rFonts w:ascii="Inter" w:cs="Inter" w:eastAsia="Inter" w:hAnsi="Inter"/>
-              </w:rPr>
-              <w:t xml:space="preserve">Accompagnement individualisé et remédiation</w:t>
+              <w:jc w:val="left"/>
+            </w:pPr>
+            <w:r>
+              <w:rPr>
+                <w:rFonts w:ascii="Inter" w:cs="Inter" w:eastAsia="Inter" w:hAnsi="Inter"/>
+              </w:rPr>
+              <w:t xml:space="preserve">Accompagnement individualisé : dossier professionnel, remédiation</w:t>
             </w:r>
           </w:p>
         </w:tc>
@@ -3367,6 +3866,7 @@
           <w:p>
             <w:pPr>
               <w:spacing w:after="40"/>
+              <w:jc w:val="left"/>
             </w:pPr>
             <w:r>
               <w:rPr>
@@ -3395,6 +3895,7 @@
           <w:p>
             <w:pPr>
               <w:spacing w:after="40"/>
+              <w:jc w:val="left"/>
             </w:pPr>
             <w:r>
               <w:rPr>
@@ -3402,7 +3903,7 @@
                 <w:b/>
                 <w:bCs/>
               </w:rPr>
-              <w:t xml:space="preserve">Total</w:t>
+              <w:t xml:space="preserve">Sous-total : enseignement (12 semaines au CFA)</w:t>
             </w:r>
           </w:p>
         </w:tc>
@@ -3420,6 +3921,7 @@
           <w:p>
             <w:pPr>
               <w:spacing w:after="40"/>
+              <w:jc w:val="left"/>
             </w:pPr>
             <w:r>
               <w:rPr>
@@ -3428,6 +3930,114 @@
                 <w:bCs/>
               </w:rPr>
               <w:t xml:space="preserve">420</w:t>
+            </w:r>
+          </w:p>
+        </w:tc>
+      </w:tr>
+      <w:tr>
+        <w:trPr>
+          <w:cantSplit/>
+        </w:trPr>
+        <w:tc>
+          <w:tcPr>
+            <w:tcW w:type="dxa" w:w="7800"/>
+            <w:tcMar>
+              <w:top w:type="dxa" w:w="60"/>
+              <w:left w:type="dxa" w:w="90"/>
+              <w:bottom w:type="dxa" w:w="60"/>
+              <w:right w:type="dxa" w:w="90"/>
+            </w:tcMar>
+          </w:tcPr>
+          <w:p>
+            <w:pPr>
+              <w:spacing w:after="40"/>
+              <w:jc w:val="left"/>
+            </w:pPr>
+            <w:r>
+              <w:rPr>
+                <w:rFonts w:ascii="Inter" w:cs="Inter" w:eastAsia="Inter" w:hAnsi="Inter"/>
+              </w:rPr>
+              <w:t xml:space="preserve">Rendez-vous du mois (12 demi-journées de 4 heures)</w:t>
+            </w:r>
+          </w:p>
+        </w:tc>
+        <w:tc>
+          <w:tcPr>
+            <w:tcW w:type="dxa" w:w="1838"/>
+            <w:tcMar>
+              <w:top w:type="dxa" w:w="60"/>
+              <w:left w:type="dxa" w:w="90"/>
+              <w:bottom w:type="dxa" w:w="60"/>
+              <w:right w:type="dxa" w:w="90"/>
+            </w:tcMar>
+          </w:tcPr>
+          <w:p>
+            <w:pPr>
+              <w:spacing w:after="40"/>
+              <w:jc w:val="left"/>
+            </w:pPr>
+            <w:r>
+              <w:rPr>
+                <w:rFonts w:ascii="Inter" w:cs="Inter" w:eastAsia="Inter" w:hAnsi="Inter"/>
+              </w:rPr>
+              <w:t xml:space="preserve">48</w:t>
+            </w:r>
+          </w:p>
+        </w:tc>
+      </w:tr>
+      <w:tr>
+        <w:trPr>
+          <w:cantSplit/>
+        </w:trPr>
+        <w:tc>
+          <w:tcPr>
+            <w:tcW w:type="dxa" w:w="7800"/>
+            <w:shd w:fill="EEF1F6" w:color="auto" w:val="clear"/>
+            <w:tcMar>
+              <w:top w:type="dxa" w:w="60"/>
+              <w:left w:type="dxa" w:w="90"/>
+              <w:bottom w:type="dxa" w:w="60"/>
+              <w:right w:type="dxa" w:w="90"/>
+            </w:tcMar>
+          </w:tcPr>
+          <w:p>
+            <w:pPr>
+              <w:spacing w:after="40"/>
+              <w:jc w:val="left"/>
+            </w:pPr>
+            <w:r>
+              <w:rPr>
+                <w:rFonts w:ascii="Inter" w:cs="Inter" w:eastAsia="Inter" w:hAnsi="Inter"/>
+                <w:b/>
+                <w:bCs/>
+              </w:rPr>
+              <w:t xml:space="preserve">Total de la formation</w:t>
+            </w:r>
+          </w:p>
+        </w:tc>
+        <w:tc>
+          <w:tcPr>
+            <w:tcW w:type="dxa" w:w="1838"/>
+            <w:shd w:fill="EEF1F6" w:color="auto" w:val="clear"/>
+            <w:tcMar>
+              <w:top w:type="dxa" w:w="60"/>
+              <w:left w:type="dxa" w:w="90"/>
+              <w:bottom w:type="dxa" w:w="60"/>
+              <w:right w:type="dxa" w:w="90"/>
+            </w:tcMar>
+          </w:tcPr>
+          <w:p>
+            <w:pPr>
+              <w:spacing w:after="40"/>
+              <w:jc w:val="left"/>
+            </w:pPr>
+            <w:r>
+              <w:rPr>
+                <w:rFonts w:ascii="Inter" w:cs="Inter" w:eastAsia="Inter" w:hAnsi="Inter"/>
+                <w:b/>
+                <w:bCs/>
+              </w:rPr>
+              <w:t xml:space="preserve">468</w:t>
             </w:r>
           </w:p>
         </w:tc>
@@ -3437,6 +4047,19 @@
       <w:pPr>
         <w:spacing w:after="80"/>
       </w:pPr>
+    </w:p>
+    <w:p>
+      <w:pPr>
+        <w:pStyle w:val="Heading1"/>
+        <w:keepNext/>
+        <w:spacing w:after="140" w:before="300"/>
+      </w:pPr>
+      <w:r>
+        <w:rPr>
+          <w:rFonts w:ascii="Montserrat" w:cs="Montserrat" w:eastAsia="Montserrat" w:hAnsi="Montserrat"/>
+        </w:rPr>
+        <w:t xml:space="preserve">6. Semaines types</w:t>
+      </w:r>
     </w:p>
     <w:p>
       <w:pPr>
@@ -3448,7 +4071,7 @@
         <w:rPr>
           <w:rFonts w:ascii="Montserrat" w:cs="Montserrat" w:eastAsia="Montserrat" w:hAnsi="Montserrat"/>
         </w:rPr>
-        <w:t xml:space="preserve">Semaine type n° 6 (août 2027)</w:t>
+        <w:t xml:space="preserve">Semaine n° 2 — 5 au 9 avril 2027 (CCP 1)</w:t>
       </w:r>
     </w:p>
     <w:tbl>
@@ -3487,6 +4110,7 @@
           <w:p>
             <w:pPr>
               <w:spacing w:after="40"/>
+              <w:jc w:val="left"/>
             </w:pPr>
             <w:r>
               <w:rPr>
@@ -3513,6 +4137,7 @@
           <w:p>
             <w:pPr>
               <w:spacing w:after="40"/>
+              <w:jc w:val="left"/>
             </w:pPr>
             <w:r>
               <w:rPr>
@@ -3539,6 +4164,7 @@
           <w:p>
             <w:pPr>
               <w:spacing w:after="40"/>
+              <w:jc w:val="left"/>
             </w:pPr>
             <w:r>
               <w:rPr>
@@ -3569,6 +4195,7 @@
           <w:p>
             <w:pPr>
               <w:spacing w:after="40"/>
+              <w:jc w:val="left"/>
             </w:pPr>
             <w:r>
               <w:rPr>
@@ -3591,12 +4218,13 @@
           <w:p>
             <w:pPr>
               <w:spacing w:after="40"/>
-            </w:pPr>
-            <w:r>
-              <w:rPr>
-                <w:rFonts w:ascii="Inter" w:cs="Inter" w:eastAsia="Inter" w:hAnsi="Inter"/>
-              </w:rPr>
-              <w:t xml:space="preserve">CCP 1 : planifier l’activité de l’équipe</w:t>
+              <w:jc w:val="left"/>
+            </w:pPr>
+            <w:r>
+              <w:rPr>
+                <w:rFonts w:ascii="Inter" w:cs="Inter" w:eastAsia="Inter" w:hAnsi="Inter"/>
+              </w:rPr>
+              <w:t xml:space="preserve">CCP 1 : le rôle du manager de proximité</w:t>
             </w:r>
           </w:p>
         </w:tc>
@@ -3613,12 +4241,13 @@
           <w:p>
             <w:pPr>
               <w:spacing w:after="40"/>
-            </w:pPr>
-            <w:r>
-              <w:rPr>
-                <w:rFonts w:ascii="Inter" w:cs="Inter" w:eastAsia="Inter" w:hAnsi="Inter"/>
-              </w:rPr>
-              <w:t xml:space="preserve">CCP 1 : conduire un entretien individuel (jeux de rôle filmés)</w:t>
+              <w:jc w:val="left"/>
+            </w:pPr>
+            <w:r>
+              <w:rPr>
+                <w:rFonts w:ascii="Inter" w:cs="Inter" w:eastAsia="Inter" w:hAnsi="Inter"/>
+              </w:rPr>
+              <w:t xml:space="preserve">CCP 1 : planifier l’activité et les horaires d’une équipe</w:t>
             </w:r>
           </w:p>
         </w:tc>
@@ -3641,6 +4270,7 @@
           <w:p>
             <w:pPr>
               <w:spacing w:after="40"/>
+              <w:jc w:val="left"/>
             </w:pPr>
             <w:r>
               <w:rPr>
@@ -3664,12 +4294,13 @@
           <w:p>
             <w:pPr>
               <w:spacing w:after="40"/>
-            </w:pPr>
-            <w:r>
-              <w:rPr>
-                <w:rFonts w:ascii="Inter" w:cs="Inter" w:eastAsia="Inter" w:hAnsi="Inter"/>
-              </w:rPr>
-              <w:t xml:space="preserve">CCP 1 : animer un brief d’équipe</w:t>
+              <w:jc w:val="left"/>
+            </w:pPr>
+            <w:r>
+              <w:rPr>
+                <w:rFonts w:ascii="Inter" w:cs="Inter" w:eastAsia="Inter" w:hAnsi="Inter"/>
+              </w:rPr>
+              <w:t xml:space="preserve">CCP 1 : conduire un brief d’équipe (jeux de rôle filmés)</w:t>
             </w:r>
           </w:p>
         </w:tc>
@@ -3687,12 +4318,13 @@
           <w:p>
             <w:pPr>
               <w:spacing w:after="40"/>
-            </w:pPr>
-            <w:r>
-              <w:rPr>
-                <w:rFonts w:ascii="Inter" w:cs="Inter" w:eastAsia="Inter" w:hAnsi="Inter"/>
-              </w:rPr>
-              <w:t xml:space="preserve">CCP 1 : prévenir et gérer les conflits</w:t>
+              <w:jc w:val="left"/>
+            </w:pPr>
+            <w:r>
+              <w:rPr>
+                <w:rFonts w:ascii="Inter" w:cs="Inter" w:eastAsia="Inter" w:hAnsi="Inter"/>
+              </w:rPr>
+              <w:t xml:space="preserve">CCP 1 : suivre la performance individuelle</w:t>
             </w:r>
           </w:p>
         </w:tc>
@@ -3714,6 +4346,7 @@
           <w:p>
             <w:pPr>
               <w:spacing w:after="40"/>
+              <w:jc w:val="left"/>
             </w:pPr>
             <w:r>
               <w:rPr>
@@ -3736,12 +4369,13 @@
           <w:p>
             <w:pPr>
               <w:spacing w:after="40"/>
-            </w:pPr>
-            <w:r>
-              <w:rPr>
-                <w:rFonts w:ascii="Inter" w:cs="Inter" w:eastAsia="Inter" w:hAnsi="Inter"/>
-              </w:rPr>
-              <w:t xml:space="preserve">CCP 2 : expérience client et omnicanal</w:t>
+              <w:jc w:val="left"/>
+            </w:pPr>
+            <w:r>
+              <w:rPr>
+                <w:rFonts w:ascii="Inter" w:cs="Inter" w:eastAsia="Inter" w:hAnsi="Inter"/>
+              </w:rPr>
+              <w:t xml:space="preserve">Numérique : outils de planning et données personnelles des salariés</w:t>
             </w:r>
           </w:p>
         </w:tc>
@@ -3758,12 +4392,13 @@
           <w:p>
             <w:pPr>
               <w:spacing w:after="40"/>
-            </w:pPr>
-            <w:r>
-              <w:rPr>
-                <w:rFonts w:ascii="Inter" w:cs="Inter" w:eastAsia="Inter" w:hAnsi="Inter"/>
-              </w:rPr>
-              <w:t xml:space="preserve">CCP 2 : merchandising et implantation</w:t>
+              <w:jc w:val="left"/>
+            </w:pPr>
+            <w:r>
+              <w:rPr>
+                <w:rFonts w:ascii="Inter" w:cs="Inter" w:eastAsia="Inter" w:hAnsi="Inter"/>
+              </w:rPr>
+              <w:t xml:space="preserve">CCP 1 : recruter et intégrer un collaborateur</w:t>
             </w:r>
           </w:p>
         </w:tc>
@@ -3786,6 +4421,7 @@
           <w:p>
             <w:pPr>
               <w:spacing w:after="40"/>
+              <w:jc w:val="left"/>
             </w:pPr>
             <w:r>
               <w:rPr>
@@ -3809,12 +4445,13 @@
           <w:p>
             <w:pPr>
               <w:spacing w:after="40"/>
-            </w:pPr>
-            <w:r>
-              <w:rPr>
-                <w:rFonts w:ascii="Inter" w:cs="Inter" w:eastAsia="Inter" w:hAnsi="Inter"/>
-              </w:rPr>
-              <w:t xml:space="preserve">CCP 3 : lire un tableau de bord commercial</w:t>
+              <w:jc w:val="left"/>
+            </w:pPr>
+            <w:r>
+              <w:rPr>
+                <w:rFonts w:ascii="Inter" w:cs="Inter" w:eastAsia="Inter" w:hAnsi="Inter"/>
+              </w:rPr>
+              <w:t xml:space="preserve">Dossier professionnel : attendus et choix des situations</w:t>
             </w:r>
           </w:p>
         </w:tc>
@@ -3832,12 +4469,13 @@
           <w:p>
             <w:pPr>
               <w:spacing w:after="40"/>
-            </w:pPr>
-            <w:r>
-              <w:rPr>
-                <w:rFonts w:ascii="Inter" w:cs="Inter" w:eastAsia="Inter" w:hAnsi="Inter"/>
-              </w:rPr>
-              <w:t xml:space="preserve">Étude de cas : un magasin réunionnais</w:t>
+              <w:jc w:val="left"/>
+            </w:pPr>
+            <w:r>
+              <w:rPr>
+                <w:rFonts w:ascii="Inter" w:cs="Inter" w:eastAsia="Inter" w:hAnsi="Inter"/>
+              </w:rPr>
+              <w:t xml:space="preserve">CCP 1 : étude de cas d’un magasin réunionnais</w:t>
             </w:r>
           </w:p>
         </w:tc>
@@ -3859,6 +4497,7 @@
           <w:p>
             <w:pPr>
               <w:spacing w:after="40"/>
+              <w:jc w:val="left"/>
             </w:pPr>
             <w:r>
               <w:rPr>
@@ -3881,12 +4520,13 @@
           <w:p>
             <w:pPr>
               <w:spacing w:after="40"/>
-            </w:pPr>
-            <w:r>
-              <w:rPr>
-                <w:rFonts w:ascii="Inter" w:cs="Inter" w:eastAsia="Inter" w:hAnsi="Inter"/>
-              </w:rPr>
-              <w:t xml:space="preserve">Évaluation en cours de formation</w:t>
+              <w:jc w:val="left"/>
+            </w:pPr>
+            <w:r>
+              <w:rPr>
+                <w:rFonts w:ascii="Inter" w:cs="Inter" w:eastAsia="Inter" w:hAnsi="Inter"/>
+              </w:rPr>
+              <w:t xml:space="preserve">Évaluation formative ; élection des délégués</w:t>
             </w:r>
           </w:p>
         </w:tc>
@@ -3903,677 +4543,13 @@
           <w:p>
             <w:pPr>
               <w:spacing w:after="40"/>
+              <w:jc w:val="left"/>
             </w:pPr>
             <w:r>
               <w:rPr>
                 <w:rFonts w:ascii="Inter" w:cs="Inter" w:eastAsia="Inter" w:hAnsi="Inter"/>
               </w:rPr>
               <w:t xml:space="preserve">Débriefing individuel ; missions pour la période en entreprise</w:t>
-            </w:r>
-          </w:p>
-        </w:tc>
-      </w:tr>
-    </w:tbl>
-    <w:p>
-      <w:pPr>
-        <w:spacing w:after="80"/>
-      </w:pPr>
-    </w:p>
-    <w:p>
-      <w:pPr>
-        <w:pStyle w:val="Heading1"/>
-        <w:keepNext/>
-        <w:spacing w:after="140" w:before="300"/>
-      </w:pPr>
-      <w:r>
-        <w:rPr>
-          <w:rFonts w:ascii="Montserrat" w:cs="Montserrat" w:eastAsia="Montserrat" w:hAnsi="Montserrat"/>
-        </w:rPr>
-        <w:t xml:space="preserve">5. Product Builder No-Code (niveau 6)</w:t>
-      </w:r>
-    </w:p>
-    <w:p>
-      <w:pPr>
-        <w:spacing w:after="120" w:line="288"/>
-        <w:jc w:val="both"/>
-      </w:pPr>
-      <w:r>
-        <w:rPr>
-          <w:rFonts w:ascii="Inter" w:cs="Inter" w:eastAsia="Inter" w:hAnsi="Inter"/>
-        </w:rPr>
-        <w:t xml:space="preserve">RNCP 39108 — Certificateur : L’École pour tous (École Cube) — Volume au CFA : 420 heures </w:t>
-      </w:r>
-      <w:r>
-        <w:rPr>
-          <w:rFonts w:ascii="Inter" w:cs="Inter" w:eastAsia="Inter" w:hAnsi="Inter"/>
-          <w:b/>
-          <w:bCs/>
-          <w:highlight w:val="yellow"/>
-          <w:highlightCs w:val="yellow"/>
-        </w:rPr>
-        <w:t xml:space="preserve">[à aligner sur le référentiel]</w:t>
-      </w:r>
-      <w:r>
-        <w:rPr>
-          <w:rFonts w:ascii="Inter" w:cs="Inter" w:eastAsia="Inter" w:hAnsi="Inter"/>
-        </w:rPr>
-        <w:t xml:space="preserve">.</w:t>
-      </w:r>
-    </w:p>
-    <w:tbl>
-      <w:tblPr>
-        <w:tblW w:type="dxa" w:w="9638"/>
-        <w:tblBorders>
-          <w:top w:val="single" w:color="A6A6A6" w:sz="4"/>
-          <w:left w:val="single" w:color="A6A6A6" w:sz="4"/>
-          <w:bottom w:val="single" w:color="A6A6A6" w:sz="4"/>
-          <w:right w:val="single" w:color="A6A6A6" w:sz="4"/>
-          <w:insideH w:val="single" w:color="A6A6A6" w:sz="4"/>
-          <w:insideV w:val="single" w:color="A6A6A6" w:sz="4"/>
-        </w:tblBorders>
-        <w:tblLayout w:type="fixed"/>
-      </w:tblPr>
-      <w:tblGrid>
-        <w:gridCol w:w="7800"/>
-        <w:gridCol w:w="1838"/>
-      </w:tblGrid>
-      <w:tr>
-        <w:trPr>
-          <w:tblHeader/>
-        </w:trPr>
-        <w:tc>
-          <w:tcPr>
-            <w:tcW w:type="dxa" w:w="7800"/>
-            <w:shd w:fill="1B3A6B" w:color="auto" w:val="clear"/>
-            <w:tcMar>
-              <w:top w:type="dxa" w:w="60"/>
-              <w:left w:type="dxa" w:w="90"/>
-              <w:bottom w:type="dxa" w:w="60"/>
-              <w:right w:type="dxa" w:w="90"/>
-            </w:tcMar>
-          </w:tcPr>
-          <w:p>
-            <w:pPr>
-              <w:spacing w:after="40"/>
-            </w:pPr>
-            <w:r>
-              <w:rPr>
-                <w:rFonts w:ascii="Inter" w:cs="Inter" w:eastAsia="Inter" w:hAnsi="Inter"/>
-                <w:b/>
-                <w:bCs/>
-                <w:color w:val="FFFFFF"/>
-              </w:rPr>
-              <w:t xml:space="preserve">Module</w:t>
-            </w:r>
-          </w:p>
-        </w:tc>
-        <w:tc>
-          <w:tcPr>
-            <w:tcW w:type="dxa" w:w="1838"/>
-            <w:shd w:fill="1B3A6B" w:color="auto" w:val="clear"/>
-            <w:tcMar>
-              <w:top w:type="dxa" w:w="60"/>
-              <w:left w:type="dxa" w:w="90"/>
-              <w:bottom w:type="dxa" w:w="60"/>
-              <w:right w:type="dxa" w:w="90"/>
-            </w:tcMar>
-          </w:tcPr>
-          <w:p>
-            <w:pPr>
-              <w:spacing w:after="40"/>
-            </w:pPr>
-            <w:r>
-              <w:rPr>
-                <w:rFonts w:ascii="Inter" w:cs="Inter" w:eastAsia="Inter" w:hAnsi="Inter"/>
-                <w:b/>
-                <w:bCs/>
-                <w:color w:val="FFFFFF"/>
-              </w:rPr>
-              <w:t xml:space="preserve">Heures</w:t>
-            </w:r>
-          </w:p>
-        </w:tc>
-      </w:tr>
-      <w:tr>
-        <w:trPr>
-          <w:cantSplit/>
-        </w:trPr>
-        <w:tc>
-          <w:tcPr>
-            <w:tcW w:type="dxa" w:w="7800"/>
-            <w:tcMar>
-              <w:top w:type="dxa" w:w="60"/>
-              <w:left w:type="dxa" w:w="90"/>
-              <w:bottom w:type="dxa" w:w="60"/>
-              <w:right w:type="dxa" w:w="90"/>
-            </w:tcMar>
-          </w:tcPr>
-          <w:p>
-            <w:pPr>
-              <w:spacing w:after="40"/>
-            </w:pPr>
-            <w:r>
-              <w:rPr>
-                <w:rFonts w:ascii="Inter" w:cs="Inter" w:eastAsia="Inter" w:hAnsi="Inter"/>
-              </w:rPr>
-              <w:t xml:space="preserve">Intégration : statut d’apprenti, droits, santé-sécurité, égalité, positionnement</w:t>
-            </w:r>
-          </w:p>
-        </w:tc>
-        <w:tc>
-          <w:tcPr>
-            <w:tcW w:type="dxa" w:w="1838"/>
-            <w:tcMar>
-              <w:top w:type="dxa" w:w="60"/>
-              <w:left w:type="dxa" w:w="90"/>
-              <w:bottom w:type="dxa" w:w="60"/>
-              <w:right w:type="dxa" w:w="90"/>
-            </w:tcMar>
-          </w:tcPr>
-          <w:p>
-            <w:pPr>
-              <w:spacing w:after="40"/>
-            </w:pPr>
-            <w:r>
-              <w:rPr>
-                <w:rFonts w:ascii="Inter" w:cs="Inter" w:eastAsia="Inter" w:hAnsi="Inter"/>
-              </w:rPr>
-              <w:t xml:space="preserve">14</w:t>
-            </w:r>
-          </w:p>
-        </w:tc>
-      </w:tr>
-      <w:tr>
-        <w:trPr>
-          <w:cantSplit/>
-        </w:trPr>
-        <w:tc>
-          <w:tcPr>
-            <w:tcW w:type="dxa" w:w="7800"/>
-            <w:shd w:fill="EEF1F6" w:color="auto" w:val="clear"/>
-            <w:tcMar>
-              <w:top w:type="dxa" w:w="60"/>
-              <w:left w:type="dxa" w:w="90"/>
-              <w:bottom w:type="dxa" w:w="60"/>
-              <w:right w:type="dxa" w:w="90"/>
-            </w:tcMar>
-          </w:tcPr>
-          <w:p>
-            <w:pPr>
-              <w:spacing w:after="40"/>
-            </w:pPr>
-            <w:r>
-              <w:rPr>
-                <w:rFonts w:ascii="Inter" w:cs="Inter" w:eastAsia="Inter" w:hAnsi="Inter"/>
-              </w:rPr>
-              <w:t xml:space="preserve">Bloc — Gestion de projet produit </w:t>
-            </w:r>
-            <w:r>
-              <w:rPr>
-                <w:rFonts w:ascii="Inter" w:cs="Inter" w:eastAsia="Inter" w:hAnsi="Inter"/>
-                <w:b/>
-                <w:bCs/>
-                <w:highlight w:val="yellow"/>
-                <w:highlightCs w:val="yellow"/>
-              </w:rPr>
-              <w:t xml:space="preserve">[intitulé exact à reporter]</w:t>
-            </w:r>
-          </w:p>
-        </w:tc>
-        <w:tc>
-          <w:tcPr>
-            <w:tcW w:type="dxa" w:w="1838"/>
-            <w:shd w:fill="EEF1F6" w:color="auto" w:val="clear"/>
-            <w:tcMar>
-              <w:top w:type="dxa" w:w="60"/>
-              <w:left w:type="dxa" w:w="90"/>
-              <w:bottom w:type="dxa" w:w="60"/>
-              <w:right w:type="dxa" w:w="90"/>
-            </w:tcMar>
-          </w:tcPr>
-          <w:p>
-            <w:pPr>
-              <w:spacing w:after="40"/>
-            </w:pPr>
-            <w:r>
-              <w:rPr>
-                <w:rFonts w:ascii="Inter" w:cs="Inter" w:eastAsia="Inter" w:hAnsi="Inter"/>
-              </w:rPr>
-              <w:t xml:space="preserve">84</w:t>
-            </w:r>
-          </w:p>
-        </w:tc>
-      </w:tr>
-      <w:tr>
-        <w:trPr>
-          <w:cantSplit/>
-        </w:trPr>
-        <w:tc>
-          <w:tcPr>
-            <w:tcW w:type="dxa" w:w="7800"/>
-            <w:tcMar>
-              <w:top w:type="dxa" w:w="60"/>
-              <w:left w:type="dxa" w:w="90"/>
-              <w:bottom w:type="dxa" w:w="60"/>
-              <w:right w:type="dxa" w:w="90"/>
-            </w:tcMar>
-          </w:tcPr>
-          <w:p>
-            <w:pPr>
-              <w:spacing w:after="40"/>
-            </w:pPr>
-            <w:r>
-              <w:rPr>
-                <w:rFonts w:ascii="Inter" w:cs="Inter" w:eastAsia="Inter" w:hAnsi="Inter"/>
-              </w:rPr>
-              <w:t xml:space="preserve">Bloc — Développement d’applications sans code </w:t>
-            </w:r>
-            <w:r>
-              <w:rPr>
-                <w:rFonts w:ascii="Inter" w:cs="Inter" w:eastAsia="Inter" w:hAnsi="Inter"/>
-                <w:b/>
-                <w:bCs/>
-                <w:highlight w:val="yellow"/>
-                <w:highlightCs w:val="yellow"/>
-              </w:rPr>
-              <w:t xml:space="preserve">[intitulé exact à reporter]</w:t>
-            </w:r>
-          </w:p>
-        </w:tc>
-        <w:tc>
-          <w:tcPr>
-            <w:tcW w:type="dxa" w:w="1838"/>
-            <w:tcMar>
-              <w:top w:type="dxa" w:w="60"/>
-              <w:left w:type="dxa" w:w="90"/>
-              <w:bottom w:type="dxa" w:w="60"/>
-              <w:right w:type="dxa" w:w="90"/>
-            </w:tcMar>
-          </w:tcPr>
-          <w:p>
-            <w:pPr>
-              <w:spacing w:after="40"/>
-            </w:pPr>
-            <w:r>
-              <w:rPr>
-                <w:rFonts w:ascii="Inter" w:cs="Inter" w:eastAsia="Inter" w:hAnsi="Inter"/>
-              </w:rPr>
-              <w:t xml:space="preserve">126</w:t>
-            </w:r>
-          </w:p>
-        </w:tc>
-      </w:tr>
-      <w:tr>
-        <w:trPr>
-          <w:cantSplit/>
-        </w:trPr>
-        <w:tc>
-          <w:tcPr>
-            <w:tcW w:type="dxa" w:w="7800"/>
-            <w:shd w:fill="EEF1F6" w:color="auto" w:val="clear"/>
-            <w:tcMar>
-              <w:top w:type="dxa" w:w="60"/>
-              <w:left w:type="dxa" w:w="90"/>
-              <w:bottom w:type="dxa" w:w="60"/>
-              <w:right w:type="dxa" w:w="90"/>
-            </w:tcMar>
-          </w:tcPr>
-          <w:p>
-            <w:pPr>
-              <w:spacing w:after="40"/>
-            </w:pPr>
-            <w:r>
-              <w:rPr>
-                <w:rFonts w:ascii="Inter" w:cs="Inter" w:eastAsia="Inter" w:hAnsi="Inter"/>
-              </w:rPr>
-              <w:t xml:space="preserve">Bloc — Configuration, automatisation et intégration des outils </w:t>
-            </w:r>
-            <w:r>
-              <w:rPr>
-                <w:rFonts w:ascii="Inter" w:cs="Inter" w:eastAsia="Inter" w:hAnsi="Inter"/>
-                <w:b/>
-                <w:bCs/>
-                <w:highlight w:val="yellow"/>
-                <w:highlightCs w:val="yellow"/>
-              </w:rPr>
-              <w:t xml:space="preserve">[intitulé exact à reporter]</w:t>
-            </w:r>
-          </w:p>
-        </w:tc>
-        <w:tc>
-          <w:tcPr>
-            <w:tcW w:type="dxa" w:w="1838"/>
-            <w:shd w:fill="EEF1F6" w:color="auto" w:val="clear"/>
-            <w:tcMar>
-              <w:top w:type="dxa" w:w="60"/>
-              <w:left w:type="dxa" w:w="90"/>
-              <w:bottom w:type="dxa" w:w="60"/>
-              <w:right w:type="dxa" w:w="90"/>
-            </w:tcMar>
-          </w:tcPr>
-          <w:p>
-            <w:pPr>
-              <w:spacing w:after="40"/>
-            </w:pPr>
-            <w:r>
-              <w:rPr>
-                <w:rFonts w:ascii="Inter" w:cs="Inter" w:eastAsia="Inter" w:hAnsi="Inter"/>
-              </w:rPr>
-              <w:t xml:space="preserve">91</w:t>
-            </w:r>
-          </w:p>
-        </w:tc>
-      </w:tr>
-      <w:tr>
-        <w:trPr>
-          <w:cantSplit/>
-        </w:trPr>
-        <w:tc>
-          <w:tcPr>
-            <w:tcW w:type="dxa" w:w="7800"/>
-            <w:tcMar>
-              <w:top w:type="dxa" w:w="60"/>
-              <w:left w:type="dxa" w:w="90"/>
-              <w:bottom w:type="dxa" w:w="60"/>
-              <w:right w:type="dxa" w:w="90"/>
-            </w:tcMar>
-          </w:tcPr>
-          <w:p>
-            <w:pPr>
-              <w:spacing w:after="40"/>
-            </w:pPr>
-            <w:r>
-              <w:rPr>
-                <w:rFonts w:ascii="Inter" w:cs="Inter" w:eastAsia="Inter" w:hAnsi="Inter"/>
-              </w:rPr>
-              <w:t xml:space="preserve">Bloc — Données, sécurité et conformité (RGPD, IA Act, cybersécurité) </w:t>
-            </w:r>
-            <w:r>
-              <w:rPr>
-                <w:rFonts w:ascii="Inter" w:cs="Inter" w:eastAsia="Inter" w:hAnsi="Inter"/>
-                <w:b/>
-                <w:bCs/>
-                <w:highlight w:val="yellow"/>
-                <w:highlightCs w:val="yellow"/>
-              </w:rPr>
-              <w:t xml:space="preserve">[intitulé exact à reporter]</w:t>
-            </w:r>
-          </w:p>
-        </w:tc>
-        <w:tc>
-          <w:tcPr>
-            <w:tcW w:type="dxa" w:w="1838"/>
-            <w:tcMar>
-              <w:top w:type="dxa" w:w="60"/>
-              <w:left w:type="dxa" w:w="90"/>
-              <w:bottom w:type="dxa" w:w="60"/>
-              <w:right w:type="dxa" w:w="90"/>
-            </w:tcMar>
-          </w:tcPr>
-          <w:p>
-            <w:pPr>
-              <w:spacing w:after="40"/>
-            </w:pPr>
-            <w:r>
-              <w:rPr>
-                <w:rFonts w:ascii="Inter" w:cs="Inter" w:eastAsia="Inter" w:hAnsi="Inter"/>
-              </w:rPr>
-              <w:t xml:space="preserve">56</w:t>
-            </w:r>
-          </w:p>
-        </w:tc>
-      </w:tr>
-      <w:tr>
-        <w:trPr>
-          <w:cantSplit/>
-        </w:trPr>
-        <w:tc>
-          <w:tcPr>
-            <w:tcW w:type="dxa" w:w="7800"/>
-            <w:shd w:fill="EEF1F6" w:color="auto" w:val="clear"/>
-            <w:tcMar>
-              <w:top w:type="dxa" w:w="60"/>
-              <w:left w:type="dxa" w:w="90"/>
-              <w:bottom w:type="dxa" w:w="60"/>
-              <w:right w:type="dxa" w:w="90"/>
-            </w:tcMar>
-          </w:tcPr>
-          <w:p>
-            <w:pPr>
-              <w:spacing w:after="40"/>
-            </w:pPr>
-            <w:r>
-              <w:rPr>
-                <w:rFonts w:ascii="Inter" w:cs="Inter" w:eastAsia="Inter" w:hAnsi="Inter"/>
-              </w:rPr>
-              <w:t xml:space="preserve">Esprit d’entreprendre</w:t>
-            </w:r>
-          </w:p>
-        </w:tc>
-        <w:tc>
-          <w:tcPr>
-            <w:tcW w:type="dxa" w:w="1838"/>
-            <w:shd w:fill="EEF1F6" w:color="auto" w:val="clear"/>
-            <w:tcMar>
-              <w:top w:type="dxa" w:w="60"/>
-              <w:left w:type="dxa" w:w="90"/>
-              <w:bottom w:type="dxa" w:w="60"/>
-              <w:right w:type="dxa" w:w="90"/>
-            </w:tcMar>
-          </w:tcPr>
-          <w:p>
-            <w:pPr>
-              <w:spacing w:after="40"/>
-            </w:pPr>
-            <w:r>
-              <w:rPr>
-                <w:rFonts w:ascii="Inter" w:cs="Inter" w:eastAsia="Inter" w:hAnsi="Inter"/>
-              </w:rPr>
-              <w:t xml:space="preserve">7</w:t>
-            </w:r>
-          </w:p>
-        </w:tc>
-      </w:tr>
-      <w:tr>
-        <w:trPr>
-          <w:cantSplit/>
-        </w:trPr>
-        <w:tc>
-          <w:tcPr>
-            <w:tcW w:type="dxa" w:w="7800"/>
-            <w:tcMar>
-              <w:top w:type="dxa" w:w="60"/>
-              <w:left w:type="dxa" w:w="90"/>
-              <w:bottom w:type="dxa" w:w="60"/>
-              <w:right w:type="dxa" w:w="90"/>
-            </w:tcMar>
-          </w:tcPr>
-          <w:p>
-            <w:pPr>
-              <w:spacing w:after="40"/>
-            </w:pPr>
-            <w:r>
-              <w:rPr>
-                <w:rFonts w:ascii="Inter" w:cs="Inter" w:eastAsia="Inter" w:hAnsi="Inter"/>
-              </w:rPr>
-              <w:t xml:space="preserve">Techniques de recherche d’emploi et insertion</w:t>
-            </w:r>
-          </w:p>
-        </w:tc>
-        <w:tc>
-          <w:tcPr>
-            <w:tcW w:type="dxa" w:w="1838"/>
-            <w:tcMar>
-              <w:top w:type="dxa" w:w="60"/>
-              <w:left w:type="dxa" w:w="90"/>
-              <w:bottom w:type="dxa" w:w="60"/>
-              <w:right w:type="dxa" w:w="90"/>
-            </w:tcMar>
-          </w:tcPr>
-          <w:p>
-            <w:pPr>
-              <w:spacing w:after="40"/>
-            </w:pPr>
-            <w:r>
-              <w:rPr>
-                <w:rFonts w:ascii="Inter" w:cs="Inter" w:eastAsia="Inter" w:hAnsi="Inter"/>
-              </w:rPr>
-              <w:t xml:space="preserve">7</w:t>
-            </w:r>
-          </w:p>
-        </w:tc>
-      </w:tr>
-      <w:tr>
-        <w:trPr>
-          <w:cantSplit/>
-        </w:trPr>
-        <w:tc>
-          <w:tcPr>
-            <w:tcW w:type="dxa" w:w="7800"/>
-            <w:shd w:fill="EEF1F6" w:color="auto" w:val="clear"/>
-            <w:tcMar>
-              <w:top w:type="dxa" w:w="60"/>
-              <w:left w:type="dxa" w:w="90"/>
-              <w:bottom w:type="dxa" w:w="60"/>
-              <w:right w:type="dxa" w:w="90"/>
-            </w:tcMar>
-          </w:tcPr>
-          <w:p>
-            <w:pPr>
-              <w:spacing w:after="40"/>
-            </w:pPr>
-            <w:r>
-              <w:rPr>
-                <w:rFonts w:ascii="Inter" w:cs="Inter" w:eastAsia="Inter" w:hAnsi="Inter"/>
-              </w:rPr>
-              <w:t xml:space="preserve">Évaluations, projet professionnel, examen blanc</w:t>
-            </w:r>
-          </w:p>
-        </w:tc>
-        <w:tc>
-          <w:tcPr>
-            <w:tcW w:type="dxa" w:w="1838"/>
-            <w:shd w:fill="EEF1F6" w:color="auto" w:val="clear"/>
-            <w:tcMar>
-              <w:top w:type="dxa" w:w="60"/>
-              <w:left w:type="dxa" w:w="90"/>
-              <w:bottom w:type="dxa" w:w="60"/>
-              <w:right w:type="dxa" w:w="90"/>
-            </w:tcMar>
-          </w:tcPr>
-          <w:p>
-            <w:pPr>
-              <w:spacing w:after="40"/>
-            </w:pPr>
-            <w:r>
-              <w:rPr>
-                <w:rFonts w:ascii="Inter" w:cs="Inter" w:eastAsia="Inter" w:hAnsi="Inter"/>
-              </w:rPr>
-              <w:t xml:space="preserve">28</w:t>
-            </w:r>
-          </w:p>
-        </w:tc>
-      </w:tr>
-      <w:tr>
-        <w:trPr>
-          <w:cantSplit/>
-        </w:trPr>
-        <w:tc>
-          <w:tcPr>
-            <w:tcW w:type="dxa" w:w="7800"/>
-            <w:tcMar>
-              <w:top w:type="dxa" w:w="60"/>
-              <w:left w:type="dxa" w:w="90"/>
-              <w:bottom w:type="dxa" w:w="60"/>
-              <w:right w:type="dxa" w:w="90"/>
-            </w:tcMar>
-          </w:tcPr>
-          <w:p>
-            <w:pPr>
-              <w:spacing w:after="40"/>
-            </w:pPr>
-            <w:r>
-              <w:rPr>
-                <w:rFonts w:ascii="Inter" w:cs="Inter" w:eastAsia="Inter" w:hAnsi="Inter"/>
-              </w:rPr>
-              <w:t xml:space="preserve">Accompagnement individualisé et remédiation</w:t>
-            </w:r>
-          </w:p>
-        </w:tc>
-        <w:tc>
-          <w:tcPr>
-            <w:tcW w:type="dxa" w:w="1838"/>
-            <w:tcMar>
-              <w:top w:type="dxa" w:w="60"/>
-              <w:left w:type="dxa" w:w="90"/>
-              <w:bottom w:type="dxa" w:w="60"/>
-              <w:right w:type="dxa" w:w="90"/>
-            </w:tcMar>
-          </w:tcPr>
-          <w:p>
-            <w:pPr>
-              <w:spacing w:after="40"/>
-            </w:pPr>
-            <w:r>
-              <w:rPr>
-                <w:rFonts w:ascii="Inter" w:cs="Inter" w:eastAsia="Inter" w:hAnsi="Inter"/>
-              </w:rPr>
-              <w:t xml:space="preserve">7</w:t>
-            </w:r>
-          </w:p>
-        </w:tc>
-      </w:tr>
-      <w:tr>
-        <w:trPr>
-          <w:cantSplit/>
-        </w:trPr>
-        <w:tc>
-          <w:tcPr>
-            <w:tcW w:type="dxa" w:w="7800"/>
-            <w:shd w:fill="EEF1F6" w:color="auto" w:val="clear"/>
-            <w:tcMar>
-              <w:top w:type="dxa" w:w="60"/>
-              <w:left w:type="dxa" w:w="90"/>
-              <w:bottom w:type="dxa" w:w="60"/>
-              <w:right w:type="dxa" w:w="90"/>
-            </w:tcMar>
-          </w:tcPr>
-          <w:p>
-            <w:pPr>
-              <w:spacing w:after="40"/>
-            </w:pPr>
-            <w:r>
-              <w:rPr>
-                <w:rFonts w:ascii="Inter" w:cs="Inter" w:eastAsia="Inter" w:hAnsi="Inter"/>
-                <w:b/>
-                <w:bCs/>
-              </w:rPr>
-              <w:t xml:space="preserve">Total</w:t>
-            </w:r>
-          </w:p>
-        </w:tc>
-        <w:tc>
-          <w:tcPr>
-            <w:tcW w:type="dxa" w:w="1838"/>
-            <w:shd w:fill="EEF1F6" w:color="auto" w:val="clear"/>
-            <w:tcMar>
-              <w:top w:type="dxa" w:w="60"/>
-              <w:left w:type="dxa" w:w="90"/>
-              <w:bottom w:type="dxa" w:w="60"/>
-              <w:right w:type="dxa" w:w="90"/>
-            </w:tcMar>
-          </w:tcPr>
-          <w:p>
-            <w:pPr>
-              <w:spacing w:after="40"/>
-            </w:pPr>
-            <w:r>
-              <w:rPr>
-                <w:rFonts w:ascii="Inter" w:cs="Inter" w:eastAsia="Inter" w:hAnsi="Inter"/>
-                <w:b/>
-                <w:bCs/>
-              </w:rPr>
-              <w:t xml:space="preserve">420</w:t>
             </w:r>
           </w:p>
         </w:tc>
@@ -4594,7 +4570,7 @@
         <w:rPr>
           <w:rFonts w:ascii="Montserrat" w:cs="Montserrat" w:eastAsia="Montserrat" w:hAnsi="Montserrat"/>
         </w:rPr>
-        <w:t xml:space="preserve">Semaine type n° 2 (avril 2027)</w:t>
+        <w:t xml:space="preserve">Semaine n° 6 — 2 au 6 août 2027 (CCP 2)</w:t>
       </w:r>
     </w:p>
     <w:tbl>
@@ -4633,6 +4609,7 @@
           <w:p>
             <w:pPr>
               <w:spacing w:after="40"/>
+              <w:jc w:val="left"/>
             </w:pPr>
             <w:r>
               <w:rPr>
@@ -4659,6 +4636,7 @@
           <w:p>
             <w:pPr>
               <w:spacing w:after="40"/>
+              <w:jc w:val="left"/>
             </w:pPr>
             <w:r>
               <w:rPr>
@@ -4685,6 +4663,7 @@
           <w:p>
             <w:pPr>
               <w:spacing w:after="40"/>
+              <w:jc w:val="left"/>
             </w:pPr>
             <w:r>
               <w:rPr>
@@ -4715,6 +4694,7 @@
           <w:p>
             <w:pPr>
               <w:spacing w:after="40"/>
+              <w:jc w:val="left"/>
             </w:pPr>
             <w:r>
               <w:rPr>
@@ -4737,12 +4717,13 @@
           <w:p>
             <w:pPr>
               <w:spacing w:after="40"/>
-            </w:pPr>
-            <w:r>
-              <w:rPr>
-                <w:rFonts w:ascii="Inter" w:cs="Inter" w:eastAsia="Inter" w:hAnsi="Inter"/>
-              </w:rPr>
-              <w:t xml:space="preserve">Recueillir le besoin d’une PME (atelier client)</w:t>
+              <w:jc w:val="left"/>
+            </w:pPr>
+            <w:r>
+              <w:rPr>
+                <w:rFonts w:ascii="Inter" w:cs="Inter" w:eastAsia="Inter" w:hAnsi="Inter"/>
+              </w:rPr>
+              <w:t xml:space="preserve">CCP 2 : analyser l’offre et la concurrence locale</w:t>
             </w:r>
           </w:p>
         </w:tc>
@@ -4759,12 +4740,13 @@
           <w:p>
             <w:pPr>
               <w:spacing w:after="40"/>
-            </w:pPr>
-            <w:r>
-              <w:rPr>
-                <w:rFonts w:ascii="Inter" w:cs="Inter" w:eastAsia="Inter" w:hAnsi="Inter"/>
-              </w:rPr>
-              <w:t xml:space="preserve">Rédiger les user stories et prioriser</w:t>
+              <w:jc w:val="left"/>
+            </w:pPr>
+            <w:r>
+              <w:rPr>
+                <w:rFonts w:ascii="Inter" w:cs="Inter" w:eastAsia="Inter" w:hAnsi="Inter"/>
+              </w:rPr>
+              <w:t xml:space="preserve">CCP 2 : approvisionner un rayon dans un contexte insulaire</w:t>
             </w:r>
           </w:p>
         </w:tc>
@@ -4787,6 +4769,7 @@
           <w:p>
             <w:pPr>
               <w:spacing w:after="40"/>
+              <w:jc w:val="left"/>
             </w:pPr>
             <w:r>
               <w:rPr>
@@ -4810,12 +4793,13 @@
           <w:p>
             <w:pPr>
               <w:spacing w:after="40"/>
-            </w:pPr>
-            <w:r>
-              <w:rPr>
-                <w:rFonts w:ascii="Inter" w:cs="Inter" w:eastAsia="Inter" w:hAnsi="Inter"/>
-              </w:rPr>
-              <w:t xml:space="preserve">Concevoir une base de données (Baserow)</w:t>
+              <w:jc w:val="left"/>
+            </w:pPr>
+            <w:r>
+              <w:rPr>
+                <w:rFonts w:ascii="Inter" w:cs="Inter" w:eastAsia="Inter" w:hAnsi="Inter"/>
+              </w:rPr>
+              <w:t xml:space="preserve">CCP 2 : merchandising et implantation</w:t>
             </w:r>
           </w:p>
         </w:tc>
@@ -4833,12 +4817,13 @@
           <w:p>
             <w:pPr>
               <w:spacing w:after="40"/>
-            </w:pPr>
-            <w:r>
-              <w:rPr>
-                <w:rFonts w:ascii="Inter" w:cs="Inter" w:eastAsia="Inter" w:hAnsi="Inter"/>
-              </w:rPr>
-              <w:t xml:space="preserve">Construire l’interface d’une application</w:t>
+              <w:jc w:val="left"/>
+            </w:pPr>
+            <w:r>
+              <w:rPr>
+                <w:rFonts w:ascii="Inter" w:cs="Inter" w:eastAsia="Inter" w:hAnsi="Inter"/>
+              </w:rPr>
+              <w:t xml:space="preserve">Atelier pratique : implanter un rayon</w:t>
             </w:r>
           </w:p>
         </w:tc>
@@ -4860,6 +4845,7 @@
           <w:p>
             <w:pPr>
               <w:spacing w:after="40"/>
+              <w:jc w:val="left"/>
             </w:pPr>
             <w:r>
               <w:rPr>
@@ -4882,12 +4868,13 @@
           <w:p>
             <w:pPr>
               <w:spacing w:after="40"/>
-            </w:pPr>
-            <w:r>
-              <w:rPr>
-                <w:rFonts w:ascii="Inter" w:cs="Inter" w:eastAsia="Inter" w:hAnsi="Inter"/>
-              </w:rPr>
-              <w:t xml:space="preserve">Automatiser un processus (workflow)</w:t>
+              <w:jc w:val="left"/>
+            </w:pPr>
+            <w:r>
+              <w:rPr>
+                <w:rFonts w:ascii="Inter" w:cs="Inter" w:eastAsia="Inter" w:hAnsi="Inter"/>
+              </w:rPr>
+              <w:t xml:space="preserve">CCP 2 : expérience client et omnicanal</w:t>
             </w:r>
           </w:p>
         </w:tc>
@@ -4904,12 +4891,13 @@
           <w:p>
             <w:pPr>
               <w:spacing w:after="40"/>
-            </w:pPr>
-            <w:r>
-              <w:rPr>
-                <w:rFonts w:ascii="Inter" w:cs="Inter" w:eastAsia="Inter" w:hAnsi="Inter"/>
-              </w:rPr>
-              <w:t xml:space="preserve">Tester et corriger</w:t>
+              <w:jc w:val="left"/>
+            </w:pPr>
+            <w:r>
+              <w:rPr>
+                <w:rFonts w:ascii="Inter" w:cs="Inter" w:eastAsia="Inter" w:hAnsi="Inter"/>
+              </w:rPr>
+              <w:t xml:space="preserve">CCP 2 : préparer une opération commerciale (le tournoi solidaire du 26 août)</w:t>
             </w:r>
           </w:p>
         </w:tc>
@@ -4932,6 +4920,7 @@
           <w:p>
             <w:pPr>
               <w:spacing w:after="40"/>
+              <w:jc w:val="left"/>
             </w:pPr>
             <w:r>
               <w:rPr>
@@ -4955,12 +4944,13 @@
           <w:p>
             <w:pPr>
               <w:spacing w:after="40"/>
-            </w:pPr>
-            <w:r>
-              <w:rPr>
-                <w:rFonts w:ascii="Inter" w:cs="Inter" w:eastAsia="Inter" w:hAnsi="Inter"/>
-              </w:rPr>
-              <w:t xml:space="preserve">Données personnelles et sécurité dès la conception</w:t>
+              <w:jc w:val="left"/>
+            </w:pPr>
+            <w:r>
+              <w:rPr>
+                <w:rFonts w:ascii="Inter" w:cs="Inter" w:eastAsia="Inter" w:hAnsi="Inter"/>
+              </w:rPr>
+              <w:t xml:space="preserve">CCP 2 : animer l’équipe autour d’un objectif commercial</w:t>
             </w:r>
           </w:p>
         </w:tc>
@@ -4978,12 +4968,13 @@
           <w:p>
             <w:pPr>
               <w:spacing w:after="40"/>
-            </w:pPr>
-            <w:r>
-              <w:rPr>
-                <w:rFonts w:ascii="Inter" w:cs="Inter" w:eastAsia="Inter" w:hAnsi="Inter"/>
-              </w:rPr>
-              <w:t xml:space="preserve">Démonstration devant un « client »</w:t>
+              <w:jc w:val="left"/>
+            </w:pPr>
+            <w:r>
+              <w:rPr>
+                <w:rFonts w:ascii="Inter" w:cs="Inter" w:eastAsia="Inter" w:hAnsi="Inter"/>
+              </w:rPr>
+              <w:t xml:space="preserve">Bilan collectif de mi-parcours</w:t>
             </w:r>
           </w:p>
         </w:tc>
@@ -5005,6 +4996,7 @@
           <w:p>
             <w:pPr>
               <w:spacing w:after="40"/>
+              <w:jc w:val="left"/>
             </w:pPr>
             <w:r>
               <w:rPr>
@@ -5027,12 +5019,13 @@
           <w:p>
             <w:pPr>
               <w:spacing w:after="40"/>
-            </w:pPr>
-            <w:r>
-              <w:rPr>
-                <w:rFonts w:ascii="Inter" w:cs="Inter" w:eastAsia="Inter" w:hAnsi="Inter"/>
-              </w:rPr>
-              <w:t xml:space="preserve">Évaluation : mini-projet</w:t>
+              <w:jc w:val="left"/>
+            </w:pPr>
+            <w:r>
+              <w:rPr>
+                <w:rFonts w:ascii="Inter" w:cs="Inter" w:eastAsia="Inter" w:hAnsi="Inter"/>
+              </w:rPr>
+              <w:t xml:space="preserve">Évaluation formative</w:t>
             </w:r>
           </w:p>
         </w:tc>
@@ -5049,12 +5042,13 @@
           <w:p>
             <w:pPr>
               <w:spacing w:after="40"/>
-            </w:pPr>
-            <w:r>
-              <w:rPr>
-                <w:rFonts w:ascii="Inter" w:cs="Inter" w:eastAsia="Inter" w:hAnsi="Inter"/>
-              </w:rPr>
-              <w:t xml:space="preserve">Débriefing ; missions pour la période en entreprise</w:t>
+              <w:jc w:val="left"/>
+            </w:pPr>
+            <w:r>
+              <w:rPr>
+                <w:rFonts w:ascii="Inter" w:cs="Inter" w:eastAsia="Inter" w:hAnsi="Inter"/>
+              </w:rPr>
+              <w:t xml:space="preserve">Débriefing individuel ; missions pour la période en entreprise</w:t>
             </w:r>
           </w:p>
         </w:tc>
@@ -5064,708 +5058,6 @@
       <w:pPr>
         <w:spacing w:after="80"/>
       </w:pPr>
-    </w:p>
-    <w:p>
-      <w:pPr>
-        <w:pStyle w:val="Heading1"/>
-        <w:keepNext/>
-        <w:spacing w:after="140" w:before="300"/>
-      </w:pPr>
-      <w:r>
-        <w:rPr>
-          <w:rFonts w:ascii="Montserrat" w:cs="Montserrat" w:eastAsia="Montserrat" w:hAnsi="Montserrat"/>
-        </w:rPr>
-        <w:t xml:space="preserve">6. Responsable ressources humaines (niveau 6)</w:t>
-      </w:r>
-    </w:p>
-    <w:p>
-      <w:pPr>
-        <w:spacing w:after="120" w:line="288"/>
-        <w:jc w:val="both"/>
-      </w:pPr>
-      <w:r>
-        <w:rPr>
-          <w:rFonts w:ascii="Inter" w:cs="Inter" w:eastAsia="Inter" w:hAnsi="Inter"/>
-        </w:rPr>
-        <w:t xml:space="preserve">RNCP 38442 — Certificateur : Cnam — Volume au CFA : 420 heures </w:t>
-      </w:r>
-      <w:r>
-        <w:rPr>
-          <w:rFonts w:ascii="Inter" w:cs="Inter" w:eastAsia="Inter" w:hAnsi="Inter"/>
-          <w:b/>
-          <w:bCs/>
-          <w:highlight w:val="yellow"/>
-          <w:highlightCs w:val="yellow"/>
-        </w:rPr>
-        <w:t xml:space="preserve">[à aligner sur le référentiel et l’organisation pédagogique du Cnam]</w:t>
-      </w:r>
-      <w:r>
-        <w:rPr>
-          <w:rFonts w:ascii="Inter" w:cs="Inter" w:eastAsia="Inter" w:hAnsi="Inter"/>
-        </w:rPr>
-        <w:t xml:space="preserve">.</w:t>
-      </w:r>
-    </w:p>
-    <w:tbl>
-      <w:tblPr>
-        <w:tblW w:type="dxa" w:w="9638"/>
-        <w:tblBorders>
-          <w:top w:val="single" w:color="A6A6A6" w:sz="4"/>
-          <w:left w:val="single" w:color="A6A6A6" w:sz="4"/>
-          <w:bottom w:val="single" w:color="A6A6A6" w:sz="4"/>
-          <w:right w:val="single" w:color="A6A6A6" w:sz="4"/>
-          <w:insideH w:val="single" w:color="A6A6A6" w:sz="4"/>
-          <w:insideV w:val="single" w:color="A6A6A6" w:sz="4"/>
-        </w:tblBorders>
-        <w:tblLayout w:type="fixed"/>
-      </w:tblPr>
-      <w:tblGrid>
-        <w:gridCol w:w="7800"/>
-        <w:gridCol w:w="1838"/>
-      </w:tblGrid>
-      <w:tr>
-        <w:trPr>
-          <w:tblHeader/>
-        </w:trPr>
-        <w:tc>
-          <w:tcPr>
-            <w:tcW w:type="dxa" w:w="7800"/>
-            <w:shd w:fill="1B3A6B" w:color="auto" w:val="clear"/>
-            <w:tcMar>
-              <w:top w:type="dxa" w:w="60"/>
-              <w:left w:type="dxa" w:w="90"/>
-              <w:bottom w:type="dxa" w:w="60"/>
-              <w:right w:type="dxa" w:w="90"/>
-            </w:tcMar>
-          </w:tcPr>
-          <w:p>
-            <w:pPr>
-              <w:spacing w:after="40"/>
-            </w:pPr>
-            <w:r>
-              <w:rPr>
-                <w:rFonts w:ascii="Inter" w:cs="Inter" w:eastAsia="Inter" w:hAnsi="Inter"/>
-                <w:b/>
-                <w:bCs/>
-                <w:color w:val="FFFFFF"/>
-              </w:rPr>
-              <w:t xml:space="preserve">Module</w:t>
-            </w:r>
-          </w:p>
-        </w:tc>
-        <w:tc>
-          <w:tcPr>
-            <w:tcW w:type="dxa" w:w="1838"/>
-            <w:shd w:fill="1B3A6B" w:color="auto" w:val="clear"/>
-            <w:tcMar>
-              <w:top w:type="dxa" w:w="60"/>
-              <w:left w:type="dxa" w:w="90"/>
-              <w:bottom w:type="dxa" w:w="60"/>
-              <w:right w:type="dxa" w:w="90"/>
-            </w:tcMar>
-          </w:tcPr>
-          <w:p>
-            <w:pPr>
-              <w:spacing w:after="40"/>
-            </w:pPr>
-            <w:r>
-              <w:rPr>
-                <w:rFonts w:ascii="Inter" w:cs="Inter" w:eastAsia="Inter" w:hAnsi="Inter"/>
-                <w:b/>
-                <w:bCs/>
-                <w:color w:val="FFFFFF"/>
-              </w:rPr>
-              <w:t xml:space="preserve">Heures</w:t>
-            </w:r>
-          </w:p>
-        </w:tc>
-      </w:tr>
-      <w:tr>
-        <w:trPr>
-          <w:cantSplit/>
-        </w:trPr>
-        <w:tc>
-          <w:tcPr>
-            <w:tcW w:type="dxa" w:w="7800"/>
-            <w:tcMar>
-              <w:top w:type="dxa" w:w="60"/>
-              <w:left w:type="dxa" w:w="90"/>
-              <w:bottom w:type="dxa" w:w="60"/>
-              <w:right w:type="dxa" w:w="90"/>
-            </w:tcMar>
-          </w:tcPr>
-          <w:p>
-            <w:pPr>
-              <w:spacing w:after="40"/>
-            </w:pPr>
-            <w:r>
-              <w:rPr>
-                <w:rFonts w:ascii="Inter" w:cs="Inter" w:eastAsia="Inter" w:hAnsi="Inter"/>
-              </w:rPr>
-              <w:t xml:space="preserve">Intégration : statut d’apprenti, droits, santé-sécurité, égalité, positionnement</w:t>
-            </w:r>
-          </w:p>
-        </w:tc>
-        <w:tc>
-          <w:tcPr>
-            <w:tcW w:type="dxa" w:w="1838"/>
-            <w:tcMar>
-              <w:top w:type="dxa" w:w="60"/>
-              <w:left w:type="dxa" w:w="90"/>
-              <w:bottom w:type="dxa" w:w="60"/>
-              <w:right w:type="dxa" w:w="90"/>
-            </w:tcMar>
-          </w:tcPr>
-          <w:p>
-            <w:pPr>
-              <w:spacing w:after="40"/>
-            </w:pPr>
-            <w:r>
-              <w:rPr>
-                <w:rFonts w:ascii="Inter" w:cs="Inter" w:eastAsia="Inter" w:hAnsi="Inter"/>
-              </w:rPr>
-              <w:t xml:space="preserve">14</w:t>
-            </w:r>
-          </w:p>
-        </w:tc>
-      </w:tr>
-      <w:tr>
-        <w:trPr>
-          <w:cantSplit/>
-        </w:trPr>
-        <w:tc>
-          <w:tcPr>
-            <w:tcW w:type="dxa" w:w="7800"/>
-            <w:shd w:fill="EEF1F6" w:color="auto" w:val="clear"/>
-            <w:tcMar>
-              <w:top w:type="dxa" w:w="60"/>
-              <w:left w:type="dxa" w:w="90"/>
-              <w:bottom w:type="dxa" w:w="60"/>
-              <w:right w:type="dxa" w:w="90"/>
-            </w:tcMar>
-          </w:tcPr>
-          <w:p>
-            <w:pPr>
-              <w:spacing w:after="40"/>
-            </w:pPr>
-            <w:r>
-              <w:rPr>
-                <w:rFonts w:ascii="Inter" w:cs="Inter" w:eastAsia="Inter" w:hAnsi="Inter"/>
-              </w:rPr>
-              <w:t xml:space="preserve">Recrutement, intégration et marque employeur</w:t>
-            </w:r>
-          </w:p>
-        </w:tc>
-        <w:tc>
-          <w:tcPr>
-            <w:tcW w:type="dxa" w:w="1838"/>
-            <w:shd w:fill="EEF1F6" w:color="auto" w:val="clear"/>
-            <w:tcMar>
-              <w:top w:type="dxa" w:w="60"/>
-              <w:left w:type="dxa" w:w="90"/>
-              <w:bottom w:type="dxa" w:w="60"/>
-              <w:right w:type="dxa" w:w="90"/>
-            </w:tcMar>
-          </w:tcPr>
-          <w:p>
-            <w:pPr>
-              <w:spacing w:after="40"/>
-            </w:pPr>
-            <w:r>
-              <w:rPr>
-                <w:rFonts w:ascii="Inter" w:cs="Inter" w:eastAsia="Inter" w:hAnsi="Inter"/>
-              </w:rPr>
-              <w:t xml:space="preserve">56</w:t>
-            </w:r>
-          </w:p>
-        </w:tc>
-      </w:tr>
-      <w:tr>
-        <w:trPr>
-          <w:cantSplit/>
-        </w:trPr>
-        <w:tc>
-          <w:tcPr>
-            <w:tcW w:type="dxa" w:w="7800"/>
-            <w:tcMar>
-              <w:top w:type="dxa" w:w="60"/>
-              <w:left w:type="dxa" w:w="90"/>
-              <w:bottom w:type="dxa" w:w="60"/>
-              <w:right w:type="dxa" w:w="90"/>
-            </w:tcMar>
-          </w:tcPr>
-          <w:p>
-            <w:pPr>
-              <w:spacing w:after="40"/>
-            </w:pPr>
-            <w:r>
-              <w:rPr>
-                <w:rFonts w:ascii="Inter" w:cs="Inter" w:eastAsia="Inter" w:hAnsi="Inter"/>
-              </w:rPr>
-              <w:t xml:space="preserve">Droit du travail et relations sociales</w:t>
-            </w:r>
-          </w:p>
-        </w:tc>
-        <w:tc>
-          <w:tcPr>
-            <w:tcW w:type="dxa" w:w="1838"/>
-            <w:tcMar>
-              <w:top w:type="dxa" w:w="60"/>
-              <w:left w:type="dxa" w:w="90"/>
-              <w:bottom w:type="dxa" w:w="60"/>
-              <w:right w:type="dxa" w:w="90"/>
-            </w:tcMar>
-          </w:tcPr>
-          <w:p>
-            <w:pPr>
-              <w:spacing w:after="40"/>
-            </w:pPr>
-            <w:r>
-              <w:rPr>
-                <w:rFonts w:ascii="Inter" w:cs="Inter" w:eastAsia="Inter" w:hAnsi="Inter"/>
-              </w:rPr>
-              <w:t xml:space="preserve">84</w:t>
-            </w:r>
-          </w:p>
-        </w:tc>
-      </w:tr>
-      <w:tr>
-        <w:trPr>
-          <w:cantSplit/>
-        </w:trPr>
-        <w:tc>
-          <w:tcPr>
-            <w:tcW w:type="dxa" w:w="7800"/>
-            <w:shd w:fill="EEF1F6" w:color="auto" w:val="clear"/>
-            <w:tcMar>
-              <w:top w:type="dxa" w:w="60"/>
-              <w:left w:type="dxa" w:w="90"/>
-              <w:bottom w:type="dxa" w:w="60"/>
-              <w:right w:type="dxa" w:w="90"/>
-            </w:tcMar>
-          </w:tcPr>
-          <w:p>
-            <w:pPr>
-              <w:spacing w:after="40"/>
-            </w:pPr>
-            <w:r>
-              <w:rPr>
-                <w:rFonts w:ascii="Inter" w:cs="Inter" w:eastAsia="Inter" w:hAnsi="Inter"/>
-              </w:rPr>
-              <w:t xml:space="preserve">Paie, rémunération et administration du personnel</w:t>
-            </w:r>
-          </w:p>
-        </w:tc>
-        <w:tc>
-          <w:tcPr>
-            <w:tcW w:type="dxa" w:w="1838"/>
-            <w:shd w:fill="EEF1F6" w:color="auto" w:val="clear"/>
-            <w:tcMar>
-              <w:top w:type="dxa" w:w="60"/>
-              <w:left w:type="dxa" w:w="90"/>
-              <w:bottom w:type="dxa" w:w="60"/>
-              <w:right w:type="dxa" w:w="90"/>
-            </w:tcMar>
-          </w:tcPr>
-          <w:p>
-            <w:pPr>
-              <w:spacing w:after="40"/>
-            </w:pPr>
-            <w:r>
-              <w:rPr>
-                <w:rFonts w:ascii="Inter" w:cs="Inter" w:eastAsia="Inter" w:hAnsi="Inter"/>
-              </w:rPr>
-              <w:t xml:space="preserve">70</w:t>
-            </w:r>
-          </w:p>
-        </w:tc>
-      </w:tr>
-      <w:tr>
-        <w:trPr>
-          <w:cantSplit/>
-        </w:trPr>
-        <w:tc>
-          <w:tcPr>
-            <w:tcW w:type="dxa" w:w="7800"/>
-            <w:tcMar>
-              <w:top w:type="dxa" w:w="60"/>
-              <w:left w:type="dxa" w:w="90"/>
-              <w:bottom w:type="dxa" w:w="60"/>
-              <w:right w:type="dxa" w:w="90"/>
-            </w:tcMar>
-          </w:tcPr>
-          <w:p>
-            <w:pPr>
-              <w:spacing w:after="40"/>
-            </w:pPr>
-            <w:r>
-              <w:rPr>
-                <w:rFonts w:ascii="Inter" w:cs="Inter" w:eastAsia="Inter" w:hAnsi="Inter"/>
-              </w:rPr>
-              <w:t xml:space="preserve">Gestion des emplois et des compétences, formation</w:t>
-            </w:r>
-          </w:p>
-        </w:tc>
-        <w:tc>
-          <w:tcPr>
-            <w:tcW w:type="dxa" w:w="1838"/>
-            <w:tcMar>
-              <w:top w:type="dxa" w:w="60"/>
-              <w:left w:type="dxa" w:w="90"/>
-              <w:bottom w:type="dxa" w:w="60"/>
-              <w:right w:type="dxa" w:w="90"/>
-            </w:tcMar>
-          </w:tcPr>
-          <w:p>
-            <w:pPr>
-              <w:spacing w:after="40"/>
-            </w:pPr>
-            <w:r>
-              <w:rPr>
-                <w:rFonts w:ascii="Inter" w:cs="Inter" w:eastAsia="Inter" w:hAnsi="Inter"/>
-              </w:rPr>
-              <w:t xml:space="preserve">56</w:t>
-            </w:r>
-          </w:p>
-        </w:tc>
-      </w:tr>
-      <w:tr>
-        <w:trPr>
-          <w:cantSplit/>
-        </w:trPr>
-        <w:tc>
-          <w:tcPr>
-            <w:tcW w:type="dxa" w:w="7800"/>
-            <w:shd w:fill="EEF1F6" w:color="auto" w:val="clear"/>
-            <w:tcMar>
-              <w:top w:type="dxa" w:w="60"/>
-              <w:left w:type="dxa" w:w="90"/>
-              <w:bottom w:type="dxa" w:w="60"/>
-              <w:right w:type="dxa" w:w="90"/>
-            </w:tcMar>
-          </w:tcPr>
-          <w:p>
-            <w:pPr>
-              <w:spacing w:after="40"/>
-            </w:pPr>
-            <w:r>
-              <w:rPr>
-                <w:rFonts w:ascii="Inter" w:cs="Inter" w:eastAsia="Inter" w:hAnsi="Inter"/>
-              </w:rPr>
-              <w:t xml:space="preserve">Santé, sécurité et qualité de vie au travail</w:t>
-            </w:r>
-          </w:p>
-        </w:tc>
-        <w:tc>
-          <w:tcPr>
-            <w:tcW w:type="dxa" w:w="1838"/>
-            <w:shd w:fill="EEF1F6" w:color="auto" w:val="clear"/>
-            <w:tcMar>
-              <w:top w:type="dxa" w:w="60"/>
-              <w:left w:type="dxa" w:w="90"/>
-              <w:bottom w:type="dxa" w:w="60"/>
-              <w:right w:type="dxa" w:w="90"/>
-            </w:tcMar>
-          </w:tcPr>
-          <w:p>
-            <w:pPr>
-              <w:spacing w:after="40"/>
-            </w:pPr>
-            <w:r>
-              <w:rPr>
-                <w:rFonts w:ascii="Inter" w:cs="Inter" w:eastAsia="Inter" w:hAnsi="Inter"/>
-              </w:rPr>
-              <w:t xml:space="preserve">35</w:t>
-            </w:r>
-          </w:p>
-        </w:tc>
-      </w:tr>
-      <w:tr>
-        <w:trPr>
-          <w:cantSplit/>
-        </w:trPr>
-        <w:tc>
-          <w:tcPr>
-            <w:tcW w:type="dxa" w:w="7800"/>
-            <w:tcMar>
-              <w:top w:type="dxa" w:w="60"/>
-              <w:left w:type="dxa" w:w="90"/>
-              <w:bottom w:type="dxa" w:w="60"/>
-              <w:right w:type="dxa" w:w="90"/>
-            </w:tcMar>
-          </w:tcPr>
-          <w:p>
-            <w:pPr>
-              <w:spacing w:after="40"/>
-            </w:pPr>
-            <w:r>
-              <w:rPr>
-                <w:rFonts w:ascii="Inter" w:cs="Inter" w:eastAsia="Inter" w:hAnsi="Inter"/>
-              </w:rPr>
-              <w:t xml:space="preserve">Management, communication et conduite du changement</w:t>
-            </w:r>
-          </w:p>
-        </w:tc>
-        <w:tc>
-          <w:tcPr>
-            <w:tcW w:type="dxa" w:w="1838"/>
-            <w:tcMar>
-              <w:top w:type="dxa" w:w="60"/>
-              <w:left w:type="dxa" w:w="90"/>
-              <w:bottom w:type="dxa" w:w="60"/>
-              <w:right w:type="dxa" w:w="90"/>
-            </w:tcMar>
-          </w:tcPr>
-          <w:p>
-            <w:pPr>
-              <w:spacing w:after="40"/>
-            </w:pPr>
-            <w:r>
-              <w:rPr>
-                <w:rFonts w:ascii="Inter" w:cs="Inter" w:eastAsia="Inter" w:hAnsi="Inter"/>
-              </w:rPr>
-              <w:t xml:space="preserve">42</w:t>
-            </w:r>
-          </w:p>
-        </w:tc>
-      </w:tr>
-      <w:tr>
-        <w:trPr>
-          <w:cantSplit/>
-        </w:trPr>
-        <w:tc>
-          <w:tcPr>
-            <w:tcW w:type="dxa" w:w="7800"/>
-            <w:shd w:fill="EEF1F6" w:color="auto" w:val="clear"/>
-            <w:tcMar>
-              <w:top w:type="dxa" w:w="60"/>
-              <w:left w:type="dxa" w:w="90"/>
-              <w:bottom w:type="dxa" w:w="60"/>
-              <w:right w:type="dxa" w:w="90"/>
-            </w:tcMar>
-          </w:tcPr>
-          <w:p>
-            <w:pPr>
-              <w:spacing w:after="40"/>
-            </w:pPr>
-            <w:r>
-              <w:rPr>
-                <w:rFonts w:ascii="Inter" w:cs="Inter" w:eastAsia="Inter" w:hAnsi="Inter"/>
-              </w:rPr>
-              <w:t xml:space="preserve">SIRH, données RH, RGPD et usage responsable de l’IA</w:t>
-            </w:r>
-          </w:p>
-        </w:tc>
-        <w:tc>
-          <w:tcPr>
-            <w:tcW w:type="dxa" w:w="1838"/>
-            <w:shd w:fill="EEF1F6" w:color="auto" w:val="clear"/>
-            <w:tcMar>
-              <w:top w:type="dxa" w:w="60"/>
-              <w:left w:type="dxa" w:w="90"/>
-              <w:bottom w:type="dxa" w:w="60"/>
-              <w:right w:type="dxa" w:w="90"/>
-            </w:tcMar>
-          </w:tcPr>
-          <w:p>
-            <w:pPr>
-              <w:spacing w:after="40"/>
-            </w:pPr>
-            <w:r>
-              <w:rPr>
-                <w:rFonts w:ascii="Inter" w:cs="Inter" w:eastAsia="Inter" w:hAnsi="Inter"/>
-              </w:rPr>
-              <w:t xml:space="preserve">21</w:t>
-            </w:r>
-          </w:p>
-        </w:tc>
-      </w:tr>
-      <w:tr>
-        <w:trPr>
-          <w:cantSplit/>
-        </w:trPr>
-        <w:tc>
-          <w:tcPr>
-            <w:tcW w:type="dxa" w:w="7800"/>
-            <w:tcMar>
-              <w:top w:type="dxa" w:w="60"/>
-              <w:left w:type="dxa" w:w="90"/>
-              <w:bottom w:type="dxa" w:w="60"/>
-              <w:right w:type="dxa" w:w="90"/>
-            </w:tcMar>
-          </w:tcPr>
-          <w:p>
-            <w:pPr>
-              <w:spacing w:after="40"/>
-            </w:pPr>
-            <w:r>
-              <w:rPr>
-                <w:rFonts w:ascii="Inter" w:cs="Inter" w:eastAsia="Inter" w:hAnsi="Inter"/>
-              </w:rPr>
-              <w:t xml:space="preserve">Évaluations et examen blanc</w:t>
-            </w:r>
-          </w:p>
-        </w:tc>
-        <w:tc>
-          <w:tcPr>
-            <w:tcW w:type="dxa" w:w="1838"/>
-            <w:tcMar>
-              <w:top w:type="dxa" w:w="60"/>
-              <w:left w:type="dxa" w:w="90"/>
-              <w:bottom w:type="dxa" w:w="60"/>
-              <w:right w:type="dxa" w:w="90"/>
-            </w:tcMar>
-          </w:tcPr>
-          <w:p>
-            <w:pPr>
-              <w:spacing w:after="40"/>
-            </w:pPr>
-            <w:r>
-              <w:rPr>
-                <w:rFonts w:ascii="Inter" w:cs="Inter" w:eastAsia="Inter" w:hAnsi="Inter"/>
-              </w:rPr>
-              <w:t xml:space="preserve">28</w:t>
-            </w:r>
-          </w:p>
-        </w:tc>
-      </w:tr>
-      <w:tr>
-        <w:trPr>
-          <w:cantSplit/>
-        </w:trPr>
-        <w:tc>
-          <w:tcPr>
-            <w:tcW w:type="dxa" w:w="7800"/>
-            <w:shd w:fill="EEF1F6" w:color="auto" w:val="clear"/>
-            <w:tcMar>
-              <w:top w:type="dxa" w:w="60"/>
-              <w:left w:type="dxa" w:w="90"/>
-              <w:bottom w:type="dxa" w:w="60"/>
-              <w:right w:type="dxa" w:w="90"/>
-            </w:tcMar>
-          </w:tcPr>
-          <w:p>
-            <w:pPr>
-              <w:spacing w:after="40"/>
-            </w:pPr>
-            <w:r>
-              <w:rPr>
-                <w:rFonts w:ascii="Inter" w:cs="Inter" w:eastAsia="Inter" w:hAnsi="Inter"/>
-              </w:rPr>
-              <w:t xml:space="preserve">Accompagnement individualisé et remédiation</w:t>
-            </w:r>
-          </w:p>
-        </w:tc>
-        <w:tc>
-          <w:tcPr>
-            <w:tcW w:type="dxa" w:w="1838"/>
-            <w:shd w:fill="EEF1F6" w:color="auto" w:val="clear"/>
-            <w:tcMar>
-              <w:top w:type="dxa" w:w="60"/>
-              <w:left w:type="dxa" w:w="90"/>
-              <w:bottom w:type="dxa" w:w="60"/>
-              <w:right w:type="dxa" w:w="90"/>
-            </w:tcMar>
-          </w:tcPr>
-          <w:p>
-            <w:pPr>
-              <w:spacing w:after="40"/>
-            </w:pPr>
-            <w:r>
-              <w:rPr>
-                <w:rFonts w:ascii="Inter" w:cs="Inter" w:eastAsia="Inter" w:hAnsi="Inter"/>
-              </w:rPr>
-              <w:t xml:space="preserve">14</w:t>
-            </w:r>
-          </w:p>
-        </w:tc>
-      </w:tr>
-      <w:tr>
-        <w:trPr>
-          <w:cantSplit/>
-        </w:trPr>
-        <w:tc>
-          <w:tcPr>
-            <w:tcW w:type="dxa" w:w="7800"/>
-            <w:tcMar>
-              <w:top w:type="dxa" w:w="60"/>
-              <w:left w:type="dxa" w:w="90"/>
-              <w:bottom w:type="dxa" w:w="60"/>
-              <w:right w:type="dxa" w:w="90"/>
-            </w:tcMar>
-          </w:tcPr>
-          <w:p>
-            <w:pPr>
-              <w:spacing w:after="40"/>
-            </w:pPr>
-            <w:r>
-              <w:rPr>
-                <w:rFonts w:ascii="Inter" w:cs="Inter" w:eastAsia="Inter" w:hAnsi="Inter"/>
-                <w:b/>
-                <w:bCs/>
-              </w:rPr>
-              <w:t xml:space="preserve">Total</w:t>
-            </w:r>
-          </w:p>
-        </w:tc>
-        <w:tc>
-          <w:tcPr>
-            <w:tcW w:type="dxa" w:w="1838"/>
-            <w:tcMar>
-              <w:top w:type="dxa" w:w="60"/>
-              <w:left w:type="dxa" w:w="90"/>
-              <w:bottom w:type="dxa" w:w="60"/>
-              <w:right w:type="dxa" w:w="90"/>
-            </w:tcMar>
-          </w:tcPr>
-          <w:p>
-            <w:pPr>
-              <w:spacing w:after="40"/>
-            </w:pPr>
-            <w:r>
-              <w:rPr>
-                <w:rFonts w:ascii="Inter" w:cs="Inter" w:eastAsia="Inter" w:hAnsi="Inter"/>
-                <w:b/>
-                <w:bCs/>
-              </w:rPr>
-              <w:t xml:space="preserve">420</w:t>
-            </w:r>
-          </w:p>
-        </w:tc>
-      </w:tr>
-    </w:tbl>
-    <w:p>
-      <w:pPr>
-        <w:spacing w:after="80"/>
-      </w:pPr>
-    </w:p>
-    <w:p>
-      <w:pPr>
-        <w:spacing w:after="120" w:line="288"/>
-        <w:jc w:val="both"/>
-      </w:pPr>
-      <w:r>
-        <w:rPr>
-          <w:rFonts w:ascii="Inter" w:cs="Inter" w:eastAsia="Inter" w:hAnsi="Inter"/>
-        </w:rPr>
-        <w:t xml:space="preserve">Ces modules thématiques seront rattachés aux blocs de compétences officiels de la fiche RNCP 38442 : </w:t>
-      </w:r>
-      <w:r>
-        <w:rPr>
-          <w:rFonts w:ascii="Inter" w:cs="Inter" w:eastAsia="Inter" w:hAnsi="Inter"/>
-          <w:b/>
-          <w:bCs/>
-          <w:highlight w:val="yellow"/>
-          <w:highlightCs w:val="yellow"/>
-        </w:rPr>
-        <w:t xml:space="preserve">[correspondance à établir avec le Cnam]</w:t>
-      </w:r>
-      <w:r>
-        <w:rPr>
-          <w:rFonts w:ascii="Inter" w:cs="Inter" w:eastAsia="Inter" w:hAnsi="Inter"/>
-        </w:rPr>
-        <w:t xml:space="preserve">.</w:t>
-      </w:r>
     </w:p>
     <w:p>
       <w:pPr>
@@ -5777,7 +5069,7 @@
         <w:rPr>
           <w:rFonts w:ascii="Montserrat" w:cs="Montserrat" w:eastAsia="Montserrat" w:hAnsi="Montserrat"/>
         </w:rPr>
-        <w:t xml:space="preserve">Semaine type n° 4 (juin 2027)</w:t>
+        <w:t xml:space="preserve">Semaine n° 11 — 10 au 14 janvier 2028 (CCP 3)</w:t>
       </w:r>
     </w:p>
     <w:tbl>
@@ -5816,6 +5108,7 @@
           <w:p>
             <w:pPr>
               <w:spacing w:after="40"/>
+              <w:jc w:val="left"/>
             </w:pPr>
             <w:r>
               <w:rPr>
@@ -5842,6 +5135,7 @@
           <w:p>
             <w:pPr>
               <w:spacing w:after="40"/>
+              <w:jc w:val="left"/>
             </w:pPr>
             <w:r>
               <w:rPr>
@@ -5868,6 +5162,7 @@
           <w:p>
             <w:pPr>
               <w:spacing w:after="40"/>
+              <w:jc w:val="left"/>
             </w:pPr>
             <w:r>
               <w:rPr>
@@ -5898,6 +5193,7 @@
           <w:p>
             <w:pPr>
               <w:spacing w:after="40"/>
+              <w:jc w:val="left"/>
             </w:pPr>
             <w:r>
               <w:rPr>
@@ -5920,12 +5216,13 @@
           <w:p>
             <w:pPr>
               <w:spacing w:after="40"/>
-            </w:pPr>
-            <w:r>
-              <w:rPr>
-                <w:rFonts w:ascii="Inter" w:cs="Inter" w:eastAsia="Inter" w:hAnsi="Inter"/>
-              </w:rPr>
-              <w:t xml:space="preserve">Droit du travail : le contrat de travail</w:t>
+              <w:jc w:val="left"/>
+            </w:pPr>
+            <w:r>
+              <w:rPr>
+                <w:rFonts w:ascii="Inter" w:cs="Inter" w:eastAsia="Inter" w:hAnsi="Inter"/>
+              </w:rPr>
+              <w:t xml:space="preserve">CCP 3 : lire un compte d’exploitation</w:t>
             </w:r>
           </w:p>
         </w:tc>
@@ -5942,12 +5239,13 @@
           <w:p>
             <w:pPr>
               <w:spacing w:after="40"/>
-            </w:pPr>
-            <w:r>
-              <w:rPr>
-                <w:rFonts w:ascii="Inter" w:cs="Inter" w:eastAsia="Inter" w:hAnsi="Inter"/>
-              </w:rPr>
-              <w:t xml:space="preserve">Cas pratiques : CDD, temps partiel, alternance</w:t>
+              <w:jc w:val="left"/>
+            </w:pPr>
+            <w:r>
+              <w:rPr>
+                <w:rFonts w:ascii="Inter" w:cs="Inter" w:eastAsia="Inter" w:hAnsi="Inter"/>
+              </w:rPr>
+              <w:t xml:space="preserve">CCP 3 : tableau de bord et indicateurs</w:t>
             </w:r>
           </w:p>
         </w:tc>
@@ -5970,6 +5268,7 @@
           <w:p>
             <w:pPr>
               <w:spacing w:after="40"/>
+              <w:jc w:val="left"/>
             </w:pPr>
             <w:r>
               <w:rPr>
@@ -5993,12 +5292,13 @@
           <w:p>
             <w:pPr>
               <w:spacing w:after="40"/>
-            </w:pPr>
-            <w:r>
-              <w:rPr>
-                <w:rFonts w:ascii="Inter" w:cs="Inter" w:eastAsia="Inter" w:hAnsi="Inter"/>
-              </w:rPr>
-              <w:t xml:space="preserve">Recrutement : de la fiche de poste à l’entretien</w:t>
+              <w:jc w:val="left"/>
+            </w:pPr>
+            <w:r>
+              <w:rPr>
+                <w:rFonts w:ascii="Inter" w:cs="Inter" w:eastAsia="Inter" w:hAnsi="Inter"/>
+              </w:rPr>
+              <w:t xml:space="preserve">CCP 3 : gérer les stocks et la démarque</w:t>
             </w:r>
           </w:p>
         </w:tc>
@@ -6016,12 +5316,13 @@
           <w:p>
             <w:pPr>
               <w:spacing w:after="40"/>
-            </w:pPr>
-            <w:r>
-              <w:rPr>
-                <w:rFonts w:ascii="Inter" w:cs="Inter" w:eastAsia="Inter" w:hAnsi="Inter"/>
-              </w:rPr>
-              <w:t xml:space="preserve">Jeux de rôle : entretien de recrutement</w:t>
+              <w:jc w:val="left"/>
+            </w:pPr>
+            <w:r>
+              <w:rPr>
+                <w:rFonts w:ascii="Inter" w:cs="Inter" w:eastAsia="Inter" w:hAnsi="Inter"/>
+              </w:rPr>
+              <w:t xml:space="preserve">CCP 3 : proposer des actions d’amélioration</w:t>
             </w:r>
           </w:p>
         </w:tc>
@@ -6043,6 +5344,7 @@
           <w:p>
             <w:pPr>
               <w:spacing w:after="40"/>
+              <w:jc w:val="left"/>
             </w:pPr>
             <w:r>
               <w:rPr>
@@ -6065,12 +5367,13 @@
           <w:p>
             <w:pPr>
               <w:spacing w:after="40"/>
-            </w:pPr>
-            <w:r>
-              <w:rPr>
-                <w:rFonts w:ascii="Inter" w:cs="Inter" w:eastAsia="Inter" w:hAnsi="Inter"/>
-              </w:rPr>
-              <w:t xml:space="preserve">Paie : les éléments du bulletin</w:t>
+              <w:jc w:val="left"/>
+            </w:pPr>
+            <w:r>
+              <w:rPr>
+                <w:rFonts w:ascii="Inter" w:cs="Inter" w:eastAsia="Inter" w:hAnsi="Inter"/>
+              </w:rPr>
+              <w:t xml:space="preserve">Révision des trois CCP</w:t>
             </w:r>
           </w:p>
         </w:tc>
@@ -6087,12 +5390,13 @@
           <w:p>
             <w:pPr>
               <w:spacing w:after="40"/>
-            </w:pPr>
-            <w:r>
-              <w:rPr>
-                <w:rFonts w:ascii="Inter" w:cs="Inter" w:eastAsia="Inter" w:hAnsi="Inter"/>
-              </w:rPr>
-              <w:t xml:space="preserve">Exercices de paie</w:t>
+              <w:jc w:val="left"/>
+            </w:pPr>
+            <w:r>
+              <w:rPr>
+                <w:rFonts w:ascii="Inter" w:cs="Inter" w:eastAsia="Inter" w:hAnsi="Inter"/>
+              </w:rPr>
+              <w:t xml:space="preserve">Accompagnement individualisé : dossier professionnel</w:t>
             </w:r>
           </w:p>
         </w:tc>
@@ -6115,6 +5419,7 @@
           <w:p>
             <w:pPr>
               <w:spacing w:after="40"/>
+              <w:jc w:val="left"/>
             </w:pPr>
             <w:r>
               <w:rPr>
@@ -6138,12 +5443,15 @@
           <w:p>
             <w:pPr>
               <w:spacing w:after="40"/>
-            </w:pPr>
-            <w:r>
-              <w:rPr>
-                <w:rFonts w:ascii="Inter" w:cs="Inter" w:eastAsia="Inter" w:hAnsi="Inter"/>
-              </w:rPr>
-              <w:t xml:space="preserve">Données RH et RGPD</w:t>
+              <w:jc w:val="left"/>
+            </w:pPr>
+            <w:r>
+              <w:rPr>
+                <w:rFonts w:ascii="Inter" w:cs="Inter" w:eastAsia="Inter" w:hAnsi="Inter"/>
+                <w:b/>
+                <w:bCs/>
+              </w:rPr>
+              <w:t xml:space="preserve">ECF du CCP 3</w:t>
             </w:r>
           </w:p>
         </w:tc>
@@ -6161,12 +5469,13 @@
           <w:p>
             <w:pPr>
               <w:spacing w:after="40"/>
-            </w:pPr>
-            <w:r>
-              <w:rPr>
-                <w:rFonts w:ascii="Inter" w:cs="Inter" w:eastAsia="Inter" w:hAnsi="Inter"/>
-              </w:rPr>
-              <w:t xml:space="preserve">IA et recrutement : ce que dit l’IA Act</w:t>
+              <w:jc w:val="left"/>
+            </w:pPr>
+            <w:r>
+              <w:rPr>
+                <w:rFonts w:ascii="Inter" w:cs="Inter" w:eastAsia="Inter" w:hAnsi="Inter"/>
+              </w:rPr>
+              <w:t xml:space="preserve">Correction et retours individuels</w:t>
             </w:r>
           </w:p>
         </w:tc>
@@ -6188,6 +5497,7 @@
           <w:p>
             <w:pPr>
               <w:spacing w:after="40"/>
+              <w:jc w:val="left"/>
             </w:pPr>
             <w:r>
               <w:rPr>
@@ -6210,12 +5520,21 @@
           <w:p>
             <w:pPr>
               <w:spacing w:after="40"/>
-            </w:pPr>
-            <w:r>
-              <w:rPr>
-                <w:rFonts w:ascii="Inter" w:cs="Inter" w:eastAsia="Inter" w:hAnsi="Inter"/>
-              </w:rPr>
-              <w:t xml:space="preserve">Évaluation formative</w:t>
+              <w:jc w:val="left"/>
+            </w:pPr>
+            <w:r>
+              <w:rPr>
+                <w:rFonts w:ascii="Inter" w:cs="Inter" w:eastAsia="Inter" w:hAnsi="Inter"/>
+                <w:b/>
+                <w:bCs/>
+              </w:rPr>
+              <w:t xml:space="preserve">Examen blanc</w:t>
+            </w:r>
+            <w:r>
+              <w:rPr>
+                <w:rFonts w:ascii="Inter" w:cs="Inter" w:eastAsia="Inter" w:hAnsi="Inter"/>
+              </w:rPr>
+              <w:t xml:space="preserve"> dans les conditions de la session</w:t>
             </w:r>
           </w:p>
         </w:tc>
@@ -6232,12 +5551,13 @@
           <w:p>
             <w:pPr>
               <w:spacing w:after="40"/>
-            </w:pPr>
-            <w:r>
-              <w:rPr>
-                <w:rFonts w:ascii="Inter" w:cs="Inter" w:eastAsia="Inter" w:hAnsi="Inter"/>
-              </w:rPr>
-              <w:t xml:space="preserve">Débriefing ; missions pour la période en entreprise</w:t>
+              <w:jc w:val="left"/>
+            </w:pPr>
+            <w:r>
+              <w:rPr>
+                <w:rFonts w:ascii="Inter" w:cs="Inter" w:eastAsia="Inter" w:hAnsi="Inter"/>
+              </w:rPr>
+              <w:t xml:space="preserve">Retours individuels et plan de révision</w:t>
             </w:r>
           </w:p>
         </w:tc>
@@ -6292,6 +5612,7 @@
           <w:p>
             <w:pPr>
               <w:spacing w:after="50"/>
+              <w:jc w:val="both"/>
             </w:pPr>
             <w:r>
               <w:rPr>
@@ -6305,7 +5626,7 @@
               <w:rPr>
                 <w:rFonts w:ascii="Inter" w:cs="Inter" w:eastAsia="Inter" w:hAnsi="Inter"/>
               </w:rPr>
-              <w:t xml:space="preserve"> — Les modules sur les outils d’IA contribuent à l’obligation de </w:t>
+              <w:t xml:space="preserve"> — Le module « Numérique, outils d’IA et protection des données » et le Rendez-vous du 22 avril 2027 contribuent à l’obligation de </w:t>
             </w:r>
             <w:r>
               <w:rPr>
@@ -6319,40 +5640,27 @@
               <w:rPr>
                 <w:rFonts w:ascii="Inter" w:cs="Inter" w:eastAsia="Inter" w:hAnsi="Inter"/>
               </w:rPr>
-              <w:t xml:space="preserve"> (article 4 du règlement européen sur l’IA, applicable depuis le 2 février 2025). Le module RH sensibilise au fait que les systèmes d’IA de recrutement ou d’évaluation du personnel relèvent des </w:t>
-            </w:r>
+              <w:t xml:space="preserve"> (article 4 du règlement européen sur l’IA, applicable depuis le 2 février 2025) chez les futurs managers.</w:t>
+            </w:r>
+          </w:p>
+          <w:p>
+            <w:pPr>
+              <w:spacing w:after="50"/>
+              <w:jc w:val="both"/>
+            </w:pPr>
             <w:r>
               <w:rPr>
                 <w:rFonts w:ascii="Inter" w:cs="Inter" w:eastAsia="Inter" w:hAnsi="Inter"/>
                 <w:b/>
                 <w:bCs/>
               </w:rPr>
-              <w:t xml:space="preserve">usages à haut risque</w:t>
-            </w:r>
-            <w:r>
-              <w:rPr>
-                <w:rFonts w:ascii="Inter" w:cs="Inter" w:eastAsia="Inter" w:hAnsi="Inter"/>
-              </w:rPr>
-              <w:t xml:space="preserve"> (annexe III, domaine « emploi »).</w:t>
-            </w:r>
-          </w:p>
-          <w:p>
-            <w:pPr>
-              <w:spacing w:after="50"/>
-            </w:pPr>
-            <w:r>
-              <w:rPr>
-                <w:rFonts w:ascii="Inter" w:cs="Inter" w:eastAsia="Inter" w:hAnsi="Inter"/>
-                <w:b/>
-                <w:bCs/>
-              </w:rPr>
               <w:t xml:space="preserve">RGPD</w:t>
             </w:r>
             <w:r>
               <w:rPr>
                 <w:rFonts w:ascii="Inter" w:cs="Inter" w:eastAsia="Inter" w:hAnsi="Inter"/>
               </w:rPr>
-              <w:t xml:space="preserve"> — Les exercices utilisent des données fictives ; aucune donnée réelle de salariés des entreprises d’accueil n’est importée dans les outils de formation.</w:t>
+              <w:t xml:space="preserve"> — Les exercices utilisent des données fictives ; aucune donnée réelle de salariés ou de clients des entreprises d’accueil n’est importée dans les outils de formation.</w:t>
             </w:r>
           </w:p>
         </w:tc>

--- a/dossier-deets-apprentissage/word/18_Emplois_du_temps_previsionnels.docx
+++ b/dossier-deets-apprentissage/word/18_Emplois_du_temps_previsionnels.docx
@@ -4,29 +4,47 @@
   <w:body>
     <w:p>
       <w:pPr>
-        <w:spacing w:after="40"/>
+        <w:spacing w:after="80"/>
       </w:pPr>
       <w:r>
-        <w:rPr>
-          <w:rFonts w:ascii="Montserrat" w:cs="Montserrat" w:eastAsia="Montserrat" w:hAnsi="Montserrat"/>
-          <w:b/>
-          <w:bCs/>
-          <w:color w:val="1B3A6B"/>
-          <w:sz w:val="40"/>
-          <w:szCs w:val="40"/>
-        </w:rPr>
-        <w:t xml:space="preserve">YEBA</w:t>
-      </w:r>
-      <w:r>
-        <w:rPr>
-          <w:rFonts w:ascii="Montserrat" w:cs="Montserrat" w:eastAsia="Montserrat" w:hAnsi="Montserrat"/>
-          <w:b/>
-          <w:bCs/>
-          <w:color w:val="C9AB4C"/>
-          <w:sz w:val="40"/>
-          <w:szCs w:val="40"/>
-        </w:rPr>
-        <w:t xml:space="preserve">  FORMATIONS</w:t>
+        <w:drawing>
+          <wp:inline distT="0" distB="0" distL="0" distR="0">
+            <wp:extent cx="1143000" cy="971550"/>
+            <wp:effectExtent t="0" r="0" b="0" l="0"/>
+            <wp:docPr id="1" name="logo" descr="Logo YEBA FORMATIONS" title="Logo YEBA FORMATIONS"/>
+            <wp:cNvGraphicFramePr>
+              <a:graphicFrameLocks xmlns:a="http://schemas.openxmlformats.org/drawingml/2006/main" noChangeAspect="1"/>
+            </wp:cNvGraphicFramePr>
+            <a:graphic xmlns:a="http://schemas.openxmlformats.org/drawingml/2006/main">
+              <a:graphicData uri="http://schemas.openxmlformats.org/drawingml/2006/picture">
+                <pic:pic xmlns:pic="http://schemas.openxmlformats.org/drawingml/2006/picture">
+                  <pic:nvPicPr>
+                    <pic:cNvPr id="0" name="" descr=""/>
+                    <pic:cNvPicPr>
+                      <a:picLocks noChangeAspect="1" noChangeArrowheads="1"/>
+                    </pic:cNvPicPr>
+                  </pic:nvPicPr>
+                  <pic:blipFill>
+                    <a:blip r:embed="rId9" cstate="none"/>
+                    <a:srcRect/>
+                    <a:stretch>
+                      <a:fillRect/>
+                    </a:stretch>
+                  </pic:blipFill>
+                  <pic:spPr bwMode="auto">
+                    <a:xfrm>
+                      <a:off x="0" y="0"/>
+                      <a:ext cx="1143000" cy="971550"/>
+                    </a:xfrm>
+                    <a:prstGeom prst="rect">
+                      <a:avLst/>
+                    </a:prstGeom>
+                  </pic:spPr>
+                </pic:pic>
+              </a:graphicData>
+            </a:graphic>
+          </wp:inline>
+        </w:drawing>
       </w:r>
     </w:p>
     <w:p>
@@ -512,7 +530,7 @@
               <w:rPr>
                 <w:rFonts w:ascii="Inter" w:cs="Inter" w:eastAsia="Inter" w:hAnsi="Inter"/>
               </w:rPr>
-              <w:t xml:space="preserve">Aurélien LUMEKA, Directeur</w:t>
+              <w:t xml:space="preserve">Aurélien LUMEKA, Directeur — +262 693 32 24 45 — yebaformations@gmail.com</w:t>
             </w:r>
           </w:p>
         </w:tc>
@@ -565,7 +583,7 @@
               <w:rPr>
                 <w:rFonts w:ascii="Inter" w:cs="Inter" w:eastAsia="Inter" w:hAnsi="Inter"/>
               </w:rPr>
-              <w:t xml:space="preserve">Version 2 du 28/10/2026</w:t>
+              <w:t xml:space="preserve">Version 3 du 30/10/2026</w:t>
             </w:r>
           </w:p>
         </w:tc>
@@ -1011,7 +1029,7 @@
           <w:b/>
           <w:bCs/>
         </w:rPr>
-        <w:t xml:space="preserve">12 Rendez-vous du mois de 4 heures (48 heures)</w:t>
+        <w:t xml:space="preserve">12 Rendez-vous du mois de 7 heures (84 heures)</w:t>
       </w:r>
       <w:r>
         <w:rPr>
@@ -1025,7 +1043,7 @@
           <w:b/>
           <w:bCs/>
         </w:rPr>
-        <w:t xml:space="preserve">468 heures de formation</w:t>
+        <w:t xml:space="preserve">504 heures de formation</w:t>
       </w:r>
       <w:r>
         <w:rPr>
@@ -1087,7 +1105,7 @@
         <w:rPr>
           <w:rFonts w:ascii="Inter" w:cs="Inter" w:eastAsia="Inter" w:hAnsi="Inter"/>
         </w:rPr>
-        <w:t xml:space="preserve"> : un jeudi par mois, de 13 h à 17 h, pendant une semaine en entreprise (rencontres, visites, défis collectifs ; pièce n° 19). Ils figurent au calendrier annexé à la convention de formation ; l’employeur organise la journée de l’apprenti de manière à respecter les durées maximales de travail, notamment pour les mineurs.</w:t>
+        <w:t xml:space="preserve"> : un mardi par mois, de 8 h à 12 h et de 13 h à 16 h, pendant une semaine en entreprise (rencontres, visites, défis collectifs ; pièce n° 19). Ils figurent au calendrier annexé à la convention de formation ; l’employeur organise la journée de l’apprenti de manière à respecter les durées maximales de travail, notamment pour les mineurs.</w:t>
       </w:r>
     </w:p>
     <w:p>
@@ -1121,7 +1139,7 @@
         <w:rPr>
           <w:rFonts w:ascii="Inter" w:cs="Inter" w:eastAsia="Inter" w:hAnsi="Inter"/>
         </w:rPr>
-        <w:t xml:space="preserve">Horaires des semaines au CFA : 8 h 00 – 12 h 00 et 13 h 00 – 16 h 00, soit 7 heures par jour, pauses de 15 minutes le matin et l’après-midi incluses.</w:t>
+        <w:t xml:space="preserve">Horaires (semaines au CFA et Rendez-vous du mois) : 8 h 00 – 12 h 00 et 13 h 00 – 16 h 00, soit 7 heures par jour, avec une pause de 15 minutes à 10 h et à 15 h.</w:t>
       </w:r>
     </w:p>
     <w:p>
@@ -2340,7 +2358,7 @@
                 <w:bCs/>
                 <w:color w:val="FFFFFF"/>
               </w:rPr>
-              <w:t xml:space="preserve">Date (13 h – 17 h)</w:t>
+              <w:t xml:space="preserve">Date (8 h – 12 h, 13 h – 16 h)</w:t>
             </w:r>
           </w:p>
         </w:tc>
@@ -2422,7 +2440,7 @@
               <w:rPr>
                 <w:rFonts w:ascii="Inter" w:cs="Inter" w:eastAsia="Inter" w:hAnsi="Inter"/>
               </w:rPr>
-              <w:t xml:space="preserve">Jeudi 18 mars 2027</w:t>
+              <w:t xml:space="preserve">Mardi 16 mars 2027</w:t>
             </w:r>
           </w:p>
         </w:tc>
@@ -2497,7 +2515,7 @@
               <w:rPr>
                 <w:rFonts w:ascii="Inter" w:cs="Inter" w:eastAsia="Inter" w:hAnsi="Inter"/>
               </w:rPr>
-              <w:t xml:space="preserve">Jeudi 22 avril 2027</w:t>
+              <w:t xml:space="preserve">Mardi 20 avril 2027</w:t>
             </w:r>
           </w:p>
         </w:tc>
@@ -2573,7 +2591,7 @@
               <w:rPr>
                 <w:rFonts w:ascii="Inter" w:cs="Inter" w:eastAsia="Inter" w:hAnsi="Inter"/>
               </w:rPr>
-              <w:t xml:space="preserve">Jeudi 27 mai 2027</w:t>
+              <w:t xml:space="preserve">Mardi 25 mai 2027</w:t>
             </w:r>
           </w:p>
         </w:tc>
@@ -2648,7 +2666,7 @@
               <w:rPr>
                 <w:rFonts w:ascii="Inter" w:cs="Inter" w:eastAsia="Inter" w:hAnsi="Inter"/>
               </w:rPr>
-              <w:t xml:space="preserve">Jeudi 24 juin 2027</w:t>
+              <w:t xml:space="preserve">Mardi 22 juin 2027</w:t>
             </w:r>
           </w:p>
         </w:tc>
@@ -2724,7 +2742,7 @@
               <w:rPr>
                 <w:rFonts w:ascii="Inter" w:cs="Inter" w:eastAsia="Inter" w:hAnsi="Inter"/>
               </w:rPr>
-              <w:t xml:space="preserve">Jeudi 22 juillet 2027</w:t>
+              <w:t xml:space="preserve">Mardi 20 juillet 2027</w:t>
             </w:r>
           </w:p>
         </w:tc>
@@ -2799,7 +2817,7 @@
               <w:rPr>
                 <w:rFonts w:ascii="Inter" w:cs="Inter" w:eastAsia="Inter" w:hAnsi="Inter"/>
               </w:rPr>
-              <w:t xml:space="preserve">Jeudi 26 août 2027</w:t>
+              <w:t xml:space="preserve">Mardi 24 août 2027</w:t>
             </w:r>
           </w:p>
         </w:tc>
@@ -2875,7 +2893,7 @@
               <w:rPr>
                 <w:rFonts w:ascii="Inter" w:cs="Inter" w:eastAsia="Inter" w:hAnsi="Inter"/>
               </w:rPr>
-              <w:t xml:space="preserve">Jeudi 23 septembre 2027</w:t>
+              <w:t xml:space="preserve">Mardi 21 septembre 2027</w:t>
             </w:r>
           </w:p>
         </w:tc>
@@ -2950,7 +2968,7 @@
               <w:rPr>
                 <w:rFonts w:ascii="Inter" w:cs="Inter" w:eastAsia="Inter" w:hAnsi="Inter"/>
               </w:rPr>
-              <w:t xml:space="preserve">Jeudi 21 octobre 2027</w:t>
+              <w:t xml:space="preserve">Mardi 19 octobre 2027</w:t>
             </w:r>
           </w:p>
         </w:tc>
@@ -3026,7 +3044,7 @@
               <w:rPr>
                 <w:rFonts w:ascii="Inter" w:cs="Inter" w:eastAsia="Inter" w:hAnsi="Inter"/>
               </w:rPr>
-              <w:t xml:space="preserve">Jeudi 25 novembre 2027</w:t>
+              <w:t xml:space="preserve">Mardi 23 novembre 2027</w:t>
             </w:r>
           </w:p>
         </w:tc>
@@ -3101,7 +3119,7 @@
               <w:rPr>
                 <w:rFonts w:ascii="Inter" w:cs="Inter" w:eastAsia="Inter" w:hAnsi="Inter"/>
               </w:rPr>
-              <w:t xml:space="preserve">Jeudi 16 décembre 2027</w:t>
+              <w:t xml:space="preserve">Mardi 14 décembre 2027</w:t>
             </w:r>
           </w:p>
         </w:tc>
@@ -3177,7 +3195,7 @@
               <w:rPr>
                 <w:rFonts w:ascii="Inter" w:cs="Inter" w:eastAsia="Inter" w:hAnsi="Inter"/>
               </w:rPr>
-              <w:t xml:space="preserve">Jeudi 20 janvier 2028</w:t>
+              <w:t xml:space="preserve">Mardi 18 janvier 2028</w:t>
             </w:r>
           </w:p>
         </w:tc>
@@ -3252,17 +3270,7 @@
               <w:rPr>
                 <w:rFonts w:ascii="Inter" w:cs="Inter" w:eastAsia="Inter" w:hAnsi="Inter"/>
               </w:rPr>
-              <w:t xml:space="preserve">Jeudi 24 février 2028 </w:t>
-            </w:r>
-            <w:r>
-              <w:rPr>
-                <w:rFonts w:ascii="Inter" w:cs="Inter" w:eastAsia="Inter" w:hAnsi="Inter"/>
-                <w:b/>
-                <w:bCs/>
-                <w:highlight w:val="yellow"/>
-                <w:highlightCs w:val="yellow"/>
-              </w:rPr>
-              <w:t xml:space="preserve">[à caler après la session de validation]</w:t>
+              <w:t xml:space="preserve">Mardi 29 février 2028</w:t>
             </w:r>
           </w:p>
         </w:tc>
@@ -3957,7 +3965,7 @@
               <w:rPr>
                 <w:rFonts w:ascii="Inter" w:cs="Inter" w:eastAsia="Inter" w:hAnsi="Inter"/>
               </w:rPr>
-              <w:t xml:space="preserve">Rendez-vous du mois (12 demi-journées de 4 heures)</w:t>
+              <w:t xml:space="preserve">Rendez-vous du mois (12 journées de 7 heures)</w:t>
             </w:r>
           </w:p>
         </w:tc>
@@ -3980,7 +3988,7 @@
               <w:rPr>
                 <w:rFonts w:ascii="Inter" w:cs="Inter" w:eastAsia="Inter" w:hAnsi="Inter"/>
               </w:rPr>
-              <w:t xml:space="preserve">48</w:t>
+              <w:t xml:space="preserve">84</w:t>
             </w:r>
           </w:p>
         </w:tc>
@@ -4037,7 +4045,7 @@
                 <w:b/>
                 <w:bCs/>
               </w:rPr>
-              <w:t xml:space="preserve">468</w:t>
+              <w:t xml:space="preserve">504</w:t>
             </w:r>
           </w:p>
         </w:tc>
@@ -4897,7 +4905,7 @@
               <w:rPr>
                 <w:rFonts w:ascii="Inter" w:cs="Inter" w:eastAsia="Inter" w:hAnsi="Inter"/>
               </w:rPr>
-              <w:t xml:space="preserve">CCP 2 : préparer une opération commerciale (le tournoi solidaire du 26 août)</w:t>
+              <w:t xml:space="preserve">CCP 2 : préparer une opération commerciale (le tournoi solidaire du 24 août)</w:t>
             </w:r>
           </w:p>
         </w:tc>

--- a/dossier-deets-apprentissage/word/18_Emplois_du_temps_previsionnels.docx
+++ b/dossier-deets-apprentissage/word/18_Emplois_du_temps_previsionnels.docx
@@ -322,7 +322,7 @@
               <w:rPr>
                 <w:rFonts w:ascii="Inter" w:cs="Inter" w:eastAsia="Inter" w:hAnsi="Inter"/>
               </w:rPr>
-              <w:t xml:space="preserve">Rythme d’alternance, calendrier de la promotion MEM 2027-2028 (mars 2027 – février 2028), répartition des heures et semaines types.</w:t>
+              <w:t xml:space="preserve">Rythme d’alternance, calendrier de la promotion MEM 2027-2028 (mars 2027 – février 2028), répartition des heures et journées types.</w:t>
             </w:r>
           </w:p>
         </w:tc>
@@ -455,6 +455,58 @@
               <w:rPr>
                 <w:rFonts w:ascii="Inter" w:cs="Inter" w:eastAsia="Inter" w:hAnsi="Inter"/>
               </w:rPr>
+              <w:t xml:space="preserve">Adresse administrative (courrier)</w:t>
+            </w:r>
+          </w:p>
+        </w:tc>
+        <w:tc>
+          <w:tcPr>
+            <w:tcW w:type="dxa" w:w="7038"/>
+            <w:shd w:fill="EEF1F6" w:color="auto" w:val="clear"/>
+            <w:tcMar>
+              <w:top w:type="dxa" w:w="60"/>
+              <w:left w:type="dxa" w:w="90"/>
+              <w:bottom w:type="dxa" w:w="60"/>
+              <w:right w:type="dxa" w:w="90"/>
+            </w:tcMar>
+          </w:tcPr>
+          <w:p>
+            <w:pPr>
+              <w:spacing w:after="40"/>
+              <w:jc w:val="left"/>
+            </w:pPr>
+            <w:r>
+              <w:rPr>
+                <w:rFonts w:ascii="Inter" w:cs="Inter" w:eastAsia="Inter" w:hAnsi="Inter"/>
+              </w:rPr>
+              <w:t xml:space="preserve">9 rue Françoise Châtelain, Bâtiment A, Entrée 1, Porte 0042, 97490 Saint-Denis</w:t>
+            </w:r>
+          </w:p>
+        </w:tc>
+      </w:tr>
+      <w:tr>
+        <w:trPr>
+          <w:cantSplit/>
+        </w:trPr>
+        <w:tc>
+          <w:tcPr>
+            <w:tcW w:type="dxa" w:w="2600"/>
+            <w:tcMar>
+              <w:top w:type="dxa" w:w="60"/>
+              <w:left w:type="dxa" w:w="90"/>
+              <w:bottom w:type="dxa" w:w="60"/>
+              <w:right w:type="dxa" w:w="90"/>
+            </w:tcMar>
+          </w:tcPr>
+          <w:p>
+            <w:pPr>
+              <w:spacing w:after="40"/>
+              <w:jc w:val="left"/>
+            </w:pPr>
+            <w:r>
+              <w:rPr>
+                <w:rFonts w:ascii="Inter" w:cs="Inter" w:eastAsia="Inter" w:hAnsi="Inter"/>
+              </w:rPr>
               <w:t xml:space="preserve">Certification Qualiopi</w:t>
             </w:r>
           </w:p>
@@ -462,7 +514,6 @@
         <w:tc>
           <w:tcPr>
             <w:tcW w:type="dxa" w:w="7038"/>
-            <w:shd w:fill="EEF1F6" w:color="auto" w:val="clear"/>
             <w:tcMar>
               <w:top w:type="dxa" w:w="60"/>
               <w:left w:type="dxa" w:w="90"/>
@@ -479,7 +530,21 @@
               <w:rPr>
                 <w:rFonts w:ascii="Inter" w:cs="Inter" w:eastAsia="Inter" w:hAnsi="Inter"/>
               </w:rPr>
-              <w:t xml:space="preserve">n° 25FOR02027.1 (actions de formation). Extension à la catégorie « actions de formation par apprentissage » engagée : l’audit d’extension sera réalisé dès l’entrée en formation du premier apprenti (courriel de l’organisme certificateur du 14/10/2026).</w:t>
+              <w:t xml:space="preserve">n° 25FOR02027.1, délivrée par QUALITIA Certification, valable du 17/02/2026 au 16/02/2029. Catégories certifiées (art. L.6313-1 du Code du travail) : actions de formation, bilans de compétences, actions de validation des acquis de l’expérience et </w:t>
+            </w:r>
+            <w:r>
+              <w:rPr>
+                <w:rFonts w:ascii="Inter" w:cs="Inter" w:eastAsia="Inter" w:hAnsi="Inter"/>
+                <w:b/>
+                <w:bCs/>
+              </w:rPr>
+              <w:t xml:space="preserve">actions de formation par apprentissage</w:t>
+            </w:r>
+            <w:r>
+              <w:rPr>
+                <w:rFonts w:ascii="Inter" w:cs="Inter" w:eastAsia="Inter" w:hAnsi="Inter"/>
+              </w:rPr>
+              <w:t xml:space="preserve">.</w:t>
             </w:r>
           </w:p>
         </w:tc>
@@ -491,6 +556,7 @@
         <w:tc>
           <w:tcPr>
             <w:tcW w:type="dxa" w:w="2600"/>
+            <w:shd w:fill="EEF1F6" w:color="auto" w:val="clear"/>
             <w:tcMar>
               <w:top w:type="dxa" w:w="60"/>
               <w:left w:type="dxa" w:w="90"/>
@@ -514,6 +580,7 @@
         <w:tc>
           <w:tcPr>
             <w:tcW w:type="dxa" w:w="7038"/>
+            <w:shd w:fill="EEF1F6" w:color="auto" w:val="clear"/>
             <w:tcMar>
               <w:top w:type="dxa" w:w="60"/>
               <w:left w:type="dxa" w:w="90"/>
@@ -542,7 +609,6 @@
         <w:tc>
           <w:tcPr>
             <w:tcW w:type="dxa" w:w="2600"/>
-            <w:shd w:fill="EEF1F6" w:color="auto" w:val="clear"/>
             <w:tcMar>
               <w:top w:type="dxa" w:w="60"/>
               <w:left w:type="dxa" w:w="90"/>
@@ -566,24 +632,23 @@
         <w:tc>
           <w:tcPr>
             <w:tcW w:type="dxa" w:w="7038"/>
-            <w:shd w:fill="EEF1F6" w:color="auto" w:val="clear"/>
-            <w:tcMar>
-              <w:top w:type="dxa" w:w="60"/>
-              <w:left w:type="dxa" w:w="90"/>
-              <w:bottom w:type="dxa" w:w="60"/>
-              <w:right w:type="dxa" w:w="90"/>
-            </w:tcMar>
-          </w:tcPr>
-          <w:p>
-            <w:pPr>
-              <w:spacing w:after="40"/>
-              <w:jc w:val="left"/>
-            </w:pPr>
-            <w:r>
-              <w:rPr>
-                <w:rFonts w:ascii="Inter" w:cs="Inter" w:eastAsia="Inter" w:hAnsi="Inter"/>
-              </w:rPr>
-              <w:t xml:space="preserve">Version 3 du 30/10/2026</w:t>
+            <w:tcMar>
+              <w:top w:type="dxa" w:w="60"/>
+              <w:left w:type="dxa" w:w="90"/>
+              <w:bottom w:type="dxa" w:w="60"/>
+              <w:right w:type="dxa" w:w="90"/>
+            </w:tcMar>
+          </w:tcPr>
+          <w:p>
+            <w:pPr>
+              <w:spacing w:after="40"/>
+              <w:jc w:val="left"/>
+            </w:pPr>
+            <w:r>
+              <w:rPr>
+                <w:rFonts w:ascii="Inter" w:cs="Inter" w:eastAsia="Inter" w:hAnsi="Inter"/>
+              </w:rPr>
+              <w:t xml:space="preserve">Version 4 du 30/10/2026</w:t>
             </w:r>
           </w:p>
         </w:tc>
@@ -903,7 +968,87 @@
         <w:rPr>
           <w:rFonts w:ascii="Montserrat" w:cs="Montserrat" w:eastAsia="Montserrat" w:hAnsi="Montserrat"/>
         </w:rPr>
-        <w:t xml:space="preserve">2. Règles communes</w:t>
+        <w:t xml:space="preserve">2. Un rythme hebdomadaire : le mardi au CFA</w:t>
+      </w:r>
+    </w:p>
+    <w:p>
+      <w:pPr>
+        <w:spacing w:after="120" w:line="288"/>
+        <w:jc w:val="both"/>
+      </w:pPr>
+      <w:r>
+        <w:rPr>
+          <w:rFonts w:ascii="Inter" w:cs="Inter" w:eastAsia="Inter" w:hAnsi="Inter"/>
+        </w:rPr>
+        <w:t xml:space="preserve">Les apprentis viennent au CFA </w:t>
+      </w:r>
+      <w:r>
+        <w:rPr>
+          <w:rFonts w:ascii="Inter" w:cs="Inter" w:eastAsia="Inter" w:hAnsi="Inter"/>
+          <w:b/>
+          <w:bCs/>
+        </w:rPr>
+        <w:t xml:space="preserve">chaque mardi</w:t>
+      </w:r>
+      <w:r>
+        <w:rPr>
+          <w:rFonts w:ascii="Inter" w:cs="Inter" w:eastAsia="Inter" w:hAnsi="Inter"/>
+        </w:rPr>
+        <w:t xml:space="preserve"> et passent les quatre autres jours de la semaine en entreprise. Chaque mois comprend </w:t>
+      </w:r>
+      <w:r>
+        <w:rPr>
+          <w:rFonts w:ascii="Inter" w:cs="Inter" w:eastAsia="Inter" w:hAnsi="Inter"/>
+          <w:b/>
+          <w:bCs/>
+        </w:rPr>
+        <w:t xml:space="preserve">trois ou quatre mardis de cours</w:t>
+      </w:r>
+      <w:r>
+        <w:rPr>
+          <w:rFonts w:ascii="Inter" w:cs="Inter" w:eastAsia="Inter" w:hAnsi="Inter"/>
+        </w:rPr>
+        <w:t xml:space="preserve"> et </w:t>
+      </w:r>
+      <w:r>
+        <w:rPr>
+          <w:rFonts w:ascii="Inter" w:cs="Inter" w:eastAsia="Inter" w:hAnsi="Inter"/>
+          <w:b/>
+          <w:bCs/>
+        </w:rPr>
+        <w:t xml:space="preserve">un mardi consacré au Rendez-vous du mois</w:t>
+      </w:r>
+      <w:r>
+        <w:rPr>
+          <w:rFonts w:ascii="Inter" w:cs="Inter" w:eastAsia="Inter" w:hAnsi="Inter"/>
+        </w:rPr>
+        <w:t xml:space="preserve"> (rencontre, visite, activité culturelle, sportive ou solidaire, pièce n° 19). Deux </w:t>
+      </w:r>
+      <w:r>
+        <w:rPr>
+          <w:rFonts w:ascii="Inter" w:cs="Inter" w:eastAsia="Inter" w:hAnsi="Inter"/>
+          <w:b/>
+          <w:bCs/>
+        </w:rPr>
+        <w:t xml:space="preserve">semaines intensives</w:t>
+      </w:r>
+      <w:r>
+        <w:rPr>
+          <w:rFonts w:ascii="Inter" w:cs="Inter" w:eastAsia="Inter" w:hAnsi="Inter"/>
+        </w:rPr>
+        <w:t xml:space="preserve"> au CFA, en janvier et en février 2028, préparent les dernières évaluations et la session de validation du titre.</w:t>
+      </w:r>
+    </w:p>
+    <w:p>
+      <w:pPr>
+        <w:spacing w:after="120" w:line="288"/>
+        <w:jc w:val="both"/>
+      </w:pPr>
+      <w:r>
+        <w:rPr>
+          <w:rFonts w:ascii="Inter" w:cs="Inter" w:eastAsia="Inter" w:hAnsi="Inter"/>
+        </w:rPr>
+        <w:t xml:space="preserve">Ce rythme a été choisi pour quatre raisons :</w:t>
       </w:r>
     </w:p>
     <w:p>
@@ -919,50 +1064,16 @@
       <w:r>
         <w:rPr>
           <w:rFonts w:ascii="Inter" w:cs="Inter" w:eastAsia="Inter" w:hAnsi="Inter"/>
-        </w:rPr>
-        <w:t xml:space="preserve">Promotion unique de </w:t>
-      </w:r>
-      <w:r>
-        <w:rPr>
-          <w:rFonts w:ascii="Inter" w:cs="Inter" w:eastAsia="Inter" w:hAnsi="Inter"/>
           <w:b/>
           <w:bCs/>
         </w:rPr>
-        <w:t xml:space="preserve">8 à 10 apprentis</w:t>
+        <w:t xml:space="preserve">Un aller-retour permanent entre théorie et pratique</w:t>
       </w:r>
       <w:r>
         <w:rPr>
           <w:rFonts w:ascii="Inter" w:cs="Inter" w:eastAsia="Inter" w:hAnsi="Inter"/>
         </w:rPr>
-        <w:t xml:space="preserve"> ; contrats de </w:t>
-      </w:r>
-      <w:r>
-        <w:rPr>
-          <w:rFonts w:ascii="Inter" w:cs="Inter" w:eastAsia="Inter" w:hAnsi="Inter"/>
-          <w:b/>
-          <w:bCs/>
-        </w:rPr>
-        <w:t xml:space="preserve">12 mois</w:t>
-      </w:r>
-      <w:r>
-        <w:rPr>
-          <w:rFonts w:ascii="Inter" w:cs="Inter" w:eastAsia="Inter" w:hAnsi="Inter"/>
-        </w:rPr>
-        <w:t xml:space="preserve">, du </w:t>
-      </w:r>
-      <w:r>
-        <w:rPr>
-          <w:rFonts w:ascii="Inter" w:cs="Inter" w:eastAsia="Inter" w:hAnsi="Inter"/>
-          <w:b/>
-          <w:bCs/>
-        </w:rPr>
-        <w:t xml:space="preserve">1er mars 2027 au 29 février 2028</w:t>
-      </w:r>
-      <w:r>
-        <w:rPr>
-          <w:rFonts w:ascii="Inter" w:cs="Inter" w:eastAsia="Inter" w:hAnsi="Inter"/>
-        </w:rPr>
-        <w:t xml:space="preserve">.</w:t>
+        <w:t xml:space="preserve"> : ce qui est vu le mardi est appliqué en magasin dès le mercredi, et les situations vécues en entreprise nourrissent le cours suivant.</w:t>
       </w:r>
     </w:p>
     <w:p>
@@ -978,78 +1089,16 @@
       <w:r>
         <w:rPr>
           <w:rFonts w:ascii="Inter" w:cs="Inter" w:eastAsia="Inter" w:hAnsi="Inter"/>
-        </w:rPr>
-        <w:t xml:space="preserve">La formation au CFA représente au moins </w:t>
-      </w:r>
-      <w:r>
-        <w:rPr>
-          <w:rFonts w:ascii="Inter" w:cs="Inter" w:eastAsia="Inter" w:hAnsi="Inter"/>
           <w:b/>
           <w:bCs/>
         </w:rPr>
-        <w:t xml:space="preserve">25 % de la durée totale du contrat</w:t>
+        <w:t xml:space="preserve">Un lien hebdomadaire avec chaque apprenti</w:t>
       </w:r>
       <w:r>
         <w:rPr>
           <w:rFonts w:ascii="Inter" w:cs="Inter" w:eastAsia="Inter" w:hAnsi="Inter"/>
         </w:rPr>
-        <w:t xml:space="preserve"> (art. L.6211-2 du Code du travail). La durée légale annuelle de 1 607 heures conduit à un minimum d’environ 402 heures. Nous retenons </w:t>
-      </w:r>
-      <w:r>
-        <w:rPr>
-          <w:rFonts w:ascii="Inter" w:cs="Inter" w:eastAsia="Inter" w:hAnsi="Inter"/>
-          <w:b/>
-          <w:bCs/>
-        </w:rPr>
-        <w:t xml:space="preserve">420 heures d’enseignement</w:t>
-      </w:r>
-      <w:r>
-        <w:rPr>
-          <w:rFonts w:ascii="Inter" w:cs="Inter" w:eastAsia="Inter" w:hAnsi="Inter"/>
-        </w:rPr>
-        <w:t xml:space="preserve">, soit </w:t>
-      </w:r>
-      <w:r>
-        <w:rPr>
-          <w:rFonts w:ascii="Inter" w:cs="Inter" w:eastAsia="Inter" w:hAnsi="Inter"/>
-          <w:b/>
-          <w:bCs/>
-        </w:rPr>
-        <w:t xml:space="preserve">12 semaines de 35 heures</w:t>
-      </w:r>
-      <w:r>
-        <w:rPr>
-          <w:rFonts w:ascii="Inter" w:cs="Inter" w:eastAsia="Inter" w:hAnsi="Inter"/>
-        </w:rPr>
-        <w:t xml:space="preserve">, auxquelles s’ajoutent </w:t>
-      </w:r>
-      <w:r>
-        <w:rPr>
-          <w:rFonts w:ascii="Inter" w:cs="Inter" w:eastAsia="Inter" w:hAnsi="Inter"/>
-          <w:b/>
-          <w:bCs/>
-        </w:rPr>
-        <w:t xml:space="preserve">12 Rendez-vous du mois de 7 heures (84 heures)</w:t>
-      </w:r>
-      <w:r>
-        <w:rPr>
-          <w:rFonts w:ascii="Inter" w:cs="Inter" w:eastAsia="Inter" w:hAnsi="Inter"/>
-        </w:rPr>
-        <w:t xml:space="preserve"> : au total, </w:t>
-      </w:r>
-      <w:r>
-        <w:rPr>
-          <w:rFonts w:ascii="Inter" w:cs="Inter" w:eastAsia="Inter" w:hAnsi="Inter"/>
-          <w:b/>
-          <w:bCs/>
-        </w:rPr>
-        <w:t xml:space="preserve">504 heures de formation</w:t>
-      </w:r>
-      <w:r>
-        <w:rPr>
-          <w:rFonts w:ascii="Inter" w:cs="Inter" w:eastAsia="Inter" w:hAnsi="Inter"/>
-        </w:rPr>
-        <w:t xml:space="preserve">.</w:t>
+        <w:t xml:space="preserve"> : le formateur voit la promotion chaque semaine, ce qui permet de repérer très tôt une difficulté, une absence ou une démotivation (pièce n° 11).</w:t>
       </w:r>
     </w:p>
     <w:p>
@@ -1065,22 +1114,16 @@
       <w:r>
         <w:rPr>
           <w:rFonts w:ascii="Inter" w:cs="Inter" w:eastAsia="Inter" w:hAnsi="Inter"/>
-        </w:rPr>
-        <w:t xml:space="preserve">Rythme : </w:t>
-      </w:r>
-      <w:r>
-        <w:rPr>
-          <w:rFonts w:ascii="Inter" w:cs="Inter" w:eastAsia="Inter" w:hAnsi="Inter"/>
           <w:b/>
           <w:bCs/>
         </w:rPr>
-        <w:t xml:space="preserve">1 semaine au CFA / 3 semaines en entreprise</w:t>
+        <w:t xml:space="preserve">Une organisation adaptée aux TPE-PME</w:t>
       </w:r>
       <w:r>
         <w:rPr>
           <w:rFonts w:ascii="Inter" w:cs="Inter" w:eastAsia="Inter" w:hAnsi="Inter"/>
         </w:rPr>
-        <w:t xml:space="preserve">. Ce rythme limite les trajets, convient aux TPE-PME et permet des séquences pédagogiques complètes.</w:t>
+        <w:t xml:space="preserve"> : l’employeur ne se prive de son apprenti qu’une journée par semaine, toujours la même, ce qui facilite les plannings du point de vente.</w:t>
       </w:r>
     </w:p>
     <w:p>
@@ -1099,78 +1142,13 @@
           <w:b/>
           <w:bCs/>
         </w:rPr>
-        <w:t xml:space="preserve">Rendez-vous du mois</w:t>
+        <w:t xml:space="preserve">Un rythme régulier et prévisible</w:t>
       </w:r>
       <w:r>
         <w:rPr>
           <w:rFonts w:ascii="Inter" w:cs="Inter" w:eastAsia="Inter" w:hAnsi="Inter"/>
         </w:rPr>
-        <w:t xml:space="preserve"> : un mardi par mois, de 8 h à 12 h et de 13 h à 16 h, pendant une semaine en entreprise (rencontres, visites, défis collectifs ; pièce n° 19). Ils figurent au calendrier annexé à la convention de formation ; l’employeur organise la journée de l’apprenti de manière à respecter les durées maximales de travail, notamment pour les mineurs.</w:t>
-      </w:r>
-    </w:p>
-    <w:p>
-      <w:pPr>
-        <w:pStyle w:val="ListParagraph"/>
-        <w:numPr>
-          <w:ilvl w:val="0"/>
-          <w:numId w:val="2"/>
-        </w:numPr>
-        <w:spacing w:after="60" w:line="276"/>
-        <w:jc w:val="both"/>
-      </w:pPr>
-      <w:r>
-        <w:rPr>
-          <w:rFonts w:ascii="Inter" w:cs="Inter" w:eastAsia="Inter" w:hAnsi="Inter"/>
-        </w:rPr>
-        <w:t xml:space="preserve">Lieu : 7 rue Henri Cornu, Immeuble Rodrigue 2, Technopole Réunion / Technor, Sainte-Clotilde. Locaux accessibles aux personnes à mobilité réduite.</w:t>
-      </w:r>
-    </w:p>
-    <w:p>
-      <w:pPr>
-        <w:pStyle w:val="ListParagraph"/>
-        <w:numPr>
-          <w:ilvl w:val="0"/>
-          <w:numId w:val="2"/>
-        </w:numPr>
-        <w:spacing w:after="60" w:line="276"/>
-        <w:jc w:val="both"/>
-      </w:pPr>
-      <w:r>
-        <w:rPr>
-          <w:rFonts w:ascii="Inter" w:cs="Inter" w:eastAsia="Inter" w:hAnsi="Inter"/>
-        </w:rPr>
-        <w:t xml:space="preserve">Horaires (semaines au CFA et Rendez-vous du mois) : 8 h 00 – 12 h 00 et 13 h 00 – 16 h 00, soit 7 heures par jour, avec une pause de 15 minutes à 10 h et à 15 h.</w:t>
-      </w:r>
-    </w:p>
-    <w:p>
-      <w:pPr>
-        <w:pStyle w:val="ListParagraph"/>
-        <w:numPr>
-          <w:ilvl w:val="0"/>
-          <w:numId w:val="2"/>
-        </w:numPr>
-        <w:spacing w:after="60" w:line="276"/>
-        <w:jc w:val="both"/>
-      </w:pPr>
-      <w:r>
-        <w:rPr>
-          <w:rFonts w:ascii="Inter" w:cs="Inter" w:eastAsia="Inter" w:hAnsi="Inter"/>
-        </w:rPr>
-        <w:t xml:space="preserve">Les semaines au CFA et les Rendez-vous du mois ne comprennent aucun jour férié applicable à La Réunion (lundi de Pâques, Ascension, lundi de Pentecôte, 14 juillet, Toussaint, 11 novembre, </w:t>
-      </w:r>
-      <w:r>
-        <w:rPr>
-          <w:rFonts w:ascii="Inter" w:cs="Inter" w:eastAsia="Inter" w:hAnsi="Inter"/>
-          <w:b/>
-          <w:bCs/>
-        </w:rPr>
-        <w:t xml:space="preserve">20 décembre</w:t>
-      </w:r>
-      <w:r>
-        <w:rPr>
-          <w:rFonts w:ascii="Inter" w:cs="Inter" w:eastAsia="Inter" w:hAnsi="Inter"/>
-        </w:rPr>
-        <w:t xml:space="preserve">). Les employeurs sont invités à fixer les congés payés des apprentis en dehors de ces dates.</w:t>
+        <w:t xml:space="preserve"> pour l’apprenti, son employeur et sa famille.</w:t>
       </w:r>
     </w:p>
     <w:p>
@@ -1183,7 +1161,47 @@
         <w:rPr>
           <w:rFonts w:ascii="Montserrat" w:cs="Montserrat" w:eastAsia="Montserrat" w:hAnsi="Montserrat"/>
         </w:rPr>
-        <w:t xml:space="preserve">3. Calendrier des semaines au CFA</w:t>
+        <w:t xml:space="preserve">3. Respect de la durée minimale de formation</w:t>
+      </w:r>
+    </w:p>
+    <w:p>
+      <w:pPr>
+        <w:spacing w:after="120" w:line="288"/>
+        <w:jc w:val="both"/>
+      </w:pPr>
+      <w:r>
+        <w:rPr>
+          <w:rFonts w:ascii="Inter" w:cs="Inter" w:eastAsia="Inter" w:hAnsi="Inter"/>
+        </w:rPr>
+        <w:t xml:space="preserve">L’article L.6211-2 du Code du travail dispose que la durée de formation en CFA ne peut être inférieure à </w:t>
+      </w:r>
+      <w:r>
+        <w:rPr>
+          <w:rFonts w:ascii="Inter" w:cs="Inter" w:eastAsia="Inter" w:hAnsi="Inter"/>
+          <w:b/>
+          <w:bCs/>
+        </w:rPr>
+        <w:t xml:space="preserve">25 % de la durée totale du contrat</w:t>
+      </w:r>
+      <w:r>
+        <w:rPr>
+          <w:rFonts w:ascii="Inter" w:cs="Inter" w:eastAsia="Inter" w:hAnsi="Inter"/>
+        </w:rPr>
+        <w:t xml:space="preserve">. Sur un contrat de 12 mois à temps plein (1 607 heures), ce minimum est d’environ </w:t>
+      </w:r>
+      <w:r>
+        <w:rPr>
+          <w:rFonts w:ascii="Inter" w:cs="Inter" w:eastAsia="Inter" w:hAnsi="Inter"/>
+          <w:b/>
+          <w:bCs/>
+        </w:rPr>
+        <w:t xml:space="preserve">402 heures</w:t>
+      </w:r>
+      <w:r>
+        <w:rPr>
+          <w:rFonts w:ascii="Inter" w:cs="Inter" w:eastAsia="Inter" w:hAnsi="Inter"/>
+        </w:rPr>
+        <w:t xml:space="preserve">.</w:t>
       </w:r>
     </w:p>
     <w:tbl>
@@ -1200,9 +1218,9 @@
         <w:tblLayout w:type="fixed"/>
       </w:tblPr>
       <w:tblGrid>
-        <w:gridCol w:w="700"/>
-        <w:gridCol w:w="2600"/>
-        <w:gridCol w:w="6338"/>
+        <w:gridCol w:w="4600"/>
+        <w:gridCol w:w="3400"/>
+        <w:gridCol w:w="1638"/>
       </w:tblGrid>
       <w:tr>
         <w:trPr>
@@ -1210,7 +1228,7 @@
         </w:trPr>
         <w:tc>
           <w:tcPr>
-            <w:tcW w:type="dxa" w:w="700"/>
+            <w:tcW w:type="dxa" w:w="4600"/>
             <w:shd w:fill="1B3A6B" w:color="auto" w:val="clear"/>
             <w:tcMar>
               <w:top w:type="dxa" w:w="60"/>
@@ -1231,13 +1249,13 @@
                 <w:bCs/>
                 <w:color w:val="FFFFFF"/>
               </w:rPr>
-              <w:t xml:space="preserve">N°</w:t>
-            </w:r>
-          </w:p>
-        </w:tc>
-        <w:tc>
-          <w:tcPr>
-            <w:tcW w:type="dxa" w:w="2600"/>
+              <w:t xml:space="preserve">Composante</w:t>
+            </w:r>
+          </w:p>
+        </w:tc>
+        <w:tc>
+          <w:tcPr>
+            <w:tcW w:type="dxa" w:w="3400"/>
             <w:shd w:fill="1B3A6B" w:color="auto" w:val="clear"/>
             <w:tcMar>
               <w:top w:type="dxa" w:w="60"/>
@@ -1258,13 +1276,13 @@
                 <w:bCs/>
                 <w:color w:val="FFFFFF"/>
               </w:rPr>
-              <w:t xml:space="preserve">Semaine</w:t>
-            </w:r>
-          </w:p>
-        </w:tc>
-        <w:tc>
-          <w:tcPr>
-            <w:tcW w:type="dxa" w:w="6338"/>
+              <w:t xml:space="preserve">Calcul</w:t>
+            </w:r>
+          </w:p>
+        </w:tc>
+        <w:tc>
+          <w:tcPr>
+            <w:tcW w:type="dxa" w:w="1638"/>
             <w:shd w:fill="1B3A6B" w:color="auto" w:val="clear"/>
             <w:tcMar>
               <w:top w:type="dxa" w:w="60"/>
@@ -1285,7 +1303,7 @@
                 <w:bCs/>
                 <w:color w:val="FFFFFF"/>
               </w:rPr>
-              <w:t xml:space="preserve">Dominante pédagogique et temps forts</w:t>
+              <w:t xml:space="preserve">Heures</w:t>
             </w:r>
           </w:p>
         </w:tc>
@@ -1296,70 +1314,70 @@
         </w:trPr>
         <w:tc>
           <w:tcPr>
-            <w:tcW w:type="dxa" w:w="700"/>
-            <w:tcMar>
-              <w:top w:type="dxa" w:w="60"/>
-              <w:left w:type="dxa" w:w="90"/>
-              <w:bottom w:type="dxa" w:w="60"/>
-              <w:right w:type="dxa" w:w="90"/>
-            </w:tcMar>
-          </w:tcPr>
-          <w:p>
-            <w:pPr>
-              <w:spacing w:after="40"/>
-              <w:jc w:val="left"/>
-            </w:pPr>
-            <w:r>
-              <w:rPr>
-                <w:rFonts w:ascii="Inter" w:cs="Inter" w:eastAsia="Inter" w:hAnsi="Inter"/>
-              </w:rPr>
-              <w:t xml:space="preserve">1</w:t>
-            </w:r>
-          </w:p>
-        </w:tc>
-        <w:tc>
-          <w:tcPr>
-            <w:tcW w:type="dxa" w:w="2600"/>
-            <w:tcMar>
-              <w:top w:type="dxa" w:w="60"/>
-              <w:left w:type="dxa" w:w="90"/>
-              <w:bottom w:type="dxa" w:w="60"/>
-              <w:right w:type="dxa" w:w="90"/>
-            </w:tcMar>
-          </w:tcPr>
-          <w:p>
-            <w:pPr>
-              <w:spacing w:after="40"/>
-              <w:jc w:val="left"/>
-            </w:pPr>
-            <w:r>
-              <w:rPr>
-                <w:rFonts w:ascii="Inter" w:cs="Inter" w:eastAsia="Inter" w:hAnsi="Inter"/>
-              </w:rPr>
-              <w:t xml:space="preserve">1er – 5 mars 2027</w:t>
-            </w:r>
-          </w:p>
-        </w:tc>
-        <w:tc>
-          <w:tcPr>
-            <w:tcW w:type="dxa" w:w="6338"/>
-            <w:tcMar>
-              <w:top w:type="dxa" w:w="60"/>
-              <w:left w:type="dxa" w:w="90"/>
-              <w:bottom w:type="dxa" w:w="60"/>
-              <w:right w:type="dxa" w:w="90"/>
-            </w:tcMar>
-          </w:tcPr>
-          <w:p>
-            <w:pPr>
-              <w:spacing w:after="40"/>
-              <w:jc w:val="left"/>
-            </w:pPr>
-            <w:r>
-              <w:rPr>
-                <w:rFonts w:ascii="Inter" w:cs="Inter" w:eastAsia="Inter" w:hAnsi="Inter"/>
-              </w:rPr>
-              <w:t xml:space="preserve">Intégration (statut d’apprenti, droits, santé-sécurité, égalité), positionnement ; démarrage du CCP 1</w:t>
+            <w:tcW w:type="dxa" w:w="4600"/>
+            <w:tcMar>
+              <w:top w:type="dxa" w:w="60"/>
+              <w:left w:type="dxa" w:w="90"/>
+              <w:bottom w:type="dxa" w:w="60"/>
+              <w:right w:type="dxa" w:w="90"/>
+            </w:tcMar>
+          </w:tcPr>
+          <w:p>
+            <w:pPr>
+              <w:spacing w:after="40"/>
+              <w:jc w:val="left"/>
+            </w:pPr>
+            <w:r>
+              <w:rPr>
+                <w:rFonts w:ascii="Inter" w:cs="Inter" w:eastAsia="Inter" w:hAnsi="Inter"/>
+              </w:rPr>
+              <w:t xml:space="preserve">Mardis de cours</w:t>
+            </w:r>
+          </w:p>
+        </w:tc>
+        <w:tc>
+          <w:tcPr>
+            <w:tcW w:type="dxa" w:w="3400"/>
+            <w:tcMar>
+              <w:top w:type="dxa" w:w="60"/>
+              <w:left w:type="dxa" w:w="90"/>
+              <w:bottom w:type="dxa" w:w="60"/>
+              <w:right w:type="dxa" w:w="90"/>
+            </w:tcMar>
+          </w:tcPr>
+          <w:p>
+            <w:pPr>
+              <w:spacing w:after="40"/>
+              <w:jc w:val="left"/>
+            </w:pPr>
+            <w:r>
+              <w:rPr>
+                <w:rFonts w:ascii="Inter" w:cs="Inter" w:eastAsia="Inter" w:hAnsi="Inter"/>
+              </w:rPr>
+              <w:t xml:space="preserve">39 mardis × 7 heures</w:t>
+            </w:r>
+          </w:p>
+        </w:tc>
+        <w:tc>
+          <w:tcPr>
+            <w:tcW w:type="dxa" w:w="1638"/>
+            <w:tcMar>
+              <w:top w:type="dxa" w:w="60"/>
+              <w:left w:type="dxa" w:w="90"/>
+              <w:bottom w:type="dxa" w:w="60"/>
+              <w:right w:type="dxa" w:w="90"/>
+            </w:tcMar>
+          </w:tcPr>
+          <w:p>
+            <w:pPr>
+              <w:spacing w:after="40"/>
+              <w:jc w:val="left"/>
+            </w:pPr>
+            <w:r>
+              <w:rPr>
+                <w:rFonts w:ascii="Inter" w:cs="Inter" w:eastAsia="Inter" w:hAnsi="Inter"/>
+              </w:rPr>
+              <w:t xml:space="preserve">273</w:t>
             </w:r>
           </w:p>
         </w:tc>
@@ -1370,73 +1388,73 @@
         </w:trPr>
         <w:tc>
           <w:tcPr>
-            <w:tcW w:type="dxa" w:w="700"/>
-            <w:shd w:fill="EEF1F6" w:color="auto" w:val="clear"/>
-            <w:tcMar>
-              <w:top w:type="dxa" w:w="60"/>
-              <w:left w:type="dxa" w:w="90"/>
-              <w:bottom w:type="dxa" w:w="60"/>
-              <w:right w:type="dxa" w:w="90"/>
-            </w:tcMar>
-          </w:tcPr>
-          <w:p>
-            <w:pPr>
-              <w:spacing w:after="40"/>
-              <w:jc w:val="left"/>
-            </w:pPr>
-            <w:r>
-              <w:rPr>
-                <w:rFonts w:ascii="Inter" w:cs="Inter" w:eastAsia="Inter" w:hAnsi="Inter"/>
-              </w:rPr>
-              <w:t xml:space="preserve">2</w:t>
-            </w:r>
-          </w:p>
-        </w:tc>
-        <w:tc>
-          <w:tcPr>
-            <w:tcW w:type="dxa" w:w="2600"/>
-            <w:shd w:fill="EEF1F6" w:color="auto" w:val="clear"/>
-            <w:tcMar>
-              <w:top w:type="dxa" w:w="60"/>
-              <w:left w:type="dxa" w:w="90"/>
-              <w:bottom w:type="dxa" w:w="60"/>
-              <w:right w:type="dxa" w:w="90"/>
-            </w:tcMar>
-          </w:tcPr>
-          <w:p>
-            <w:pPr>
-              <w:spacing w:after="40"/>
-              <w:jc w:val="left"/>
-            </w:pPr>
-            <w:r>
-              <w:rPr>
-                <w:rFonts w:ascii="Inter" w:cs="Inter" w:eastAsia="Inter" w:hAnsi="Inter"/>
-              </w:rPr>
-              <w:t xml:space="preserve">5 – 9 avril 2027</w:t>
-            </w:r>
-          </w:p>
-        </w:tc>
-        <w:tc>
-          <w:tcPr>
-            <w:tcW w:type="dxa" w:w="6338"/>
-            <w:shd w:fill="EEF1F6" w:color="auto" w:val="clear"/>
-            <w:tcMar>
-              <w:top w:type="dxa" w:w="60"/>
-              <w:left w:type="dxa" w:w="90"/>
-              <w:bottom w:type="dxa" w:w="60"/>
-              <w:right w:type="dxa" w:w="90"/>
-            </w:tcMar>
-          </w:tcPr>
-          <w:p>
-            <w:pPr>
-              <w:spacing w:after="40"/>
-              <w:jc w:val="left"/>
-            </w:pPr>
-            <w:r>
-              <w:rPr>
-                <w:rFonts w:ascii="Inter" w:cs="Inter" w:eastAsia="Inter" w:hAnsi="Inter"/>
-              </w:rPr>
-              <w:t xml:space="preserve">CCP 1 ; présentation du dossier professionnel ; élection des délégués (vendredi 9 avril)</w:t>
+            <w:tcW w:type="dxa" w:w="4600"/>
+            <w:shd w:fill="EEF1F6" w:color="auto" w:val="clear"/>
+            <w:tcMar>
+              <w:top w:type="dxa" w:w="60"/>
+              <w:left w:type="dxa" w:w="90"/>
+              <w:bottom w:type="dxa" w:w="60"/>
+              <w:right w:type="dxa" w:w="90"/>
+            </w:tcMar>
+          </w:tcPr>
+          <w:p>
+            <w:pPr>
+              <w:spacing w:after="40"/>
+              <w:jc w:val="left"/>
+            </w:pPr>
+            <w:r>
+              <w:rPr>
+                <w:rFonts w:ascii="Inter" w:cs="Inter" w:eastAsia="Inter" w:hAnsi="Inter"/>
+              </w:rPr>
+              <w:t xml:space="preserve">Semaines intensives</w:t>
+            </w:r>
+          </w:p>
+        </w:tc>
+        <w:tc>
+          <w:tcPr>
+            <w:tcW w:type="dxa" w:w="3400"/>
+            <w:shd w:fill="EEF1F6" w:color="auto" w:val="clear"/>
+            <w:tcMar>
+              <w:top w:type="dxa" w:w="60"/>
+              <w:left w:type="dxa" w:w="90"/>
+              <w:bottom w:type="dxa" w:w="60"/>
+              <w:right w:type="dxa" w:w="90"/>
+            </w:tcMar>
+          </w:tcPr>
+          <w:p>
+            <w:pPr>
+              <w:spacing w:after="40"/>
+              <w:jc w:val="left"/>
+            </w:pPr>
+            <w:r>
+              <w:rPr>
+                <w:rFonts w:ascii="Inter" w:cs="Inter" w:eastAsia="Inter" w:hAnsi="Inter"/>
+              </w:rPr>
+              <w:t xml:space="preserve">2 semaines × 35 heures</w:t>
+            </w:r>
+          </w:p>
+        </w:tc>
+        <w:tc>
+          <w:tcPr>
+            <w:tcW w:type="dxa" w:w="1638"/>
+            <w:shd w:fill="EEF1F6" w:color="auto" w:val="clear"/>
+            <w:tcMar>
+              <w:top w:type="dxa" w:w="60"/>
+              <w:left w:type="dxa" w:w="90"/>
+              <w:bottom w:type="dxa" w:w="60"/>
+              <w:right w:type="dxa" w:w="90"/>
+            </w:tcMar>
+          </w:tcPr>
+          <w:p>
+            <w:pPr>
+              <w:spacing w:after="40"/>
+              <w:jc w:val="left"/>
+            </w:pPr>
+            <w:r>
+              <w:rPr>
+                <w:rFonts w:ascii="Inter" w:cs="Inter" w:eastAsia="Inter" w:hAnsi="Inter"/>
+              </w:rPr>
+              <w:t xml:space="preserve">70</w:t>
             </w:r>
           </w:p>
         </w:tc>
@@ -1447,477 +1465,68 @@
         </w:trPr>
         <w:tc>
           <w:tcPr>
-            <w:tcW w:type="dxa" w:w="700"/>
-            <w:tcMar>
-              <w:top w:type="dxa" w:w="60"/>
-              <w:left w:type="dxa" w:w="90"/>
-              <w:bottom w:type="dxa" w:w="60"/>
-              <w:right w:type="dxa" w:w="90"/>
-            </w:tcMar>
-          </w:tcPr>
-          <w:p>
-            <w:pPr>
-              <w:spacing w:after="40"/>
-              <w:jc w:val="left"/>
-            </w:pPr>
-            <w:r>
-              <w:rPr>
-                <w:rFonts w:ascii="Inter" w:cs="Inter" w:eastAsia="Inter" w:hAnsi="Inter"/>
-              </w:rPr>
-              <w:t xml:space="preserve">3</w:t>
-            </w:r>
-          </w:p>
-        </w:tc>
-        <w:tc>
-          <w:tcPr>
-            <w:tcW w:type="dxa" w:w="2600"/>
-            <w:tcMar>
-              <w:top w:type="dxa" w:w="60"/>
-              <w:left w:type="dxa" w:w="90"/>
-              <w:bottom w:type="dxa" w:w="60"/>
-              <w:right w:type="dxa" w:w="90"/>
-            </w:tcMar>
-          </w:tcPr>
-          <w:p>
-            <w:pPr>
-              <w:spacing w:after="40"/>
-              <w:jc w:val="left"/>
-            </w:pPr>
-            <w:r>
-              <w:rPr>
-                <w:rFonts w:ascii="Inter" w:cs="Inter" w:eastAsia="Inter" w:hAnsi="Inter"/>
-              </w:rPr>
-              <w:t xml:space="preserve">10 – 14 mai 2027</w:t>
-            </w:r>
-          </w:p>
-        </w:tc>
-        <w:tc>
-          <w:tcPr>
-            <w:tcW w:type="dxa" w:w="6338"/>
-            <w:tcMar>
-              <w:top w:type="dxa" w:w="60"/>
-              <w:left w:type="dxa" w:w="90"/>
-              <w:bottom w:type="dxa" w:w="60"/>
-              <w:right w:type="dxa" w:w="90"/>
-            </w:tcMar>
-          </w:tcPr>
-          <w:p>
-            <w:pPr>
-              <w:spacing w:after="40"/>
-              <w:jc w:val="left"/>
-            </w:pPr>
-            <w:r>
-              <w:rPr>
-                <w:rFonts w:ascii="Inter" w:cs="Inter" w:eastAsia="Inter" w:hAnsi="Inter"/>
-              </w:rPr>
-              <w:t xml:space="preserve">CCP 1</w:t>
-            </w:r>
-          </w:p>
-        </w:tc>
-      </w:tr>
-      <w:tr>
-        <w:trPr>
-          <w:cantSplit/>
-        </w:trPr>
-        <w:tc>
-          <w:tcPr>
-            <w:tcW w:type="dxa" w:w="700"/>
-            <w:shd w:fill="EEF1F6" w:color="auto" w:val="clear"/>
-            <w:tcMar>
-              <w:top w:type="dxa" w:w="60"/>
-              <w:left w:type="dxa" w:w="90"/>
-              <w:bottom w:type="dxa" w:w="60"/>
-              <w:right w:type="dxa" w:w="90"/>
-            </w:tcMar>
-          </w:tcPr>
-          <w:p>
-            <w:pPr>
-              <w:spacing w:after="40"/>
-              <w:jc w:val="left"/>
-            </w:pPr>
-            <w:r>
-              <w:rPr>
-                <w:rFonts w:ascii="Inter" w:cs="Inter" w:eastAsia="Inter" w:hAnsi="Inter"/>
-              </w:rPr>
-              <w:t xml:space="preserve">4</w:t>
-            </w:r>
-          </w:p>
-        </w:tc>
-        <w:tc>
-          <w:tcPr>
-            <w:tcW w:type="dxa" w:w="2600"/>
-            <w:shd w:fill="EEF1F6" w:color="auto" w:val="clear"/>
-            <w:tcMar>
-              <w:top w:type="dxa" w:w="60"/>
-              <w:left w:type="dxa" w:w="90"/>
-              <w:bottom w:type="dxa" w:w="60"/>
-              <w:right w:type="dxa" w:w="90"/>
-            </w:tcMar>
-          </w:tcPr>
-          <w:p>
-            <w:pPr>
-              <w:spacing w:after="40"/>
-              <w:jc w:val="left"/>
-            </w:pPr>
-            <w:r>
-              <w:rPr>
-                <w:rFonts w:ascii="Inter" w:cs="Inter" w:eastAsia="Inter" w:hAnsi="Inter"/>
-              </w:rPr>
-              <w:t xml:space="preserve">7 – 11 juin 2027</w:t>
-            </w:r>
-          </w:p>
-        </w:tc>
-        <w:tc>
-          <w:tcPr>
-            <w:tcW w:type="dxa" w:w="6338"/>
-            <w:shd w:fill="EEF1F6" w:color="auto" w:val="clear"/>
-            <w:tcMar>
-              <w:top w:type="dxa" w:w="60"/>
-              <w:left w:type="dxa" w:w="90"/>
-              <w:bottom w:type="dxa" w:w="60"/>
-              <w:right w:type="dxa" w:w="90"/>
-            </w:tcMar>
-          </w:tcPr>
-          <w:p>
-            <w:pPr>
-              <w:spacing w:after="40"/>
-              <w:jc w:val="left"/>
-            </w:pPr>
-            <w:r>
-              <w:rPr>
-                <w:rFonts w:ascii="Inter" w:cs="Inter" w:eastAsia="Inter" w:hAnsi="Inter"/>
-              </w:rPr>
-              <w:t xml:space="preserve">CCP 1 ; </w:t>
-            </w:r>
+            <w:tcW w:type="dxa" w:w="4600"/>
+            <w:tcMar>
+              <w:top w:type="dxa" w:w="60"/>
+              <w:left w:type="dxa" w:w="90"/>
+              <w:bottom w:type="dxa" w:w="60"/>
+              <w:right w:type="dxa" w:w="90"/>
+            </w:tcMar>
+          </w:tcPr>
+          <w:p>
+            <w:pPr>
+              <w:spacing w:after="40"/>
+              <w:jc w:val="left"/>
+            </w:pPr>
             <w:r>
               <w:rPr>
                 <w:rFonts w:ascii="Inter" w:cs="Inter" w:eastAsia="Inter" w:hAnsi="Inter"/>
                 <w:b/>
                 <w:bCs/>
               </w:rPr>
-              <w:t xml:space="preserve">ECF du CCP 1</w:t>
-            </w:r>
-            <w:r>
-              <w:rPr>
-                <w:rFonts w:ascii="Inter" w:cs="Inter" w:eastAsia="Inter" w:hAnsi="Inter"/>
-              </w:rPr>
-              <w:t xml:space="preserve"> (vendredi 11 juin)</w:t>
-            </w:r>
-          </w:p>
-        </w:tc>
-      </w:tr>
-      <w:tr>
-        <w:trPr>
-          <w:cantSplit/>
-        </w:trPr>
-        <w:tc>
-          <w:tcPr>
-            <w:tcW w:type="dxa" w:w="700"/>
-            <w:tcMar>
-              <w:top w:type="dxa" w:w="60"/>
-              <w:left w:type="dxa" w:w="90"/>
-              <w:bottom w:type="dxa" w:w="60"/>
-              <w:right w:type="dxa" w:w="90"/>
-            </w:tcMar>
-          </w:tcPr>
-          <w:p>
-            <w:pPr>
-              <w:spacing w:after="40"/>
-              <w:jc w:val="left"/>
-            </w:pPr>
-            <w:r>
-              <w:rPr>
-                <w:rFonts w:ascii="Inter" w:cs="Inter" w:eastAsia="Inter" w:hAnsi="Inter"/>
-              </w:rPr>
-              <w:t xml:space="preserve">5</w:t>
-            </w:r>
-          </w:p>
-        </w:tc>
-        <w:tc>
-          <w:tcPr>
-            <w:tcW w:type="dxa" w:w="2600"/>
-            <w:tcMar>
-              <w:top w:type="dxa" w:w="60"/>
-              <w:left w:type="dxa" w:w="90"/>
-              <w:bottom w:type="dxa" w:w="60"/>
-              <w:right w:type="dxa" w:w="90"/>
-            </w:tcMar>
-          </w:tcPr>
-          <w:p>
-            <w:pPr>
-              <w:spacing w:after="40"/>
-              <w:jc w:val="left"/>
-            </w:pPr>
-            <w:r>
-              <w:rPr>
-                <w:rFonts w:ascii="Inter" w:cs="Inter" w:eastAsia="Inter" w:hAnsi="Inter"/>
-              </w:rPr>
-              <w:t xml:space="preserve">5 – 9 juillet 2027</w:t>
-            </w:r>
-          </w:p>
-        </w:tc>
-        <w:tc>
-          <w:tcPr>
-            <w:tcW w:type="dxa" w:w="6338"/>
-            <w:tcMar>
-              <w:top w:type="dxa" w:w="60"/>
-              <w:left w:type="dxa" w:w="90"/>
-              <w:bottom w:type="dxa" w:w="60"/>
-              <w:right w:type="dxa" w:w="90"/>
-            </w:tcMar>
-          </w:tcPr>
-          <w:p>
-            <w:pPr>
-              <w:spacing w:after="40"/>
-              <w:jc w:val="left"/>
-            </w:pPr>
-            <w:r>
-              <w:rPr>
-                <w:rFonts w:ascii="Inter" w:cs="Inter" w:eastAsia="Inter" w:hAnsi="Inter"/>
-              </w:rPr>
-              <w:t xml:space="preserve">CCP 2</w:t>
-            </w:r>
-          </w:p>
-        </w:tc>
-      </w:tr>
-      <w:tr>
-        <w:trPr>
-          <w:cantSplit/>
-        </w:trPr>
-        <w:tc>
-          <w:tcPr>
-            <w:tcW w:type="dxa" w:w="700"/>
-            <w:shd w:fill="EEF1F6" w:color="auto" w:val="clear"/>
-            <w:tcMar>
-              <w:top w:type="dxa" w:w="60"/>
-              <w:left w:type="dxa" w:w="90"/>
-              <w:bottom w:type="dxa" w:w="60"/>
-              <w:right w:type="dxa" w:w="90"/>
-            </w:tcMar>
-          </w:tcPr>
-          <w:p>
-            <w:pPr>
-              <w:spacing w:after="40"/>
-              <w:jc w:val="left"/>
-            </w:pPr>
-            <w:r>
-              <w:rPr>
-                <w:rFonts w:ascii="Inter" w:cs="Inter" w:eastAsia="Inter" w:hAnsi="Inter"/>
-              </w:rPr>
-              <w:t xml:space="preserve">6</w:t>
-            </w:r>
-          </w:p>
-        </w:tc>
-        <w:tc>
-          <w:tcPr>
-            <w:tcW w:type="dxa" w:w="2600"/>
-            <w:shd w:fill="EEF1F6" w:color="auto" w:val="clear"/>
-            <w:tcMar>
-              <w:top w:type="dxa" w:w="60"/>
-              <w:left w:type="dxa" w:w="90"/>
-              <w:bottom w:type="dxa" w:w="60"/>
-              <w:right w:type="dxa" w:w="90"/>
-            </w:tcMar>
-          </w:tcPr>
-          <w:p>
-            <w:pPr>
-              <w:spacing w:after="40"/>
-              <w:jc w:val="left"/>
-            </w:pPr>
-            <w:r>
-              <w:rPr>
-                <w:rFonts w:ascii="Inter" w:cs="Inter" w:eastAsia="Inter" w:hAnsi="Inter"/>
-              </w:rPr>
-              <w:t xml:space="preserve">2 – 6 août 2027</w:t>
-            </w:r>
-          </w:p>
-        </w:tc>
-        <w:tc>
-          <w:tcPr>
-            <w:tcW w:type="dxa" w:w="6338"/>
-            <w:shd w:fill="EEF1F6" w:color="auto" w:val="clear"/>
-            <w:tcMar>
-              <w:top w:type="dxa" w:w="60"/>
-              <w:left w:type="dxa" w:w="90"/>
-              <w:bottom w:type="dxa" w:w="60"/>
-              <w:right w:type="dxa" w:w="90"/>
-            </w:tcMar>
-          </w:tcPr>
-          <w:p>
-            <w:pPr>
-              <w:spacing w:after="40"/>
-              <w:jc w:val="left"/>
-            </w:pPr>
-            <w:r>
-              <w:rPr>
-                <w:rFonts w:ascii="Inter" w:cs="Inter" w:eastAsia="Inter" w:hAnsi="Inter"/>
-              </w:rPr>
-              <w:t xml:space="preserve">CCP 2 ; bilan collectif de mi-parcours</w:t>
-            </w:r>
-          </w:p>
-        </w:tc>
-      </w:tr>
-      <w:tr>
-        <w:trPr>
-          <w:cantSplit/>
-        </w:trPr>
-        <w:tc>
-          <w:tcPr>
-            <w:tcW w:type="dxa" w:w="700"/>
-            <w:tcMar>
-              <w:top w:type="dxa" w:w="60"/>
-              <w:left w:type="dxa" w:w="90"/>
-              <w:bottom w:type="dxa" w:w="60"/>
-              <w:right w:type="dxa" w:w="90"/>
-            </w:tcMar>
-          </w:tcPr>
-          <w:p>
-            <w:pPr>
-              <w:spacing w:after="40"/>
-              <w:jc w:val="left"/>
-            </w:pPr>
-            <w:r>
-              <w:rPr>
-                <w:rFonts w:ascii="Inter" w:cs="Inter" w:eastAsia="Inter" w:hAnsi="Inter"/>
-              </w:rPr>
-              <w:t xml:space="preserve">7</w:t>
-            </w:r>
-          </w:p>
-        </w:tc>
-        <w:tc>
-          <w:tcPr>
-            <w:tcW w:type="dxa" w:w="2600"/>
-            <w:tcMar>
-              <w:top w:type="dxa" w:w="60"/>
-              <w:left w:type="dxa" w:w="90"/>
-              <w:bottom w:type="dxa" w:w="60"/>
-              <w:right w:type="dxa" w:w="90"/>
-            </w:tcMar>
-          </w:tcPr>
-          <w:p>
-            <w:pPr>
-              <w:spacing w:after="40"/>
-              <w:jc w:val="left"/>
-            </w:pPr>
-            <w:r>
-              <w:rPr>
-                <w:rFonts w:ascii="Inter" w:cs="Inter" w:eastAsia="Inter" w:hAnsi="Inter"/>
-              </w:rPr>
-              <w:t xml:space="preserve">6 – 10 septembre 2027</w:t>
-            </w:r>
-          </w:p>
-        </w:tc>
-        <w:tc>
-          <w:tcPr>
-            <w:tcW w:type="dxa" w:w="6338"/>
-            <w:tcMar>
-              <w:top w:type="dxa" w:w="60"/>
-              <w:left w:type="dxa" w:w="90"/>
-              <w:bottom w:type="dxa" w:w="60"/>
-              <w:right w:type="dxa" w:w="90"/>
-            </w:tcMar>
-          </w:tcPr>
-          <w:p>
-            <w:pPr>
-              <w:spacing w:after="40"/>
-              <w:jc w:val="left"/>
-            </w:pPr>
-            <w:r>
-              <w:rPr>
-                <w:rFonts w:ascii="Inter" w:cs="Inter" w:eastAsia="Inter" w:hAnsi="Inter"/>
-              </w:rPr>
-              <w:t xml:space="preserve">CCP 2</w:t>
-            </w:r>
-          </w:p>
-        </w:tc>
-      </w:tr>
-      <w:tr>
-        <w:trPr>
-          <w:cantSplit/>
-        </w:trPr>
-        <w:tc>
-          <w:tcPr>
-            <w:tcW w:type="dxa" w:w="700"/>
-            <w:shd w:fill="EEF1F6" w:color="auto" w:val="clear"/>
-            <w:tcMar>
-              <w:top w:type="dxa" w:w="60"/>
-              <w:left w:type="dxa" w:w="90"/>
-              <w:bottom w:type="dxa" w:w="60"/>
-              <w:right w:type="dxa" w:w="90"/>
-            </w:tcMar>
-          </w:tcPr>
-          <w:p>
-            <w:pPr>
-              <w:spacing w:after="40"/>
-              <w:jc w:val="left"/>
-            </w:pPr>
-            <w:r>
-              <w:rPr>
-                <w:rFonts w:ascii="Inter" w:cs="Inter" w:eastAsia="Inter" w:hAnsi="Inter"/>
-              </w:rPr>
-              <w:t xml:space="preserve">8</w:t>
-            </w:r>
-          </w:p>
-        </w:tc>
-        <w:tc>
-          <w:tcPr>
-            <w:tcW w:type="dxa" w:w="2600"/>
-            <w:shd w:fill="EEF1F6" w:color="auto" w:val="clear"/>
-            <w:tcMar>
-              <w:top w:type="dxa" w:w="60"/>
-              <w:left w:type="dxa" w:w="90"/>
-              <w:bottom w:type="dxa" w:w="60"/>
-              <w:right w:type="dxa" w:w="90"/>
-            </w:tcMar>
-          </w:tcPr>
-          <w:p>
-            <w:pPr>
-              <w:spacing w:after="40"/>
-              <w:jc w:val="left"/>
-            </w:pPr>
-            <w:r>
-              <w:rPr>
-                <w:rFonts w:ascii="Inter" w:cs="Inter" w:eastAsia="Inter" w:hAnsi="Inter"/>
-              </w:rPr>
-              <w:t xml:space="preserve">4 – 8 octobre 2027</w:t>
-            </w:r>
-          </w:p>
-        </w:tc>
-        <w:tc>
-          <w:tcPr>
-            <w:tcW w:type="dxa" w:w="6338"/>
-            <w:shd w:fill="EEF1F6" w:color="auto" w:val="clear"/>
-            <w:tcMar>
-              <w:top w:type="dxa" w:w="60"/>
-              <w:left w:type="dxa" w:w="90"/>
-              <w:bottom w:type="dxa" w:w="60"/>
-              <w:right w:type="dxa" w:w="90"/>
-            </w:tcMar>
-          </w:tcPr>
-          <w:p>
-            <w:pPr>
-              <w:spacing w:after="40"/>
-              <w:jc w:val="left"/>
-            </w:pPr>
-            <w:r>
-              <w:rPr>
-                <w:rFonts w:ascii="Inter" w:cs="Inter" w:eastAsia="Inter" w:hAnsi="Inter"/>
-              </w:rPr>
-              <w:t xml:space="preserve">CCP 2 ; </w:t>
-            </w:r>
+              <w:t xml:space="preserve">Sous-total : enseignements en face à face</w:t>
+            </w:r>
+          </w:p>
+        </w:tc>
+        <w:tc>
+          <w:tcPr>
+            <w:tcW w:type="dxa" w:w="3400"/>
+            <w:tcMar>
+              <w:top w:type="dxa" w:w="60"/>
+              <w:left w:type="dxa" w:w="90"/>
+              <w:bottom w:type="dxa" w:w="60"/>
+              <w:right w:type="dxa" w:w="90"/>
+            </w:tcMar>
+          </w:tcPr>
+          <w:p>
+            <w:pPr>
+              <w:spacing w:after="40"/>
+              <w:jc w:val="left"/>
+            </w:pPr>
+          </w:p>
+        </w:tc>
+        <w:tc>
+          <w:tcPr>
+            <w:tcW w:type="dxa" w:w="1638"/>
+            <w:tcMar>
+              <w:top w:type="dxa" w:w="60"/>
+              <w:left w:type="dxa" w:w="90"/>
+              <w:bottom w:type="dxa" w:w="60"/>
+              <w:right w:type="dxa" w:w="90"/>
+            </w:tcMar>
+          </w:tcPr>
+          <w:p>
+            <w:pPr>
+              <w:spacing w:after="40"/>
+              <w:jc w:val="left"/>
+            </w:pPr>
             <w:r>
               <w:rPr>
                 <w:rFonts w:ascii="Inter" w:cs="Inter" w:eastAsia="Inter" w:hAnsi="Inter"/>
                 <w:b/>
                 <w:bCs/>
               </w:rPr>
-              <w:t xml:space="preserve">ECF du CCP 2</w:t>
-            </w:r>
-            <w:r>
-              <w:rPr>
-                <w:rFonts w:ascii="Inter" w:cs="Inter" w:eastAsia="Inter" w:hAnsi="Inter"/>
-              </w:rPr>
-              <w:t xml:space="preserve"> (vendredi 8 octobre)</w:t>
+              <w:t xml:space="preserve">343</w:t>
             </w:r>
           </w:p>
         </w:tc>
@@ -1928,70 +1537,73 @@
         </w:trPr>
         <w:tc>
           <w:tcPr>
-            <w:tcW w:type="dxa" w:w="700"/>
-            <w:tcMar>
-              <w:top w:type="dxa" w:w="60"/>
-              <w:left w:type="dxa" w:w="90"/>
-              <w:bottom w:type="dxa" w:w="60"/>
-              <w:right w:type="dxa" w:w="90"/>
-            </w:tcMar>
-          </w:tcPr>
-          <w:p>
-            <w:pPr>
-              <w:spacing w:after="40"/>
-              <w:jc w:val="left"/>
-            </w:pPr>
-            <w:r>
-              <w:rPr>
-                <w:rFonts w:ascii="Inter" w:cs="Inter" w:eastAsia="Inter" w:hAnsi="Inter"/>
-              </w:rPr>
-              <w:t xml:space="preserve">9</w:t>
-            </w:r>
-          </w:p>
-        </w:tc>
-        <w:tc>
-          <w:tcPr>
-            <w:tcW w:type="dxa" w:w="2600"/>
-            <w:tcMar>
-              <w:top w:type="dxa" w:w="60"/>
-              <w:left w:type="dxa" w:w="90"/>
-              <w:bottom w:type="dxa" w:w="60"/>
-              <w:right w:type="dxa" w:w="90"/>
-            </w:tcMar>
-          </w:tcPr>
-          <w:p>
-            <w:pPr>
-              <w:spacing w:after="40"/>
-              <w:jc w:val="left"/>
-            </w:pPr>
-            <w:r>
-              <w:rPr>
-                <w:rFonts w:ascii="Inter" w:cs="Inter" w:eastAsia="Inter" w:hAnsi="Inter"/>
-              </w:rPr>
-              <w:t xml:space="preserve">15 – 19 novembre 2027</w:t>
-            </w:r>
-          </w:p>
-        </w:tc>
-        <w:tc>
-          <w:tcPr>
-            <w:tcW w:type="dxa" w:w="6338"/>
-            <w:tcMar>
-              <w:top w:type="dxa" w:w="60"/>
-              <w:left w:type="dxa" w:w="90"/>
-              <w:bottom w:type="dxa" w:w="60"/>
-              <w:right w:type="dxa" w:w="90"/>
-            </w:tcMar>
-          </w:tcPr>
-          <w:p>
-            <w:pPr>
-              <w:spacing w:after="40"/>
-              <w:jc w:val="left"/>
-            </w:pPr>
-            <w:r>
-              <w:rPr>
-                <w:rFonts w:ascii="Inter" w:cs="Inter" w:eastAsia="Inter" w:hAnsi="Inter"/>
-              </w:rPr>
-              <w:t xml:space="preserve">CCP 3 ; module « Esprit d’entreprendre »</w:t>
+            <w:tcW w:type="dxa" w:w="4600"/>
+            <w:shd w:fill="EEF1F6" w:color="auto" w:val="clear"/>
+            <w:tcMar>
+              <w:top w:type="dxa" w:w="60"/>
+              <w:left w:type="dxa" w:w="90"/>
+              <w:bottom w:type="dxa" w:w="60"/>
+              <w:right w:type="dxa" w:w="90"/>
+            </w:tcMar>
+          </w:tcPr>
+          <w:p>
+            <w:pPr>
+              <w:spacing w:after="40"/>
+              <w:jc w:val="left"/>
+            </w:pPr>
+            <w:r>
+              <w:rPr>
+                <w:rFonts w:ascii="Inter" w:cs="Inter" w:eastAsia="Inter" w:hAnsi="Inter"/>
+              </w:rPr>
+              <w:t xml:space="preserve">Rendez-vous du mois (journées pédagogiques hors les murs)</w:t>
+            </w:r>
+          </w:p>
+        </w:tc>
+        <w:tc>
+          <w:tcPr>
+            <w:tcW w:type="dxa" w:w="3400"/>
+            <w:shd w:fill="EEF1F6" w:color="auto" w:val="clear"/>
+            <w:tcMar>
+              <w:top w:type="dxa" w:w="60"/>
+              <w:left w:type="dxa" w:w="90"/>
+              <w:bottom w:type="dxa" w:w="60"/>
+              <w:right w:type="dxa" w:w="90"/>
+            </w:tcMar>
+          </w:tcPr>
+          <w:p>
+            <w:pPr>
+              <w:spacing w:after="40"/>
+              <w:jc w:val="left"/>
+            </w:pPr>
+            <w:r>
+              <w:rPr>
+                <w:rFonts w:ascii="Inter" w:cs="Inter" w:eastAsia="Inter" w:hAnsi="Inter"/>
+              </w:rPr>
+              <w:t xml:space="preserve">12 mardis × 7 heures</w:t>
+            </w:r>
+          </w:p>
+        </w:tc>
+        <w:tc>
+          <w:tcPr>
+            <w:tcW w:type="dxa" w:w="1638"/>
+            <w:shd w:fill="EEF1F6" w:color="auto" w:val="clear"/>
+            <w:tcMar>
+              <w:top w:type="dxa" w:w="60"/>
+              <w:left w:type="dxa" w:w="90"/>
+              <w:bottom w:type="dxa" w:w="60"/>
+              <w:right w:type="dxa" w:w="90"/>
+            </w:tcMar>
+          </w:tcPr>
+          <w:p>
+            <w:pPr>
+              <w:spacing w:after="40"/>
+              <w:jc w:val="left"/>
+            </w:pPr>
+            <w:r>
+              <w:rPr>
+                <w:rFonts w:ascii="Inter" w:cs="Inter" w:eastAsia="Inter" w:hAnsi="Inter"/>
+              </w:rPr>
+              <w:t xml:space="preserve">84</w:t>
             </w:r>
           </w:p>
         </w:tc>
@@ -2002,252 +1614,74 @@
         </w:trPr>
         <w:tc>
           <w:tcPr>
-            <w:tcW w:type="dxa" w:w="700"/>
-            <w:shd w:fill="EEF1F6" w:color="auto" w:val="clear"/>
-            <w:tcMar>
-              <w:top w:type="dxa" w:w="60"/>
-              <w:left w:type="dxa" w:w="90"/>
-              <w:bottom w:type="dxa" w:w="60"/>
-              <w:right w:type="dxa" w:w="90"/>
-            </w:tcMar>
-          </w:tcPr>
-          <w:p>
-            <w:pPr>
-              <w:spacing w:after="40"/>
-              <w:jc w:val="left"/>
-            </w:pPr>
-            <w:r>
-              <w:rPr>
-                <w:rFonts w:ascii="Inter" w:cs="Inter" w:eastAsia="Inter" w:hAnsi="Inter"/>
-              </w:rPr>
-              <w:t xml:space="preserve">10</w:t>
-            </w:r>
-          </w:p>
-        </w:tc>
-        <w:tc>
-          <w:tcPr>
-            <w:tcW w:type="dxa" w:w="2600"/>
-            <w:shd w:fill="EEF1F6" w:color="auto" w:val="clear"/>
-            <w:tcMar>
-              <w:top w:type="dxa" w:w="60"/>
-              <w:left w:type="dxa" w:w="90"/>
-              <w:bottom w:type="dxa" w:w="60"/>
-              <w:right w:type="dxa" w:w="90"/>
-            </w:tcMar>
-          </w:tcPr>
-          <w:p>
-            <w:pPr>
-              <w:spacing w:after="40"/>
-              <w:jc w:val="left"/>
-            </w:pPr>
-            <w:r>
-              <w:rPr>
-                <w:rFonts w:ascii="Inter" w:cs="Inter" w:eastAsia="Inter" w:hAnsi="Inter"/>
-              </w:rPr>
-              <w:t xml:space="preserve">6 – 10 décembre 2027</w:t>
-            </w:r>
-          </w:p>
-        </w:tc>
-        <w:tc>
-          <w:tcPr>
-            <w:tcW w:type="dxa" w:w="6338"/>
-            <w:shd w:fill="EEF1F6" w:color="auto" w:val="clear"/>
-            <w:tcMar>
-              <w:top w:type="dxa" w:w="60"/>
-              <w:left w:type="dxa" w:w="90"/>
-              <w:bottom w:type="dxa" w:w="60"/>
-              <w:right w:type="dxa" w:w="90"/>
-            </w:tcMar>
-          </w:tcPr>
-          <w:p>
-            <w:pPr>
-              <w:spacing w:after="40"/>
-              <w:jc w:val="left"/>
-            </w:pPr>
-            <w:r>
-              <w:rPr>
-                <w:rFonts w:ascii="Inter" w:cs="Inter" w:eastAsia="Inter" w:hAnsi="Inter"/>
-              </w:rPr>
-              <w:t xml:space="preserve">CCP 3</w:t>
-            </w:r>
-          </w:p>
-        </w:tc>
-      </w:tr>
-      <w:tr>
-        <w:trPr>
-          <w:cantSplit/>
-        </w:trPr>
-        <w:tc>
-          <w:tcPr>
-            <w:tcW w:type="dxa" w:w="700"/>
-            <w:tcMar>
-              <w:top w:type="dxa" w:w="60"/>
-              <w:left w:type="dxa" w:w="90"/>
-              <w:bottom w:type="dxa" w:w="60"/>
-              <w:right w:type="dxa" w:w="90"/>
-            </w:tcMar>
-          </w:tcPr>
-          <w:p>
-            <w:pPr>
-              <w:spacing w:after="40"/>
-              <w:jc w:val="left"/>
-            </w:pPr>
-            <w:r>
-              <w:rPr>
-                <w:rFonts w:ascii="Inter" w:cs="Inter" w:eastAsia="Inter" w:hAnsi="Inter"/>
-              </w:rPr>
-              <w:t xml:space="preserve">11</w:t>
-            </w:r>
-          </w:p>
-        </w:tc>
-        <w:tc>
-          <w:tcPr>
-            <w:tcW w:type="dxa" w:w="2600"/>
-            <w:tcMar>
-              <w:top w:type="dxa" w:w="60"/>
-              <w:left w:type="dxa" w:w="90"/>
-              <w:bottom w:type="dxa" w:w="60"/>
-              <w:right w:type="dxa" w:w="90"/>
-            </w:tcMar>
-          </w:tcPr>
-          <w:p>
-            <w:pPr>
-              <w:spacing w:after="40"/>
-              <w:jc w:val="left"/>
-            </w:pPr>
-            <w:r>
-              <w:rPr>
-                <w:rFonts w:ascii="Inter" w:cs="Inter" w:eastAsia="Inter" w:hAnsi="Inter"/>
-              </w:rPr>
-              <w:t xml:space="preserve">10 – 14 janvier 2028</w:t>
-            </w:r>
-          </w:p>
-        </w:tc>
-        <w:tc>
-          <w:tcPr>
-            <w:tcW w:type="dxa" w:w="6338"/>
-            <w:tcMar>
-              <w:top w:type="dxa" w:w="60"/>
-              <w:left w:type="dxa" w:w="90"/>
-              <w:bottom w:type="dxa" w:w="60"/>
-              <w:right w:type="dxa" w:w="90"/>
-            </w:tcMar>
-          </w:tcPr>
-          <w:p>
-            <w:pPr>
-              <w:spacing w:after="40"/>
-              <w:jc w:val="left"/>
-            </w:pPr>
-            <w:r>
-              <w:rPr>
-                <w:rFonts w:ascii="Inter" w:cs="Inter" w:eastAsia="Inter" w:hAnsi="Inter"/>
-              </w:rPr>
-              <w:t xml:space="preserve">CCP 3 ; </w:t>
-            </w:r>
+            <w:tcW w:type="dxa" w:w="4600"/>
+            <w:tcMar>
+              <w:top w:type="dxa" w:w="60"/>
+              <w:left w:type="dxa" w:w="90"/>
+              <w:bottom w:type="dxa" w:w="60"/>
+              <w:right w:type="dxa" w:w="90"/>
+            </w:tcMar>
+          </w:tcPr>
+          <w:p>
+            <w:pPr>
+              <w:spacing w:after="40"/>
+              <w:jc w:val="left"/>
+            </w:pPr>
             <w:r>
               <w:rPr>
                 <w:rFonts w:ascii="Inter" w:cs="Inter" w:eastAsia="Inter" w:hAnsi="Inter"/>
                 <w:b/>
                 <w:bCs/>
               </w:rPr>
-              <w:t xml:space="preserve">ECF du CCP 3</w:t>
-            </w:r>
-            <w:r>
-              <w:rPr>
-                <w:rFonts w:ascii="Inter" w:cs="Inter" w:eastAsia="Inter" w:hAnsi="Inter"/>
-              </w:rPr>
-              <w:t xml:space="preserve"> (jeudi 13 janvier) ; </w:t>
-            </w:r>
+              <w:t xml:space="preserve">Total de la formation au CFA</w:t>
+            </w:r>
+          </w:p>
+        </w:tc>
+        <w:tc>
+          <w:tcPr>
+            <w:tcW w:type="dxa" w:w="3400"/>
+            <w:tcMar>
+              <w:top w:type="dxa" w:w="60"/>
+              <w:left w:type="dxa" w:w="90"/>
+              <w:bottom w:type="dxa" w:w="60"/>
+              <w:right w:type="dxa" w:w="90"/>
+            </w:tcMar>
+          </w:tcPr>
+          <w:p>
+            <w:pPr>
+              <w:spacing w:after="40"/>
+              <w:jc w:val="left"/>
+            </w:pPr>
+            <w:r>
+              <w:rPr>
+                <w:rFonts w:ascii="Inter" w:cs="Inter" w:eastAsia="Inter" w:hAnsi="Inter"/>
+              </w:rPr>
+              <w:t xml:space="preserve">soit 26,6 % de la durée du contrat</w:t>
+            </w:r>
+          </w:p>
+        </w:tc>
+        <w:tc>
+          <w:tcPr>
+            <w:tcW w:type="dxa" w:w="1638"/>
+            <w:tcMar>
+              <w:top w:type="dxa" w:w="60"/>
+              <w:left w:type="dxa" w:w="90"/>
+              <w:bottom w:type="dxa" w:w="60"/>
+              <w:right w:type="dxa" w:w="90"/>
+            </w:tcMar>
+          </w:tcPr>
+          <w:p>
+            <w:pPr>
+              <w:spacing w:after="40"/>
+              <w:jc w:val="left"/>
+            </w:pPr>
             <w:r>
               <w:rPr>
                 <w:rFonts w:ascii="Inter" w:cs="Inter" w:eastAsia="Inter" w:hAnsi="Inter"/>
                 <w:b/>
                 <w:bCs/>
               </w:rPr>
-              <w:t xml:space="preserve">examen blanc</w:t>
-            </w:r>
-            <w:r>
-              <w:rPr>
-                <w:rFonts w:ascii="Inter" w:cs="Inter" w:eastAsia="Inter" w:hAnsi="Inter"/>
-              </w:rPr>
-              <w:t xml:space="preserve"> (vendredi 14 janvier)</w:t>
-            </w:r>
-          </w:p>
-        </w:tc>
-      </w:tr>
-      <w:tr>
-        <w:trPr>
-          <w:cantSplit/>
-        </w:trPr>
-        <w:tc>
-          <w:tcPr>
-            <w:tcW w:type="dxa" w:w="700"/>
-            <w:shd w:fill="EEF1F6" w:color="auto" w:val="clear"/>
-            <w:tcMar>
-              <w:top w:type="dxa" w:w="60"/>
-              <w:left w:type="dxa" w:w="90"/>
-              <w:bottom w:type="dxa" w:w="60"/>
-              <w:right w:type="dxa" w:w="90"/>
-            </w:tcMar>
-          </w:tcPr>
-          <w:p>
-            <w:pPr>
-              <w:spacing w:after="40"/>
-              <w:jc w:val="left"/>
-            </w:pPr>
-            <w:r>
-              <w:rPr>
-                <w:rFonts w:ascii="Inter" w:cs="Inter" w:eastAsia="Inter" w:hAnsi="Inter"/>
-              </w:rPr>
-              <w:t xml:space="preserve">12</w:t>
-            </w:r>
-          </w:p>
-        </w:tc>
-        <w:tc>
-          <w:tcPr>
-            <w:tcW w:type="dxa" w:w="2600"/>
-            <w:shd w:fill="EEF1F6" w:color="auto" w:val="clear"/>
-            <w:tcMar>
-              <w:top w:type="dxa" w:w="60"/>
-              <w:left w:type="dxa" w:w="90"/>
-              <w:bottom w:type="dxa" w:w="60"/>
-              <w:right w:type="dxa" w:w="90"/>
-            </w:tcMar>
-          </w:tcPr>
-          <w:p>
-            <w:pPr>
-              <w:spacing w:after="40"/>
-              <w:jc w:val="left"/>
-            </w:pPr>
-            <w:r>
-              <w:rPr>
-                <w:rFonts w:ascii="Inter" w:cs="Inter" w:eastAsia="Inter" w:hAnsi="Inter"/>
-              </w:rPr>
-              <w:t xml:space="preserve">7 – 11 février 2028</w:t>
-            </w:r>
-          </w:p>
-        </w:tc>
-        <w:tc>
-          <w:tcPr>
-            <w:tcW w:type="dxa" w:w="6338"/>
-            <w:shd w:fill="EEF1F6" w:color="auto" w:val="clear"/>
-            <w:tcMar>
-              <w:top w:type="dxa" w:w="60"/>
-              <w:left w:type="dxa" w:w="90"/>
-              <w:bottom w:type="dxa" w:w="60"/>
-              <w:right w:type="dxa" w:w="90"/>
-            </w:tcMar>
-          </w:tcPr>
-          <w:p>
-            <w:pPr>
-              <w:spacing w:after="40"/>
-              <w:jc w:val="both"/>
-            </w:pPr>
-            <w:r>
-              <w:rPr>
-                <w:rFonts w:ascii="Inter" w:cs="Inter" w:eastAsia="Inter" w:hAnsi="Inter"/>
-              </w:rPr>
-              <w:t xml:space="preserve">Révisions ; finalisation et remise du dossier professionnel (vendredi 11 février) ; préparation à l’entretien avec le jury ; insertion professionnelle</w:t>
+              <w:t xml:space="preserve">427</w:t>
             </w:r>
           </w:p>
         </w:tc>
@@ -2267,6 +1701,1637 @@
         <w:rPr>
           <w:rFonts w:ascii="Inter" w:cs="Inter" w:eastAsia="Inter" w:hAnsi="Inter"/>
         </w:rPr>
+        <w:t xml:space="preserve">Les Rendez-vous du mois sont des </w:t>
+      </w:r>
+      <w:r>
+        <w:rPr>
+          <w:rFonts w:ascii="Inter" w:cs="Inter" w:eastAsia="Inter" w:hAnsi="Inter"/>
+          <w:b/>
+          <w:bCs/>
+        </w:rPr>
+        <w:t xml:space="preserve">journées pédagogiques à part entière</w:t>
+      </w:r>
+      <w:r>
+        <w:rPr>
+          <w:rFonts w:ascii="Inter" w:cs="Inter" w:eastAsia="Inter" w:hAnsi="Inter"/>
+        </w:rPr>
+        <w:t xml:space="preserve"> : chacune poursuit des objectifs rattachés aux compétences du titre (pièce n° 19), comporte un atelier le matin et une rencontre ou une mise en situation l’après-midi, donne lieu à un émargement et à une production écrite de l’apprenti dans son livret, réutilisée dans le dossier professionnel. Elles figurent au calendrier annexé à la convention de formation.</w:t>
+      </w:r>
+    </w:p>
+    <w:p>
+      <w:pPr>
+        <w:pStyle w:val="Heading1"/>
+        <w:keepNext/>
+        <w:spacing w:after="140" w:before="300"/>
+      </w:pPr>
+      <w:r>
+        <w:rPr>
+          <w:rFonts w:ascii="Montserrat" w:cs="Montserrat" w:eastAsia="Montserrat" w:hAnsi="Montserrat"/>
+        </w:rPr>
+        <w:t xml:space="preserve">4. Règles communes</w:t>
+      </w:r>
+    </w:p>
+    <w:p>
+      <w:pPr>
+        <w:pStyle w:val="ListParagraph"/>
+        <w:numPr>
+          <w:ilvl w:val="0"/>
+          <w:numId w:val="2"/>
+        </w:numPr>
+        <w:spacing w:after="60" w:line="276"/>
+        <w:jc w:val="both"/>
+      </w:pPr>
+      <w:r>
+        <w:rPr>
+          <w:rFonts w:ascii="Inter" w:cs="Inter" w:eastAsia="Inter" w:hAnsi="Inter"/>
+        </w:rPr>
+        <w:t xml:space="preserve">Promotion unique de </w:t>
+      </w:r>
+      <w:r>
+        <w:rPr>
+          <w:rFonts w:ascii="Inter" w:cs="Inter" w:eastAsia="Inter" w:hAnsi="Inter"/>
+          <w:b/>
+          <w:bCs/>
+        </w:rPr>
+        <w:t xml:space="preserve">8 à 10 apprentis</w:t>
+      </w:r>
+      <w:r>
+        <w:rPr>
+          <w:rFonts w:ascii="Inter" w:cs="Inter" w:eastAsia="Inter" w:hAnsi="Inter"/>
+        </w:rPr>
+        <w:t xml:space="preserve"> ; contrats de </w:t>
+      </w:r>
+      <w:r>
+        <w:rPr>
+          <w:rFonts w:ascii="Inter" w:cs="Inter" w:eastAsia="Inter" w:hAnsi="Inter"/>
+          <w:b/>
+          <w:bCs/>
+        </w:rPr>
+        <w:t xml:space="preserve">12 mois</w:t>
+      </w:r>
+      <w:r>
+        <w:rPr>
+          <w:rFonts w:ascii="Inter" w:cs="Inter" w:eastAsia="Inter" w:hAnsi="Inter"/>
+        </w:rPr>
+        <w:t xml:space="preserve">, du </w:t>
+      </w:r>
+      <w:r>
+        <w:rPr>
+          <w:rFonts w:ascii="Inter" w:cs="Inter" w:eastAsia="Inter" w:hAnsi="Inter"/>
+          <w:b/>
+          <w:bCs/>
+        </w:rPr>
+        <w:t xml:space="preserve">1er mars 2027 au 29 février 2028</w:t>
+      </w:r>
+      <w:r>
+        <w:rPr>
+          <w:rFonts w:ascii="Inter" w:cs="Inter" w:eastAsia="Inter" w:hAnsi="Inter"/>
+        </w:rPr>
+        <w:t xml:space="preserve">.</w:t>
+      </w:r>
+    </w:p>
+    <w:p>
+      <w:pPr>
+        <w:pStyle w:val="ListParagraph"/>
+        <w:numPr>
+          <w:ilvl w:val="0"/>
+          <w:numId w:val="2"/>
+        </w:numPr>
+        <w:spacing w:after="60" w:line="276"/>
+        <w:jc w:val="both"/>
+      </w:pPr>
+      <w:r>
+        <w:rPr>
+          <w:rFonts w:ascii="Inter" w:cs="Inter" w:eastAsia="Inter" w:hAnsi="Inter"/>
+        </w:rPr>
+        <w:t xml:space="preserve">Horaires : </w:t>
+      </w:r>
+      <w:r>
+        <w:rPr>
+          <w:rFonts w:ascii="Inter" w:cs="Inter" w:eastAsia="Inter" w:hAnsi="Inter"/>
+          <w:b/>
+          <w:bCs/>
+        </w:rPr>
+        <w:t xml:space="preserve">8 h 00 – 12 h 00 et 13 h 00 – 16 h 00</w:t>
+      </w:r>
+      <w:r>
+        <w:rPr>
+          <w:rFonts w:ascii="Inter" w:cs="Inter" w:eastAsia="Inter" w:hAnsi="Inter"/>
+        </w:rPr>
+        <w:t xml:space="preserve">, soit 7 heures par jour, avec une </w:t>
+      </w:r>
+      <w:r>
+        <w:rPr>
+          <w:rFonts w:ascii="Inter" w:cs="Inter" w:eastAsia="Inter" w:hAnsi="Inter"/>
+          <w:b/>
+          <w:bCs/>
+        </w:rPr>
+        <w:t xml:space="preserve">pause de 15 minutes à 10 h et à 15 h</w:t>
+      </w:r>
+      <w:r>
+        <w:rPr>
+          <w:rFonts w:ascii="Inter" w:cs="Inter" w:eastAsia="Inter" w:hAnsi="Inter"/>
+        </w:rPr>
+        <w:t xml:space="preserve"> (mardis de cours, Rendez-vous du mois et semaines intensives).</w:t>
+      </w:r>
+    </w:p>
+    <w:p>
+      <w:pPr>
+        <w:pStyle w:val="ListParagraph"/>
+        <w:numPr>
+          <w:ilvl w:val="0"/>
+          <w:numId w:val="2"/>
+        </w:numPr>
+        <w:spacing w:after="60" w:line="276"/>
+        <w:jc w:val="both"/>
+      </w:pPr>
+      <w:r>
+        <w:rPr>
+          <w:rFonts w:ascii="Inter" w:cs="Inter" w:eastAsia="Inter" w:hAnsi="Inter"/>
+        </w:rPr>
+        <w:t xml:space="preserve">Lieu : </w:t>
+      </w:r>
+      <w:r>
+        <w:rPr>
+          <w:rFonts w:ascii="Inter" w:cs="Inter" w:eastAsia="Inter" w:hAnsi="Inter"/>
+          <w:b/>
+          <w:bCs/>
+        </w:rPr>
+        <w:t xml:space="preserve">7 rue Henri Cornu, Immeuble Rodrigue 2, Technopole Réunion / Technor, 97490 Sainte-Clotilde</w:t>
+      </w:r>
+      <w:r>
+        <w:rPr>
+          <w:rFonts w:ascii="Inter" w:cs="Inter" w:eastAsia="Inter" w:hAnsi="Inter"/>
+        </w:rPr>
+        <w:t xml:space="preserve">. Locaux accessibles aux personnes à mobilité réduite. Les Rendez-vous peuvent se dérouler à l’extérieur (visites, tournoi).</w:t>
+      </w:r>
+    </w:p>
+    <w:p>
+      <w:pPr>
+        <w:pStyle w:val="ListParagraph"/>
+        <w:numPr>
+          <w:ilvl w:val="0"/>
+          <w:numId w:val="2"/>
+        </w:numPr>
+        <w:spacing w:after="60" w:line="276"/>
+        <w:jc w:val="both"/>
+      </w:pPr>
+      <w:r>
+        <w:rPr>
+          <w:rFonts w:ascii="Inter" w:cs="Inter" w:eastAsia="Inter" w:hAnsi="Inter"/>
+        </w:rPr>
+        <w:t xml:space="preserve">Aucun mardi n’est férié entre mars 2027 et février 2028 ; les semaines intensives ne comprennent aucun jour férié.</w:t>
+      </w:r>
+    </w:p>
+    <w:p>
+      <w:pPr>
+        <w:pStyle w:val="ListParagraph"/>
+        <w:numPr>
+          <w:ilvl w:val="0"/>
+          <w:numId w:val="2"/>
+        </w:numPr>
+        <w:spacing w:after="60" w:line="276"/>
+        <w:jc w:val="both"/>
+      </w:pPr>
+      <w:r>
+        <w:rPr>
+          <w:rFonts w:ascii="Inter" w:cs="Inter" w:eastAsia="Inter" w:hAnsi="Inter"/>
+        </w:rPr>
+        <w:t xml:space="preserve">Les employeurs fixent les congés payés des apprentis en dehors des mardis et des deux semaines intensives.</w:t>
+      </w:r>
+    </w:p>
+    <w:p>
+      <w:pPr>
+        <w:pStyle w:val="Heading1"/>
+        <w:keepNext/>
+        <w:spacing w:after="140" w:before="300"/>
+      </w:pPr>
+      <w:r>
+        <w:rPr>
+          <w:rFonts w:ascii="Montserrat" w:cs="Montserrat" w:eastAsia="Montserrat" w:hAnsi="Montserrat"/>
+        </w:rPr>
+        <w:t xml:space="preserve">5. Calendrier de la promotion</w:t>
+      </w:r>
+    </w:p>
+    <w:tbl>
+      <w:tblPr>
+        <w:tblW w:type="dxa" w:w="9638"/>
+        <w:tblBorders>
+          <w:top w:val="single" w:color="A6A6A6" w:sz="4"/>
+          <w:left w:val="single" w:color="A6A6A6" w:sz="4"/>
+          <w:bottom w:val="single" w:color="A6A6A6" w:sz="4"/>
+          <w:right w:val="single" w:color="A6A6A6" w:sz="4"/>
+          <w:insideH w:val="single" w:color="A6A6A6" w:sz="4"/>
+          <w:insideV w:val="single" w:color="A6A6A6" w:sz="4"/>
+        </w:tblBorders>
+        <w:tblLayout w:type="fixed"/>
+      </w:tblPr>
+      <w:tblGrid>
+        <w:gridCol w:w="1500"/>
+        <w:gridCol w:w="2900"/>
+        <w:gridCol w:w="1600"/>
+        <w:gridCol w:w="3638"/>
+      </w:tblGrid>
+      <w:tr>
+        <w:trPr>
+          <w:tblHeader/>
+        </w:trPr>
+        <w:tc>
+          <w:tcPr>
+            <w:tcW w:type="dxa" w:w="1500"/>
+            <w:shd w:fill="1B3A6B" w:color="auto" w:val="clear"/>
+            <w:tcMar>
+              <w:top w:type="dxa" w:w="60"/>
+              <w:left w:type="dxa" w:w="90"/>
+              <w:bottom w:type="dxa" w:w="60"/>
+              <w:right w:type="dxa" w:w="90"/>
+            </w:tcMar>
+          </w:tcPr>
+          <w:p>
+            <w:pPr>
+              <w:spacing w:after="40"/>
+              <w:jc w:val="left"/>
+            </w:pPr>
+            <w:r>
+              <w:rPr>
+                <w:rFonts w:ascii="Inter" w:cs="Inter" w:eastAsia="Inter" w:hAnsi="Inter"/>
+                <w:b/>
+                <w:bCs/>
+                <w:color w:val="FFFFFF"/>
+              </w:rPr>
+              <w:t xml:space="preserve">Mois</w:t>
+            </w:r>
+          </w:p>
+        </w:tc>
+        <w:tc>
+          <w:tcPr>
+            <w:tcW w:type="dxa" w:w="2900"/>
+            <w:shd w:fill="1B3A6B" w:color="auto" w:val="clear"/>
+            <w:tcMar>
+              <w:top w:type="dxa" w:w="60"/>
+              <w:left w:type="dxa" w:w="90"/>
+              <w:bottom w:type="dxa" w:w="60"/>
+              <w:right w:type="dxa" w:w="90"/>
+            </w:tcMar>
+          </w:tcPr>
+          <w:p>
+            <w:pPr>
+              <w:spacing w:after="40"/>
+              <w:jc w:val="left"/>
+            </w:pPr>
+            <w:r>
+              <w:rPr>
+                <w:rFonts w:ascii="Inter" w:cs="Inter" w:eastAsia="Inter" w:hAnsi="Inter"/>
+                <w:b/>
+                <w:bCs/>
+                <w:color w:val="FFFFFF"/>
+              </w:rPr>
+              <w:t xml:space="preserve">Mardis de cours et semaines intensives</w:t>
+            </w:r>
+          </w:p>
+        </w:tc>
+        <w:tc>
+          <w:tcPr>
+            <w:tcW w:type="dxa" w:w="1600"/>
+            <w:shd w:fill="1B3A6B" w:color="auto" w:val="clear"/>
+            <w:tcMar>
+              <w:top w:type="dxa" w:w="60"/>
+              <w:left w:type="dxa" w:w="90"/>
+              <w:bottom w:type="dxa" w:w="60"/>
+              <w:right w:type="dxa" w:w="90"/>
+            </w:tcMar>
+          </w:tcPr>
+          <w:p>
+            <w:pPr>
+              <w:spacing w:after="40"/>
+              <w:jc w:val="left"/>
+            </w:pPr>
+            <w:r>
+              <w:rPr>
+                <w:rFonts w:ascii="Inter" w:cs="Inter" w:eastAsia="Inter" w:hAnsi="Inter"/>
+                <w:b/>
+                <w:bCs/>
+                <w:color w:val="FFFFFF"/>
+              </w:rPr>
+              <w:t xml:space="preserve">Rendez-vous du mois (mardi)</w:t>
+            </w:r>
+          </w:p>
+        </w:tc>
+        <w:tc>
+          <w:tcPr>
+            <w:tcW w:type="dxa" w:w="3638"/>
+            <w:shd w:fill="1B3A6B" w:color="auto" w:val="clear"/>
+            <w:tcMar>
+              <w:top w:type="dxa" w:w="60"/>
+              <w:left w:type="dxa" w:w="90"/>
+              <w:bottom w:type="dxa" w:w="60"/>
+              <w:right w:type="dxa" w:w="90"/>
+            </w:tcMar>
+          </w:tcPr>
+          <w:p>
+            <w:pPr>
+              <w:spacing w:after="40"/>
+              <w:jc w:val="left"/>
+            </w:pPr>
+            <w:r>
+              <w:rPr>
+                <w:rFonts w:ascii="Inter" w:cs="Inter" w:eastAsia="Inter" w:hAnsi="Inter"/>
+                <w:b/>
+                <w:bCs/>
+                <w:color w:val="FFFFFF"/>
+              </w:rPr>
+              <w:t xml:space="preserve">Dominante pédagogique et temps forts</w:t>
+            </w:r>
+          </w:p>
+        </w:tc>
+      </w:tr>
+      <w:tr>
+        <w:trPr>
+          <w:cantSplit/>
+        </w:trPr>
+        <w:tc>
+          <w:tcPr>
+            <w:tcW w:type="dxa" w:w="1500"/>
+            <w:tcMar>
+              <w:top w:type="dxa" w:w="60"/>
+              <w:left w:type="dxa" w:w="90"/>
+              <w:bottom w:type="dxa" w:w="60"/>
+              <w:right w:type="dxa" w:w="90"/>
+            </w:tcMar>
+          </w:tcPr>
+          <w:p>
+            <w:pPr>
+              <w:spacing w:after="40"/>
+              <w:jc w:val="left"/>
+            </w:pPr>
+            <w:r>
+              <w:rPr>
+                <w:rFonts w:ascii="Inter" w:cs="Inter" w:eastAsia="Inter" w:hAnsi="Inter"/>
+              </w:rPr>
+              <w:t xml:space="preserve">Mars 2027</w:t>
+            </w:r>
+          </w:p>
+        </w:tc>
+        <w:tc>
+          <w:tcPr>
+            <w:tcW w:type="dxa" w:w="2900"/>
+            <w:tcMar>
+              <w:top w:type="dxa" w:w="60"/>
+              <w:left w:type="dxa" w:w="90"/>
+              <w:bottom w:type="dxa" w:w="60"/>
+              <w:right w:type="dxa" w:w="90"/>
+            </w:tcMar>
+          </w:tcPr>
+          <w:p>
+            <w:pPr>
+              <w:spacing w:after="40"/>
+              <w:jc w:val="left"/>
+            </w:pPr>
+            <w:r>
+              <w:rPr>
+                <w:rFonts w:ascii="Inter" w:cs="Inter" w:eastAsia="Inter" w:hAnsi="Inter"/>
+              </w:rPr>
+              <w:t xml:space="preserve">2, 9, 23, 30 mars</w:t>
+            </w:r>
+          </w:p>
+        </w:tc>
+        <w:tc>
+          <w:tcPr>
+            <w:tcW w:type="dxa" w:w="1600"/>
+            <w:tcMar>
+              <w:top w:type="dxa" w:w="60"/>
+              <w:left w:type="dxa" w:w="90"/>
+              <w:bottom w:type="dxa" w:w="60"/>
+              <w:right w:type="dxa" w:w="90"/>
+            </w:tcMar>
+          </w:tcPr>
+          <w:p>
+            <w:pPr>
+              <w:spacing w:after="40"/>
+              <w:jc w:val="left"/>
+            </w:pPr>
+            <w:r>
+              <w:rPr>
+                <w:rFonts w:ascii="Inter" w:cs="Inter" w:eastAsia="Inter" w:hAnsi="Inter"/>
+              </w:rPr>
+              <w:t xml:space="preserve">16 mars</w:t>
+            </w:r>
+          </w:p>
+        </w:tc>
+        <w:tc>
+          <w:tcPr>
+            <w:tcW w:type="dxa" w:w="3638"/>
+            <w:tcMar>
+              <w:top w:type="dxa" w:w="60"/>
+              <w:left w:type="dxa" w:w="90"/>
+              <w:bottom w:type="dxa" w:w="60"/>
+              <w:right w:type="dxa" w:w="90"/>
+            </w:tcMar>
+          </w:tcPr>
+          <w:p>
+            <w:pPr>
+              <w:spacing w:after="40"/>
+              <w:jc w:val="left"/>
+            </w:pPr>
+            <w:r>
+              <w:rPr>
+                <w:rFonts w:ascii="Inter" w:cs="Inter" w:eastAsia="Inter" w:hAnsi="Inter"/>
+              </w:rPr>
+              <w:t xml:space="preserve">Intégration (2 et 9 mars) ; CCP 1</w:t>
+            </w:r>
+          </w:p>
+        </w:tc>
+      </w:tr>
+      <w:tr>
+        <w:trPr>
+          <w:cantSplit/>
+        </w:trPr>
+        <w:tc>
+          <w:tcPr>
+            <w:tcW w:type="dxa" w:w="1500"/>
+            <w:shd w:fill="EEF1F6" w:color="auto" w:val="clear"/>
+            <w:tcMar>
+              <w:top w:type="dxa" w:w="60"/>
+              <w:left w:type="dxa" w:w="90"/>
+              <w:bottom w:type="dxa" w:w="60"/>
+              <w:right w:type="dxa" w:w="90"/>
+            </w:tcMar>
+          </w:tcPr>
+          <w:p>
+            <w:pPr>
+              <w:spacing w:after="40"/>
+              <w:jc w:val="left"/>
+            </w:pPr>
+            <w:r>
+              <w:rPr>
+                <w:rFonts w:ascii="Inter" w:cs="Inter" w:eastAsia="Inter" w:hAnsi="Inter"/>
+              </w:rPr>
+              <w:t xml:space="preserve">Avril 2027</w:t>
+            </w:r>
+          </w:p>
+        </w:tc>
+        <w:tc>
+          <w:tcPr>
+            <w:tcW w:type="dxa" w:w="2900"/>
+            <w:shd w:fill="EEF1F6" w:color="auto" w:val="clear"/>
+            <w:tcMar>
+              <w:top w:type="dxa" w:w="60"/>
+              <w:left w:type="dxa" w:w="90"/>
+              <w:bottom w:type="dxa" w:w="60"/>
+              <w:right w:type="dxa" w:w="90"/>
+            </w:tcMar>
+          </w:tcPr>
+          <w:p>
+            <w:pPr>
+              <w:spacing w:after="40"/>
+              <w:jc w:val="left"/>
+            </w:pPr>
+            <w:r>
+              <w:rPr>
+                <w:rFonts w:ascii="Inter" w:cs="Inter" w:eastAsia="Inter" w:hAnsi="Inter"/>
+              </w:rPr>
+              <w:t xml:space="preserve">6, 13, 27 avril</w:t>
+            </w:r>
+          </w:p>
+        </w:tc>
+        <w:tc>
+          <w:tcPr>
+            <w:tcW w:type="dxa" w:w="1600"/>
+            <w:shd w:fill="EEF1F6" w:color="auto" w:val="clear"/>
+            <w:tcMar>
+              <w:top w:type="dxa" w:w="60"/>
+              <w:left w:type="dxa" w:w="90"/>
+              <w:bottom w:type="dxa" w:w="60"/>
+              <w:right w:type="dxa" w:w="90"/>
+            </w:tcMar>
+          </w:tcPr>
+          <w:p>
+            <w:pPr>
+              <w:spacing w:after="40"/>
+              <w:jc w:val="left"/>
+            </w:pPr>
+            <w:r>
+              <w:rPr>
+                <w:rFonts w:ascii="Inter" w:cs="Inter" w:eastAsia="Inter" w:hAnsi="Inter"/>
+              </w:rPr>
+              <w:t xml:space="preserve">20 avril</w:t>
+            </w:r>
+          </w:p>
+        </w:tc>
+        <w:tc>
+          <w:tcPr>
+            <w:tcW w:type="dxa" w:w="3638"/>
+            <w:shd w:fill="EEF1F6" w:color="auto" w:val="clear"/>
+            <w:tcMar>
+              <w:top w:type="dxa" w:w="60"/>
+              <w:left w:type="dxa" w:w="90"/>
+              <w:bottom w:type="dxa" w:w="60"/>
+              <w:right w:type="dxa" w:w="90"/>
+            </w:tcMar>
+          </w:tcPr>
+          <w:p>
+            <w:pPr>
+              <w:spacing w:after="40"/>
+              <w:jc w:val="left"/>
+            </w:pPr>
+            <w:r>
+              <w:rPr>
+                <w:rFonts w:ascii="Inter" w:cs="Inter" w:eastAsia="Inter" w:hAnsi="Inter"/>
+              </w:rPr>
+              <w:t xml:space="preserve">CCP 1 ; présentation du dossier professionnel (6 avril) ; élection des délégués (13 avril)</w:t>
+            </w:r>
+          </w:p>
+        </w:tc>
+      </w:tr>
+      <w:tr>
+        <w:trPr>
+          <w:cantSplit/>
+        </w:trPr>
+        <w:tc>
+          <w:tcPr>
+            <w:tcW w:type="dxa" w:w="1500"/>
+            <w:tcMar>
+              <w:top w:type="dxa" w:w="60"/>
+              <w:left w:type="dxa" w:w="90"/>
+              <w:bottom w:type="dxa" w:w="60"/>
+              <w:right w:type="dxa" w:w="90"/>
+            </w:tcMar>
+          </w:tcPr>
+          <w:p>
+            <w:pPr>
+              <w:spacing w:after="40"/>
+              <w:jc w:val="left"/>
+            </w:pPr>
+            <w:r>
+              <w:rPr>
+                <w:rFonts w:ascii="Inter" w:cs="Inter" w:eastAsia="Inter" w:hAnsi="Inter"/>
+              </w:rPr>
+              <w:t xml:space="preserve">Mai 2027</w:t>
+            </w:r>
+          </w:p>
+        </w:tc>
+        <w:tc>
+          <w:tcPr>
+            <w:tcW w:type="dxa" w:w="2900"/>
+            <w:tcMar>
+              <w:top w:type="dxa" w:w="60"/>
+              <w:left w:type="dxa" w:w="90"/>
+              <w:bottom w:type="dxa" w:w="60"/>
+              <w:right w:type="dxa" w:w="90"/>
+            </w:tcMar>
+          </w:tcPr>
+          <w:p>
+            <w:pPr>
+              <w:spacing w:after="40"/>
+              <w:jc w:val="left"/>
+            </w:pPr>
+            <w:r>
+              <w:rPr>
+                <w:rFonts w:ascii="Inter" w:cs="Inter" w:eastAsia="Inter" w:hAnsi="Inter"/>
+              </w:rPr>
+              <w:t xml:space="preserve">4, 11, 18 mai</w:t>
+            </w:r>
+          </w:p>
+        </w:tc>
+        <w:tc>
+          <w:tcPr>
+            <w:tcW w:type="dxa" w:w="1600"/>
+            <w:tcMar>
+              <w:top w:type="dxa" w:w="60"/>
+              <w:left w:type="dxa" w:w="90"/>
+              <w:bottom w:type="dxa" w:w="60"/>
+              <w:right w:type="dxa" w:w="90"/>
+            </w:tcMar>
+          </w:tcPr>
+          <w:p>
+            <w:pPr>
+              <w:spacing w:after="40"/>
+              <w:jc w:val="left"/>
+            </w:pPr>
+            <w:r>
+              <w:rPr>
+                <w:rFonts w:ascii="Inter" w:cs="Inter" w:eastAsia="Inter" w:hAnsi="Inter"/>
+              </w:rPr>
+              <w:t xml:space="preserve">25 mai</w:t>
+            </w:r>
+          </w:p>
+        </w:tc>
+        <w:tc>
+          <w:tcPr>
+            <w:tcW w:type="dxa" w:w="3638"/>
+            <w:tcMar>
+              <w:top w:type="dxa" w:w="60"/>
+              <w:left w:type="dxa" w:w="90"/>
+              <w:bottom w:type="dxa" w:w="60"/>
+              <w:right w:type="dxa" w:w="90"/>
+            </w:tcMar>
+          </w:tcPr>
+          <w:p>
+            <w:pPr>
+              <w:spacing w:after="40"/>
+              <w:jc w:val="left"/>
+            </w:pPr>
+            <w:r>
+              <w:rPr>
+                <w:rFonts w:ascii="Inter" w:cs="Inter" w:eastAsia="Inter" w:hAnsi="Inter"/>
+              </w:rPr>
+              <w:t xml:space="preserve">CCP 1</w:t>
+            </w:r>
+          </w:p>
+        </w:tc>
+      </w:tr>
+      <w:tr>
+        <w:trPr>
+          <w:cantSplit/>
+        </w:trPr>
+        <w:tc>
+          <w:tcPr>
+            <w:tcW w:type="dxa" w:w="1500"/>
+            <w:shd w:fill="EEF1F6" w:color="auto" w:val="clear"/>
+            <w:tcMar>
+              <w:top w:type="dxa" w:w="60"/>
+              <w:left w:type="dxa" w:w="90"/>
+              <w:bottom w:type="dxa" w:w="60"/>
+              <w:right w:type="dxa" w:w="90"/>
+            </w:tcMar>
+          </w:tcPr>
+          <w:p>
+            <w:pPr>
+              <w:spacing w:after="40"/>
+              <w:jc w:val="left"/>
+            </w:pPr>
+            <w:r>
+              <w:rPr>
+                <w:rFonts w:ascii="Inter" w:cs="Inter" w:eastAsia="Inter" w:hAnsi="Inter"/>
+              </w:rPr>
+              <w:t xml:space="preserve">Juin 2027</w:t>
+            </w:r>
+          </w:p>
+        </w:tc>
+        <w:tc>
+          <w:tcPr>
+            <w:tcW w:type="dxa" w:w="2900"/>
+            <w:shd w:fill="EEF1F6" w:color="auto" w:val="clear"/>
+            <w:tcMar>
+              <w:top w:type="dxa" w:w="60"/>
+              <w:left w:type="dxa" w:w="90"/>
+              <w:bottom w:type="dxa" w:w="60"/>
+              <w:right w:type="dxa" w:w="90"/>
+            </w:tcMar>
+          </w:tcPr>
+          <w:p>
+            <w:pPr>
+              <w:spacing w:after="40"/>
+              <w:jc w:val="left"/>
+            </w:pPr>
+            <w:r>
+              <w:rPr>
+                <w:rFonts w:ascii="Inter" w:cs="Inter" w:eastAsia="Inter" w:hAnsi="Inter"/>
+              </w:rPr>
+              <w:t xml:space="preserve">1er, 8, 15, 29 juin</w:t>
+            </w:r>
+          </w:p>
+        </w:tc>
+        <w:tc>
+          <w:tcPr>
+            <w:tcW w:type="dxa" w:w="1600"/>
+            <w:shd w:fill="EEF1F6" w:color="auto" w:val="clear"/>
+            <w:tcMar>
+              <w:top w:type="dxa" w:w="60"/>
+              <w:left w:type="dxa" w:w="90"/>
+              <w:bottom w:type="dxa" w:w="60"/>
+              <w:right w:type="dxa" w:w="90"/>
+            </w:tcMar>
+          </w:tcPr>
+          <w:p>
+            <w:pPr>
+              <w:spacing w:after="40"/>
+              <w:jc w:val="left"/>
+            </w:pPr>
+            <w:r>
+              <w:rPr>
+                <w:rFonts w:ascii="Inter" w:cs="Inter" w:eastAsia="Inter" w:hAnsi="Inter"/>
+              </w:rPr>
+              <w:t xml:space="preserve">22 juin</w:t>
+            </w:r>
+          </w:p>
+        </w:tc>
+        <w:tc>
+          <w:tcPr>
+            <w:tcW w:type="dxa" w:w="3638"/>
+            <w:shd w:fill="EEF1F6" w:color="auto" w:val="clear"/>
+            <w:tcMar>
+              <w:top w:type="dxa" w:w="60"/>
+              <w:left w:type="dxa" w:w="90"/>
+              <w:bottom w:type="dxa" w:w="60"/>
+              <w:right w:type="dxa" w:w="90"/>
+            </w:tcMar>
+          </w:tcPr>
+          <w:p>
+            <w:pPr>
+              <w:spacing w:after="40"/>
+              <w:jc w:val="left"/>
+            </w:pPr>
+            <w:r>
+              <w:rPr>
+                <w:rFonts w:ascii="Inter" w:cs="Inter" w:eastAsia="Inter" w:hAnsi="Inter"/>
+              </w:rPr>
+              <w:t xml:space="preserve">CCP 1 ; </w:t>
+            </w:r>
+            <w:r>
+              <w:rPr>
+                <w:rFonts w:ascii="Inter" w:cs="Inter" w:eastAsia="Inter" w:hAnsi="Inter"/>
+                <w:b/>
+                <w:bCs/>
+              </w:rPr>
+              <w:t xml:space="preserve">ECF du CCP 1</w:t>
+            </w:r>
+            <w:r>
+              <w:rPr>
+                <w:rFonts w:ascii="Inter" w:cs="Inter" w:eastAsia="Inter" w:hAnsi="Inter"/>
+              </w:rPr>
+              <w:t xml:space="preserve"> (mardi 29 juin)</w:t>
+            </w:r>
+          </w:p>
+        </w:tc>
+      </w:tr>
+      <w:tr>
+        <w:trPr>
+          <w:cantSplit/>
+        </w:trPr>
+        <w:tc>
+          <w:tcPr>
+            <w:tcW w:type="dxa" w:w="1500"/>
+            <w:tcMar>
+              <w:top w:type="dxa" w:w="60"/>
+              <w:left w:type="dxa" w:w="90"/>
+              <w:bottom w:type="dxa" w:w="60"/>
+              <w:right w:type="dxa" w:w="90"/>
+            </w:tcMar>
+          </w:tcPr>
+          <w:p>
+            <w:pPr>
+              <w:spacing w:after="40"/>
+              <w:jc w:val="left"/>
+            </w:pPr>
+            <w:r>
+              <w:rPr>
+                <w:rFonts w:ascii="Inter" w:cs="Inter" w:eastAsia="Inter" w:hAnsi="Inter"/>
+              </w:rPr>
+              <w:t xml:space="preserve">Juillet 2027</w:t>
+            </w:r>
+          </w:p>
+        </w:tc>
+        <w:tc>
+          <w:tcPr>
+            <w:tcW w:type="dxa" w:w="2900"/>
+            <w:tcMar>
+              <w:top w:type="dxa" w:w="60"/>
+              <w:left w:type="dxa" w:w="90"/>
+              <w:bottom w:type="dxa" w:w="60"/>
+              <w:right w:type="dxa" w:w="90"/>
+            </w:tcMar>
+          </w:tcPr>
+          <w:p>
+            <w:pPr>
+              <w:spacing w:after="40"/>
+              <w:jc w:val="left"/>
+            </w:pPr>
+            <w:r>
+              <w:rPr>
+                <w:rFonts w:ascii="Inter" w:cs="Inter" w:eastAsia="Inter" w:hAnsi="Inter"/>
+              </w:rPr>
+              <w:t xml:space="preserve">6, 13, 27 juillet</w:t>
+            </w:r>
+          </w:p>
+        </w:tc>
+        <w:tc>
+          <w:tcPr>
+            <w:tcW w:type="dxa" w:w="1600"/>
+            <w:tcMar>
+              <w:top w:type="dxa" w:w="60"/>
+              <w:left w:type="dxa" w:w="90"/>
+              <w:bottom w:type="dxa" w:w="60"/>
+              <w:right w:type="dxa" w:w="90"/>
+            </w:tcMar>
+          </w:tcPr>
+          <w:p>
+            <w:pPr>
+              <w:spacing w:after="40"/>
+              <w:jc w:val="left"/>
+            </w:pPr>
+            <w:r>
+              <w:rPr>
+                <w:rFonts w:ascii="Inter" w:cs="Inter" w:eastAsia="Inter" w:hAnsi="Inter"/>
+              </w:rPr>
+              <w:t xml:space="preserve">20 juillet</w:t>
+            </w:r>
+          </w:p>
+        </w:tc>
+        <w:tc>
+          <w:tcPr>
+            <w:tcW w:type="dxa" w:w="3638"/>
+            <w:tcMar>
+              <w:top w:type="dxa" w:w="60"/>
+              <w:left w:type="dxa" w:w="90"/>
+              <w:bottom w:type="dxa" w:w="60"/>
+              <w:right w:type="dxa" w:w="90"/>
+            </w:tcMar>
+          </w:tcPr>
+          <w:p>
+            <w:pPr>
+              <w:spacing w:after="40"/>
+              <w:jc w:val="left"/>
+            </w:pPr>
+            <w:r>
+              <w:rPr>
+                <w:rFonts w:ascii="Inter" w:cs="Inter" w:eastAsia="Inter" w:hAnsi="Inter"/>
+              </w:rPr>
+              <w:t xml:space="preserve">CCP 2</w:t>
+            </w:r>
+          </w:p>
+        </w:tc>
+      </w:tr>
+      <w:tr>
+        <w:trPr>
+          <w:cantSplit/>
+        </w:trPr>
+        <w:tc>
+          <w:tcPr>
+            <w:tcW w:type="dxa" w:w="1500"/>
+            <w:shd w:fill="EEF1F6" w:color="auto" w:val="clear"/>
+            <w:tcMar>
+              <w:top w:type="dxa" w:w="60"/>
+              <w:left w:type="dxa" w:w="90"/>
+              <w:bottom w:type="dxa" w:w="60"/>
+              <w:right w:type="dxa" w:w="90"/>
+            </w:tcMar>
+          </w:tcPr>
+          <w:p>
+            <w:pPr>
+              <w:spacing w:after="40"/>
+              <w:jc w:val="left"/>
+            </w:pPr>
+            <w:r>
+              <w:rPr>
+                <w:rFonts w:ascii="Inter" w:cs="Inter" w:eastAsia="Inter" w:hAnsi="Inter"/>
+              </w:rPr>
+              <w:t xml:space="preserve">Août 2027</w:t>
+            </w:r>
+          </w:p>
+        </w:tc>
+        <w:tc>
+          <w:tcPr>
+            <w:tcW w:type="dxa" w:w="2900"/>
+            <w:shd w:fill="EEF1F6" w:color="auto" w:val="clear"/>
+            <w:tcMar>
+              <w:top w:type="dxa" w:w="60"/>
+              <w:left w:type="dxa" w:w="90"/>
+              <w:bottom w:type="dxa" w:w="60"/>
+              <w:right w:type="dxa" w:w="90"/>
+            </w:tcMar>
+          </w:tcPr>
+          <w:p>
+            <w:pPr>
+              <w:spacing w:after="40"/>
+              <w:jc w:val="left"/>
+            </w:pPr>
+            <w:r>
+              <w:rPr>
+                <w:rFonts w:ascii="Inter" w:cs="Inter" w:eastAsia="Inter" w:hAnsi="Inter"/>
+              </w:rPr>
+              <w:t xml:space="preserve">3, 10, 17, 31 août</w:t>
+            </w:r>
+          </w:p>
+        </w:tc>
+        <w:tc>
+          <w:tcPr>
+            <w:tcW w:type="dxa" w:w="1600"/>
+            <w:shd w:fill="EEF1F6" w:color="auto" w:val="clear"/>
+            <w:tcMar>
+              <w:top w:type="dxa" w:w="60"/>
+              <w:left w:type="dxa" w:w="90"/>
+              <w:bottom w:type="dxa" w:w="60"/>
+              <w:right w:type="dxa" w:w="90"/>
+            </w:tcMar>
+          </w:tcPr>
+          <w:p>
+            <w:pPr>
+              <w:spacing w:after="40"/>
+              <w:jc w:val="left"/>
+            </w:pPr>
+            <w:r>
+              <w:rPr>
+                <w:rFonts w:ascii="Inter" w:cs="Inter" w:eastAsia="Inter" w:hAnsi="Inter"/>
+              </w:rPr>
+              <w:t xml:space="preserve">24 août</w:t>
+            </w:r>
+          </w:p>
+        </w:tc>
+        <w:tc>
+          <w:tcPr>
+            <w:tcW w:type="dxa" w:w="3638"/>
+            <w:shd w:fill="EEF1F6" w:color="auto" w:val="clear"/>
+            <w:tcMar>
+              <w:top w:type="dxa" w:w="60"/>
+              <w:left w:type="dxa" w:w="90"/>
+              <w:bottom w:type="dxa" w:w="60"/>
+              <w:right w:type="dxa" w:w="90"/>
+            </w:tcMar>
+          </w:tcPr>
+          <w:p>
+            <w:pPr>
+              <w:spacing w:after="40"/>
+              <w:jc w:val="left"/>
+            </w:pPr>
+            <w:r>
+              <w:rPr>
+                <w:rFonts w:ascii="Inter" w:cs="Inter" w:eastAsia="Inter" w:hAnsi="Inter"/>
+              </w:rPr>
+              <w:t xml:space="preserve">CCP 2 ; bilan collectif de mi-parcours (31 août)</w:t>
+            </w:r>
+          </w:p>
+        </w:tc>
+      </w:tr>
+      <w:tr>
+        <w:trPr>
+          <w:cantSplit/>
+        </w:trPr>
+        <w:tc>
+          <w:tcPr>
+            <w:tcW w:type="dxa" w:w="1500"/>
+            <w:tcMar>
+              <w:top w:type="dxa" w:w="60"/>
+              <w:left w:type="dxa" w:w="90"/>
+              <w:bottom w:type="dxa" w:w="60"/>
+              <w:right w:type="dxa" w:w="90"/>
+            </w:tcMar>
+          </w:tcPr>
+          <w:p>
+            <w:pPr>
+              <w:spacing w:after="40"/>
+              <w:jc w:val="left"/>
+            </w:pPr>
+            <w:r>
+              <w:rPr>
+                <w:rFonts w:ascii="Inter" w:cs="Inter" w:eastAsia="Inter" w:hAnsi="Inter"/>
+              </w:rPr>
+              <w:t xml:space="preserve">Septembre 2027</w:t>
+            </w:r>
+          </w:p>
+        </w:tc>
+        <w:tc>
+          <w:tcPr>
+            <w:tcW w:type="dxa" w:w="2900"/>
+            <w:tcMar>
+              <w:top w:type="dxa" w:w="60"/>
+              <w:left w:type="dxa" w:w="90"/>
+              <w:bottom w:type="dxa" w:w="60"/>
+              <w:right w:type="dxa" w:w="90"/>
+            </w:tcMar>
+          </w:tcPr>
+          <w:p>
+            <w:pPr>
+              <w:spacing w:after="40"/>
+              <w:jc w:val="left"/>
+            </w:pPr>
+            <w:r>
+              <w:rPr>
+                <w:rFonts w:ascii="Inter" w:cs="Inter" w:eastAsia="Inter" w:hAnsi="Inter"/>
+              </w:rPr>
+              <w:t xml:space="preserve">7, 14, 28 septembre</w:t>
+            </w:r>
+          </w:p>
+        </w:tc>
+        <w:tc>
+          <w:tcPr>
+            <w:tcW w:type="dxa" w:w="1600"/>
+            <w:tcMar>
+              <w:top w:type="dxa" w:w="60"/>
+              <w:left w:type="dxa" w:w="90"/>
+              <w:bottom w:type="dxa" w:w="60"/>
+              <w:right w:type="dxa" w:w="90"/>
+            </w:tcMar>
+          </w:tcPr>
+          <w:p>
+            <w:pPr>
+              <w:spacing w:after="40"/>
+              <w:jc w:val="left"/>
+            </w:pPr>
+            <w:r>
+              <w:rPr>
+                <w:rFonts w:ascii="Inter" w:cs="Inter" w:eastAsia="Inter" w:hAnsi="Inter"/>
+              </w:rPr>
+              <w:t xml:space="preserve">21 septembre</w:t>
+            </w:r>
+          </w:p>
+        </w:tc>
+        <w:tc>
+          <w:tcPr>
+            <w:tcW w:type="dxa" w:w="3638"/>
+            <w:tcMar>
+              <w:top w:type="dxa" w:w="60"/>
+              <w:left w:type="dxa" w:w="90"/>
+              <w:bottom w:type="dxa" w:w="60"/>
+              <w:right w:type="dxa" w:w="90"/>
+            </w:tcMar>
+          </w:tcPr>
+          <w:p>
+            <w:pPr>
+              <w:spacing w:after="40"/>
+              <w:jc w:val="left"/>
+            </w:pPr>
+            <w:r>
+              <w:rPr>
+                <w:rFonts w:ascii="Inter" w:cs="Inter" w:eastAsia="Inter" w:hAnsi="Inter"/>
+              </w:rPr>
+              <w:t xml:space="preserve">CCP 2</w:t>
+            </w:r>
+          </w:p>
+        </w:tc>
+      </w:tr>
+      <w:tr>
+        <w:trPr>
+          <w:cantSplit/>
+        </w:trPr>
+        <w:tc>
+          <w:tcPr>
+            <w:tcW w:type="dxa" w:w="1500"/>
+            <w:shd w:fill="EEF1F6" w:color="auto" w:val="clear"/>
+            <w:tcMar>
+              <w:top w:type="dxa" w:w="60"/>
+              <w:left w:type="dxa" w:w="90"/>
+              <w:bottom w:type="dxa" w:w="60"/>
+              <w:right w:type="dxa" w:w="90"/>
+            </w:tcMar>
+          </w:tcPr>
+          <w:p>
+            <w:pPr>
+              <w:spacing w:after="40"/>
+              <w:jc w:val="left"/>
+            </w:pPr>
+            <w:r>
+              <w:rPr>
+                <w:rFonts w:ascii="Inter" w:cs="Inter" w:eastAsia="Inter" w:hAnsi="Inter"/>
+              </w:rPr>
+              <w:t xml:space="preserve">Octobre 2027</w:t>
+            </w:r>
+          </w:p>
+        </w:tc>
+        <w:tc>
+          <w:tcPr>
+            <w:tcW w:type="dxa" w:w="2900"/>
+            <w:shd w:fill="EEF1F6" w:color="auto" w:val="clear"/>
+            <w:tcMar>
+              <w:top w:type="dxa" w:w="60"/>
+              <w:left w:type="dxa" w:w="90"/>
+              <w:bottom w:type="dxa" w:w="60"/>
+              <w:right w:type="dxa" w:w="90"/>
+            </w:tcMar>
+          </w:tcPr>
+          <w:p>
+            <w:pPr>
+              <w:spacing w:after="40"/>
+              <w:jc w:val="left"/>
+            </w:pPr>
+            <w:r>
+              <w:rPr>
+                <w:rFonts w:ascii="Inter" w:cs="Inter" w:eastAsia="Inter" w:hAnsi="Inter"/>
+              </w:rPr>
+              <w:t xml:space="preserve">5, 12, 26 octobre</w:t>
+            </w:r>
+          </w:p>
+        </w:tc>
+        <w:tc>
+          <w:tcPr>
+            <w:tcW w:type="dxa" w:w="1600"/>
+            <w:shd w:fill="EEF1F6" w:color="auto" w:val="clear"/>
+            <w:tcMar>
+              <w:top w:type="dxa" w:w="60"/>
+              <w:left w:type="dxa" w:w="90"/>
+              <w:bottom w:type="dxa" w:w="60"/>
+              <w:right w:type="dxa" w:w="90"/>
+            </w:tcMar>
+          </w:tcPr>
+          <w:p>
+            <w:pPr>
+              <w:spacing w:after="40"/>
+              <w:jc w:val="left"/>
+            </w:pPr>
+            <w:r>
+              <w:rPr>
+                <w:rFonts w:ascii="Inter" w:cs="Inter" w:eastAsia="Inter" w:hAnsi="Inter"/>
+              </w:rPr>
+              <w:t xml:space="preserve">19 octobre</w:t>
+            </w:r>
+          </w:p>
+        </w:tc>
+        <w:tc>
+          <w:tcPr>
+            <w:tcW w:type="dxa" w:w="3638"/>
+            <w:shd w:fill="EEF1F6" w:color="auto" w:val="clear"/>
+            <w:tcMar>
+              <w:top w:type="dxa" w:w="60"/>
+              <w:left w:type="dxa" w:w="90"/>
+              <w:bottom w:type="dxa" w:w="60"/>
+              <w:right w:type="dxa" w:w="90"/>
+            </w:tcMar>
+          </w:tcPr>
+          <w:p>
+            <w:pPr>
+              <w:spacing w:after="40"/>
+              <w:jc w:val="left"/>
+            </w:pPr>
+            <w:r>
+              <w:rPr>
+                <w:rFonts w:ascii="Inter" w:cs="Inter" w:eastAsia="Inter" w:hAnsi="Inter"/>
+              </w:rPr>
+              <w:t xml:space="preserve">CCP 2 ; </w:t>
+            </w:r>
+            <w:r>
+              <w:rPr>
+                <w:rFonts w:ascii="Inter" w:cs="Inter" w:eastAsia="Inter" w:hAnsi="Inter"/>
+                <w:b/>
+                <w:bCs/>
+              </w:rPr>
+              <w:t xml:space="preserve">ECF du CCP 2</w:t>
+            </w:r>
+            <w:r>
+              <w:rPr>
+                <w:rFonts w:ascii="Inter" w:cs="Inter" w:eastAsia="Inter" w:hAnsi="Inter"/>
+              </w:rPr>
+              <w:t xml:space="preserve"> (mardi 26 octobre)</w:t>
+            </w:r>
+          </w:p>
+        </w:tc>
+      </w:tr>
+      <w:tr>
+        <w:trPr>
+          <w:cantSplit/>
+        </w:trPr>
+        <w:tc>
+          <w:tcPr>
+            <w:tcW w:type="dxa" w:w="1500"/>
+            <w:tcMar>
+              <w:top w:type="dxa" w:w="60"/>
+              <w:left w:type="dxa" w:w="90"/>
+              <w:bottom w:type="dxa" w:w="60"/>
+              <w:right w:type="dxa" w:w="90"/>
+            </w:tcMar>
+          </w:tcPr>
+          <w:p>
+            <w:pPr>
+              <w:spacing w:after="40"/>
+              <w:jc w:val="left"/>
+            </w:pPr>
+            <w:r>
+              <w:rPr>
+                <w:rFonts w:ascii="Inter" w:cs="Inter" w:eastAsia="Inter" w:hAnsi="Inter"/>
+              </w:rPr>
+              <w:t xml:space="preserve">Novembre 2027</w:t>
+            </w:r>
+          </w:p>
+        </w:tc>
+        <w:tc>
+          <w:tcPr>
+            <w:tcW w:type="dxa" w:w="2900"/>
+            <w:tcMar>
+              <w:top w:type="dxa" w:w="60"/>
+              <w:left w:type="dxa" w:w="90"/>
+              <w:bottom w:type="dxa" w:w="60"/>
+              <w:right w:type="dxa" w:w="90"/>
+            </w:tcMar>
+          </w:tcPr>
+          <w:p>
+            <w:pPr>
+              <w:spacing w:after="40"/>
+              <w:jc w:val="left"/>
+            </w:pPr>
+            <w:r>
+              <w:rPr>
+                <w:rFonts w:ascii="Inter" w:cs="Inter" w:eastAsia="Inter" w:hAnsi="Inter"/>
+              </w:rPr>
+              <w:t xml:space="preserve">2, 9, 16, 30 novembre</w:t>
+            </w:r>
+          </w:p>
+        </w:tc>
+        <w:tc>
+          <w:tcPr>
+            <w:tcW w:type="dxa" w:w="1600"/>
+            <w:tcMar>
+              <w:top w:type="dxa" w:w="60"/>
+              <w:left w:type="dxa" w:w="90"/>
+              <w:bottom w:type="dxa" w:w="60"/>
+              <w:right w:type="dxa" w:w="90"/>
+            </w:tcMar>
+          </w:tcPr>
+          <w:p>
+            <w:pPr>
+              <w:spacing w:after="40"/>
+              <w:jc w:val="left"/>
+            </w:pPr>
+            <w:r>
+              <w:rPr>
+                <w:rFonts w:ascii="Inter" w:cs="Inter" w:eastAsia="Inter" w:hAnsi="Inter"/>
+              </w:rPr>
+              <w:t xml:space="preserve">23 novembre</w:t>
+            </w:r>
+          </w:p>
+        </w:tc>
+        <w:tc>
+          <w:tcPr>
+            <w:tcW w:type="dxa" w:w="3638"/>
+            <w:tcMar>
+              <w:top w:type="dxa" w:w="60"/>
+              <w:left w:type="dxa" w:w="90"/>
+              <w:bottom w:type="dxa" w:w="60"/>
+              <w:right w:type="dxa" w:w="90"/>
+            </w:tcMar>
+          </w:tcPr>
+          <w:p>
+            <w:pPr>
+              <w:spacing w:after="40"/>
+              <w:jc w:val="left"/>
+            </w:pPr>
+            <w:r>
+              <w:rPr>
+                <w:rFonts w:ascii="Inter" w:cs="Inter" w:eastAsia="Inter" w:hAnsi="Inter"/>
+              </w:rPr>
+              <w:t xml:space="preserve">CCP 3 ; module « Esprit d’entreprendre » (mardi 16 novembre)</w:t>
+            </w:r>
+          </w:p>
+        </w:tc>
+      </w:tr>
+      <w:tr>
+        <w:trPr>
+          <w:cantSplit/>
+        </w:trPr>
+        <w:tc>
+          <w:tcPr>
+            <w:tcW w:type="dxa" w:w="1500"/>
+            <w:shd w:fill="EEF1F6" w:color="auto" w:val="clear"/>
+            <w:tcMar>
+              <w:top w:type="dxa" w:w="60"/>
+              <w:left w:type="dxa" w:w="90"/>
+              <w:bottom w:type="dxa" w:w="60"/>
+              <w:right w:type="dxa" w:w="90"/>
+            </w:tcMar>
+          </w:tcPr>
+          <w:p>
+            <w:pPr>
+              <w:spacing w:after="40"/>
+              <w:jc w:val="left"/>
+            </w:pPr>
+            <w:r>
+              <w:rPr>
+                <w:rFonts w:ascii="Inter" w:cs="Inter" w:eastAsia="Inter" w:hAnsi="Inter"/>
+              </w:rPr>
+              <w:t xml:space="preserve">Décembre 2027</w:t>
+            </w:r>
+          </w:p>
+        </w:tc>
+        <w:tc>
+          <w:tcPr>
+            <w:tcW w:type="dxa" w:w="2900"/>
+            <w:shd w:fill="EEF1F6" w:color="auto" w:val="clear"/>
+            <w:tcMar>
+              <w:top w:type="dxa" w:w="60"/>
+              <w:left w:type="dxa" w:w="90"/>
+              <w:bottom w:type="dxa" w:w="60"/>
+              <w:right w:type="dxa" w:w="90"/>
+            </w:tcMar>
+          </w:tcPr>
+          <w:p>
+            <w:pPr>
+              <w:spacing w:after="40"/>
+              <w:jc w:val="left"/>
+            </w:pPr>
+            <w:r>
+              <w:rPr>
+                <w:rFonts w:ascii="Inter" w:cs="Inter" w:eastAsia="Inter" w:hAnsi="Inter"/>
+              </w:rPr>
+              <w:t xml:space="preserve">7, 21, 28 décembre</w:t>
+            </w:r>
+          </w:p>
+        </w:tc>
+        <w:tc>
+          <w:tcPr>
+            <w:tcW w:type="dxa" w:w="1600"/>
+            <w:shd w:fill="EEF1F6" w:color="auto" w:val="clear"/>
+            <w:tcMar>
+              <w:top w:type="dxa" w:w="60"/>
+              <w:left w:type="dxa" w:w="90"/>
+              <w:bottom w:type="dxa" w:w="60"/>
+              <w:right w:type="dxa" w:w="90"/>
+            </w:tcMar>
+          </w:tcPr>
+          <w:p>
+            <w:pPr>
+              <w:spacing w:after="40"/>
+              <w:jc w:val="left"/>
+            </w:pPr>
+            <w:r>
+              <w:rPr>
+                <w:rFonts w:ascii="Inter" w:cs="Inter" w:eastAsia="Inter" w:hAnsi="Inter"/>
+              </w:rPr>
+              <w:t xml:space="preserve">14 décembre</w:t>
+            </w:r>
+          </w:p>
+        </w:tc>
+        <w:tc>
+          <w:tcPr>
+            <w:tcW w:type="dxa" w:w="3638"/>
+            <w:shd w:fill="EEF1F6" w:color="auto" w:val="clear"/>
+            <w:tcMar>
+              <w:top w:type="dxa" w:w="60"/>
+              <w:left w:type="dxa" w:w="90"/>
+              <w:bottom w:type="dxa" w:w="60"/>
+              <w:right w:type="dxa" w:w="90"/>
+            </w:tcMar>
+          </w:tcPr>
+          <w:p>
+            <w:pPr>
+              <w:spacing w:after="40"/>
+              <w:jc w:val="left"/>
+            </w:pPr>
+            <w:r>
+              <w:rPr>
+                <w:rFonts w:ascii="Inter" w:cs="Inter" w:eastAsia="Inter" w:hAnsi="Inter"/>
+              </w:rPr>
+              <w:t xml:space="preserve">CCP 3</w:t>
+            </w:r>
+          </w:p>
+        </w:tc>
+      </w:tr>
+      <w:tr>
+        <w:trPr>
+          <w:cantSplit/>
+        </w:trPr>
+        <w:tc>
+          <w:tcPr>
+            <w:tcW w:type="dxa" w:w="1500"/>
+            <w:tcMar>
+              <w:top w:type="dxa" w:w="60"/>
+              <w:left w:type="dxa" w:w="90"/>
+              <w:bottom w:type="dxa" w:w="60"/>
+              <w:right w:type="dxa" w:w="90"/>
+            </w:tcMar>
+          </w:tcPr>
+          <w:p>
+            <w:pPr>
+              <w:spacing w:after="40"/>
+              <w:jc w:val="left"/>
+            </w:pPr>
+            <w:r>
+              <w:rPr>
+                <w:rFonts w:ascii="Inter" w:cs="Inter" w:eastAsia="Inter" w:hAnsi="Inter"/>
+              </w:rPr>
+              <w:t xml:space="preserve">Janvier 2028</w:t>
+            </w:r>
+          </w:p>
+        </w:tc>
+        <w:tc>
+          <w:tcPr>
+            <w:tcW w:type="dxa" w:w="2900"/>
+            <w:tcMar>
+              <w:top w:type="dxa" w:w="60"/>
+              <w:left w:type="dxa" w:w="90"/>
+              <w:bottom w:type="dxa" w:w="60"/>
+              <w:right w:type="dxa" w:w="90"/>
+            </w:tcMar>
+          </w:tcPr>
+          <w:p>
+            <w:pPr>
+              <w:spacing w:after="40"/>
+              <w:jc w:val="left"/>
+            </w:pPr>
+            <w:r>
+              <w:rPr>
+                <w:rFonts w:ascii="Inter" w:cs="Inter" w:eastAsia="Inter" w:hAnsi="Inter"/>
+              </w:rPr>
+              <w:t xml:space="preserve">4, 11 janvier ; du lundi 24 au vendredi 28 janvier (semaine intensive)</w:t>
+            </w:r>
+          </w:p>
+        </w:tc>
+        <w:tc>
+          <w:tcPr>
+            <w:tcW w:type="dxa" w:w="1600"/>
+            <w:tcMar>
+              <w:top w:type="dxa" w:w="60"/>
+              <w:left w:type="dxa" w:w="90"/>
+              <w:bottom w:type="dxa" w:w="60"/>
+              <w:right w:type="dxa" w:w="90"/>
+            </w:tcMar>
+          </w:tcPr>
+          <w:p>
+            <w:pPr>
+              <w:spacing w:after="40"/>
+              <w:jc w:val="left"/>
+            </w:pPr>
+            <w:r>
+              <w:rPr>
+                <w:rFonts w:ascii="Inter" w:cs="Inter" w:eastAsia="Inter" w:hAnsi="Inter"/>
+              </w:rPr>
+              <w:t xml:space="preserve">18 janvier</w:t>
+            </w:r>
+          </w:p>
+        </w:tc>
+        <w:tc>
+          <w:tcPr>
+            <w:tcW w:type="dxa" w:w="3638"/>
+            <w:tcMar>
+              <w:top w:type="dxa" w:w="60"/>
+              <w:left w:type="dxa" w:w="90"/>
+              <w:bottom w:type="dxa" w:w="60"/>
+              <w:right w:type="dxa" w:w="90"/>
+            </w:tcMar>
+          </w:tcPr>
+          <w:p>
+            <w:pPr>
+              <w:spacing w:after="40"/>
+              <w:jc w:val="left"/>
+            </w:pPr>
+            <w:r>
+              <w:rPr>
+                <w:rFonts w:ascii="Inter" w:cs="Inter" w:eastAsia="Inter" w:hAnsi="Inter"/>
+              </w:rPr>
+              <w:t xml:space="preserve">CCP 3 ; </w:t>
+            </w:r>
+            <w:r>
+              <w:rPr>
+                <w:rFonts w:ascii="Inter" w:cs="Inter" w:eastAsia="Inter" w:hAnsi="Inter"/>
+                <w:b/>
+                <w:bCs/>
+              </w:rPr>
+              <w:t xml:space="preserve">semaine intensive n° 1</w:t>
+            </w:r>
+            <w:r>
+              <w:rPr>
+                <w:rFonts w:ascii="Inter" w:cs="Inter" w:eastAsia="Inter" w:hAnsi="Inter"/>
+              </w:rPr>
+              <w:t xml:space="preserve"> : fin du CCP 3, </w:t>
+            </w:r>
+            <w:r>
+              <w:rPr>
+                <w:rFonts w:ascii="Inter" w:cs="Inter" w:eastAsia="Inter" w:hAnsi="Inter"/>
+                <w:b/>
+                <w:bCs/>
+              </w:rPr>
+              <w:t xml:space="preserve">ECF du CCP 3</w:t>
+            </w:r>
+            <w:r>
+              <w:rPr>
+                <w:rFonts w:ascii="Inter" w:cs="Inter" w:eastAsia="Inter" w:hAnsi="Inter"/>
+              </w:rPr>
+              <w:t xml:space="preserve"> (jeudi 27 janvier), </w:t>
+            </w:r>
+            <w:r>
+              <w:rPr>
+                <w:rFonts w:ascii="Inter" w:cs="Inter" w:eastAsia="Inter" w:hAnsi="Inter"/>
+                <w:b/>
+                <w:bCs/>
+              </w:rPr>
+              <w:t xml:space="preserve">examen blanc</w:t>
+            </w:r>
+            <w:r>
+              <w:rPr>
+                <w:rFonts w:ascii="Inter" w:cs="Inter" w:eastAsia="Inter" w:hAnsi="Inter"/>
+              </w:rPr>
+              <w:t xml:space="preserve"> (vendredi 28 janvier)</w:t>
+            </w:r>
+          </w:p>
+        </w:tc>
+      </w:tr>
+      <w:tr>
+        <w:trPr>
+          <w:cantSplit/>
+        </w:trPr>
+        <w:tc>
+          <w:tcPr>
+            <w:tcW w:type="dxa" w:w="1500"/>
+            <w:shd w:fill="EEF1F6" w:color="auto" w:val="clear"/>
+            <w:tcMar>
+              <w:top w:type="dxa" w:w="60"/>
+              <w:left w:type="dxa" w:w="90"/>
+              <w:bottom w:type="dxa" w:w="60"/>
+              <w:right w:type="dxa" w:w="90"/>
+            </w:tcMar>
+          </w:tcPr>
+          <w:p>
+            <w:pPr>
+              <w:spacing w:after="40"/>
+              <w:jc w:val="left"/>
+            </w:pPr>
+            <w:r>
+              <w:rPr>
+                <w:rFonts w:ascii="Inter" w:cs="Inter" w:eastAsia="Inter" w:hAnsi="Inter"/>
+              </w:rPr>
+              <w:t xml:space="preserve">Février 2028</w:t>
+            </w:r>
+          </w:p>
+        </w:tc>
+        <w:tc>
+          <w:tcPr>
+            <w:tcW w:type="dxa" w:w="2900"/>
+            <w:shd w:fill="EEF1F6" w:color="auto" w:val="clear"/>
+            <w:tcMar>
+              <w:top w:type="dxa" w:w="60"/>
+              <w:left w:type="dxa" w:w="90"/>
+              <w:bottom w:type="dxa" w:w="60"/>
+              <w:right w:type="dxa" w:w="90"/>
+            </w:tcMar>
+          </w:tcPr>
+          <w:p>
+            <w:pPr>
+              <w:spacing w:after="40"/>
+              <w:jc w:val="left"/>
+            </w:pPr>
+            <w:r>
+              <w:rPr>
+                <w:rFonts w:ascii="Inter" w:cs="Inter" w:eastAsia="Inter" w:hAnsi="Inter"/>
+              </w:rPr>
+              <w:t xml:space="preserve">1er, 15, 22 février ; du lundi 7 au vendredi 11 février (semaine intensive)</w:t>
+            </w:r>
+          </w:p>
+        </w:tc>
+        <w:tc>
+          <w:tcPr>
+            <w:tcW w:type="dxa" w:w="1600"/>
+            <w:shd w:fill="EEF1F6" w:color="auto" w:val="clear"/>
+            <w:tcMar>
+              <w:top w:type="dxa" w:w="60"/>
+              <w:left w:type="dxa" w:w="90"/>
+              <w:bottom w:type="dxa" w:w="60"/>
+              <w:right w:type="dxa" w:w="90"/>
+            </w:tcMar>
+          </w:tcPr>
+          <w:p>
+            <w:pPr>
+              <w:spacing w:after="40"/>
+              <w:jc w:val="left"/>
+            </w:pPr>
+            <w:r>
+              <w:rPr>
+                <w:rFonts w:ascii="Inter" w:cs="Inter" w:eastAsia="Inter" w:hAnsi="Inter"/>
+              </w:rPr>
+              <w:t xml:space="preserve">29 février</w:t>
+            </w:r>
+          </w:p>
+        </w:tc>
+        <w:tc>
+          <w:tcPr>
+            <w:tcW w:type="dxa" w:w="3638"/>
+            <w:shd w:fill="EEF1F6" w:color="auto" w:val="clear"/>
+            <w:tcMar>
+              <w:top w:type="dxa" w:w="60"/>
+              <w:left w:type="dxa" w:w="90"/>
+              <w:bottom w:type="dxa" w:w="60"/>
+              <w:right w:type="dxa" w:w="90"/>
+            </w:tcMar>
+          </w:tcPr>
+          <w:p>
+            <w:pPr>
+              <w:spacing w:after="40"/>
+              <w:jc w:val="both"/>
+            </w:pPr>
+            <w:r>
+              <w:rPr>
+                <w:rFonts w:ascii="Inter" w:cs="Inter" w:eastAsia="Inter" w:hAnsi="Inter"/>
+              </w:rPr>
+              <w:t xml:space="preserve">Révisions ; </w:t>
+            </w:r>
+            <w:r>
+              <w:rPr>
+                <w:rFonts w:ascii="Inter" w:cs="Inter" w:eastAsia="Inter" w:hAnsi="Inter"/>
+                <w:b/>
+                <w:bCs/>
+              </w:rPr>
+              <w:t xml:space="preserve">semaine intensive n° 2</w:t>
+            </w:r>
+            <w:r>
+              <w:rPr>
+                <w:rFonts w:ascii="Inter" w:cs="Inter" w:eastAsia="Inter" w:hAnsi="Inter"/>
+              </w:rPr>
+              <w:t xml:space="preserve"> : finalisation et remise du dossier professionnel (vendredi 11 février), oraux blancs, préparation à l’entretien avec le jury ; session de validation la semaine du 21 février</w:t>
+            </w:r>
+          </w:p>
+        </w:tc>
+      </w:tr>
+    </w:tbl>
+    <w:p>
+      <w:pPr>
+        <w:spacing w:after="80"/>
+      </w:pPr>
+    </w:p>
+    <w:p>
+      <w:pPr>
+        <w:spacing w:after="120" w:line="288"/>
+        <w:jc w:val="both"/>
+      </w:pPr>
+      <w:r>
+        <w:rPr>
+          <w:rFonts w:ascii="Inter" w:cs="Inter" w:eastAsia="Inter" w:hAnsi="Inter"/>
+        </w:rPr>
         <w:t xml:space="preserve">La </w:t>
       </w:r>
       <w:r>
@@ -2297,7 +3362,7 @@
         <w:rPr>
           <w:rFonts w:ascii="Inter" w:cs="Inter" w:eastAsia="Inter" w:hAnsi="Inter"/>
         </w:rPr>
-        <w:t xml:space="preserve">.</w:t>
+        <w:t xml:space="preserve">. Le mardi 29 février 2028, dernier jour des contrats, est consacré à la cérémonie de clôture.</w:t>
       </w:r>
     </w:p>
     <w:p>
@@ -2310,7 +3375,7 @@
         <w:rPr>
           <w:rFonts w:ascii="Montserrat" w:cs="Montserrat" w:eastAsia="Montserrat" w:hAnsi="Montserrat"/>
         </w:rPr>
-        <w:t xml:space="preserve">4. Calendrier des Rendez-vous du mois</w:t>
+        <w:t xml:space="preserve">6. Calendrier des Rendez-vous du mois</w:t>
       </w:r>
     </w:p>
     <w:tbl>
@@ -3339,7 +4404,7 @@
         <w:rPr>
           <w:rFonts w:ascii="Montserrat" w:cs="Montserrat" w:eastAsia="Montserrat" w:hAnsi="Montserrat"/>
         </w:rPr>
-        <w:t xml:space="preserve">5. Répartition des heures</w:t>
+        <w:t xml:space="preserve">7. Répartition des heures d’enseignement</w:t>
       </w:r>
     </w:p>
     <w:tbl>
@@ -3517,7 +4582,7 @@
               <w:rPr>
                 <w:rFonts w:ascii="Inter" w:cs="Inter" w:eastAsia="Inter" w:hAnsi="Inter"/>
               </w:rPr>
-              <w:t xml:space="preserve">126</w:t>
+              <w:t xml:space="preserve">91</w:t>
             </w:r>
           </w:p>
         </w:tc>
@@ -3568,7 +4633,7 @@
               <w:rPr>
                 <w:rFonts w:ascii="Inter" w:cs="Inter" w:eastAsia="Inter" w:hAnsi="Inter"/>
               </w:rPr>
-              <w:t xml:space="preserve">119</w:t>
+              <w:t xml:space="preserve">91</w:t>
             </w:r>
           </w:p>
         </w:tc>
@@ -3621,7 +4686,7 @@
               <w:rPr>
                 <w:rFonts w:ascii="Inter" w:cs="Inter" w:eastAsia="Inter" w:hAnsi="Inter"/>
               </w:rPr>
-              <w:t xml:space="preserve">98</w:t>
+              <w:t xml:space="preserve">70</w:t>
             </w:r>
           </w:p>
         </w:tc>
@@ -3776,7 +4841,7 @@
               <w:rPr>
                 <w:rFonts w:ascii="Inter" w:cs="Inter" w:eastAsia="Inter" w:hAnsi="Inter"/>
               </w:rPr>
-              <w:t xml:space="preserve">7</w:t>
+              <w:t xml:space="preserve">14</w:t>
             </w:r>
           </w:p>
         </w:tc>
@@ -3880,7 +4945,7 @@
               <w:rPr>
                 <w:rFonts w:ascii="Inter" w:cs="Inter" w:eastAsia="Inter" w:hAnsi="Inter"/>
               </w:rPr>
-              <w:t xml:space="preserve">7</w:t>
+              <w:t xml:space="preserve">14</w:t>
             </w:r>
           </w:p>
         </w:tc>
@@ -3911,7 +4976,7 @@
                 <w:b/>
                 <w:bCs/>
               </w:rPr>
-              <w:t xml:space="preserve">Sous-total : enseignement (12 semaines au CFA)</w:t>
+              <w:t xml:space="preserve">Sous-total : enseignements en face à face</w:t>
             </w:r>
           </w:p>
         </w:tc>
@@ -3937,7 +5002,7 @@
                 <w:b/>
                 <w:bCs/>
               </w:rPr>
-              <w:t xml:space="preserve">420</w:t>
+              <w:t xml:space="preserve">343</w:t>
             </w:r>
           </w:p>
         </w:tc>
@@ -3965,7 +5030,7 @@
               <w:rPr>
                 <w:rFonts w:ascii="Inter" w:cs="Inter" w:eastAsia="Inter" w:hAnsi="Inter"/>
               </w:rPr>
-              <w:t xml:space="preserve">Rendez-vous du mois (12 journées de 7 heures)</w:t>
+              <w:t xml:space="preserve">Rendez-vous du mois (12 journées pédagogiques hors les murs)</w:t>
             </w:r>
           </w:p>
         </w:tc>
@@ -4045,7 +5110,7 @@
                 <w:b/>
                 <w:bCs/>
               </w:rPr>
-              <w:t xml:space="preserve">504</w:t>
+              <w:t xml:space="preserve">427</w:t>
             </w:r>
           </w:p>
         </w:tc>
@@ -4066,7 +5131,7 @@
         <w:rPr>
           <w:rFonts w:ascii="Montserrat" w:cs="Montserrat" w:eastAsia="Montserrat" w:hAnsi="Montserrat"/>
         </w:rPr>
-        <w:t xml:space="preserve">6. Semaines types</w:t>
+        <w:t xml:space="preserve">8. Journées types</w:t>
       </w:r>
     </w:p>
     <w:p>
@@ -4079,7 +5144,7 @@
         <w:rPr>
           <w:rFonts w:ascii="Montserrat" w:cs="Montserrat" w:eastAsia="Montserrat" w:hAnsi="Montserrat"/>
         </w:rPr>
-        <w:t xml:space="preserve">Semaine n° 2 — 5 au 9 avril 2027 (CCP 1)</w:t>
+        <w:t xml:space="preserve">Mardi de cours — exemple du 6 avril 2027 (CCP 1)</w:t>
       </w:r>
     </w:p>
     <w:tbl>
@@ -4209,7 +5274,7 @@
               <w:rPr>
                 <w:rFonts w:ascii="Inter" w:cs="Inter" w:eastAsia="Inter" w:hAnsi="Inter"/>
               </w:rPr>
-              <w:t xml:space="preserve">Lundi</w:t>
+              <w:t xml:space="preserve">8 h – 10 h</w:t>
             </w:r>
           </w:p>
         </w:tc>
@@ -4232,7 +5297,7 @@
               <w:rPr>
                 <w:rFonts w:ascii="Inter" w:cs="Inter" w:eastAsia="Inter" w:hAnsi="Inter"/>
               </w:rPr>
-              <w:t xml:space="preserve">CCP 1 : le rôle du manager de proximité</w:t>
+              <w:t xml:space="preserve">Retour sur la semaine en magasin : situations vécues par chacun</w:t>
             </w:r>
           </w:p>
         </w:tc>
@@ -4251,6 +5316,53 @@
               <w:spacing w:after="40"/>
               <w:jc w:val="left"/>
             </w:pPr>
+          </w:p>
+        </w:tc>
+      </w:tr>
+      <w:tr>
+        <w:trPr>
+          <w:cantSplit/>
+        </w:trPr>
+        <w:tc>
+          <w:tcPr>
+            <w:tcW w:type="dxa" w:w="1600"/>
+            <w:shd w:fill="EEF1F6" w:color="auto" w:val="clear"/>
+            <w:tcMar>
+              <w:top w:type="dxa" w:w="60"/>
+              <w:left w:type="dxa" w:w="90"/>
+              <w:bottom w:type="dxa" w:w="60"/>
+              <w:right w:type="dxa" w:w="90"/>
+            </w:tcMar>
+          </w:tcPr>
+          <w:p>
+            <w:pPr>
+              <w:spacing w:after="40"/>
+              <w:jc w:val="left"/>
+            </w:pPr>
+            <w:r>
+              <w:rPr>
+                <w:rFonts w:ascii="Inter" w:cs="Inter" w:eastAsia="Inter" w:hAnsi="Inter"/>
+              </w:rPr>
+              <w:t xml:space="preserve">10 h 15 – 12 h</w:t>
+            </w:r>
+          </w:p>
+        </w:tc>
+        <w:tc>
+          <w:tcPr>
+            <w:tcW w:type="dxa" w:w="4000"/>
+            <w:shd w:fill="EEF1F6" w:color="auto" w:val="clear"/>
+            <w:tcMar>
+              <w:top w:type="dxa" w:w="60"/>
+              <w:left w:type="dxa" w:w="90"/>
+              <w:bottom w:type="dxa" w:w="60"/>
+              <w:right w:type="dxa" w:w="90"/>
+            </w:tcMar>
+          </w:tcPr>
+          <w:p>
+            <w:pPr>
+              <w:spacing w:after="40"/>
+              <w:jc w:val="left"/>
+            </w:pPr>
             <w:r>
               <w:rPr>
                 <w:rFonts w:ascii="Inter" w:cs="Inter" w:eastAsia="Inter" w:hAnsi="Inter"/>
@@ -4259,6 +5371,24 @@
             </w:r>
           </w:p>
         </w:tc>
+        <w:tc>
+          <w:tcPr>
+            <w:tcW w:type="dxa" w:w="4038"/>
+            <w:shd w:fill="EEF1F6" w:color="auto" w:val="clear"/>
+            <w:tcMar>
+              <w:top w:type="dxa" w:w="60"/>
+              <w:left w:type="dxa" w:w="90"/>
+              <w:bottom w:type="dxa" w:w="60"/>
+              <w:right w:type="dxa" w:w="90"/>
+            </w:tcMar>
+          </w:tcPr>
+          <w:p>
+            <w:pPr>
+              <w:spacing w:after="40"/>
+              <w:jc w:val="left"/>
+            </w:pPr>
+          </w:p>
+        </w:tc>
       </w:tr>
       <w:tr>
         <w:trPr>
@@ -4267,31 +5397,46 @@
         <w:tc>
           <w:tcPr>
             <w:tcW w:type="dxa" w:w="1600"/>
-            <w:shd w:fill="EEF1F6" w:color="auto" w:val="clear"/>
-            <w:tcMar>
-              <w:top w:type="dxa" w:w="60"/>
-              <w:left w:type="dxa" w:w="90"/>
-              <w:bottom w:type="dxa" w:w="60"/>
-              <w:right w:type="dxa" w:w="90"/>
-            </w:tcMar>
-          </w:tcPr>
-          <w:p>
-            <w:pPr>
-              <w:spacing w:after="40"/>
-              <w:jc w:val="left"/>
-            </w:pPr>
-            <w:r>
-              <w:rPr>
-                <w:rFonts w:ascii="Inter" w:cs="Inter" w:eastAsia="Inter" w:hAnsi="Inter"/>
-              </w:rPr>
-              <w:t xml:space="preserve">Mardi</w:t>
+            <w:tcMar>
+              <w:top w:type="dxa" w:w="60"/>
+              <w:left w:type="dxa" w:w="90"/>
+              <w:bottom w:type="dxa" w:w="60"/>
+              <w:right w:type="dxa" w:w="90"/>
+            </w:tcMar>
+          </w:tcPr>
+          <w:p>
+            <w:pPr>
+              <w:spacing w:after="40"/>
+              <w:jc w:val="left"/>
+            </w:pPr>
+            <w:r>
+              <w:rPr>
+                <w:rFonts w:ascii="Inter" w:cs="Inter" w:eastAsia="Inter" w:hAnsi="Inter"/>
+              </w:rPr>
+              <w:t xml:space="preserve">13 h – 15 h</w:t>
             </w:r>
           </w:p>
         </w:tc>
         <w:tc>
           <w:tcPr>
             <w:tcW w:type="dxa" w:w="4000"/>
-            <w:shd w:fill="EEF1F6" w:color="auto" w:val="clear"/>
+            <w:tcMar>
+              <w:top w:type="dxa" w:w="60"/>
+              <w:left w:type="dxa" w:w="90"/>
+              <w:bottom w:type="dxa" w:w="60"/>
+              <w:right w:type="dxa" w:w="90"/>
+            </w:tcMar>
+          </w:tcPr>
+          <w:p>
+            <w:pPr>
+              <w:spacing w:after="40"/>
+              <w:jc w:val="left"/>
+            </w:pPr>
+          </w:p>
+        </w:tc>
+        <w:tc>
+          <w:tcPr>
+            <w:tcW w:type="dxa" w:w="4038"/>
             <w:tcMar>
               <w:top w:type="dxa" w:w="60"/>
               <w:left w:type="dxa" w:w="90"/>
@@ -4312,6 +5457,53 @@
             </w:r>
           </w:p>
         </w:tc>
+      </w:tr>
+      <w:tr>
+        <w:trPr>
+          <w:cantSplit/>
+        </w:trPr>
+        <w:tc>
+          <w:tcPr>
+            <w:tcW w:type="dxa" w:w="1600"/>
+            <w:shd w:fill="EEF1F6" w:color="auto" w:val="clear"/>
+            <w:tcMar>
+              <w:top w:type="dxa" w:w="60"/>
+              <w:left w:type="dxa" w:w="90"/>
+              <w:bottom w:type="dxa" w:w="60"/>
+              <w:right w:type="dxa" w:w="90"/>
+            </w:tcMar>
+          </w:tcPr>
+          <w:p>
+            <w:pPr>
+              <w:spacing w:after="40"/>
+              <w:jc w:val="left"/>
+            </w:pPr>
+            <w:r>
+              <w:rPr>
+                <w:rFonts w:ascii="Inter" w:cs="Inter" w:eastAsia="Inter" w:hAnsi="Inter"/>
+              </w:rPr>
+              <w:t xml:space="preserve">15 h 15 – 16 h</w:t>
+            </w:r>
+          </w:p>
+        </w:tc>
+        <w:tc>
+          <w:tcPr>
+            <w:tcW w:type="dxa" w:w="4000"/>
+            <w:shd w:fill="EEF1F6" w:color="auto" w:val="clear"/>
+            <w:tcMar>
+              <w:top w:type="dxa" w:w="60"/>
+              <w:left w:type="dxa" w:w="90"/>
+              <w:bottom w:type="dxa" w:w="60"/>
+              <w:right w:type="dxa" w:w="90"/>
+            </w:tcMar>
+          </w:tcPr>
+          <w:p>
+            <w:pPr>
+              <w:spacing w:after="40"/>
+              <w:jc w:val="left"/>
+            </w:pPr>
+          </w:p>
+        </w:tc>
         <w:tc>
           <w:tcPr>
             <w:tcW w:type="dxa" w:w="4038"/>
@@ -4332,232 +5524,7 @@
               <w:rPr>
                 <w:rFonts w:ascii="Inter" w:cs="Inter" w:eastAsia="Inter" w:hAnsi="Inter"/>
               </w:rPr>
-              <w:t xml:space="preserve">CCP 1 : suivre la performance individuelle</w:t>
-            </w:r>
-          </w:p>
-        </w:tc>
-      </w:tr>
-      <w:tr>
-        <w:trPr>
-          <w:cantSplit/>
-        </w:trPr>
-        <w:tc>
-          <w:tcPr>
-            <w:tcW w:type="dxa" w:w="1600"/>
-            <w:tcMar>
-              <w:top w:type="dxa" w:w="60"/>
-              <w:left w:type="dxa" w:w="90"/>
-              <w:bottom w:type="dxa" w:w="60"/>
-              <w:right w:type="dxa" w:w="90"/>
-            </w:tcMar>
-          </w:tcPr>
-          <w:p>
-            <w:pPr>
-              <w:spacing w:after="40"/>
-              <w:jc w:val="left"/>
-            </w:pPr>
-            <w:r>
-              <w:rPr>
-                <w:rFonts w:ascii="Inter" w:cs="Inter" w:eastAsia="Inter" w:hAnsi="Inter"/>
-              </w:rPr>
-              <w:t xml:space="preserve">Mercredi</w:t>
-            </w:r>
-          </w:p>
-        </w:tc>
-        <w:tc>
-          <w:tcPr>
-            <w:tcW w:type="dxa" w:w="4000"/>
-            <w:tcMar>
-              <w:top w:type="dxa" w:w="60"/>
-              <w:left w:type="dxa" w:w="90"/>
-              <w:bottom w:type="dxa" w:w="60"/>
-              <w:right w:type="dxa" w:w="90"/>
-            </w:tcMar>
-          </w:tcPr>
-          <w:p>
-            <w:pPr>
-              <w:spacing w:after="40"/>
-              <w:jc w:val="left"/>
-            </w:pPr>
-            <w:r>
-              <w:rPr>
-                <w:rFonts w:ascii="Inter" w:cs="Inter" w:eastAsia="Inter" w:hAnsi="Inter"/>
-              </w:rPr>
-              <w:t xml:space="preserve">Numérique : outils de planning et données personnelles des salariés</w:t>
-            </w:r>
-          </w:p>
-        </w:tc>
-        <w:tc>
-          <w:tcPr>
-            <w:tcW w:type="dxa" w:w="4038"/>
-            <w:tcMar>
-              <w:top w:type="dxa" w:w="60"/>
-              <w:left w:type="dxa" w:w="90"/>
-              <w:bottom w:type="dxa" w:w="60"/>
-              <w:right w:type="dxa" w:w="90"/>
-            </w:tcMar>
-          </w:tcPr>
-          <w:p>
-            <w:pPr>
-              <w:spacing w:after="40"/>
-              <w:jc w:val="left"/>
-            </w:pPr>
-            <w:r>
-              <w:rPr>
-                <w:rFonts w:ascii="Inter" w:cs="Inter" w:eastAsia="Inter" w:hAnsi="Inter"/>
-              </w:rPr>
-              <w:t xml:space="preserve">CCP 1 : recruter et intégrer un collaborateur</w:t>
-            </w:r>
-          </w:p>
-        </w:tc>
-      </w:tr>
-      <w:tr>
-        <w:trPr>
-          <w:cantSplit/>
-        </w:trPr>
-        <w:tc>
-          <w:tcPr>
-            <w:tcW w:type="dxa" w:w="1600"/>
-            <w:shd w:fill="EEF1F6" w:color="auto" w:val="clear"/>
-            <w:tcMar>
-              <w:top w:type="dxa" w:w="60"/>
-              <w:left w:type="dxa" w:w="90"/>
-              <w:bottom w:type="dxa" w:w="60"/>
-              <w:right w:type="dxa" w:w="90"/>
-            </w:tcMar>
-          </w:tcPr>
-          <w:p>
-            <w:pPr>
-              <w:spacing w:after="40"/>
-              <w:jc w:val="left"/>
-            </w:pPr>
-            <w:r>
-              <w:rPr>
-                <w:rFonts w:ascii="Inter" w:cs="Inter" w:eastAsia="Inter" w:hAnsi="Inter"/>
-              </w:rPr>
-              <w:t xml:space="preserve">Jeudi</w:t>
-            </w:r>
-          </w:p>
-        </w:tc>
-        <w:tc>
-          <w:tcPr>
-            <w:tcW w:type="dxa" w:w="4000"/>
-            <w:shd w:fill="EEF1F6" w:color="auto" w:val="clear"/>
-            <w:tcMar>
-              <w:top w:type="dxa" w:w="60"/>
-              <w:left w:type="dxa" w:w="90"/>
-              <w:bottom w:type="dxa" w:w="60"/>
-              <w:right w:type="dxa" w:w="90"/>
-            </w:tcMar>
-          </w:tcPr>
-          <w:p>
-            <w:pPr>
-              <w:spacing w:after="40"/>
-              <w:jc w:val="left"/>
-            </w:pPr>
-            <w:r>
-              <w:rPr>
-                <w:rFonts w:ascii="Inter" w:cs="Inter" w:eastAsia="Inter" w:hAnsi="Inter"/>
-              </w:rPr>
-              <w:t xml:space="preserve">Dossier professionnel : attendus et choix des situations</w:t>
-            </w:r>
-          </w:p>
-        </w:tc>
-        <w:tc>
-          <w:tcPr>
-            <w:tcW w:type="dxa" w:w="4038"/>
-            <w:shd w:fill="EEF1F6" w:color="auto" w:val="clear"/>
-            <w:tcMar>
-              <w:top w:type="dxa" w:w="60"/>
-              <w:left w:type="dxa" w:w="90"/>
-              <w:bottom w:type="dxa" w:w="60"/>
-              <w:right w:type="dxa" w:w="90"/>
-            </w:tcMar>
-          </w:tcPr>
-          <w:p>
-            <w:pPr>
-              <w:spacing w:after="40"/>
-              <w:jc w:val="left"/>
-            </w:pPr>
-            <w:r>
-              <w:rPr>
-                <w:rFonts w:ascii="Inter" w:cs="Inter" w:eastAsia="Inter" w:hAnsi="Inter"/>
-              </w:rPr>
-              <w:t xml:space="preserve">CCP 1 : étude de cas d’un magasin réunionnais</w:t>
-            </w:r>
-          </w:p>
-        </w:tc>
-      </w:tr>
-      <w:tr>
-        <w:trPr>
-          <w:cantSplit/>
-        </w:trPr>
-        <w:tc>
-          <w:tcPr>
-            <w:tcW w:type="dxa" w:w="1600"/>
-            <w:tcMar>
-              <w:top w:type="dxa" w:w="60"/>
-              <w:left w:type="dxa" w:w="90"/>
-              <w:bottom w:type="dxa" w:w="60"/>
-              <w:right w:type="dxa" w:w="90"/>
-            </w:tcMar>
-          </w:tcPr>
-          <w:p>
-            <w:pPr>
-              <w:spacing w:after="40"/>
-              <w:jc w:val="left"/>
-            </w:pPr>
-            <w:r>
-              <w:rPr>
-                <w:rFonts w:ascii="Inter" w:cs="Inter" w:eastAsia="Inter" w:hAnsi="Inter"/>
-              </w:rPr>
-              <w:t xml:space="preserve">Vendredi</w:t>
-            </w:r>
-          </w:p>
-        </w:tc>
-        <w:tc>
-          <w:tcPr>
-            <w:tcW w:type="dxa" w:w="4000"/>
-            <w:tcMar>
-              <w:top w:type="dxa" w:w="60"/>
-              <w:left w:type="dxa" w:w="90"/>
-              <w:bottom w:type="dxa" w:w="60"/>
-              <w:right w:type="dxa" w:w="90"/>
-            </w:tcMar>
-          </w:tcPr>
-          <w:p>
-            <w:pPr>
-              <w:spacing w:after="40"/>
-              <w:jc w:val="left"/>
-            </w:pPr>
-            <w:r>
-              <w:rPr>
-                <w:rFonts w:ascii="Inter" w:cs="Inter" w:eastAsia="Inter" w:hAnsi="Inter"/>
-              </w:rPr>
-              <w:t xml:space="preserve">Évaluation formative ; élection des délégués</w:t>
-            </w:r>
-          </w:p>
-        </w:tc>
-        <w:tc>
-          <w:tcPr>
-            <w:tcW w:type="dxa" w:w="4038"/>
-            <w:tcMar>
-              <w:top w:type="dxa" w:w="60"/>
-              <w:left w:type="dxa" w:w="90"/>
-              <w:bottom w:type="dxa" w:w="60"/>
-              <w:right w:type="dxa" w:w="90"/>
-            </w:tcMar>
-          </w:tcPr>
-          <w:p>
-            <w:pPr>
-              <w:spacing w:after="40"/>
-              <w:jc w:val="left"/>
-            </w:pPr>
-            <w:r>
-              <w:rPr>
-                <w:rFonts w:ascii="Inter" w:cs="Inter" w:eastAsia="Inter" w:hAnsi="Inter"/>
-              </w:rPr>
-              <w:t xml:space="preserve">Débriefing individuel ; missions pour la période en entreprise</w:t>
+              <w:t xml:space="preserve">Dossier professionnel : attendus et choix des situations ; mission de la semaine pour l’entreprise</w:t>
             </w:r>
           </w:p>
         </w:tc>
@@ -4578,7 +5545,7 @@
         <w:rPr>
           <w:rFonts w:ascii="Montserrat" w:cs="Montserrat" w:eastAsia="Montserrat" w:hAnsi="Montserrat"/>
         </w:rPr>
-        <w:t xml:space="preserve">Semaine n° 6 — 2 au 6 août 2027 (CCP 2)</w:t>
+        <w:t xml:space="preserve">Semaine intensive n° 1 — du 24 au 28 janvier 2028 (CCP 3)</w:t>
       </w:r>
     </w:p>
     <w:tbl>
@@ -4708,7 +5675,7 @@
               <w:rPr>
                 <w:rFonts w:ascii="Inter" w:cs="Inter" w:eastAsia="Inter" w:hAnsi="Inter"/>
               </w:rPr>
-              <w:t xml:space="preserve">Lundi</w:t>
+              <w:t xml:space="preserve">Lundi 24</w:t>
             </w:r>
           </w:p>
         </w:tc>
@@ -4731,7 +5698,7 @@
               <w:rPr>
                 <w:rFonts w:ascii="Inter" w:cs="Inter" w:eastAsia="Inter" w:hAnsi="Inter"/>
               </w:rPr>
-              <w:t xml:space="preserve">CCP 2 : analyser l’offre et la concurrence locale</w:t>
+              <w:t xml:space="preserve">CCP 3 : lire un compte d’exploitation</w:t>
             </w:r>
           </w:p>
         </w:tc>
@@ -4754,7 +5721,7 @@
               <w:rPr>
                 <w:rFonts w:ascii="Inter" w:cs="Inter" w:eastAsia="Inter" w:hAnsi="Inter"/>
               </w:rPr>
-              <w:t xml:space="preserve">CCP 2 : approvisionner un rayon dans un contexte insulaire</w:t>
+              <w:t xml:space="preserve">CCP 3 : tableau de bord et indicateurs</w:t>
             </w:r>
           </w:p>
         </w:tc>
@@ -4783,7 +5750,7 @@
               <w:rPr>
                 <w:rFonts w:ascii="Inter" w:cs="Inter" w:eastAsia="Inter" w:hAnsi="Inter"/>
               </w:rPr>
-              <w:t xml:space="preserve">Mardi</w:t>
+              <w:t xml:space="preserve">Mardi 25</w:t>
             </w:r>
           </w:p>
         </w:tc>
@@ -4807,7 +5774,7 @@
               <w:rPr>
                 <w:rFonts w:ascii="Inter" w:cs="Inter" w:eastAsia="Inter" w:hAnsi="Inter"/>
               </w:rPr>
-              <w:t xml:space="preserve">CCP 2 : merchandising et implantation</w:t>
+              <w:t xml:space="preserve">CCP 3 : gérer les stocks et la démarque</w:t>
             </w:r>
           </w:p>
         </w:tc>
@@ -4831,7 +5798,7 @@
               <w:rPr>
                 <w:rFonts w:ascii="Inter" w:cs="Inter" w:eastAsia="Inter" w:hAnsi="Inter"/>
               </w:rPr>
-              <w:t xml:space="preserve">Atelier pratique : implanter un rayon</w:t>
+              <w:t xml:space="preserve">CCP 3 : proposer des actions d’amélioration</w:t>
             </w:r>
           </w:p>
         </w:tc>
@@ -4859,7 +5826,7 @@
               <w:rPr>
                 <w:rFonts w:ascii="Inter" w:cs="Inter" w:eastAsia="Inter" w:hAnsi="Inter"/>
               </w:rPr>
-              <w:t xml:space="preserve">Mercredi</w:t>
+              <w:t xml:space="preserve">Mercredi 26</w:t>
             </w:r>
           </w:p>
         </w:tc>
@@ -4882,7 +5849,7 @@
               <w:rPr>
                 <w:rFonts w:ascii="Inter" w:cs="Inter" w:eastAsia="Inter" w:hAnsi="Inter"/>
               </w:rPr>
-              <w:t xml:space="preserve">CCP 2 : expérience client et omnicanal</w:t>
+              <w:t xml:space="preserve">Révision des trois CCP</w:t>
             </w:r>
           </w:p>
         </w:tc>
@@ -4905,7 +5872,7 @@
               <w:rPr>
                 <w:rFonts w:ascii="Inter" w:cs="Inter" w:eastAsia="Inter" w:hAnsi="Inter"/>
               </w:rPr>
-              <w:t xml:space="preserve">CCP 2 : préparer une opération commerciale (le tournoi solidaire du 24 août)</w:t>
+              <w:t xml:space="preserve">Accompagnement individualisé : dossier professionnel</w:t>
             </w:r>
           </w:p>
         </w:tc>
@@ -4934,7 +5901,7 @@
               <w:rPr>
                 <w:rFonts w:ascii="Inter" w:cs="Inter" w:eastAsia="Inter" w:hAnsi="Inter"/>
               </w:rPr>
-              <w:t xml:space="preserve">Jeudi</w:t>
+              <w:t xml:space="preserve">Jeudi 27</w:t>
             </w:r>
           </w:p>
         </w:tc>
@@ -4957,8 +5924,10 @@
             <w:r>
               <w:rPr>
                 <w:rFonts w:ascii="Inter" w:cs="Inter" w:eastAsia="Inter" w:hAnsi="Inter"/>
-              </w:rPr>
-              <w:t xml:space="preserve">CCP 2 : animer l’équipe autour d’un objectif commercial</w:t>
+                <w:b/>
+                <w:bCs/>
+              </w:rPr>
+              <w:t xml:space="preserve">ECF du CCP 3</w:t>
             </w:r>
           </w:p>
         </w:tc>
@@ -4982,7 +5951,7 @@
               <w:rPr>
                 <w:rFonts w:ascii="Inter" w:cs="Inter" w:eastAsia="Inter" w:hAnsi="Inter"/>
               </w:rPr>
-              <w:t xml:space="preserve">Bilan collectif de mi-parcours</w:t>
+              <w:t xml:space="preserve">Correction et retours individuels</w:t>
             </w:r>
           </w:p>
         </w:tc>
@@ -5010,7 +5979,7 @@
               <w:rPr>
                 <w:rFonts w:ascii="Inter" w:cs="Inter" w:eastAsia="Inter" w:hAnsi="Inter"/>
               </w:rPr>
-              <w:t xml:space="preserve">Vendredi</w:t>
+              <w:t xml:space="preserve">Vendredi 28</w:t>
             </w:r>
           </w:p>
         </w:tc>
@@ -5032,8 +6001,16 @@
             <w:r>
               <w:rPr>
                 <w:rFonts w:ascii="Inter" w:cs="Inter" w:eastAsia="Inter" w:hAnsi="Inter"/>
-              </w:rPr>
-              <w:t xml:space="preserve">Évaluation formative</w:t>
+                <w:b/>
+                <w:bCs/>
+              </w:rPr>
+              <w:t xml:space="preserve">Examen blanc</w:t>
+            </w:r>
+            <w:r>
+              <w:rPr>
+                <w:rFonts w:ascii="Inter" w:cs="Inter" w:eastAsia="Inter" w:hAnsi="Inter"/>
+              </w:rPr>
+              <w:t xml:space="preserve"> dans les conditions de la session</w:t>
             </w:r>
           </w:p>
         </w:tc>
@@ -5056,7 +6033,7 @@
               <w:rPr>
                 <w:rFonts w:ascii="Inter" w:cs="Inter" w:eastAsia="Inter" w:hAnsi="Inter"/>
               </w:rPr>
-              <w:t xml:space="preserve">Débriefing individuel ; missions pour la période en entreprise</w:t>
+              <w:t xml:space="preserve">Retours individuels et plan de révision</w:t>
             </w:r>
           </w:p>
         </w:tc>
@@ -5077,7 +6054,7 @@
         <w:rPr>
           <w:rFonts w:ascii="Montserrat" w:cs="Montserrat" w:eastAsia="Montserrat" w:hAnsi="Montserrat"/>
         </w:rPr>
-        <w:t xml:space="preserve">Semaine n° 11 — 10 au 14 janvier 2028 (CCP 3)</w:t>
+        <w:t xml:space="preserve">Semaine intensive n° 2 — du 7 au 11 février 2028</w:t>
       </w:r>
     </w:p>
     <w:tbl>
@@ -5207,7 +6184,7 @@
               <w:rPr>
                 <w:rFonts w:ascii="Inter" w:cs="Inter" w:eastAsia="Inter" w:hAnsi="Inter"/>
               </w:rPr>
-              <w:t xml:space="preserve">Lundi</w:t>
+              <w:t xml:space="preserve">Lundi 7</w:t>
             </w:r>
           </w:p>
         </w:tc>
@@ -5230,7 +6207,7 @@
               <w:rPr>
                 <w:rFonts w:ascii="Inter" w:cs="Inter" w:eastAsia="Inter" w:hAnsi="Inter"/>
               </w:rPr>
-              <w:t xml:space="preserve">CCP 3 : lire un compte d’exploitation</w:t>
+              <w:t xml:space="preserve">Révisions ciblées selon l’examen blanc</w:t>
             </w:r>
           </w:p>
         </w:tc>
@@ -5253,7 +6230,7 @@
               <w:rPr>
                 <w:rFonts w:ascii="Inter" w:cs="Inter" w:eastAsia="Inter" w:hAnsi="Inter"/>
               </w:rPr>
-              <w:t xml:space="preserve">CCP 3 : tableau de bord et indicateurs</w:t>
+              <w:t xml:space="preserve">Révisions ciblées selon l’examen blanc</w:t>
             </w:r>
           </w:p>
         </w:tc>
@@ -5282,7 +6259,7 @@
               <w:rPr>
                 <w:rFonts w:ascii="Inter" w:cs="Inter" w:eastAsia="Inter" w:hAnsi="Inter"/>
               </w:rPr>
-              <w:t xml:space="preserve">Mardi</w:t>
+              <w:t xml:space="preserve">Mardi 8</w:t>
             </w:r>
           </w:p>
         </w:tc>
@@ -5306,7 +6283,7 @@
               <w:rPr>
                 <w:rFonts w:ascii="Inter" w:cs="Inter" w:eastAsia="Inter" w:hAnsi="Inter"/>
               </w:rPr>
-              <w:t xml:space="preserve">CCP 3 : gérer les stocks et la démarque</w:t>
+              <w:t xml:space="preserve">Dossier professionnel : relecture finale</w:t>
             </w:r>
           </w:p>
         </w:tc>
@@ -5330,7 +6307,7 @@
               <w:rPr>
                 <w:rFonts w:ascii="Inter" w:cs="Inter" w:eastAsia="Inter" w:hAnsi="Inter"/>
               </w:rPr>
-              <w:t xml:space="preserve">CCP 3 : proposer des actions d’amélioration</w:t>
+              <w:t xml:space="preserve">Oral blanc n° 1 : présentation du dossier professionnel</w:t>
             </w:r>
           </w:p>
         </w:tc>
@@ -5358,7 +6335,7 @@
               <w:rPr>
                 <w:rFonts w:ascii="Inter" w:cs="Inter" w:eastAsia="Inter" w:hAnsi="Inter"/>
               </w:rPr>
-              <w:t xml:space="preserve">Mercredi</w:t>
+              <w:t xml:space="preserve">Mercredi 9</w:t>
             </w:r>
           </w:p>
         </w:tc>
@@ -5381,7 +6358,7 @@
               <w:rPr>
                 <w:rFonts w:ascii="Inter" w:cs="Inter" w:eastAsia="Inter" w:hAnsi="Inter"/>
               </w:rPr>
-              <w:t xml:space="preserve">Révision des trois CCP</w:t>
+              <w:t xml:space="preserve">Mise en situation professionnelle d’entraînement</w:t>
             </w:r>
           </w:p>
         </w:tc>
@@ -5404,7 +6381,7 @@
               <w:rPr>
                 <w:rFonts w:ascii="Inter" w:cs="Inter" w:eastAsia="Inter" w:hAnsi="Inter"/>
               </w:rPr>
-              <w:t xml:space="preserve">Accompagnement individualisé : dossier professionnel</w:t>
+              <w:t xml:space="preserve">Retours individuels</w:t>
             </w:r>
           </w:p>
         </w:tc>
@@ -5433,7 +6410,7 @@
               <w:rPr>
                 <w:rFonts w:ascii="Inter" w:cs="Inter" w:eastAsia="Inter" w:hAnsi="Inter"/>
               </w:rPr>
-              <w:t xml:space="preserve">Jeudi</w:t>
+              <w:t xml:space="preserve">Jeudi 10</w:t>
             </w:r>
           </w:p>
         </w:tc>
@@ -5441,6 +6418,81 @@
           <w:tcPr>
             <w:tcW w:type="dxa" w:w="4000"/>
             <w:shd w:fill="EEF1F6" w:color="auto" w:val="clear"/>
+            <w:tcMar>
+              <w:top w:type="dxa" w:w="60"/>
+              <w:left w:type="dxa" w:w="90"/>
+              <w:bottom w:type="dxa" w:w="60"/>
+              <w:right w:type="dxa" w:w="90"/>
+            </w:tcMar>
+          </w:tcPr>
+          <w:p>
+            <w:pPr>
+              <w:spacing w:after="40"/>
+              <w:jc w:val="left"/>
+            </w:pPr>
+            <w:r>
+              <w:rPr>
+                <w:rFonts w:ascii="Inter" w:cs="Inter" w:eastAsia="Inter" w:hAnsi="Inter"/>
+              </w:rPr>
+              <w:t xml:space="preserve">Insertion : CV de manager, entretien d’embauche</w:t>
+            </w:r>
+          </w:p>
+        </w:tc>
+        <w:tc>
+          <w:tcPr>
+            <w:tcW w:type="dxa" w:w="4038"/>
+            <w:shd w:fill="EEF1F6" w:color="auto" w:val="clear"/>
+            <w:tcMar>
+              <w:top w:type="dxa" w:w="60"/>
+              <w:left w:type="dxa" w:w="90"/>
+              <w:bottom w:type="dxa" w:w="60"/>
+              <w:right w:type="dxa" w:w="90"/>
+            </w:tcMar>
+          </w:tcPr>
+          <w:p>
+            <w:pPr>
+              <w:spacing w:after="40"/>
+              <w:jc w:val="left"/>
+            </w:pPr>
+            <w:r>
+              <w:rPr>
+                <w:rFonts w:ascii="Inter" w:cs="Inter" w:eastAsia="Inter" w:hAnsi="Inter"/>
+              </w:rPr>
+              <w:t xml:space="preserve">Oral blanc n° 2 : entretien avec le jury</w:t>
+            </w:r>
+          </w:p>
+        </w:tc>
+      </w:tr>
+      <w:tr>
+        <w:trPr>
+          <w:cantSplit/>
+        </w:trPr>
+        <w:tc>
+          <w:tcPr>
+            <w:tcW w:type="dxa" w:w="1600"/>
+            <w:tcMar>
+              <w:top w:type="dxa" w:w="60"/>
+              <w:left w:type="dxa" w:w="90"/>
+              <w:bottom w:type="dxa" w:w="60"/>
+              <w:right w:type="dxa" w:w="90"/>
+            </w:tcMar>
+          </w:tcPr>
+          <w:p>
+            <w:pPr>
+              <w:spacing w:after="40"/>
+              <w:jc w:val="left"/>
+            </w:pPr>
+            <w:r>
+              <w:rPr>
+                <w:rFonts w:ascii="Inter" w:cs="Inter" w:eastAsia="Inter" w:hAnsi="Inter"/>
+              </w:rPr>
+              <w:t xml:space="preserve">Vendredi 11</w:t>
+            </w:r>
+          </w:p>
+        </w:tc>
+        <w:tc>
+          <w:tcPr>
+            <w:tcW w:type="dxa" w:w="4000"/>
             <w:tcMar>
               <w:top w:type="dxa" w:w="60"/>
               <w:left w:type="dxa" w:w="90"/>
@@ -5459,113 +6511,30 @@
                 <w:b/>
                 <w:bCs/>
               </w:rPr>
-              <w:t xml:space="preserve">ECF du CCP 3</w:t>
+              <w:t xml:space="preserve">Remise des dossiers professionnels</w:t>
             </w:r>
           </w:p>
         </w:tc>
         <w:tc>
           <w:tcPr>
             <w:tcW w:type="dxa" w:w="4038"/>
-            <w:shd w:fill="EEF1F6" w:color="auto" w:val="clear"/>
-            <w:tcMar>
-              <w:top w:type="dxa" w:w="60"/>
-              <w:left w:type="dxa" w:w="90"/>
-              <w:bottom w:type="dxa" w:w="60"/>
-              <w:right w:type="dxa" w:w="90"/>
-            </w:tcMar>
-          </w:tcPr>
-          <w:p>
-            <w:pPr>
-              <w:spacing w:after="40"/>
-              <w:jc w:val="left"/>
-            </w:pPr>
-            <w:r>
-              <w:rPr>
-                <w:rFonts w:ascii="Inter" w:cs="Inter" w:eastAsia="Inter" w:hAnsi="Inter"/>
-              </w:rPr>
-              <w:t xml:space="preserve">Correction et retours individuels</w:t>
-            </w:r>
-          </w:p>
-        </w:tc>
-      </w:tr>
-      <w:tr>
-        <w:trPr>
-          <w:cantSplit/>
-        </w:trPr>
-        <w:tc>
-          <w:tcPr>
-            <w:tcW w:type="dxa" w:w="1600"/>
-            <w:tcMar>
-              <w:top w:type="dxa" w:w="60"/>
-              <w:left w:type="dxa" w:w="90"/>
-              <w:bottom w:type="dxa" w:w="60"/>
-              <w:right w:type="dxa" w:w="90"/>
-            </w:tcMar>
-          </w:tcPr>
-          <w:p>
-            <w:pPr>
-              <w:spacing w:after="40"/>
-              <w:jc w:val="left"/>
-            </w:pPr>
-            <w:r>
-              <w:rPr>
-                <w:rFonts w:ascii="Inter" w:cs="Inter" w:eastAsia="Inter" w:hAnsi="Inter"/>
-              </w:rPr>
-              <w:t xml:space="preserve">Vendredi</w:t>
-            </w:r>
-          </w:p>
-        </w:tc>
-        <w:tc>
-          <w:tcPr>
-            <w:tcW w:type="dxa" w:w="4000"/>
-            <w:tcMar>
-              <w:top w:type="dxa" w:w="60"/>
-              <w:left w:type="dxa" w:w="90"/>
-              <w:bottom w:type="dxa" w:w="60"/>
-              <w:right w:type="dxa" w:w="90"/>
-            </w:tcMar>
-          </w:tcPr>
-          <w:p>
-            <w:pPr>
-              <w:spacing w:after="40"/>
-              <w:jc w:val="left"/>
-            </w:pPr>
-            <w:r>
-              <w:rPr>
-                <w:rFonts w:ascii="Inter" w:cs="Inter" w:eastAsia="Inter" w:hAnsi="Inter"/>
-                <w:b/>
-                <w:bCs/>
-              </w:rPr>
-              <w:t xml:space="preserve">Examen blanc</w:t>
-            </w:r>
-            <w:r>
-              <w:rPr>
-                <w:rFonts w:ascii="Inter" w:cs="Inter" w:eastAsia="Inter" w:hAnsi="Inter"/>
-              </w:rPr>
-              <w:t xml:space="preserve"> dans les conditions de la session</w:t>
-            </w:r>
-          </w:p>
-        </w:tc>
-        <w:tc>
-          <w:tcPr>
-            <w:tcW w:type="dxa" w:w="4038"/>
-            <w:tcMar>
-              <w:top w:type="dxa" w:w="60"/>
-              <w:left w:type="dxa" w:w="90"/>
-              <w:bottom w:type="dxa" w:w="60"/>
-              <w:right w:type="dxa" w:w="90"/>
-            </w:tcMar>
-          </w:tcPr>
-          <w:p>
-            <w:pPr>
-              <w:spacing w:after="40"/>
-              <w:jc w:val="left"/>
-            </w:pPr>
-            <w:r>
-              <w:rPr>
-                <w:rFonts w:ascii="Inter" w:cs="Inter" w:eastAsia="Inter" w:hAnsi="Inter"/>
-              </w:rPr>
-              <w:t xml:space="preserve">Retours individuels et plan de révision</w:t>
+            <w:tcMar>
+              <w:top w:type="dxa" w:w="60"/>
+              <w:left w:type="dxa" w:w="90"/>
+              <w:bottom w:type="dxa" w:w="60"/>
+              <w:right w:type="dxa" w:w="90"/>
+            </w:tcMar>
+          </w:tcPr>
+          <w:p>
+            <w:pPr>
+              <w:spacing w:after="40"/>
+              <w:jc w:val="left"/>
+            </w:pPr>
+            <w:r>
+              <w:rPr>
+                <w:rFonts w:ascii="Inter" w:cs="Inter" w:eastAsia="Inter" w:hAnsi="Inter"/>
+              </w:rPr>
+              <w:t xml:space="preserve">Bilan et organisation de la session</w:t>
             </w:r>
           </w:p>
         </w:tc>
@@ -5634,7 +6603,7 @@
               <w:rPr>
                 <w:rFonts w:ascii="Inter" w:cs="Inter" w:eastAsia="Inter" w:hAnsi="Inter"/>
               </w:rPr>
-              <w:t xml:space="preserve"> — Le module « Numérique, outils d’IA et protection des données » et le Rendez-vous du 22 avril 2027 contribuent à l’obligation de </w:t>
+              <w:t xml:space="preserve"> — Le module « Numérique, outils d’IA et protection des données » et le Rendez-vous du 20 avril 2027 contribuent à l’obligation de </w:t>
             </w:r>
             <w:r>
               <w:rPr>
